--- a/experiment 5 - Heat Engine/fundamental physics experiment 5.docx
+++ b/experiment 5 - Heat Engine/fundamental physics experiment 5.docx
@@ -1124,6 +1124,14 @@
         </w:rPr>
         <w:t>)</w:t>
       </w:r>
+      <w:r>
+        <w:rPr>
+          <w:rFonts w:hint="eastAsia"/>
+          <w:sz w:val="20"/>
+          <w:szCs w:val="20"/>
+        </w:rPr>
+        <w:t>&gt;</w:t>
+      </w:r>
     </w:p>
     <w:p>
       <w:pPr>
@@ -1141,6 +1149,47 @@
         </w:rPr>
         <w:t xml:space="preserve">위의 두 그림은 &lt;table 1.1&gt;의 데이터를 이용해 그린 플롯이다. </w:t>
       </w:r>
+      <w:r>
+        <w:rPr>
+          <w:rFonts w:hint="eastAsia"/>
+          <w:sz w:val="20"/>
+          <w:szCs w:val="20"/>
+        </w:rPr>
+        <w:t xml:space="preserve">&lt;figure 1.3&gt;은 </w:t>
+      </w:r>
+      <w:proofErr w:type="spellStart"/>
+      <w:r>
+        <w:rPr>
+          <w:rFonts w:hint="eastAsia"/>
+          <w:sz w:val="20"/>
+          <w:szCs w:val="20"/>
+        </w:rPr>
+        <w:t>numpy</w:t>
+      </w:r>
+      <w:proofErr w:type="spellEnd"/>
+      <w:r>
+        <w:rPr>
+          <w:rFonts w:hint="eastAsia"/>
+          <w:sz w:val="20"/>
+          <w:szCs w:val="20"/>
+        </w:rPr>
+        <w:t xml:space="preserve">를 이용해 fitting 했으며, matplotlib을 이용해 표현하였다. </w:t>
+      </w:r>
+      <w:r>
+        <w:rPr>
+          <w:sz w:val="20"/>
+          <w:szCs w:val="20"/>
+        </w:rPr>
+        <w:t>F</w:t>
+      </w:r>
+      <w:r>
+        <w:rPr>
+          <w:rFonts w:hint="eastAsia"/>
+          <w:sz w:val="20"/>
+          <w:szCs w:val="20"/>
+        </w:rPr>
+        <w:t>itting한 결과는 다음과 같다:</w:t>
+      </w:r>
     </w:p>
     <w:p>
       <w:pPr>
@@ -1185,6 +1234,557 @@
           <w:szCs w:val="20"/>
         </w:rPr>
         <w:t>RMSE=1.168152093887329</w:t>
+      </w:r>
+    </w:p>
+    <w:p>
+      <w:pPr>
+        <w:rPr>
+          <w:sz w:val="20"/>
+          <w:szCs w:val="20"/>
+        </w:rPr>
+      </w:pPr>
+      <w:r>
+        <w:rPr>
+          <w:rFonts w:hint="eastAsia"/>
+          <w:sz w:val="20"/>
+          <w:szCs w:val="20"/>
+        </w:rPr>
+        <w:t xml:space="preserve">수식은 </w:t>
+      </w:r>
+      <m:oMath>
+        <m:r>
+          <w:rPr>
+            <w:rFonts w:ascii="Cambria Math" w:hAnsi="Cambria Math"/>
+            <w:sz w:val="20"/>
+            <w:szCs w:val="20"/>
+          </w:rPr>
+          <m:t>V=aT+b</m:t>
+        </m:r>
+      </m:oMath>
+      <w:r>
+        <w:rPr>
+          <w:rFonts w:hint="eastAsia"/>
+          <w:sz w:val="20"/>
+          <w:szCs w:val="20"/>
+        </w:rPr>
+        <w:t xml:space="preserve">이다. 이 때, b가 음수라는 사실을 실험 설계 과정에서 사용된 air chamber과 연관 지어 해석할 수 있다. 눈금이 달린 실린더 속 기체의 부피를 </w:t>
+      </w:r>
+      <w:proofErr w:type="spellStart"/>
+      <w:r>
+        <w:rPr>
+          <w:rFonts w:hint="eastAsia"/>
+          <w:sz w:val="20"/>
+          <w:szCs w:val="20"/>
+        </w:rPr>
+        <w:t>V</w:t>
+      </w:r>
+      <w:r>
+        <w:rPr>
+          <w:rFonts w:hint="eastAsia"/>
+          <w:sz w:val="20"/>
+          <w:szCs w:val="20"/>
+          <w:vertAlign w:val="subscript"/>
+        </w:rPr>
+        <w:t>cylinder</w:t>
+      </w:r>
+      <w:proofErr w:type="spellEnd"/>
+      <w:r>
+        <w:rPr>
+          <w:rFonts w:hint="eastAsia"/>
+          <w:sz w:val="20"/>
+          <w:szCs w:val="20"/>
+        </w:rPr>
+        <w:t xml:space="preserve">, air chamber 속 기체의 부피를 </w:t>
+      </w:r>
+      <w:proofErr w:type="spellStart"/>
+      <w:r>
+        <w:rPr>
+          <w:rFonts w:hint="eastAsia"/>
+          <w:sz w:val="20"/>
+          <w:szCs w:val="20"/>
+        </w:rPr>
+        <w:t>V</w:t>
+      </w:r>
+      <w:r>
+        <w:rPr>
+          <w:rFonts w:hint="eastAsia"/>
+          <w:sz w:val="20"/>
+          <w:szCs w:val="20"/>
+          <w:vertAlign w:val="subscript"/>
+        </w:rPr>
+        <w:t>chamber</w:t>
+      </w:r>
+      <w:proofErr w:type="spellEnd"/>
+      <w:r>
+        <w:rPr>
+          <w:rFonts w:hint="eastAsia"/>
+          <w:sz w:val="20"/>
+          <w:szCs w:val="20"/>
+        </w:rPr>
+        <w:t xml:space="preserve">이라 하자. 그렇다면, 이 실험에서 실제로 열역학적 과정을 겪는 기체의 부피는 </w:t>
+      </w:r>
+      <w:proofErr w:type="spellStart"/>
+      <w:r>
+        <w:rPr>
+          <w:rFonts w:hint="eastAsia"/>
+          <w:sz w:val="20"/>
+          <w:szCs w:val="20"/>
+        </w:rPr>
+        <w:t>V</w:t>
+      </w:r>
+      <w:r>
+        <w:rPr>
+          <w:rFonts w:hint="eastAsia"/>
+          <w:sz w:val="20"/>
+          <w:szCs w:val="20"/>
+          <w:vertAlign w:val="subscript"/>
+        </w:rPr>
+        <w:t>cylinder</w:t>
+      </w:r>
+      <w:r>
+        <w:rPr>
+          <w:rFonts w:hint="eastAsia"/>
+          <w:sz w:val="20"/>
+          <w:szCs w:val="20"/>
+        </w:rPr>
+        <w:t>+V</w:t>
+      </w:r>
+      <w:r>
+        <w:rPr>
+          <w:rFonts w:hint="eastAsia"/>
+          <w:sz w:val="20"/>
+          <w:szCs w:val="20"/>
+          <w:vertAlign w:val="subscript"/>
+        </w:rPr>
+        <w:t>chamber</w:t>
+      </w:r>
+      <w:proofErr w:type="spellEnd"/>
+      <w:r>
+        <w:rPr>
+          <w:rFonts w:hint="eastAsia"/>
+          <w:sz w:val="20"/>
+          <w:szCs w:val="20"/>
+        </w:rPr>
+        <w:t xml:space="preserve">이다. 즉, 이론적으로 예상되는 식의 형태를 다시 생각해보면, </w:t>
+      </w:r>
+    </w:p>
+    <w:p>
+      <w:pPr>
+        <w:rPr>
+          <w:rFonts w:hint="eastAsia"/>
+          <w:sz w:val="20"/>
+          <w:szCs w:val="20"/>
+        </w:rPr>
+      </w:pPr>
+      <m:oMathPara>
+        <m:oMath>
+          <m:sSub>
+            <m:sSubPr>
+              <m:ctrlPr>
+                <w:rPr>
+                  <w:rFonts w:ascii="Cambria Math" w:hAnsi="Cambria Math"/>
+                  <w:sz w:val="20"/>
+                  <w:szCs w:val="20"/>
+                </w:rPr>
+              </m:ctrlPr>
+            </m:sSubPr>
+            <m:e>
+              <m:r>
+                <w:rPr>
+                  <w:rFonts w:ascii="Cambria Math" w:hAnsi="Cambria Math"/>
+                  <w:sz w:val="20"/>
+                  <w:szCs w:val="20"/>
+                </w:rPr>
+                <m:t>V</m:t>
+              </m:r>
+            </m:e>
+            <m:sub>
+              <m:r>
+                <w:rPr>
+                  <w:rFonts w:ascii="Cambria Math" w:hAnsi="Cambria Math"/>
+                  <w:sz w:val="20"/>
+                  <w:szCs w:val="20"/>
+                </w:rPr>
+                <m:t>cylinder</m:t>
+              </m:r>
+            </m:sub>
+          </m:sSub>
+          <m:r>
+            <w:rPr>
+              <w:rFonts w:ascii="Cambria Math" w:hAnsi="Cambria Math"/>
+              <w:sz w:val="20"/>
+              <w:szCs w:val="20"/>
+            </w:rPr>
+            <m:t>+</m:t>
+          </m:r>
+          <m:sSub>
+            <m:sSubPr>
+              <m:ctrlPr>
+                <w:rPr>
+                  <w:rFonts w:ascii="Cambria Math" w:hAnsi="Cambria Math"/>
+                  <w:sz w:val="20"/>
+                  <w:szCs w:val="20"/>
+                </w:rPr>
+              </m:ctrlPr>
+            </m:sSubPr>
+            <m:e>
+              <m:r>
+                <w:rPr>
+                  <w:rFonts w:ascii="Cambria Math" w:hAnsi="Cambria Math"/>
+                  <w:sz w:val="20"/>
+                  <w:szCs w:val="20"/>
+                </w:rPr>
+                <m:t>V</m:t>
+              </m:r>
+            </m:e>
+            <m:sub>
+              <m:r>
+                <w:rPr>
+                  <w:rFonts w:ascii="Cambria Math" w:hAnsi="Cambria Math"/>
+                  <w:sz w:val="20"/>
+                  <w:szCs w:val="20"/>
+                </w:rPr>
+                <m:t>chamber</m:t>
+              </m:r>
+            </m:sub>
+          </m:sSub>
+          <m:r>
+            <w:rPr>
+              <w:rFonts w:ascii="Cambria Math" w:hAnsi="Cambria Math"/>
+              <w:sz w:val="20"/>
+              <w:szCs w:val="20"/>
+            </w:rPr>
+            <m:t>∝</m:t>
+          </m:r>
+          <m:r>
+            <w:rPr>
+              <w:rFonts w:ascii="Cambria Math" w:hAnsi="Cambria Math"/>
+              <w:sz w:val="20"/>
+              <w:szCs w:val="20"/>
+            </w:rPr>
+            <m:t>T</m:t>
+          </m:r>
+        </m:oMath>
+      </m:oMathPara>
+    </w:p>
+    <w:p>
+      <w:pPr>
+        <w:rPr>
+          <w:sz w:val="20"/>
+          <w:szCs w:val="20"/>
+        </w:rPr>
+      </w:pPr>
+      <w:r>
+        <w:rPr>
+          <w:rFonts w:hint="eastAsia"/>
+          <w:sz w:val="20"/>
+          <w:szCs w:val="20"/>
+        </w:rPr>
+        <w:t xml:space="preserve">이다. </w:t>
+      </w:r>
+      <w:proofErr w:type="spellStart"/>
+      <w:proofErr w:type="gramStart"/>
+      <w:r>
+        <w:rPr>
+          <w:rFonts w:hint="eastAsia"/>
+          <w:sz w:val="20"/>
+          <w:szCs w:val="20"/>
+        </w:rPr>
+        <w:t>V</w:t>
+      </w:r>
+      <w:r>
+        <w:rPr>
+          <w:rFonts w:hint="eastAsia"/>
+          <w:sz w:val="20"/>
+          <w:szCs w:val="20"/>
+          <w:vertAlign w:val="subscript"/>
+        </w:rPr>
+        <w:t>chamber</w:t>
+      </w:r>
+      <w:proofErr w:type="spellEnd"/>
+      <w:r>
+        <w:rPr>
+          <w:rFonts w:hint="eastAsia"/>
+          <w:sz w:val="20"/>
+          <w:szCs w:val="20"/>
+          <w:vertAlign w:val="subscript"/>
+        </w:rPr>
+        <w:t xml:space="preserve"> </w:t>
+      </w:r>
+      <w:r>
+        <w:rPr>
+          <w:rFonts w:hint="eastAsia"/>
+          <w:sz w:val="20"/>
+          <w:szCs w:val="20"/>
+        </w:rPr>
+        <w:t>&gt;</w:t>
+      </w:r>
+      <w:proofErr w:type="gramEnd"/>
+      <w:r>
+        <w:rPr>
+          <w:rFonts w:hint="eastAsia"/>
+          <w:sz w:val="20"/>
+          <w:szCs w:val="20"/>
+        </w:rPr>
+        <w:t xml:space="preserve"> 0 인 상수이므로, 이 식은 </w:t>
+      </w:r>
+      <m:oMath>
+        <m:sSub>
+          <m:sSubPr>
+            <m:ctrlPr>
+              <w:rPr>
+                <w:rFonts w:ascii="Cambria Math" w:hAnsi="Cambria Math"/>
+                <w:sz w:val="20"/>
+                <w:szCs w:val="20"/>
+              </w:rPr>
+            </m:ctrlPr>
+          </m:sSubPr>
+          <m:e>
+            <m:r>
+              <w:rPr>
+                <w:rFonts w:ascii="Cambria Math" w:hAnsi="Cambria Math"/>
+                <w:sz w:val="20"/>
+                <w:szCs w:val="20"/>
+              </w:rPr>
+              <m:t>V</m:t>
+            </m:r>
+          </m:e>
+          <m:sub>
+            <m:r>
+              <w:rPr>
+                <w:rFonts w:ascii="Cambria Math" w:hAnsi="Cambria Math"/>
+                <w:sz w:val="20"/>
+                <w:szCs w:val="20"/>
+              </w:rPr>
+              <m:t>cylinder</m:t>
+            </m:r>
+          </m:sub>
+        </m:sSub>
+        <m:r>
+          <w:rPr>
+            <w:rFonts w:ascii="Cambria Math" w:hAnsi="Cambria Math"/>
+            <w:sz w:val="20"/>
+            <w:szCs w:val="20"/>
+          </w:rPr>
+          <m:t>=aT-</m:t>
+        </m:r>
+        <m:sSub>
+          <m:sSubPr>
+            <m:ctrlPr>
+              <w:rPr>
+                <w:rFonts w:ascii="Cambria Math" w:hAnsi="Cambria Math"/>
+                <w:sz w:val="20"/>
+                <w:szCs w:val="20"/>
+              </w:rPr>
+            </m:ctrlPr>
+          </m:sSubPr>
+          <m:e>
+            <m:r>
+              <w:rPr>
+                <w:rFonts w:ascii="Cambria Math" w:hAnsi="Cambria Math"/>
+                <w:sz w:val="20"/>
+                <w:szCs w:val="20"/>
+              </w:rPr>
+              <m:t>V</m:t>
+            </m:r>
+          </m:e>
+          <m:sub>
+            <m:r>
+              <w:rPr>
+                <w:rFonts w:ascii="Cambria Math" w:hAnsi="Cambria Math"/>
+                <w:sz w:val="20"/>
+                <w:szCs w:val="20"/>
+              </w:rPr>
+              <m:t>chamber</m:t>
+            </m:r>
+          </m:sub>
+        </m:sSub>
+      </m:oMath>
+      <w:r>
+        <w:rPr>
+          <w:rFonts w:hint="eastAsia"/>
+          <w:sz w:val="20"/>
+          <w:szCs w:val="20"/>
+        </w:rPr>
+        <w:t xml:space="preserve">로 </w:t>
+      </w:r>
+      <w:proofErr w:type="spellStart"/>
+      <w:r>
+        <w:rPr>
+          <w:rFonts w:hint="eastAsia"/>
+          <w:sz w:val="20"/>
+          <w:szCs w:val="20"/>
+        </w:rPr>
+        <w:t>피팅할</w:t>
+      </w:r>
+      <w:proofErr w:type="spellEnd"/>
+      <w:r>
+        <w:rPr>
+          <w:rFonts w:hint="eastAsia"/>
+          <w:sz w:val="20"/>
+          <w:szCs w:val="20"/>
+        </w:rPr>
+        <w:t xml:space="preserve"> 수 있다. 피팅의 결과에서 b의 값은 유효숫자(2개)를 고려할 때 -71</w:t>
+      </w:r>
+      <w:r>
+        <w:rPr>
+          <w:rFonts w:hint="eastAsia"/>
+          <w:sz w:val="20"/>
+          <w:szCs w:val="20"/>
+        </w:rPr>
+        <w:t xml:space="preserve"> </w:t>
+      </w:r>
+      <w:r>
+        <w:rPr>
+          <w:rFonts w:hint="eastAsia"/>
+          <w:sz w:val="20"/>
+          <w:szCs w:val="20"/>
+        </w:rPr>
+        <w:t>cm</w:t>
+      </w:r>
+      <w:r>
+        <w:rPr>
+          <w:rFonts w:hint="eastAsia"/>
+          <w:sz w:val="20"/>
+          <w:szCs w:val="20"/>
+          <w:vertAlign w:val="superscript"/>
+        </w:rPr>
+        <w:t>3</w:t>
+      </w:r>
+      <w:r>
+        <w:rPr>
+          <w:rFonts w:hint="eastAsia"/>
+          <w:sz w:val="20"/>
+          <w:szCs w:val="20"/>
+        </w:rPr>
+        <w:t xml:space="preserve">이다. 즉, </w:t>
+      </w:r>
+      <w:proofErr w:type="spellStart"/>
+      <w:r>
+        <w:rPr>
+          <w:rFonts w:hint="eastAsia"/>
+          <w:sz w:val="20"/>
+          <w:szCs w:val="20"/>
+        </w:rPr>
+        <w:t>V</w:t>
+      </w:r>
+      <w:r>
+        <w:rPr>
+          <w:rFonts w:hint="eastAsia"/>
+          <w:sz w:val="20"/>
+          <w:szCs w:val="20"/>
+          <w:vertAlign w:val="subscript"/>
+        </w:rPr>
+        <w:t>chamber</w:t>
+      </w:r>
+      <w:proofErr w:type="spellEnd"/>
+      <w:r>
+        <w:rPr>
+          <w:rFonts w:hint="eastAsia"/>
+          <w:sz w:val="20"/>
+          <w:szCs w:val="20"/>
+        </w:rPr>
+        <w:t>=</w:t>
+      </w:r>
+      <w:r>
+        <w:rPr>
+          <w:rFonts w:hint="eastAsia"/>
+          <w:sz w:val="20"/>
+          <w:szCs w:val="20"/>
+        </w:rPr>
+        <w:t xml:space="preserve"> </w:t>
+      </w:r>
+      <w:r>
+        <w:rPr>
+          <w:rFonts w:hint="eastAsia"/>
+          <w:sz w:val="20"/>
+          <w:szCs w:val="20"/>
+        </w:rPr>
+        <w:t>71cm</w:t>
+      </w:r>
+      <w:r>
+        <w:rPr>
+          <w:rFonts w:hint="eastAsia"/>
+          <w:sz w:val="20"/>
+          <w:szCs w:val="20"/>
+          <w:vertAlign w:val="superscript"/>
+        </w:rPr>
+        <w:t>3</w:t>
+      </w:r>
+      <w:r>
+        <w:rPr>
+          <w:rFonts w:hint="eastAsia"/>
+          <w:sz w:val="20"/>
+          <w:szCs w:val="20"/>
+        </w:rPr>
+        <w:t xml:space="preserve">로 해석할 수 있다. </w:t>
+      </w:r>
+    </w:p>
+    <w:p>
+      <w:pPr>
+        <w:rPr>
+          <w:rFonts w:hint="eastAsia"/>
+          <w:sz w:val="20"/>
+          <w:szCs w:val="20"/>
+        </w:rPr>
+      </w:pPr>
+      <w:r>
+        <w:rPr>
+          <w:rFonts w:hint="eastAsia"/>
+          <w:sz w:val="20"/>
+          <w:szCs w:val="20"/>
+        </w:rPr>
+        <w:t xml:space="preserve"> 한편, a의 값은 유효숫자를 고려할 때, a=0.39</w:t>
+      </w:r>
+      <w:r>
+        <w:rPr>
+          <w:rFonts w:hint="eastAsia"/>
+          <w:sz w:val="20"/>
+          <w:szCs w:val="20"/>
+        </w:rPr>
+        <w:t xml:space="preserve"> </w:t>
+      </w:r>
+      <w:r>
+        <w:rPr>
+          <w:rFonts w:hint="eastAsia"/>
+          <w:sz w:val="20"/>
+          <w:szCs w:val="20"/>
+        </w:rPr>
+        <w:t>cm</w:t>
+      </w:r>
+      <w:r>
+        <w:rPr>
+          <w:rFonts w:hint="eastAsia"/>
+          <w:sz w:val="20"/>
+          <w:szCs w:val="20"/>
+          <w:vertAlign w:val="superscript"/>
+        </w:rPr>
+        <w:t>3</w:t>
+      </w:r>
+      <w:r>
+        <w:rPr>
+          <w:rFonts w:hint="eastAsia"/>
+          <w:sz w:val="20"/>
+          <w:szCs w:val="20"/>
+        </w:rPr>
+        <w:t>K</w:t>
+      </w:r>
+      <w:r>
+        <w:rPr>
+          <w:rFonts w:hint="eastAsia"/>
+          <w:sz w:val="20"/>
+          <w:szCs w:val="20"/>
+          <w:vertAlign w:val="superscript"/>
+        </w:rPr>
+        <w:t>-1</w:t>
+      </w:r>
+      <w:r>
+        <w:rPr>
+          <w:rFonts w:hint="eastAsia"/>
+          <w:sz w:val="20"/>
+          <w:szCs w:val="20"/>
+        </w:rPr>
+        <w:t xml:space="preserve"> 이다. </w:t>
       </w:r>
     </w:p>
     <w:sectPr>

--- a/experiment 5 - Heat Engine/fundamental physics experiment 5.docx
+++ b/experiment 5 - Heat Engine/fundamental physics experiment 5.docx
@@ -976,10 +976,10 @@
         </w:rPr>
         <w:lastRenderedPageBreak/>
         <w:drawing>
-          <wp:inline distT="0" distB="0" distL="0" distR="0" wp14:anchorId="6BAB8C4D" wp14:editId="0636D67C">
-            <wp:extent cx="3708128" cy="2781300"/>
-            <wp:effectExtent l="0" t="0" r="6985" b="0"/>
-            <wp:docPr id="1570664236" name="그림 2"/>
+          <wp:inline distT="0" distB="0" distL="0" distR="0" wp14:anchorId="1FA020A5" wp14:editId="28D13A26">
+            <wp:extent cx="3686908" cy="2765385"/>
+            <wp:effectExtent l="0" t="0" r="0" b="0"/>
+            <wp:docPr id="931571536" name="그림 3"/>
             <wp:cNvGraphicFramePr>
               <a:graphicFrameLocks xmlns:a="http://schemas.openxmlformats.org/drawingml/2006/main" noChangeAspect="1"/>
             </wp:cNvGraphicFramePr>
@@ -987,7 +987,7 @@
               <a:graphicData uri="http://schemas.openxmlformats.org/drawingml/2006/picture">
                 <pic:pic xmlns:pic="http://schemas.openxmlformats.org/drawingml/2006/picture">
                   <pic:nvPicPr>
-                    <pic:cNvPr id="1570664236" name="그림 1570664236"/>
+                    <pic:cNvPr id="931571536" name="그림 931571536"/>
                     <pic:cNvPicPr/>
                   </pic:nvPicPr>
                   <pic:blipFill>
@@ -1005,7 +1005,7 @@
                   <pic:spPr>
                     <a:xfrm>
                       <a:off x="0" y="0"/>
-                      <a:ext cx="3729456" cy="2797297"/>
+                      <a:ext cx="3706565" cy="2780129"/>
                     </a:xfrm>
                     <a:prstGeom prst="rect">
                       <a:avLst/>
@@ -1049,10 +1049,10 @@
           <w:szCs w:val="20"/>
         </w:rPr>
         <w:drawing>
-          <wp:inline distT="0" distB="0" distL="0" distR="0" wp14:anchorId="7071AE38" wp14:editId="167AC946">
-            <wp:extent cx="3712029" cy="2784226"/>
-            <wp:effectExtent l="0" t="0" r="3175" b="0"/>
-            <wp:docPr id="1315081424" name="그림 1"/>
+          <wp:inline distT="0" distB="0" distL="0" distR="0" wp14:anchorId="5942C6F9" wp14:editId="7B5069AE">
+            <wp:extent cx="3716215" cy="2787367"/>
+            <wp:effectExtent l="0" t="0" r="0" b="0"/>
+            <wp:docPr id="1552562175" name="그림 4"/>
             <wp:cNvGraphicFramePr>
               <a:graphicFrameLocks xmlns:a="http://schemas.openxmlformats.org/drawingml/2006/main" noChangeAspect="1"/>
             </wp:cNvGraphicFramePr>
@@ -1060,7 +1060,7 @@
               <a:graphicData uri="http://schemas.openxmlformats.org/drawingml/2006/picture">
                 <pic:pic xmlns:pic="http://schemas.openxmlformats.org/drawingml/2006/picture">
                   <pic:nvPicPr>
-                    <pic:cNvPr id="1315081424" name="그림 1315081424"/>
+                    <pic:cNvPr id="1552562175" name="그림 1552562175"/>
                     <pic:cNvPicPr/>
                   </pic:nvPicPr>
                   <pic:blipFill>
@@ -1078,7 +1078,7 @@
                   <pic:spPr>
                     <a:xfrm>
                       <a:off x="0" y="0"/>
-                      <a:ext cx="3744690" cy="2808723"/>
+                      <a:ext cx="3737483" cy="2803319"/>
                     </a:xfrm>
                     <a:prstGeom prst="rect">
                       <a:avLst/>
@@ -1104,25 +1104,7 @@
           <w:sz w:val="20"/>
           <w:szCs w:val="20"/>
         </w:rPr>
-        <w:t>&lt;figure 1.3: 부피 vs 온도 그래프의 플롯과 fitting (y=</w:t>
-      </w:r>
-      <w:proofErr w:type="spellStart"/>
-      <w:r>
-        <w:rPr>
-          <w:rFonts w:hint="eastAsia"/>
-          <w:sz w:val="20"/>
-          <w:szCs w:val="20"/>
-        </w:rPr>
-        <w:t>ax+b</w:t>
-      </w:r>
-      <w:proofErr w:type="spellEnd"/>
-      <w:r>
-        <w:rPr>
-          <w:rFonts w:hint="eastAsia"/>
-          <w:sz w:val="20"/>
-          <w:szCs w:val="20"/>
-        </w:rPr>
-        <w:t>)</w:t>
+        <w:t>&lt;figure 1.3: 부피 vs 온도 그래프의 플롯과 fitting (y=ax+b)</w:t>
       </w:r>
       <w:r>
         <w:rPr>
@@ -1155,25 +1137,7 @@
           <w:sz w:val="20"/>
           <w:szCs w:val="20"/>
         </w:rPr>
-        <w:t xml:space="preserve">&lt;figure 1.3&gt;은 </w:t>
-      </w:r>
-      <w:proofErr w:type="spellStart"/>
-      <w:r>
-        <w:rPr>
-          <w:rFonts w:hint="eastAsia"/>
-          <w:sz w:val="20"/>
-          <w:szCs w:val="20"/>
-        </w:rPr>
-        <w:t>numpy</w:t>
-      </w:r>
-      <w:proofErr w:type="spellEnd"/>
-      <w:r>
-        <w:rPr>
-          <w:rFonts w:hint="eastAsia"/>
-          <w:sz w:val="20"/>
-          <w:szCs w:val="20"/>
-        </w:rPr>
-        <w:t xml:space="preserve">를 이용해 fitting 했으며, matplotlib을 이용해 표현하였다. </w:t>
+        <w:t xml:space="preserve">&lt;figure 1.3&gt;은 numpy를 이용해 fitting 했으며, matplotlib을 이용해 표현하였다. </w:t>
       </w:r>
       <w:r>
         <w:rPr>
@@ -1203,37 +1167,37 @@
           <w:sz w:val="20"/>
           <w:szCs w:val="20"/>
         </w:rPr>
-        <w:t>a=0.38538825511932373</w:t>
-      </w:r>
-    </w:p>
-    <w:p>
-      <w:pPr>
-        <w:rPr>
-          <w:sz w:val="20"/>
-          <w:szCs w:val="20"/>
-        </w:rPr>
-      </w:pPr>
-      <w:r>
-        <w:rPr>
-          <w:sz w:val="20"/>
-          <w:szCs w:val="20"/>
-        </w:rPr>
-        <w:t>b=-71.0011978149414</w:t>
-      </w:r>
-    </w:p>
-    <w:p>
-      <w:pPr>
-        <w:rPr>
-          <w:sz w:val="20"/>
-          <w:szCs w:val="20"/>
-        </w:rPr>
-      </w:pPr>
-      <w:r>
-        <w:rPr>
-          <w:sz w:val="20"/>
-          <w:szCs w:val="20"/>
-        </w:rPr>
-        <w:t>RMSE=1.168152093887329</w:t>
+        <w:t>a=0.7773957848548889</w:t>
+      </w:r>
+    </w:p>
+    <w:p>
+      <w:pPr>
+        <w:rPr>
+          <w:sz w:val="20"/>
+          <w:szCs w:val="20"/>
+        </w:rPr>
+      </w:pPr>
+      <w:r>
+        <w:rPr>
+          <w:sz w:val="20"/>
+          <w:szCs w:val="20"/>
+        </w:rPr>
+        <w:t>b=-8.91919994354248</w:t>
+      </w:r>
+    </w:p>
+    <w:p>
+      <w:pPr>
+        <w:rPr>
+          <w:sz w:val="20"/>
+          <w:szCs w:val="20"/>
+        </w:rPr>
+      </w:pPr>
+      <w:r>
+        <w:rPr>
+          <w:sz w:val="20"/>
+          <w:szCs w:val="20"/>
+        </w:rPr>
+        <w:t>RMSE=0.40938499569892883</w:t>
       </w:r>
     </w:p>
     <w:p>
@@ -1267,16 +1231,7 @@
           <w:sz w:val="20"/>
           <w:szCs w:val="20"/>
         </w:rPr>
-        <w:t xml:space="preserve">이다. 이 때, b가 음수라는 사실을 실험 설계 과정에서 사용된 air chamber과 연관 지어 해석할 수 있다. 눈금이 달린 실린더 속 기체의 부피를 </w:t>
-      </w:r>
-      <w:proofErr w:type="spellStart"/>
-      <w:r>
-        <w:rPr>
-          <w:rFonts w:hint="eastAsia"/>
-          <w:sz w:val="20"/>
-          <w:szCs w:val="20"/>
-        </w:rPr>
-        <w:t>V</w:t>
+        <w:t>이다. 눈금이 달린 실린더 속 기체의 부피를 V</w:t>
       </w:r>
       <w:r>
         <w:rPr>
@@ -1287,23 +1242,13 @@
         </w:rPr>
         <w:t>cylinder</w:t>
       </w:r>
-      <w:proofErr w:type="spellEnd"/>
-      <w:r>
-        <w:rPr>
-          <w:rFonts w:hint="eastAsia"/>
-          <w:sz w:val="20"/>
-          <w:szCs w:val="20"/>
-        </w:rPr>
-        <w:t xml:space="preserve">, air chamber 속 기체의 부피를 </w:t>
-      </w:r>
-      <w:proofErr w:type="spellStart"/>
-      <w:r>
-        <w:rPr>
-          <w:rFonts w:hint="eastAsia"/>
-          <w:sz w:val="20"/>
-          <w:szCs w:val="20"/>
-        </w:rPr>
-        <w:t>V</w:t>
+      <w:r>
+        <w:rPr>
+          <w:rFonts w:hint="eastAsia"/>
+          <w:sz w:val="20"/>
+          <w:szCs w:val="20"/>
+        </w:rPr>
+        <w:t>, air chamber 속 기체의 부피를 V</w:t>
       </w:r>
       <w:r>
         <w:rPr>
@@ -1314,23 +1259,13 @@
         </w:rPr>
         <w:t>chamber</w:t>
       </w:r>
-      <w:proofErr w:type="spellEnd"/>
-      <w:r>
-        <w:rPr>
-          <w:rFonts w:hint="eastAsia"/>
-          <w:sz w:val="20"/>
-          <w:szCs w:val="20"/>
-        </w:rPr>
-        <w:t xml:space="preserve">이라 하자. 그렇다면, 이 실험에서 실제로 열역학적 과정을 겪는 기체의 부피는 </w:t>
-      </w:r>
-      <w:proofErr w:type="spellStart"/>
-      <w:r>
-        <w:rPr>
-          <w:rFonts w:hint="eastAsia"/>
-          <w:sz w:val="20"/>
-          <w:szCs w:val="20"/>
-        </w:rPr>
-        <w:t>V</w:t>
+      <w:r>
+        <w:rPr>
+          <w:rFonts w:hint="eastAsia"/>
+          <w:sz w:val="20"/>
+          <w:szCs w:val="20"/>
+        </w:rPr>
+        <w:t>이라 하자. 그렇다면, 이 실험에서 실제로 열역학적 과정을 겪는 기체의 부피는 V</w:t>
       </w:r>
       <w:r>
         <w:rPr>
@@ -1358,7 +1293,6 @@
         </w:rPr>
         <w:t>chamber</w:t>
       </w:r>
-      <w:proofErr w:type="spellEnd"/>
       <w:r>
         <w:rPr>
           <w:rFonts w:hint="eastAsia"/>
@@ -1470,106 +1404,147 @@
     <w:p>
       <w:pPr>
         <w:rPr>
-          <w:sz w:val="20"/>
-          <w:szCs w:val="20"/>
-        </w:rPr>
-      </w:pPr>
-      <w:r>
-        <w:rPr>
-          <w:rFonts w:hint="eastAsia"/>
-          <w:sz w:val="20"/>
-          <w:szCs w:val="20"/>
-        </w:rPr>
+          <w:rFonts w:hint="eastAsia"/>
+          <w:sz w:val="20"/>
+          <w:szCs w:val="20"/>
+        </w:rPr>
+      </w:pPr>
+      <w:r>
+        <w:rPr>
+          <w:rFonts w:hint="eastAsia"/>
+          <w:sz w:val="20"/>
+          <w:szCs w:val="20"/>
+        </w:rPr>
+        <w:lastRenderedPageBreak/>
         <w:t xml:space="preserve">이다. </w:t>
       </w:r>
-      <w:proofErr w:type="spellStart"/>
-      <w:proofErr w:type="gramStart"/>
-      <w:r>
-        <w:rPr>
-          <w:rFonts w:hint="eastAsia"/>
-          <w:sz w:val="20"/>
-          <w:szCs w:val="20"/>
-        </w:rPr>
-        <w:t>V</w:t>
-      </w:r>
-      <w:r>
-        <w:rPr>
-          <w:rFonts w:hint="eastAsia"/>
-          <w:sz w:val="20"/>
-          <w:szCs w:val="20"/>
-          <w:vertAlign w:val="subscript"/>
-        </w:rPr>
-        <w:t>chamber</w:t>
-      </w:r>
-      <w:proofErr w:type="spellEnd"/>
-      <w:r>
-        <w:rPr>
-          <w:rFonts w:hint="eastAsia"/>
-          <w:sz w:val="20"/>
-          <w:szCs w:val="20"/>
-          <w:vertAlign w:val="subscript"/>
-        </w:rPr>
-        <w:t xml:space="preserve"> </w:t>
-      </w:r>
-      <w:r>
-        <w:rPr>
-          <w:rFonts w:hint="eastAsia"/>
-          <w:sz w:val="20"/>
-          <w:szCs w:val="20"/>
-        </w:rPr>
-        <w:t>&gt;</w:t>
-      </w:r>
-      <w:proofErr w:type="gramEnd"/>
-      <w:r>
-        <w:rPr>
-          <w:rFonts w:hint="eastAsia"/>
-          <w:sz w:val="20"/>
-          <w:szCs w:val="20"/>
-        </w:rPr>
-        <w:t xml:space="preserve"> 0 인 상수이므로, 이 식은 </w:t>
+      <w:r>
+        <w:rPr>
+          <w:rFonts w:hint="eastAsia"/>
+          <w:sz w:val="20"/>
+          <w:szCs w:val="20"/>
+        </w:rPr>
+        <w:t xml:space="preserve">이 때 b의 값은 부피의 차원을 갖는데, 유효숫자(2개)를 고려하면 </w:t>
+      </w:r>
+      <w:r>
+        <w:rPr>
+          <w:rFonts w:hint="eastAsia"/>
+          <w:sz w:val="20"/>
+          <w:szCs w:val="20"/>
+        </w:rPr>
+        <w:t>-8.9</w:t>
+      </w:r>
+      <w:r>
+        <w:rPr>
+          <w:rFonts w:hint="eastAsia"/>
+          <w:sz w:val="20"/>
+          <w:szCs w:val="20"/>
+        </w:rPr>
+        <w:t xml:space="preserve"> cm</w:t>
+      </w:r>
+      <w:r>
+        <w:rPr>
+          <w:rFonts w:hint="eastAsia"/>
+          <w:sz w:val="20"/>
+          <w:szCs w:val="20"/>
+          <w:vertAlign w:val="superscript"/>
+        </w:rPr>
+        <w:t>3</w:t>
+      </w:r>
+      <w:r>
+        <w:rPr>
+          <w:rFonts w:hint="eastAsia"/>
+          <w:sz w:val="20"/>
+          <w:szCs w:val="20"/>
+        </w:rPr>
+        <w:t xml:space="preserve">이다. b 의 이론 값은 0이므로, 퍼센트 오차로 분석하는 것은 적절치 않다. 이 오차는 사용한 air chamber 장비에 상당히 큰 패임 (air chamber 중간 부분이 강하게 눌려 찌그러져 있었음.)이 있었다는 점을 감안할 때, 충분히 발생할 수 있는 오차로 보인다. </w:t>
+      </w:r>
+    </w:p>
+    <w:p>
+      <w:pPr>
+        <w:rPr>
+          <w:sz w:val="20"/>
+          <w:szCs w:val="20"/>
+        </w:rPr>
+      </w:pPr>
+      <w:r>
+        <w:rPr>
+          <w:rFonts w:hint="eastAsia"/>
+          <w:sz w:val="20"/>
+          <w:szCs w:val="20"/>
+        </w:rPr>
+        <w:t xml:space="preserve"> 한 편, a=0.78 cm</w:t>
+      </w:r>
+      <w:r>
+        <w:rPr>
+          <w:rFonts w:hint="eastAsia"/>
+          <w:sz w:val="20"/>
+          <w:szCs w:val="20"/>
+          <w:vertAlign w:val="superscript"/>
+        </w:rPr>
+        <w:t>3</w:t>
+      </w:r>
+      <w:r>
+        <w:rPr>
+          <w:rFonts w:hint="eastAsia"/>
+          <w:sz w:val="20"/>
+          <w:szCs w:val="20"/>
+        </w:rPr>
+        <w:t>K</w:t>
+      </w:r>
+      <w:r>
+        <w:rPr>
+          <w:rFonts w:hint="eastAsia"/>
+          <w:sz w:val="20"/>
+          <w:szCs w:val="20"/>
+          <w:vertAlign w:val="superscript"/>
+        </w:rPr>
+        <w:t>-1</w:t>
+      </w:r>
+      <w:r>
+        <w:rPr>
+          <w:sz w:val="20"/>
+          <w:szCs w:val="20"/>
+        </w:rPr>
+        <w:t>이다</w:t>
+      </w:r>
+      <w:r>
+        <w:rPr>
+          <w:rFonts w:hint="eastAsia"/>
+          <w:sz w:val="20"/>
+          <w:szCs w:val="20"/>
+        </w:rPr>
+        <w:t xml:space="preserve">. 샤를 법칙 자체는 이 수치의 이론 값을 주지 않는다. 즉, 적절한 이론 값을 찾기 위해 PV=nRT를 변형하여 사용하겠다. 샤를 법칙은 </w:t>
       </w:r>
       <m:oMath>
-        <m:sSub>
-          <m:sSubPr>
-            <m:ctrlPr>
-              <w:rPr>
-                <w:rFonts w:ascii="Cambria Math" w:hAnsi="Cambria Math"/>
-                <w:sz w:val="20"/>
-                <w:szCs w:val="20"/>
-              </w:rPr>
-            </m:ctrlPr>
-          </m:sSubPr>
-          <m:e>
-            <m:r>
-              <w:rPr>
-                <w:rFonts w:ascii="Cambria Math" w:hAnsi="Cambria Math"/>
-                <w:sz w:val="20"/>
-                <w:szCs w:val="20"/>
-              </w:rPr>
-              <m:t>V</m:t>
-            </m:r>
-          </m:e>
-          <m:sub>
-            <m:r>
-              <w:rPr>
-                <w:rFonts w:ascii="Cambria Math" w:hAnsi="Cambria Math"/>
-                <w:sz w:val="20"/>
-                <w:szCs w:val="20"/>
-              </w:rPr>
-              <m:t>cylinder</m:t>
-            </m:r>
-          </m:sub>
-        </m:sSub>
         <m:r>
           <w:rPr>
             <w:rFonts w:ascii="Cambria Math" w:hAnsi="Cambria Math"/>
             <w:sz w:val="20"/>
             <w:szCs w:val="20"/>
           </w:rPr>
-          <m:t>=aT-</m:t>
+          <m:t>V∝T</m:t>
         </m:r>
-        <m:sSub>
-          <m:sSubPr>
+      </m:oMath>
+      <w:r>
+        <w:rPr>
+          <w:rFonts w:hint="eastAsia"/>
+          <w:sz w:val="20"/>
+          <w:szCs w:val="20"/>
+        </w:rPr>
+        <w:t xml:space="preserve"> 이므로, 이상기체 상태방정식을 </w:t>
+      </w:r>
+      <m:oMath>
+        <m:r>
+          <w:rPr>
+            <w:rFonts w:ascii="Cambria Math" w:hAnsi="Cambria Math"/>
+            <w:sz w:val="20"/>
+            <w:szCs w:val="20"/>
+          </w:rPr>
+          <m:t>V=</m:t>
+        </m:r>
+        <m:f>
+          <m:fPr>
             <m:ctrlPr>
               <w:rPr>
                 <w:rFonts w:ascii="Cambria Math" w:hAnsi="Cambria Math"/>
@@ -1577,28 +1552,28 @@
                 <w:szCs w:val="20"/>
               </w:rPr>
             </m:ctrlPr>
-          </m:sSubPr>
-          <m:e>
+          </m:fPr>
+          <m:num>
             <m:r>
               <w:rPr>
                 <w:rFonts w:ascii="Cambria Math" w:hAnsi="Cambria Math"/>
                 <w:sz w:val="20"/>
                 <w:szCs w:val="20"/>
               </w:rPr>
-              <m:t>V</m:t>
+              <m:t>nRT</m:t>
             </m:r>
-          </m:e>
-          <m:sub>
+          </m:num>
+          <m:den>
             <m:r>
               <w:rPr>
                 <w:rFonts w:ascii="Cambria Math" w:hAnsi="Cambria Math"/>
                 <w:sz w:val="20"/>
                 <w:szCs w:val="20"/>
               </w:rPr>
-              <m:t>chamber</m:t>
+              <m:t>P</m:t>
             </m:r>
-          </m:sub>
-        </m:sSub>
+          </m:den>
+        </m:f>
       </m:oMath>
       <w:r>
         <w:rPr>
@@ -1606,41 +1581,138 @@
           <w:sz w:val="20"/>
           <w:szCs w:val="20"/>
         </w:rPr>
-        <w:t xml:space="preserve">로 </w:t>
-      </w:r>
-      <w:proofErr w:type="spellStart"/>
-      <w:r>
-        <w:rPr>
-          <w:rFonts w:hint="eastAsia"/>
-          <w:sz w:val="20"/>
-          <w:szCs w:val="20"/>
-        </w:rPr>
-        <w:t>피팅할</w:t>
-      </w:r>
-      <w:proofErr w:type="spellEnd"/>
-      <w:r>
-        <w:rPr>
-          <w:rFonts w:hint="eastAsia"/>
-          <w:sz w:val="20"/>
-          <w:szCs w:val="20"/>
-        </w:rPr>
-        <w:t xml:space="preserve"> 수 있다. 피팅의 결과에서 b의 값은 유효숫자(2개)를 고려할 때 -71</w:t>
-      </w:r>
-      <w:r>
-        <w:rPr>
-          <w:rFonts w:hint="eastAsia"/>
-          <w:sz w:val="20"/>
-          <w:szCs w:val="20"/>
-        </w:rPr>
-        <w:t xml:space="preserve"> </w:t>
-      </w:r>
-      <w:r>
-        <w:rPr>
-          <w:rFonts w:hint="eastAsia"/>
-          <w:sz w:val="20"/>
-          <w:szCs w:val="20"/>
-        </w:rPr>
-        <w:t>cm</w:t>
+        <w:t xml:space="preserve"> 로 변형하면 된다. 이 때, P는 대기압으로 상수인 101.3kPa 이므로, </w:t>
+      </w:r>
+      <m:oMath>
+        <m:f>
+          <m:fPr>
+            <m:ctrlPr>
+              <w:rPr>
+                <w:rFonts w:ascii="Cambria Math" w:hAnsi="Cambria Math"/>
+                <w:sz w:val="20"/>
+                <w:szCs w:val="20"/>
+              </w:rPr>
+            </m:ctrlPr>
+          </m:fPr>
+          <m:num>
+            <m:r>
+              <w:rPr>
+                <w:rFonts w:ascii="Cambria Math" w:hAnsi="Cambria Math"/>
+                <w:sz w:val="20"/>
+                <w:szCs w:val="20"/>
+              </w:rPr>
+              <m:t>nR</m:t>
+            </m:r>
+          </m:num>
+          <m:den>
+            <m:r>
+              <w:rPr>
+                <w:rFonts w:ascii="Cambria Math" w:hAnsi="Cambria Math"/>
+                <w:sz w:val="20"/>
+                <w:szCs w:val="20"/>
+              </w:rPr>
+              <m:t>P</m:t>
+            </m:r>
+          </m:den>
+        </m:f>
+      </m:oMath>
+      <w:r>
+        <w:rPr>
+          <w:rFonts w:hint="eastAsia"/>
+          <w:sz w:val="20"/>
+          <w:szCs w:val="20"/>
+        </w:rPr>
+        <w:t xml:space="preserve">는 상수라고 볼 수 있다. (실제로는 실험 장비의 한계로 인해 완벽한 밀폐가 이루어지지 않아 n의 값이 변하지만, 이론 값을 고려하고 있으므로 n이 상수라고 가정하겠다.) 이 경우에도 실제 n이 얼마인지 알 수 없기에, 실험을 통해 측정된 V, T값을 대입하여 </w:t>
+      </w:r>
+      <m:oMath>
+        <m:f>
+          <m:fPr>
+            <m:ctrlPr>
+              <w:rPr>
+                <w:rFonts w:ascii="Cambria Math" w:hAnsi="Cambria Math"/>
+                <w:sz w:val="20"/>
+                <w:szCs w:val="20"/>
+              </w:rPr>
+            </m:ctrlPr>
+          </m:fPr>
+          <m:num>
+            <m:r>
+              <w:rPr>
+                <w:rFonts w:ascii="Cambria Math" w:hAnsi="Cambria Math"/>
+                <w:sz w:val="20"/>
+                <w:szCs w:val="20"/>
+              </w:rPr>
+              <m:t>nR</m:t>
+            </m:r>
+          </m:num>
+          <m:den>
+            <m:r>
+              <w:rPr>
+                <w:rFonts w:ascii="Cambria Math" w:hAnsi="Cambria Math"/>
+                <w:sz w:val="20"/>
+                <w:szCs w:val="20"/>
+              </w:rPr>
+              <m:t>P</m:t>
+            </m:r>
+          </m:den>
+        </m:f>
+      </m:oMath>
+      <w:r>
+        <w:rPr>
+          <w:rFonts w:hint="eastAsia"/>
+          <w:sz w:val="20"/>
+          <w:szCs w:val="20"/>
+        </w:rPr>
+        <w:t xml:space="preserve">를 찾겠다. 그 뒤, 모든 샘플에 대한 </w:t>
+      </w:r>
+      <m:oMath>
+        <m:f>
+          <m:fPr>
+            <m:ctrlPr>
+              <w:rPr>
+                <w:rFonts w:ascii="Cambria Math" w:hAnsi="Cambria Math"/>
+                <w:sz w:val="20"/>
+                <w:szCs w:val="20"/>
+              </w:rPr>
+            </m:ctrlPr>
+          </m:fPr>
+          <m:num>
+            <m:r>
+              <w:rPr>
+                <w:rFonts w:ascii="Cambria Math" w:hAnsi="Cambria Math"/>
+                <w:sz w:val="20"/>
+                <w:szCs w:val="20"/>
+              </w:rPr>
+              <m:t>nR</m:t>
+            </m:r>
+          </m:num>
+          <m:den>
+            <m:r>
+              <w:rPr>
+                <w:rFonts w:ascii="Cambria Math" w:hAnsi="Cambria Math"/>
+                <w:sz w:val="20"/>
+                <w:szCs w:val="20"/>
+              </w:rPr>
+              <m:t>P</m:t>
+            </m:r>
+          </m:den>
+        </m:f>
+      </m:oMath>
+      <w:r>
+        <w:rPr>
+          <w:rFonts w:hint="eastAsia"/>
+          <w:sz w:val="20"/>
+          <w:szCs w:val="20"/>
+        </w:rPr>
+        <w:t xml:space="preserve"> 값의 평균을 구하여 이론값으로 생각하겠다. </w:t>
+      </w:r>
+      <w:r>
+        <w:rPr>
+          <w:rFonts w:hint="eastAsia"/>
+          <w:sz w:val="20"/>
+          <w:szCs w:val="20"/>
+        </w:rPr>
+        <w:t>이 수치를 구해보면 유효숫자를 고려할 때 0.75 cm</w:t>
       </w:r>
       <w:r>
         <w:rPr>
@@ -1657,50 +1729,7 @@
           <w:sz w:val="20"/>
           <w:szCs w:val="20"/>
         </w:rPr>
-        <w:t xml:space="preserve">이다. 즉, </w:t>
-      </w:r>
-      <w:proofErr w:type="spellStart"/>
-      <w:r>
-        <w:rPr>
-          <w:rFonts w:hint="eastAsia"/>
-          <w:sz w:val="20"/>
-          <w:szCs w:val="20"/>
-        </w:rPr>
-        <w:t>V</w:t>
-      </w:r>
-      <w:r>
-        <w:rPr>
-          <w:rFonts w:hint="eastAsia"/>
-          <w:sz w:val="20"/>
-          <w:szCs w:val="20"/>
-          <w:vertAlign w:val="subscript"/>
-        </w:rPr>
-        <w:t>chamber</w:t>
-      </w:r>
-      <w:proofErr w:type="spellEnd"/>
-      <w:r>
-        <w:rPr>
-          <w:rFonts w:hint="eastAsia"/>
-          <w:sz w:val="20"/>
-          <w:szCs w:val="20"/>
-        </w:rPr>
-        <w:t>=</w:t>
-      </w:r>
-      <w:r>
-        <w:rPr>
-          <w:rFonts w:hint="eastAsia"/>
-          <w:sz w:val="20"/>
-          <w:szCs w:val="20"/>
-        </w:rPr>
-        <w:t xml:space="preserve"> </w:t>
-      </w:r>
-      <w:r>
-        <w:rPr>
-          <w:rFonts w:hint="eastAsia"/>
-          <w:sz w:val="20"/>
-          <w:szCs w:val="20"/>
-        </w:rPr>
-        <w:t>71cm</w:t>
+        <w:t>K</w:t>
       </w:r>
       <w:r>
         <w:rPr>
@@ -1709,73 +1738,6 @@
           <w:szCs w:val="20"/>
           <w:vertAlign w:val="superscript"/>
         </w:rPr>
-        <w:t>3</w:t>
-      </w:r>
-      <w:r>
-        <w:rPr>
-          <w:rFonts w:hint="eastAsia"/>
-          <w:sz w:val="20"/>
-          <w:szCs w:val="20"/>
-        </w:rPr>
-        <w:t xml:space="preserve">로 해석할 수 있다. </w:t>
-      </w:r>
-    </w:p>
-    <w:p>
-      <w:pPr>
-        <w:rPr>
-          <w:rFonts w:hint="eastAsia"/>
-          <w:sz w:val="20"/>
-          <w:szCs w:val="20"/>
-        </w:rPr>
-      </w:pPr>
-      <w:r>
-        <w:rPr>
-          <w:rFonts w:hint="eastAsia"/>
-          <w:sz w:val="20"/>
-          <w:szCs w:val="20"/>
-        </w:rPr>
-        <w:t xml:space="preserve"> 한편, a의 값은 유효숫자를 고려할 때, a=0.39</w:t>
-      </w:r>
-      <w:r>
-        <w:rPr>
-          <w:rFonts w:hint="eastAsia"/>
-          <w:sz w:val="20"/>
-          <w:szCs w:val="20"/>
-        </w:rPr>
-        <w:t xml:space="preserve"> </w:t>
-      </w:r>
-      <w:r>
-        <w:rPr>
-          <w:rFonts w:hint="eastAsia"/>
-          <w:sz w:val="20"/>
-          <w:szCs w:val="20"/>
-        </w:rPr>
-        <w:t>cm</w:t>
-      </w:r>
-      <w:r>
-        <w:rPr>
-          <w:rFonts w:hint="eastAsia"/>
-          <w:sz w:val="20"/>
-          <w:szCs w:val="20"/>
-          <w:vertAlign w:val="superscript"/>
-        </w:rPr>
-        <w:t>3</w:t>
-      </w:r>
-      <w:r>
-        <w:rPr>
-          <w:rFonts w:hint="eastAsia"/>
-          <w:sz w:val="20"/>
-          <w:szCs w:val="20"/>
-        </w:rPr>
-        <w:t>K</w:t>
-      </w:r>
-      <w:r>
-        <w:rPr>
-          <w:rFonts w:hint="eastAsia"/>
-          <w:sz w:val="20"/>
-          <w:szCs w:val="20"/>
-          <w:vertAlign w:val="superscript"/>
-        </w:rPr>
         <w:t>-1</w:t>
       </w:r>
       <w:r>
@@ -1784,8 +1746,201 @@
           <w:sz w:val="20"/>
           <w:szCs w:val="20"/>
         </w:rPr>
-        <w:t xml:space="preserve"> 이다. </w:t>
-      </w:r>
+        <w:t xml:space="preserve"> 이다. 이를 이용해 퍼센트 오차를 구해보면, </w:t>
+      </w:r>
+    </w:p>
+    <w:p>
+      <w:pPr>
+        <w:rPr>
+          <w:sz w:val="20"/>
+          <w:szCs w:val="20"/>
+        </w:rPr>
+      </w:pPr>
+      <m:oMathPara>
+        <m:oMath>
+          <m:r>
+            <w:rPr>
+              <w:rFonts w:ascii="Cambria Math" w:hAnsi="Cambria Math"/>
+              <w:sz w:val="20"/>
+              <w:szCs w:val="20"/>
+            </w:rPr>
+            <m:t>error=100×</m:t>
+          </m:r>
+          <m:f>
+            <m:fPr>
+              <m:ctrlPr>
+                <w:rPr>
+                  <w:rFonts w:ascii="Cambria Math" w:hAnsi="Cambria Math"/>
+                  <w:sz w:val="20"/>
+                  <w:szCs w:val="20"/>
+                </w:rPr>
+              </m:ctrlPr>
+            </m:fPr>
+            <m:num>
+              <m:sSub>
+                <m:sSubPr>
+                  <m:ctrlPr>
+                    <w:rPr>
+                      <w:rFonts w:ascii="Cambria Math" w:hAnsi="Cambria Math"/>
+                      <w:sz w:val="20"/>
+                      <w:szCs w:val="20"/>
+                    </w:rPr>
+                  </m:ctrlPr>
+                </m:sSubPr>
+                <m:e>
+                  <m:r>
+                    <w:rPr>
+                      <w:rFonts w:ascii="Cambria Math" w:hAnsi="Cambria Math"/>
+                      <w:sz w:val="20"/>
+                      <w:szCs w:val="20"/>
+                    </w:rPr>
+                    <m:t>a</m:t>
+                  </m:r>
+                </m:e>
+                <m:sub>
+                  <m:r>
+                    <w:rPr>
+                      <w:rFonts w:ascii="Cambria Math" w:hAnsi="Cambria Math"/>
+                      <w:sz w:val="20"/>
+                      <w:szCs w:val="20"/>
+                    </w:rPr>
+                    <m:t>experiment</m:t>
+                  </m:r>
+                </m:sub>
+              </m:sSub>
+              <m:r>
+                <w:rPr>
+                  <w:rFonts w:ascii="Cambria Math" w:hAnsi="Cambria Math"/>
+                  <w:sz w:val="20"/>
+                  <w:szCs w:val="20"/>
+                </w:rPr>
+                <m:t>-</m:t>
+              </m:r>
+              <m:sSub>
+                <m:sSubPr>
+                  <m:ctrlPr>
+                    <w:rPr>
+                      <w:rFonts w:ascii="Cambria Math" w:hAnsi="Cambria Math"/>
+                      <w:sz w:val="20"/>
+                      <w:szCs w:val="20"/>
+                    </w:rPr>
+                  </m:ctrlPr>
+                </m:sSubPr>
+                <m:e>
+                  <m:r>
+                    <w:rPr>
+                      <w:rFonts w:ascii="Cambria Math" w:hAnsi="Cambria Math"/>
+                      <w:sz w:val="20"/>
+                      <w:szCs w:val="20"/>
+                    </w:rPr>
+                    <m:t>a</m:t>
+                  </m:r>
+                </m:e>
+                <m:sub>
+                  <m:r>
+                    <w:rPr>
+                      <w:rFonts w:ascii="Cambria Math" w:hAnsi="Cambria Math"/>
+                      <w:sz w:val="20"/>
+                      <w:szCs w:val="20"/>
+                    </w:rPr>
+                    <m:t>theory,avg</m:t>
+                  </m:r>
+                </m:sub>
+              </m:sSub>
+            </m:num>
+            <m:den>
+              <m:sSub>
+                <m:sSubPr>
+                  <m:ctrlPr>
+                    <w:rPr>
+                      <w:rFonts w:ascii="Cambria Math" w:hAnsi="Cambria Math"/>
+                      <w:sz w:val="20"/>
+                      <w:szCs w:val="20"/>
+                    </w:rPr>
+                  </m:ctrlPr>
+                </m:sSubPr>
+                <m:e>
+                  <m:r>
+                    <w:rPr>
+                      <w:rFonts w:ascii="Cambria Math" w:hAnsi="Cambria Math"/>
+                      <w:sz w:val="20"/>
+                      <w:szCs w:val="20"/>
+                    </w:rPr>
+                    <m:t>a</m:t>
+                  </m:r>
+                </m:e>
+                <m:sub>
+                  <m:r>
+                    <w:rPr>
+                      <w:rFonts w:ascii="Cambria Math" w:hAnsi="Cambria Math"/>
+                      <w:sz w:val="20"/>
+                      <w:szCs w:val="20"/>
+                    </w:rPr>
+                    <m:t>theory,avg</m:t>
+                  </m:r>
+                </m:sub>
+              </m:sSub>
+            </m:den>
+          </m:f>
+          <m:r>
+            <w:rPr>
+              <w:rFonts w:ascii="Cambria Math" w:hAnsi="Cambria Math"/>
+              <w:sz w:val="20"/>
+              <w:szCs w:val="20"/>
+            </w:rPr>
+            <m:t>=4 %</m:t>
+          </m:r>
+        </m:oMath>
+      </m:oMathPara>
+    </w:p>
+    <w:p>
+      <w:pPr>
+        <w:rPr>
+          <w:sz w:val="20"/>
+          <w:szCs w:val="20"/>
+        </w:rPr>
+      </w:pPr>
+      <w:r>
+        <w:rPr>
+          <w:rFonts w:hint="eastAsia"/>
+          <w:sz w:val="20"/>
+          <w:szCs w:val="20"/>
+        </w:rPr>
+        <w:t xml:space="preserve">이다. </w:t>
+      </w:r>
+    </w:p>
+    <w:p>
+      <w:pPr>
+        <w:rPr>
+          <w:sz w:val="20"/>
+          <w:szCs w:val="20"/>
+        </w:rPr>
+      </w:pPr>
+      <w:r>
+        <w:rPr>
+          <w:rFonts w:hint="eastAsia"/>
+          <w:sz w:val="20"/>
+          <w:szCs w:val="20"/>
+        </w:rPr>
+        <w:t>#오차 분석은 체임버가 찌그러져 있다는 점을 a_theory에 적용</w:t>
+      </w:r>
+    </w:p>
+    <w:p>
+      <w:pPr>
+        <w:rPr>
+          <w:sz w:val="20"/>
+          <w:szCs w:val="20"/>
+        </w:rPr>
+      </w:pPr>
+    </w:p>
+    <w:p>
+      <w:pPr>
+        <w:rPr>
+          <w:rFonts w:hint="eastAsia"/>
+          <w:sz w:val="20"/>
+          <w:szCs w:val="20"/>
+        </w:rPr>
+      </w:pPr>
     </w:p>
     <w:sectPr>
       <w:pgSz w:w="11906" w:h="16838"/>

--- a/experiment 5 - Heat Engine/fundamental physics experiment 5.docx
+++ b/experiment 5 - Heat Engine/fundamental physics experiment 5.docx
@@ -1104,7 +1104,25 @@
           <w:sz w:val="20"/>
           <w:szCs w:val="20"/>
         </w:rPr>
-        <w:t>&lt;figure 1.3: 부피 vs 온도 그래프의 플롯과 fitting (y=ax+b)</w:t>
+        <w:t>&lt;figure 1.3: 부피 vs 온도 그래프의 플롯과 fitting (y=</w:t>
+      </w:r>
+      <w:proofErr w:type="spellStart"/>
+      <w:r>
+        <w:rPr>
+          <w:rFonts w:hint="eastAsia"/>
+          <w:sz w:val="20"/>
+          <w:szCs w:val="20"/>
+        </w:rPr>
+        <w:t>ax+b</w:t>
+      </w:r>
+      <w:proofErr w:type="spellEnd"/>
+      <w:r>
+        <w:rPr>
+          <w:rFonts w:hint="eastAsia"/>
+          <w:sz w:val="20"/>
+          <w:szCs w:val="20"/>
+        </w:rPr>
+        <w:t>)</w:t>
       </w:r>
       <w:r>
         <w:rPr>
@@ -1137,7 +1155,25 @@
           <w:sz w:val="20"/>
           <w:szCs w:val="20"/>
         </w:rPr>
-        <w:t xml:space="preserve">&lt;figure 1.3&gt;은 numpy를 이용해 fitting 했으며, matplotlib을 이용해 표현하였다. </w:t>
+        <w:t xml:space="preserve">&lt;figure 1.3&gt;은 </w:t>
+      </w:r>
+      <w:proofErr w:type="spellStart"/>
+      <w:r>
+        <w:rPr>
+          <w:rFonts w:hint="eastAsia"/>
+          <w:sz w:val="20"/>
+          <w:szCs w:val="20"/>
+        </w:rPr>
+        <w:t>numpy</w:t>
+      </w:r>
+      <w:proofErr w:type="spellEnd"/>
+      <w:r>
+        <w:rPr>
+          <w:rFonts w:hint="eastAsia"/>
+          <w:sz w:val="20"/>
+          <w:szCs w:val="20"/>
+        </w:rPr>
+        <w:t xml:space="preserve">를 이용해 fitting 했으며, matplotlib을 이용해 표현하였다. </w:t>
       </w:r>
       <w:r>
         <w:rPr>
@@ -1231,7 +1267,16 @@
           <w:sz w:val="20"/>
           <w:szCs w:val="20"/>
         </w:rPr>
-        <w:t>이다. 눈금이 달린 실린더 속 기체의 부피를 V</w:t>
+        <w:t xml:space="preserve">이다. 눈금이 달린 실린더 속 기체의 부피를 </w:t>
+      </w:r>
+      <w:proofErr w:type="spellStart"/>
+      <w:r>
+        <w:rPr>
+          <w:rFonts w:hint="eastAsia"/>
+          <w:sz w:val="20"/>
+          <w:szCs w:val="20"/>
+        </w:rPr>
+        <w:t>V</w:t>
       </w:r>
       <w:r>
         <w:rPr>
@@ -1242,13 +1287,23 @@
         </w:rPr>
         <w:t>cylinder</w:t>
       </w:r>
-      <w:r>
-        <w:rPr>
-          <w:rFonts w:hint="eastAsia"/>
-          <w:sz w:val="20"/>
-          <w:szCs w:val="20"/>
-        </w:rPr>
-        <w:t>, air chamber 속 기체의 부피를 V</w:t>
+      <w:proofErr w:type="spellEnd"/>
+      <w:r>
+        <w:rPr>
+          <w:rFonts w:hint="eastAsia"/>
+          <w:sz w:val="20"/>
+          <w:szCs w:val="20"/>
+        </w:rPr>
+        <w:t xml:space="preserve">, air chamber 속 기체의 부피를 </w:t>
+      </w:r>
+      <w:proofErr w:type="spellStart"/>
+      <w:r>
+        <w:rPr>
+          <w:rFonts w:hint="eastAsia"/>
+          <w:sz w:val="20"/>
+          <w:szCs w:val="20"/>
+        </w:rPr>
+        <w:t>V</w:t>
       </w:r>
       <w:r>
         <w:rPr>
@@ -1259,13 +1314,23 @@
         </w:rPr>
         <w:t>chamber</w:t>
       </w:r>
-      <w:r>
-        <w:rPr>
-          <w:rFonts w:hint="eastAsia"/>
-          <w:sz w:val="20"/>
-          <w:szCs w:val="20"/>
-        </w:rPr>
-        <w:t>이라 하자. 그렇다면, 이 실험에서 실제로 열역학적 과정을 겪는 기체의 부피는 V</w:t>
+      <w:proofErr w:type="spellEnd"/>
+      <w:r>
+        <w:rPr>
+          <w:rFonts w:hint="eastAsia"/>
+          <w:sz w:val="20"/>
+          <w:szCs w:val="20"/>
+        </w:rPr>
+        <w:t xml:space="preserve">이라 하자. 그렇다면, 이 실험에서 실제로 열역학적 과정을 겪는 기체의 부피는 </w:t>
+      </w:r>
+      <w:proofErr w:type="spellStart"/>
+      <w:r>
+        <w:rPr>
+          <w:rFonts w:hint="eastAsia"/>
+          <w:sz w:val="20"/>
+          <w:szCs w:val="20"/>
+        </w:rPr>
+        <w:t>V</w:t>
       </w:r>
       <w:r>
         <w:rPr>
@@ -1293,6 +1358,7 @@
         </w:rPr>
         <w:t>chamber</w:t>
       </w:r>
+      <w:proofErr w:type="spellEnd"/>
       <w:r>
         <w:rPr>
           <w:rFonts w:hint="eastAsia"/>
@@ -1457,7 +1523,25 @@
           <w:sz w:val="20"/>
           <w:szCs w:val="20"/>
         </w:rPr>
-        <w:t xml:space="preserve">이다. b 의 이론 값은 0이므로, 퍼센트 오차로 분석하는 것은 적절치 않다. 이 오차는 사용한 air chamber 장비에 상당히 큰 패임 (air chamber 중간 부분이 강하게 눌려 찌그러져 있었음.)이 있었다는 점을 감안할 때, 충분히 발생할 수 있는 오차로 보인다. </w:t>
+        <w:t xml:space="preserve">이다. </w:t>
+      </w:r>
+      <w:proofErr w:type="gramStart"/>
+      <w:r>
+        <w:rPr>
+          <w:rFonts w:hint="eastAsia"/>
+          <w:sz w:val="20"/>
+          <w:szCs w:val="20"/>
+        </w:rPr>
+        <w:t>b 의</w:t>
+      </w:r>
+      <w:proofErr w:type="gramEnd"/>
+      <w:r>
+        <w:rPr>
+          <w:rFonts w:hint="eastAsia"/>
+          <w:sz w:val="20"/>
+          <w:szCs w:val="20"/>
+        </w:rPr>
+        <w:t xml:space="preserve"> 이론 값은 0이므로, 퍼센트 오차로 분석하는 것은 적절치 않다. 이 오차는 사용한 air chamber 장비에 상당히 큰 패임 (air chamber 중간 부분이 강하게 눌려 찌그러져 있었음.)이 있었다는 점을 감안할 때, 충분히 발생할 수 있는 오차로 보인다. </w:t>
       </w:r>
     </w:p>
     <w:p>
@@ -1514,7 +1598,25 @@
           <w:sz w:val="20"/>
           <w:szCs w:val="20"/>
         </w:rPr>
-        <w:t xml:space="preserve">. 샤를 법칙 자체는 이 수치의 이론 값을 주지 않는다. 즉, 적절한 이론 값을 찾기 위해 PV=nRT를 변형하여 사용하겠다. 샤를 법칙은 </w:t>
+        <w:t>. 샤를 법칙 자체는 이 수치의 이론 값을 주지 않는다. 즉, 적절한 이론 값을 찾기 위해 PV=</w:t>
+      </w:r>
+      <w:proofErr w:type="spellStart"/>
+      <w:r>
+        <w:rPr>
+          <w:rFonts w:hint="eastAsia"/>
+          <w:sz w:val="20"/>
+          <w:szCs w:val="20"/>
+        </w:rPr>
+        <w:t>nRT</w:t>
+      </w:r>
+      <w:proofErr w:type="spellEnd"/>
+      <w:r>
+        <w:rPr>
+          <w:rFonts w:hint="eastAsia"/>
+          <w:sz w:val="20"/>
+          <w:szCs w:val="20"/>
+        </w:rPr>
+        <w:t xml:space="preserve">를 변형하여 사용하겠다. 샤를 법칙은 </w:t>
       </w:r>
       <m:oMath>
         <m:r>
@@ -1657,13 +1759,23 @@
           </m:den>
         </m:f>
       </m:oMath>
-      <w:r>
-        <w:rPr>
-          <w:rFonts w:hint="eastAsia"/>
-          <w:sz w:val="20"/>
-          <w:szCs w:val="20"/>
-        </w:rPr>
-        <w:t xml:space="preserve">를 찾겠다. 그 뒤, 모든 샘플에 대한 </w:t>
+      <w:proofErr w:type="spellStart"/>
+      <w:r>
+        <w:rPr>
+          <w:rFonts w:hint="eastAsia"/>
+          <w:sz w:val="20"/>
+          <w:szCs w:val="20"/>
+        </w:rPr>
+        <w:t>를</w:t>
+      </w:r>
+      <w:proofErr w:type="spellEnd"/>
+      <w:r>
+        <w:rPr>
+          <w:rFonts w:hint="eastAsia"/>
+          <w:sz w:val="20"/>
+          <w:szCs w:val="20"/>
+        </w:rPr>
+        <w:t xml:space="preserve"> 찾겠다. 그 뒤, 모든 샘플에 대한 </w:t>
       </w:r>
       <m:oMath>
         <m:f>
@@ -1704,7 +1816,25 @@
           <w:sz w:val="20"/>
           <w:szCs w:val="20"/>
         </w:rPr>
-        <w:t xml:space="preserve"> 값의 평균을 구하여 이론값으로 생각하겠다. </w:t>
+        <w:t xml:space="preserve"> 값의 평균을 구하여 </w:t>
+      </w:r>
+      <w:proofErr w:type="spellStart"/>
+      <w:r>
+        <w:rPr>
+          <w:rFonts w:hint="eastAsia"/>
+          <w:sz w:val="20"/>
+          <w:szCs w:val="20"/>
+        </w:rPr>
+        <w:t>이론값으로</w:t>
+      </w:r>
+      <w:proofErr w:type="spellEnd"/>
+      <w:r>
+        <w:rPr>
+          <w:rFonts w:hint="eastAsia"/>
+          <w:sz w:val="20"/>
+          <w:szCs w:val="20"/>
+        </w:rPr>
+        <w:t xml:space="preserve"> 생각하겠다. </w:t>
       </w:r>
       <w:r>
         <w:rPr>
@@ -1922,7 +2052,43 @@
           <w:sz w:val="20"/>
           <w:szCs w:val="20"/>
         </w:rPr>
-        <w:t>#오차 분석은 체임버가 찌그러져 있다는 점을 a_theory에 적용</w:t>
+        <w:t xml:space="preserve">#오차 분석은 </w:t>
+      </w:r>
+      <w:proofErr w:type="spellStart"/>
+      <w:r>
+        <w:rPr>
+          <w:rFonts w:hint="eastAsia"/>
+          <w:sz w:val="20"/>
+          <w:szCs w:val="20"/>
+        </w:rPr>
+        <w:t>체임버가</w:t>
+      </w:r>
+      <w:proofErr w:type="spellEnd"/>
+      <w:r>
+        <w:rPr>
+          <w:rFonts w:hint="eastAsia"/>
+          <w:sz w:val="20"/>
+          <w:szCs w:val="20"/>
+        </w:rPr>
+        <w:t xml:space="preserve"> 찌그러져 있다는 점을 </w:t>
+      </w:r>
+      <w:proofErr w:type="spellStart"/>
+      <w:r>
+        <w:rPr>
+          <w:rFonts w:hint="eastAsia"/>
+          <w:sz w:val="20"/>
+          <w:szCs w:val="20"/>
+        </w:rPr>
+        <w:t>a_theory</w:t>
+      </w:r>
+      <w:proofErr w:type="spellEnd"/>
+      <w:r>
+        <w:rPr>
+          <w:rFonts w:hint="eastAsia"/>
+          <w:sz w:val="20"/>
+          <w:szCs w:val="20"/>
+        </w:rPr>
+        <w:t>에 적용</w:t>
       </w:r>
     </w:p>
     <w:p>
@@ -1932,6 +2098,22 @@
           <w:szCs w:val="20"/>
         </w:rPr>
       </w:pPr>
+    </w:p>
+    <w:p>
+      <w:pPr>
+        <w:rPr>
+          <w:sz w:val="24"/>
+          <w:szCs w:val="24"/>
+        </w:rPr>
+      </w:pPr>
+      <w:r>
+        <w:rPr>
+          <w:rFonts w:hint="eastAsia"/>
+          <w:sz w:val="24"/>
+          <w:szCs w:val="24"/>
+        </w:rPr>
+        <w:t>실험2) 보일 법칙</w:t>
+      </w:r>
     </w:p>
     <w:p>
       <w:pPr>

--- a/experiment 5 - Heat Engine/fundamental physics experiment 5.docx
+++ b/experiment 5 - Heat Engine/fundamental physics experiment 5.docx
@@ -475,10 +475,11 @@
             </w:pPr>
             <w:r>
               <w:rPr>
-                <w:sz w:val="20"/>
-                <w:szCs w:val="20"/>
-              </w:rPr>
-              <w:t>50</w:t>
+                <w:rFonts w:hint="eastAsia"/>
+                <w:sz w:val="20"/>
+                <w:szCs w:val="20"/>
+              </w:rPr>
+              <w:t>38</w:t>
             </w:r>
           </w:p>
         </w:tc>
@@ -540,10 +541,11 @@
             </w:pPr>
             <w:r>
               <w:rPr>
-                <w:sz w:val="20"/>
-                <w:szCs w:val="20"/>
-              </w:rPr>
-              <w:t>72</w:t>
+                <w:rFonts w:hint="eastAsia"/>
+                <w:sz w:val="20"/>
+                <w:szCs w:val="20"/>
+              </w:rPr>
+              <w:t>82</w:t>
             </w:r>
           </w:p>
         </w:tc>
@@ -605,10 +607,11 @@
             </w:pPr>
             <w:r>
               <w:rPr>
-                <w:sz w:val="20"/>
-                <w:szCs w:val="20"/>
-              </w:rPr>
-              <w:t>70</w:t>
+                <w:rFonts w:hint="eastAsia"/>
+                <w:sz w:val="20"/>
+                <w:szCs w:val="20"/>
+              </w:rPr>
+              <w:t>74</w:t>
             </w:r>
           </w:p>
         </w:tc>
@@ -670,6 +673,7 @@
             </w:pPr>
             <w:r>
               <w:rPr>
+                <w:rFonts w:hint="eastAsia"/>
                 <w:sz w:val="20"/>
                 <w:szCs w:val="20"/>
               </w:rPr>
@@ -794,6 +798,7 @@
           <w:p>
             <w:pPr>
               <w:rPr>
+                <w:rFonts w:hint="eastAsia"/>
                 <w:sz w:val="20"/>
                 <w:szCs w:val="20"/>
               </w:rPr>
@@ -803,7 +808,15 @@
                 <w:sz w:val="20"/>
                 <w:szCs w:val="20"/>
               </w:rPr>
-              <w:t>64</w:t>
+              <w:t>6</w:t>
+            </w:r>
+            <w:r>
+              <w:rPr>
+                <w:rFonts w:hint="eastAsia"/>
+                <w:sz w:val="20"/>
+                <w:szCs w:val="20"/>
+              </w:rPr>
+              <w:t>1</w:t>
             </w:r>
           </w:p>
         </w:tc>
@@ -865,10 +878,11 @@
             </w:pPr>
             <w:r>
               <w:rPr>
-                <w:sz w:val="20"/>
-                <w:szCs w:val="20"/>
-              </w:rPr>
-              <w:t>60</w:t>
+                <w:rFonts w:hint="eastAsia"/>
+                <w:sz w:val="20"/>
+                <w:szCs w:val="20"/>
+              </w:rPr>
+              <w:t>50</w:t>
             </w:r>
           </w:p>
         </w:tc>
@@ -2113,6 +2127,181 @@
           <w:szCs w:val="24"/>
         </w:rPr>
         <w:t>실험2) 보일 법칙</w:t>
+      </w:r>
+    </w:p>
+    <w:p>
+      <w:pPr>
+        <w:ind w:firstLineChars="100" w:firstLine="200"/>
+        <w:rPr>
+          <w:sz w:val="20"/>
+          <w:szCs w:val="20"/>
+        </w:rPr>
+      </w:pPr>
+      <w:r>
+        <w:rPr>
+          <w:rFonts w:hint="eastAsia"/>
+          <w:sz w:val="20"/>
+          <w:szCs w:val="20"/>
+        </w:rPr>
+        <w:t>이 실험</w:t>
+      </w:r>
+      <w:r>
+        <w:rPr>
+          <w:rFonts w:hint="eastAsia"/>
+          <w:sz w:val="20"/>
+          <w:szCs w:val="20"/>
+        </w:rPr>
+        <w:t xml:space="preserve">의 목표는 보일 법칙을 실험적으로 검증하는 것이다. 보일 법칙은 일정한 양, 일정한 온도의 기체는 압력과 부피의 곱이 </w:t>
+      </w:r>
+      <w:r>
+        <w:rPr>
+          <w:rFonts w:hint="eastAsia"/>
+          <w:sz w:val="20"/>
+          <w:szCs w:val="20"/>
+        </w:rPr>
+        <w:t xml:space="preserve">어떠한 상수와 </w:t>
+      </w:r>
+      <w:r>
+        <w:rPr>
+          <w:rFonts w:hint="eastAsia"/>
+          <w:sz w:val="20"/>
+          <w:szCs w:val="20"/>
+        </w:rPr>
+        <w:t>같다는 것이다. 즉, 이를 수식으로 풀면</w:t>
+      </w:r>
+    </w:p>
+    <w:p>
+      <w:pPr>
+        <w:ind w:firstLineChars="100" w:firstLine="200"/>
+        <w:rPr>
+          <w:sz w:val="20"/>
+          <w:szCs w:val="20"/>
+        </w:rPr>
+      </w:pPr>
+      <m:oMathPara>
+        <m:oMath>
+          <m:r>
+            <w:rPr>
+              <w:rFonts w:ascii="Cambria Math" w:hAnsi="Cambria Math"/>
+              <w:sz w:val="20"/>
+              <w:szCs w:val="20"/>
+            </w:rPr>
+            <m:t>PV=constant</m:t>
+          </m:r>
+        </m:oMath>
+      </m:oMathPara>
+    </w:p>
+    <w:p>
+      <w:pPr>
+        <w:rPr>
+          <w:sz w:val="20"/>
+          <w:szCs w:val="20"/>
+        </w:rPr>
+      </w:pPr>
+      <w:r>
+        <w:rPr>
+          <w:rFonts w:hint="eastAsia"/>
+          <w:sz w:val="20"/>
+          <w:szCs w:val="20"/>
+        </w:rPr>
+        <w:t xml:space="preserve">가 된다. </w:t>
+      </w:r>
+      <w:r>
+        <w:rPr>
+          <w:rFonts w:hint="eastAsia"/>
+          <w:sz w:val="20"/>
+          <w:szCs w:val="20"/>
+        </w:rPr>
+        <w:t>이를 보이기 위한 실험 설계는 다음과 같다:</w:t>
+      </w:r>
+    </w:p>
+    <w:p>
+      <w:pPr>
+        <w:rPr>
+          <w:sz w:val="20"/>
+          <w:szCs w:val="20"/>
+        </w:rPr>
+      </w:pPr>
+      <w:r>
+        <w:rPr>
+          <w:noProof/>
+        </w:rPr>
+        <w:drawing>
+          <wp:inline distT="0" distB="0" distL="0" distR="0" wp14:anchorId="0FADCE1B" wp14:editId="67623CAD">
+            <wp:extent cx="2854569" cy="2834328"/>
+            <wp:effectExtent l="0" t="0" r="3175" b="4445"/>
+            <wp:docPr id="1678627501" name="그림 1"/>
+            <wp:cNvGraphicFramePr>
+              <a:graphicFrameLocks xmlns:a="http://schemas.openxmlformats.org/drawingml/2006/main" noChangeAspect="1"/>
+            </wp:cNvGraphicFramePr>
+            <a:graphic xmlns:a="http://schemas.openxmlformats.org/drawingml/2006/main">
+              <a:graphicData uri="http://schemas.openxmlformats.org/drawingml/2006/picture">
+                <pic:pic xmlns:pic="http://schemas.openxmlformats.org/drawingml/2006/picture">
+                  <pic:nvPicPr>
+                    <pic:cNvPr id="1678627501" name=""/>
+                    <pic:cNvPicPr/>
+                  </pic:nvPicPr>
+                  <pic:blipFill>
+                    <a:blip r:embed="rId7"/>
+                    <a:stretch>
+                      <a:fillRect/>
+                    </a:stretch>
+                  </pic:blipFill>
+                  <pic:spPr>
+                    <a:xfrm>
+                      <a:off x="0" y="0"/>
+                      <a:ext cx="2867356" cy="2847024"/>
+                    </a:xfrm>
+                    <a:prstGeom prst="rect">
+                      <a:avLst/>
+                    </a:prstGeom>
+                  </pic:spPr>
+                </pic:pic>
+              </a:graphicData>
+            </a:graphic>
+          </wp:inline>
+        </w:drawing>
+      </w:r>
+      <w:r>
+        <w:rPr>
+          <w:rFonts w:hint="eastAsia"/>
+          <w:sz w:val="20"/>
+          <w:szCs w:val="20"/>
+        </w:rPr>
+        <w:t xml:space="preserve"> &lt;figure 2.1: 보일 법칙 검증 실험 설계&gt;</w:t>
+      </w:r>
+    </w:p>
+    <w:p>
+      <w:pPr>
+        <w:rPr>
+          <w:sz w:val="20"/>
+          <w:szCs w:val="20"/>
+        </w:rPr>
+      </w:pPr>
+      <w:r>
+        <w:rPr>
+          <w:rFonts w:hint="eastAsia"/>
+          <w:sz w:val="20"/>
+          <w:szCs w:val="20"/>
+        </w:rPr>
+        <w:lastRenderedPageBreak/>
+        <w:t xml:space="preserve">&lt;figure 2.1&gt;의 실린더는 밀폐되어 있으며, 피스톤 위에 질량 추를 올려 압력을 가하는 방식의 실험이다. </w:t>
+      </w:r>
+    </w:p>
+    <w:p>
+      <w:pPr>
+        <w:rPr>
+          <w:sz w:val="20"/>
+          <w:szCs w:val="20"/>
+        </w:rPr>
+      </w:pPr>
+      <w:r>
+        <w:rPr>
+          <w:rFonts w:hint="eastAsia"/>
+          <w:sz w:val="20"/>
+          <w:szCs w:val="20"/>
+        </w:rPr>
+        <w:t xml:space="preserve">추를 올려 압력이 증가하면 부피는 감소하는데, 그렇게 되면 짧은 시간 동안은 근사적으로 단열압축과 비슷한 현상이 발생하여 내부 온도가 증가한다. 이렇게 되면 보일 법칙의 조건과 맞지 않는다. 하지만, 이 실린더는 열에 대해 닫힌 계가 아니기에, 충분한 시간을 기다리면 내부의 온도와 외부의 온도가 같아진다. 다만, 실린더 내부의 온도를 온도센서를 이용해 확인할 방법이 없기에, 압력 센서의 변화를 보고 열평형을 이룬 시점을 확인한다. 부피와 압력 모두 시간에 대해 크게 변하지 않는 것을 확인하고 나면, 외부와 열평형을 이루었다고 생각할 수 있다. </w:t>
       </w:r>
     </w:p>
     <w:p>

--- a/experiment 5 - Heat Engine/fundamental physics experiment 5.docx
+++ b/experiment 5 - Heat Engine/fundamental physics experiment 5.docx
@@ -798,7 +798,6 @@
           <w:p>
             <w:pPr>
               <w:rPr>
-                <w:rFonts w:hint="eastAsia"/>
                 <w:sz w:val="20"/>
                 <w:szCs w:val="20"/>
               </w:rPr>
@@ -990,10 +989,10 @@
         </w:rPr>
         <w:lastRenderedPageBreak/>
         <w:drawing>
-          <wp:inline distT="0" distB="0" distL="0" distR="0" wp14:anchorId="1FA020A5" wp14:editId="28D13A26">
-            <wp:extent cx="3686908" cy="2765385"/>
-            <wp:effectExtent l="0" t="0" r="0" b="0"/>
-            <wp:docPr id="931571536" name="그림 3"/>
+          <wp:inline distT="0" distB="0" distL="0" distR="0" wp14:anchorId="2E63E953" wp14:editId="45784839">
+            <wp:extent cx="3712034" cy="2784231"/>
+            <wp:effectExtent l="0" t="0" r="3175" b="0"/>
+            <wp:docPr id="1300998578" name="그림 1"/>
             <wp:cNvGraphicFramePr>
               <a:graphicFrameLocks xmlns:a="http://schemas.openxmlformats.org/drawingml/2006/main" noChangeAspect="1"/>
             </wp:cNvGraphicFramePr>
@@ -1001,7 +1000,7 @@
               <a:graphicData uri="http://schemas.openxmlformats.org/drawingml/2006/picture">
                 <pic:pic xmlns:pic="http://schemas.openxmlformats.org/drawingml/2006/picture">
                   <pic:nvPicPr>
-                    <pic:cNvPr id="931571536" name="그림 931571536"/>
+                    <pic:cNvPr id="1300998578" name="그림 1300998578"/>
                     <pic:cNvPicPr/>
                   </pic:nvPicPr>
                   <pic:blipFill>
@@ -1019,7 +1018,7 @@
                   <pic:spPr>
                     <a:xfrm>
                       <a:off x="0" y="0"/>
-                      <a:ext cx="3706565" cy="2780129"/>
+                      <a:ext cx="3726440" cy="2795037"/>
                     </a:xfrm>
                     <a:prstGeom prst="rect">
                       <a:avLst/>
@@ -1035,7 +1034,6 @@
     <w:p>
       <w:pPr>
         <w:rPr>
-          <w:rFonts w:hint="eastAsia"/>
           <w:sz w:val="20"/>
           <w:szCs w:val="20"/>
         </w:rPr>
@@ -1063,10 +1061,10 @@
           <w:szCs w:val="20"/>
         </w:rPr>
         <w:drawing>
-          <wp:inline distT="0" distB="0" distL="0" distR="0" wp14:anchorId="5942C6F9" wp14:editId="7B5069AE">
-            <wp:extent cx="3716215" cy="2787367"/>
+          <wp:inline distT="0" distB="0" distL="0" distR="0" wp14:anchorId="13EEC201" wp14:editId="33A9D0D4">
+            <wp:extent cx="3743292" cy="2807676"/>
             <wp:effectExtent l="0" t="0" r="0" b="0"/>
-            <wp:docPr id="1552562175" name="그림 4"/>
+            <wp:docPr id="570461967" name="그림 2"/>
             <wp:cNvGraphicFramePr>
               <a:graphicFrameLocks xmlns:a="http://schemas.openxmlformats.org/drawingml/2006/main" noChangeAspect="1"/>
             </wp:cNvGraphicFramePr>
@@ -1074,7 +1072,7 @@
               <a:graphicData uri="http://schemas.openxmlformats.org/drawingml/2006/picture">
                 <pic:pic xmlns:pic="http://schemas.openxmlformats.org/drawingml/2006/picture">
                   <pic:nvPicPr>
-                    <pic:cNvPr id="1552562175" name="그림 1552562175"/>
+                    <pic:cNvPr id="570461967" name="그림 570461967"/>
                     <pic:cNvPicPr/>
                   </pic:nvPicPr>
                   <pic:blipFill>
@@ -1092,7 +1090,7 @@
                   <pic:spPr>
                     <a:xfrm>
                       <a:off x="0" y="0"/>
-                      <a:ext cx="3737483" cy="2803319"/>
+                      <a:ext cx="3754902" cy="2816384"/>
                     </a:xfrm>
                     <a:prstGeom prst="rect">
                       <a:avLst/>
@@ -1150,7 +1148,6 @@
     <w:p>
       <w:pPr>
         <w:rPr>
-          <w:rFonts w:hint="eastAsia"/>
           <w:sz w:val="20"/>
           <w:szCs w:val="20"/>
         </w:rPr>
@@ -1217,37 +1214,37 @@
           <w:sz w:val="20"/>
           <w:szCs w:val="20"/>
         </w:rPr>
-        <w:t>a=0.7773957848548889</w:t>
-      </w:r>
-    </w:p>
-    <w:p>
-      <w:pPr>
-        <w:rPr>
-          <w:sz w:val="20"/>
-          <w:szCs w:val="20"/>
-        </w:rPr>
-      </w:pPr>
-      <w:r>
-        <w:rPr>
-          <w:sz w:val="20"/>
-          <w:szCs w:val="20"/>
-        </w:rPr>
-        <w:t>b=-8.91919994354248</w:t>
-      </w:r>
-    </w:p>
-    <w:p>
-      <w:pPr>
-        <w:rPr>
-          <w:sz w:val="20"/>
-          <w:szCs w:val="20"/>
-        </w:rPr>
-      </w:pPr>
-      <w:r>
-        <w:rPr>
-          <w:sz w:val="20"/>
-          <w:szCs w:val="20"/>
-        </w:rPr>
-        <w:t>RMSE=0.40938499569892883</w:t>
+        <w:t>a=0.6902660727500916</w:t>
+      </w:r>
+    </w:p>
+    <w:p>
+      <w:pPr>
+        <w:rPr>
+          <w:sz w:val="20"/>
+          <w:szCs w:val="20"/>
+        </w:rPr>
+      </w:pPr>
+      <w:r>
+        <w:rPr>
+          <w:sz w:val="20"/>
+          <w:szCs w:val="20"/>
+        </w:rPr>
+        <w:t>b=3.726905107498169</w:t>
+      </w:r>
+    </w:p>
+    <w:p>
+      <w:pPr>
+        <w:rPr>
+          <w:sz w:val="20"/>
+          <w:szCs w:val="20"/>
+        </w:rPr>
+      </w:pPr>
+      <w:r>
+        <w:rPr>
+          <w:sz w:val="20"/>
+          <w:szCs w:val="20"/>
+        </w:rPr>
+        <w:t>RMSE=0.5042604207992554</w:t>
       </w:r>
     </w:p>
     <w:p>
@@ -1385,7 +1382,6 @@
     <w:p>
       <w:pPr>
         <w:rPr>
-          <w:rFonts w:hint="eastAsia"/>
           <w:sz w:val="20"/>
           <w:szCs w:val="20"/>
         </w:rPr>
@@ -1468,15 +1464,7 @@
               <w:sz w:val="20"/>
               <w:szCs w:val="20"/>
             </w:rPr>
-            <m:t>∝</m:t>
-          </m:r>
-          <m:r>
-            <w:rPr>
-              <w:rFonts w:ascii="Cambria Math" w:hAnsi="Cambria Math"/>
-              <w:sz w:val="20"/>
-              <w:szCs w:val="20"/>
-            </w:rPr>
-            <m:t>T</m:t>
+            <m:t>∝T</m:t>
           </m:r>
         </m:oMath>
       </m:oMathPara>
@@ -1484,18 +1472,16 @@
     <w:p>
       <w:pPr>
         <w:rPr>
-          <w:rFonts w:hint="eastAsia"/>
-          <w:sz w:val="20"/>
-          <w:szCs w:val="20"/>
-        </w:rPr>
-      </w:pPr>
-      <w:r>
-        <w:rPr>
-          <w:rFonts w:hint="eastAsia"/>
-          <w:sz w:val="20"/>
-          <w:szCs w:val="20"/>
-        </w:rPr>
-        <w:lastRenderedPageBreak/>
+          <w:sz w:val="20"/>
+          <w:szCs w:val="20"/>
+        </w:rPr>
+      </w:pPr>
+      <w:r>
+        <w:rPr>
+          <w:rFonts w:hint="eastAsia"/>
+          <w:sz w:val="20"/>
+          <w:szCs w:val="20"/>
+        </w:rPr>
         <w:t xml:space="preserve">이다. </w:t>
       </w:r>
       <w:r>
@@ -1504,15 +1490,31 @@
           <w:sz w:val="20"/>
           <w:szCs w:val="20"/>
         </w:rPr>
-        <w:t xml:space="preserve">이 때 b의 값은 부피의 차원을 갖는데, 유효숫자(2개)를 고려하면 </w:t>
-      </w:r>
-      <w:r>
-        <w:rPr>
-          <w:rFonts w:hint="eastAsia"/>
-          <w:sz w:val="20"/>
-          <w:szCs w:val="20"/>
-        </w:rPr>
-        <w:t>-8.9</w:t>
+        <w:t>이 때 b의 값은 부피의 차원을 갖는데, 유효숫자(</w:t>
+      </w:r>
+      <w:r>
+        <w:rPr>
+          <w:rFonts w:hint="eastAsia"/>
+          <w:sz w:val="20"/>
+          <w:szCs w:val="20"/>
+        </w:rPr>
+        <w:t>3</w:t>
+      </w:r>
+      <w:r>
+        <w:rPr>
+          <w:rFonts w:hint="eastAsia"/>
+          <w:sz w:val="20"/>
+          <w:szCs w:val="20"/>
+        </w:rPr>
+        <w:t xml:space="preserve">개)를 고려하면 </w:t>
+      </w:r>
+      <w:r>
+        <w:rPr>
+          <w:rFonts w:hint="eastAsia"/>
+          <w:sz w:val="20"/>
+          <w:szCs w:val="20"/>
+        </w:rPr>
+        <w:t>3.73</w:t>
       </w:r>
       <w:r>
         <w:rPr>
@@ -1537,41 +1539,39 @@
           <w:sz w:val="20"/>
           <w:szCs w:val="20"/>
         </w:rPr>
-        <w:t xml:space="preserve">이다. </w:t>
-      </w:r>
-      <w:proofErr w:type="gramStart"/>
-      <w:r>
-        <w:rPr>
-          <w:rFonts w:hint="eastAsia"/>
-          <w:sz w:val="20"/>
-          <w:szCs w:val="20"/>
-        </w:rPr>
-        <w:t>b 의</w:t>
-      </w:r>
-      <w:proofErr w:type="gramEnd"/>
-      <w:r>
-        <w:rPr>
-          <w:rFonts w:hint="eastAsia"/>
-          <w:sz w:val="20"/>
-          <w:szCs w:val="20"/>
-        </w:rPr>
-        <w:t xml:space="preserve"> 이론 값은 0이므로, 퍼센트 오차로 분석하는 것은 적절치 않다. 이 오차는 사용한 air chamber 장비에 상당히 큰 패임 (air chamber 중간 부분이 강하게 눌려 찌그러져 있었음.)이 있었다는 점을 감안할 때, 충분히 발생할 수 있는 오차로 보인다. </w:t>
-      </w:r>
-    </w:p>
-    <w:p>
-      <w:pPr>
-        <w:rPr>
-          <w:sz w:val="20"/>
-          <w:szCs w:val="20"/>
-        </w:rPr>
-      </w:pPr>
-      <w:r>
-        <w:rPr>
-          <w:rFonts w:hint="eastAsia"/>
-          <w:sz w:val="20"/>
-          <w:szCs w:val="20"/>
-        </w:rPr>
-        <w:t xml:space="preserve"> 한 편, a=0.78 cm</w:t>
+        <w:t xml:space="preserve">이다. b 의 이론 값은 0이므로, 퍼센트 오차로 분석하는 것은 적절치 않다. 이 오차는 사용한 air chamber 장비에 상당히 큰 패임 (air chamber 중간 부분이 강하게 눌려 찌그러져 있었음.)이 있었다는 점을 감안할 때, 충분히 발생할 수 있는 오차로 보인다. </w:t>
+      </w:r>
+    </w:p>
+    <w:p>
+      <w:pPr>
+        <w:rPr>
+          <w:sz w:val="20"/>
+          <w:szCs w:val="20"/>
+        </w:rPr>
+      </w:pPr>
+      <w:r>
+        <w:rPr>
+          <w:rFonts w:hint="eastAsia"/>
+          <w:sz w:val="20"/>
+          <w:szCs w:val="20"/>
+        </w:rPr>
+        <w:t xml:space="preserve"> 한 편, a=0.</w:t>
+      </w:r>
+      <w:r>
+        <w:rPr>
+          <w:rFonts w:hint="eastAsia"/>
+          <w:sz w:val="20"/>
+          <w:szCs w:val="20"/>
+        </w:rPr>
+        <w:t>69</w:t>
+      </w:r>
+      <w:r>
+        <w:rPr>
+          <w:rFonts w:hint="eastAsia"/>
+          <w:sz w:val="20"/>
+          <w:szCs w:val="20"/>
+        </w:rPr>
+        <w:t xml:space="preserve"> cm</w:t>
       </w:r>
       <w:r>
         <w:rPr>
@@ -1856,7 +1856,23 @@
           <w:sz w:val="20"/>
           <w:szCs w:val="20"/>
         </w:rPr>
-        <w:t>이 수치를 구해보면 유효숫자를 고려할 때 0.75 cm</w:t>
+        <w:t>이 수치를 구해보면 유효숫자를 고려할 때 0.7</w:t>
+      </w:r>
+      <w:r>
+        <w:rPr>
+          <w:rFonts w:hint="eastAsia"/>
+          <w:sz w:val="20"/>
+          <w:szCs w:val="20"/>
+        </w:rPr>
+        <w:t>0</w:t>
+      </w:r>
+      <w:r>
+        <w:rPr>
+          <w:rFonts w:hint="eastAsia"/>
+          <w:sz w:val="20"/>
+          <w:szCs w:val="20"/>
+        </w:rPr>
+        <w:t xml:space="preserve"> cm</w:t>
       </w:r>
       <w:r>
         <w:rPr>
@@ -2032,7 +2048,23 @@
               <w:sz w:val="20"/>
               <w:szCs w:val="20"/>
             </w:rPr>
-            <m:t>=4 %</m:t>
+            <m:t>=</m:t>
+          </m:r>
+          <m:r>
+            <w:rPr>
+              <w:rFonts w:ascii="Cambria Math" w:hAnsi="Cambria Math"/>
+              <w:sz w:val="20"/>
+              <w:szCs w:val="20"/>
+            </w:rPr>
+            <m:t>-1.43</m:t>
+          </m:r>
+          <m:r>
+            <w:rPr>
+              <w:rFonts w:ascii="Cambria Math" w:hAnsi="Cambria Math"/>
+              <w:sz w:val="20"/>
+              <w:szCs w:val="20"/>
+            </w:rPr>
+            <m:t xml:space="preserve"> %</m:t>
           </m:r>
         </m:oMath>
       </m:oMathPara>
@@ -2226,6 +2258,7 @@
         <w:rPr>
           <w:noProof/>
         </w:rPr>
+        <w:lastRenderedPageBreak/>
         <w:drawing>
           <wp:inline distT="0" distB="0" distL="0" distR="0" wp14:anchorId="0FADCE1B" wp14:editId="67623CAD">
             <wp:extent cx="2854569" cy="2834328"/>
@@ -2284,34 +2317,1819 @@
           <w:sz w:val="20"/>
           <w:szCs w:val="20"/>
         </w:rPr>
+        <w:t xml:space="preserve">&lt;figure 2.1&gt;의 실린더는 밀폐되어 있으며, 피스톤 위에 질량 추를 올려 압력을 가하는 방식의 실험이다. </w:t>
+      </w:r>
+    </w:p>
+    <w:p>
+      <w:pPr>
+        <w:rPr>
+          <w:sz w:val="20"/>
+          <w:szCs w:val="20"/>
+        </w:rPr>
+      </w:pPr>
+      <w:r>
+        <w:rPr>
+          <w:rFonts w:hint="eastAsia"/>
+          <w:sz w:val="20"/>
+          <w:szCs w:val="20"/>
+        </w:rPr>
+        <w:t xml:space="preserve">추를 올려 압력이 증가하면 부피는 감소하는데, 그렇게 되면 짧은 시간 동안은 근사적으로 단열압축과 비슷한 현상이 발생하여 내부 온도가 증가한다. 이렇게 되면 보일 법칙의 조건과 맞지 않는다. 하지만, 이 실린더는 열에 대해 닫힌 계가 아니기에, 충분한 시간을 기다리면 내부의 온도와 외부의 온도가 같아진다. 다만, 실린더 내부의 온도를 온도센서를 이용해 확인할 방법이 없기에, 압력 센서의 변화를 보고 열평형을 이룬 시점을 확인한다. 부피와 압력 모두 시간에 대해 크게 변하지 않는 것을 확인하고 나면, 외부와 열평형을 이루었다고 생각할 수 있다. </w:t>
+      </w:r>
+    </w:p>
+    <w:p>
+      <w:pPr>
+        <w:rPr>
+          <w:sz w:val="20"/>
+          <w:szCs w:val="20"/>
+        </w:rPr>
+      </w:pPr>
+      <w:r>
+        <w:rPr>
+          <w:rFonts w:hint="eastAsia"/>
+          <w:sz w:val="20"/>
+          <w:szCs w:val="20"/>
+        </w:rPr>
+        <w:t xml:space="preserve"> 이 실험으로 얻은 원본 데이터는 다음과 같다:</w:t>
+      </w:r>
+    </w:p>
+    <w:tbl>
+      <w:tblPr>
+        <w:tblStyle w:val="a4"/>
+        <w:tblW w:w="0" w:type="auto"/>
+        <w:tblLook w:val="04A0" w:firstRow="1" w:lastRow="0" w:firstColumn="1" w:lastColumn="0" w:noHBand="0" w:noVBand="1"/>
+      </w:tblPr>
+      <w:tblGrid>
+        <w:gridCol w:w="2254"/>
+        <w:gridCol w:w="2254"/>
+        <w:gridCol w:w="2254"/>
+        <w:gridCol w:w="2254"/>
+      </w:tblGrid>
+      <w:tr>
+        <w:tc>
+          <w:tcPr>
+            <w:tcW w:w="2254" w:type="dxa"/>
+          </w:tcPr>
+          <w:p>
+            <w:pPr>
+              <w:rPr>
+                <w:sz w:val="20"/>
+                <w:szCs w:val="20"/>
+              </w:rPr>
+            </w:pPr>
+            <w:r>
+              <w:rPr>
+                <w:sz w:val="20"/>
+                <w:szCs w:val="20"/>
+              </w:rPr>
+              <w:t>M</w:t>
+            </w:r>
+            <w:r>
+              <w:rPr>
+                <w:rFonts w:hint="eastAsia"/>
+                <w:sz w:val="20"/>
+                <w:szCs w:val="20"/>
+              </w:rPr>
+              <w:t>ass (g)</w:t>
+            </w:r>
+          </w:p>
+        </w:tc>
+        <w:tc>
+          <w:tcPr>
+            <w:tcW w:w="2254" w:type="dxa"/>
+          </w:tcPr>
+          <w:p>
+            <w:pPr>
+              <w:rPr>
+                <w:sz w:val="20"/>
+                <w:szCs w:val="20"/>
+              </w:rPr>
+            </w:pPr>
+            <w:r>
+              <w:rPr>
+                <w:sz w:val="20"/>
+                <w:szCs w:val="20"/>
+              </w:rPr>
+              <w:t>P</w:t>
+            </w:r>
+            <w:r>
+              <w:rPr>
+                <w:rFonts w:hint="eastAsia"/>
+                <w:sz w:val="20"/>
+                <w:szCs w:val="20"/>
+              </w:rPr>
+              <w:t>iston heights (mm)</w:t>
+            </w:r>
+          </w:p>
+        </w:tc>
+        <w:tc>
+          <w:tcPr>
+            <w:tcW w:w="2254" w:type="dxa"/>
+          </w:tcPr>
+          <w:p>
+            <w:pPr>
+              <w:rPr>
+                <w:sz w:val="20"/>
+                <w:szCs w:val="20"/>
+              </w:rPr>
+            </w:pPr>
+            <w:r>
+              <w:rPr>
+                <w:sz w:val="20"/>
+                <w:szCs w:val="20"/>
+              </w:rPr>
+              <w:t>P</w:t>
+            </w:r>
+            <w:r>
+              <w:rPr>
+                <w:rFonts w:hint="eastAsia"/>
+                <w:sz w:val="20"/>
+                <w:szCs w:val="20"/>
+              </w:rPr>
+              <w:t>ressure (kPa)</w:t>
+            </w:r>
+          </w:p>
+        </w:tc>
+        <w:tc>
+          <w:tcPr>
+            <w:tcW w:w="2254" w:type="dxa"/>
+          </w:tcPr>
+          <w:p>
+            <w:pPr>
+              <w:rPr>
+                <w:sz w:val="20"/>
+                <w:szCs w:val="20"/>
+              </w:rPr>
+            </w:pPr>
+            <w:r>
+              <w:rPr>
+                <w:sz w:val="20"/>
+                <w:szCs w:val="20"/>
+              </w:rPr>
+              <w:t>T</w:t>
+            </w:r>
+            <w:r>
+              <w:rPr>
+                <w:rFonts w:hint="eastAsia"/>
+                <w:sz w:val="20"/>
+                <w:szCs w:val="20"/>
+              </w:rPr>
+              <w:t>emperature (K)</w:t>
+            </w:r>
+          </w:p>
+        </w:tc>
+      </w:tr>
+      <w:tr>
+        <w:tc>
+          <w:tcPr>
+            <w:tcW w:w="2254" w:type="dxa"/>
+          </w:tcPr>
+          <w:p>
+            <w:pPr>
+              <w:rPr>
+                <w:sz w:val="20"/>
+                <w:szCs w:val="20"/>
+              </w:rPr>
+            </w:pPr>
+            <w:r>
+              <w:rPr>
+                <w:rFonts w:ascii="맑은 고딕" w:eastAsia="맑은 고딕" w:cs="맑은 고딕"/>
+                <w:color w:val="000000"/>
+                <w:kern w:val="0"/>
+              </w:rPr>
+              <w:t>0</w:t>
+            </w:r>
+          </w:p>
+        </w:tc>
+        <w:tc>
+          <w:tcPr>
+            <w:tcW w:w="2254" w:type="dxa"/>
+          </w:tcPr>
+          <w:p>
+            <w:pPr>
+              <w:rPr>
+                <w:sz w:val="20"/>
+                <w:szCs w:val="20"/>
+              </w:rPr>
+            </w:pPr>
+            <w:r>
+              <w:rPr>
+                <w:rFonts w:ascii="맑은 고딕" w:eastAsia="맑은 고딕" w:cs="맑은 고딕"/>
+                <w:color w:val="000000"/>
+                <w:kern w:val="0"/>
+              </w:rPr>
+              <w:t>71.94</w:t>
+            </w:r>
+          </w:p>
+        </w:tc>
+        <w:tc>
+          <w:tcPr>
+            <w:tcW w:w="2254" w:type="dxa"/>
+          </w:tcPr>
+          <w:p>
+            <w:pPr>
+              <w:rPr>
+                <w:rFonts w:hint="eastAsia"/>
+                <w:sz w:val="20"/>
+                <w:szCs w:val="20"/>
+              </w:rPr>
+            </w:pPr>
+            <w:r>
+              <w:rPr>
+                <w:rFonts w:ascii="맑은 고딕" w:eastAsia="맑은 고딕" w:cs="맑은 고딕"/>
+                <w:color w:val="000000"/>
+                <w:kern w:val="0"/>
+              </w:rPr>
+              <w:t>101.005</w:t>
+            </w:r>
+          </w:p>
+        </w:tc>
+        <w:tc>
+          <w:tcPr>
+            <w:tcW w:w="2254" w:type="dxa"/>
+          </w:tcPr>
+          <w:p>
+            <w:pPr>
+              <w:rPr>
+                <w:sz w:val="20"/>
+                <w:szCs w:val="20"/>
+              </w:rPr>
+            </w:pPr>
+            <w:r>
+              <w:rPr>
+                <w:rFonts w:ascii="맑은 고딕" w:eastAsia="맑은 고딕" w:cs="맑은 고딕"/>
+                <w:color w:val="000000"/>
+                <w:kern w:val="0"/>
+              </w:rPr>
+              <w:t>297.2</w:t>
+            </w:r>
+          </w:p>
+        </w:tc>
+      </w:tr>
+      <w:tr>
+        <w:tc>
+          <w:tcPr>
+            <w:tcW w:w="2254" w:type="dxa"/>
+          </w:tcPr>
+          <w:p>
+            <w:pPr>
+              <w:rPr>
+                <w:sz w:val="20"/>
+                <w:szCs w:val="20"/>
+              </w:rPr>
+            </w:pPr>
+            <w:r>
+              <w:rPr>
+                <w:rFonts w:ascii="맑은 고딕" w:eastAsia="맑은 고딕" w:cs="맑은 고딕"/>
+                <w:color w:val="000000"/>
+                <w:kern w:val="0"/>
+              </w:rPr>
+              <w:t>10</w:t>
+            </w:r>
+          </w:p>
+        </w:tc>
+        <w:tc>
+          <w:tcPr>
+            <w:tcW w:w="2254" w:type="dxa"/>
+          </w:tcPr>
+          <w:p>
+            <w:pPr>
+              <w:rPr>
+                <w:sz w:val="20"/>
+                <w:szCs w:val="20"/>
+              </w:rPr>
+            </w:pPr>
+            <w:r>
+              <w:rPr>
+                <w:rFonts w:ascii="맑은 고딕" w:eastAsia="맑은 고딕" w:cs="맑은 고딕"/>
+                <w:color w:val="000000"/>
+                <w:kern w:val="0"/>
+              </w:rPr>
+              <w:t>71.92</w:t>
+            </w:r>
+          </w:p>
+        </w:tc>
+        <w:tc>
+          <w:tcPr>
+            <w:tcW w:w="2254" w:type="dxa"/>
+          </w:tcPr>
+          <w:p>
+            <w:pPr>
+              <w:rPr>
+                <w:rFonts w:hint="eastAsia"/>
+                <w:sz w:val="20"/>
+                <w:szCs w:val="20"/>
+              </w:rPr>
+            </w:pPr>
+            <w:r>
+              <w:rPr>
+                <w:rFonts w:ascii="맑은 고딕" w:eastAsia="맑은 고딕" w:cs="맑은 고딕"/>
+                <w:color w:val="000000"/>
+                <w:kern w:val="0"/>
+              </w:rPr>
+              <w:t>101.129</w:t>
+            </w:r>
+          </w:p>
+        </w:tc>
+        <w:tc>
+          <w:tcPr>
+            <w:tcW w:w="2254" w:type="dxa"/>
+          </w:tcPr>
+          <w:p>
+            <w:pPr>
+              <w:rPr>
+                <w:sz w:val="20"/>
+                <w:szCs w:val="20"/>
+              </w:rPr>
+            </w:pPr>
+            <w:r>
+              <w:rPr>
+                <w:rFonts w:ascii="맑은 고딕" w:eastAsia="맑은 고딕" w:cs="맑은 고딕"/>
+                <w:color w:val="000000"/>
+                <w:kern w:val="0"/>
+              </w:rPr>
+              <w:t>296.7</w:t>
+            </w:r>
+          </w:p>
+        </w:tc>
+      </w:tr>
+      <w:tr>
+        <w:tc>
+          <w:tcPr>
+            <w:tcW w:w="2254" w:type="dxa"/>
+          </w:tcPr>
+          <w:p>
+            <w:pPr>
+              <w:rPr>
+                <w:sz w:val="20"/>
+                <w:szCs w:val="20"/>
+              </w:rPr>
+            </w:pPr>
+            <w:r>
+              <w:rPr>
+                <w:rFonts w:ascii="맑은 고딕" w:eastAsia="맑은 고딕" w:cs="맑은 고딕"/>
+                <w:color w:val="000000"/>
+                <w:kern w:val="0"/>
+              </w:rPr>
+              <w:t>100</w:t>
+            </w:r>
+          </w:p>
+        </w:tc>
+        <w:tc>
+          <w:tcPr>
+            <w:tcW w:w="2254" w:type="dxa"/>
+          </w:tcPr>
+          <w:p>
+            <w:pPr>
+              <w:rPr>
+                <w:sz w:val="20"/>
+                <w:szCs w:val="20"/>
+              </w:rPr>
+            </w:pPr>
+            <w:r>
+              <w:rPr>
+                <w:rFonts w:ascii="맑은 고딕" w:eastAsia="맑은 고딕" w:cs="맑은 고딕"/>
+                <w:color w:val="000000"/>
+                <w:kern w:val="0"/>
+              </w:rPr>
+              <w:t>71.01</w:t>
+            </w:r>
+          </w:p>
+        </w:tc>
+        <w:tc>
+          <w:tcPr>
+            <w:tcW w:w="2254" w:type="dxa"/>
+          </w:tcPr>
+          <w:p>
+            <w:pPr>
+              <w:rPr>
+                <w:rFonts w:hint="eastAsia"/>
+                <w:sz w:val="20"/>
+                <w:szCs w:val="20"/>
+              </w:rPr>
+            </w:pPr>
+            <w:r>
+              <w:rPr>
+                <w:rFonts w:ascii="맑은 고딕" w:eastAsia="맑은 고딕" w:cs="맑은 고딕"/>
+                <w:color w:val="000000"/>
+                <w:kern w:val="0"/>
+              </w:rPr>
+              <w:t>102.215</w:t>
+            </w:r>
+          </w:p>
+        </w:tc>
+        <w:tc>
+          <w:tcPr>
+            <w:tcW w:w="2254" w:type="dxa"/>
+          </w:tcPr>
+          <w:p>
+            <w:pPr>
+              <w:rPr>
+                <w:sz w:val="20"/>
+                <w:szCs w:val="20"/>
+              </w:rPr>
+            </w:pPr>
+            <w:r>
+              <w:rPr>
+                <w:rFonts w:ascii="맑은 고딕" w:eastAsia="맑은 고딕" w:cs="맑은 고딕"/>
+                <w:color w:val="000000"/>
+                <w:kern w:val="0"/>
+              </w:rPr>
+              <w:t>296.9</w:t>
+            </w:r>
+          </w:p>
+        </w:tc>
+      </w:tr>
+      <w:tr>
+        <w:tc>
+          <w:tcPr>
+            <w:tcW w:w="2254" w:type="dxa"/>
+          </w:tcPr>
+          <w:p>
+            <w:pPr>
+              <w:rPr>
+                <w:sz w:val="20"/>
+                <w:szCs w:val="20"/>
+              </w:rPr>
+            </w:pPr>
+            <w:r>
+              <w:rPr>
+                <w:rFonts w:ascii="맑은 고딕" w:eastAsia="맑은 고딕" w:cs="맑은 고딕"/>
+                <w:color w:val="000000"/>
+                <w:kern w:val="0"/>
+              </w:rPr>
+              <w:t>151</w:t>
+            </w:r>
+          </w:p>
+        </w:tc>
+        <w:tc>
+          <w:tcPr>
+            <w:tcW w:w="2254" w:type="dxa"/>
+          </w:tcPr>
+          <w:p>
+            <w:pPr>
+              <w:rPr>
+                <w:sz w:val="20"/>
+                <w:szCs w:val="20"/>
+              </w:rPr>
+            </w:pPr>
+            <w:r>
+              <w:rPr>
+                <w:rFonts w:ascii="맑은 고딕" w:eastAsia="맑은 고딕" w:cs="맑은 고딕"/>
+                <w:color w:val="000000"/>
+                <w:kern w:val="0"/>
+              </w:rPr>
+              <w:t>69.61</w:t>
+            </w:r>
+          </w:p>
+        </w:tc>
+        <w:tc>
+          <w:tcPr>
+            <w:tcW w:w="2254" w:type="dxa"/>
+          </w:tcPr>
+          <w:p>
+            <w:pPr>
+              <w:rPr>
+                <w:rFonts w:hint="eastAsia"/>
+                <w:sz w:val="20"/>
+                <w:szCs w:val="20"/>
+              </w:rPr>
+            </w:pPr>
+            <w:r>
+              <w:rPr>
+                <w:rFonts w:ascii="맑은 고딕" w:eastAsia="맑은 고딕" w:cs="맑은 고딕"/>
+                <w:color w:val="000000"/>
+                <w:kern w:val="0"/>
+              </w:rPr>
+              <w:t>102.791</w:t>
+            </w:r>
+          </w:p>
+        </w:tc>
+        <w:tc>
+          <w:tcPr>
+            <w:tcW w:w="2254" w:type="dxa"/>
+          </w:tcPr>
+          <w:p>
+            <w:pPr>
+              <w:rPr>
+                <w:sz w:val="20"/>
+                <w:szCs w:val="20"/>
+              </w:rPr>
+            </w:pPr>
+            <w:r>
+              <w:rPr>
+                <w:rFonts w:ascii="맑은 고딕" w:eastAsia="맑은 고딕" w:cs="맑은 고딕"/>
+                <w:color w:val="000000"/>
+                <w:kern w:val="0"/>
+              </w:rPr>
+              <w:t>296.9</w:t>
+            </w:r>
+          </w:p>
+        </w:tc>
+      </w:tr>
+      <w:tr>
+        <w:tc>
+          <w:tcPr>
+            <w:tcW w:w="2254" w:type="dxa"/>
+          </w:tcPr>
+          <w:p>
+            <w:pPr>
+              <w:rPr>
+                <w:sz w:val="20"/>
+                <w:szCs w:val="20"/>
+              </w:rPr>
+            </w:pPr>
+            <w:r>
+              <w:rPr>
+                <w:rFonts w:ascii="맑은 고딕" w:eastAsia="맑은 고딕" w:cs="맑은 고딕"/>
+                <w:color w:val="000000"/>
+                <w:kern w:val="0"/>
+              </w:rPr>
+              <w:t>201</w:t>
+            </w:r>
+          </w:p>
+        </w:tc>
+        <w:tc>
+          <w:tcPr>
+            <w:tcW w:w="2254" w:type="dxa"/>
+          </w:tcPr>
+          <w:p>
+            <w:pPr>
+              <w:rPr>
+                <w:sz w:val="20"/>
+                <w:szCs w:val="20"/>
+              </w:rPr>
+            </w:pPr>
+            <w:r>
+              <w:rPr>
+                <w:rFonts w:ascii="맑은 고딕" w:eastAsia="맑은 고딕" w:cs="맑은 고딕"/>
+                <w:color w:val="000000"/>
+                <w:kern w:val="0"/>
+              </w:rPr>
+              <w:t>68.99</w:t>
+            </w:r>
+          </w:p>
+        </w:tc>
+        <w:tc>
+          <w:tcPr>
+            <w:tcW w:w="2254" w:type="dxa"/>
+          </w:tcPr>
+          <w:p>
+            <w:pPr>
+              <w:rPr>
+                <w:rFonts w:hint="eastAsia"/>
+                <w:sz w:val="20"/>
+                <w:szCs w:val="20"/>
+              </w:rPr>
+            </w:pPr>
+            <w:r>
+              <w:rPr>
+                <w:rFonts w:ascii="맑은 고딕" w:eastAsia="맑은 고딕" w:cs="맑은 고딕"/>
+                <w:color w:val="000000"/>
+                <w:kern w:val="0"/>
+              </w:rPr>
+              <w:t>103.358</w:t>
+            </w:r>
+          </w:p>
+        </w:tc>
+        <w:tc>
+          <w:tcPr>
+            <w:tcW w:w="2254" w:type="dxa"/>
+          </w:tcPr>
+          <w:p>
+            <w:pPr>
+              <w:rPr>
+                <w:sz w:val="20"/>
+                <w:szCs w:val="20"/>
+              </w:rPr>
+            </w:pPr>
+            <w:r>
+              <w:rPr>
+                <w:rFonts w:ascii="맑은 고딕" w:eastAsia="맑은 고딕" w:cs="맑은 고딕"/>
+                <w:color w:val="000000"/>
+                <w:kern w:val="0"/>
+              </w:rPr>
+              <w:t>297.1</w:t>
+            </w:r>
+          </w:p>
+        </w:tc>
+      </w:tr>
+      <w:tr>
+        <w:tc>
+          <w:tcPr>
+            <w:tcW w:w="2254" w:type="dxa"/>
+          </w:tcPr>
+          <w:p>
+            <w:pPr>
+              <w:rPr>
+                <w:sz w:val="20"/>
+                <w:szCs w:val="20"/>
+              </w:rPr>
+            </w:pPr>
+            <w:r>
+              <w:rPr>
+                <w:rFonts w:ascii="맑은 고딕" w:eastAsia="맑은 고딕" w:cs="맑은 고딕"/>
+                <w:color w:val="000000"/>
+                <w:kern w:val="0"/>
+              </w:rPr>
+              <w:t>301</w:t>
+            </w:r>
+          </w:p>
+        </w:tc>
+        <w:tc>
+          <w:tcPr>
+            <w:tcW w:w="2254" w:type="dxa"/>
+          </w:tcPr>
+          <w:p>
+            <w:pPr>
+              <w:rPr>
+                <w:sz w:val="20"/>
+                <w:szCs w:val="20"/>
+              </w:rPr>
+            </w:pPr>
+            <w:r>
+              <w:rPr>
+                <w:rFonts w:ascii="맑은 고딕" w:eastAsia="맑은 고딕" w:cs="맑은 고딕"/>
+                <w:color w:val="000000"/>
+                <w:kern w:val="0"/>
+              </w:rPr>
+              <w:t>67.05</w:t>
+            </w:r>
+          </w:p>
+        </w:tc>
+        <w:tc>
+          <w:tcPr>
+            <w:tcW w:w="2254" w:type="dxa"/>
+          </w:tcPr>
+          <w:p>
+            <w:pPr>
+              <w:rPr>
+                <w:rFonts w:hint="eastAsia"/>
+                <w:sz w:val="20"/>
+                <w:szCs w:val="20"/>
+              </w:rPr>
+            </w:pPr>
+            <w:r>
+              <w:rPr>
+                <w:rFonts w:ascii="맑은 고딕" w:eastAsia="맑은 고딕" w:cs="맑은 고딕"/>
+                <w:color w:val="000000"/>
+                <w:kern w:val="0"/>
+              </w:rPr>
+              <w:t>104.627</w:t>
+            </w:r>
+          </w:p>
+        </w:tc>
+        <w:tc>
+          <w:tcPr>
+            <w:tcW w:w="2254" w:type="dxa"/>
+          </w:tcPr>
+          <w:p>
+            <w:pPr>
+              <w:rPr>
+                <w:sz w:val="20"/>
+                <w:szCs w:val="20"/>
+              </w:rPr>
+            </w:pPr>
+            <w:r>
+              <w:rPr>
+                <w:rFonts w:ascii="맑은 고딕" w:eastAsia="맑은 고딕" w:cs="맑은 고딕"/>
+                <w:color w:val="000000"/>
+                <w:kern w:val="0"/>
+              </w:rPr>
+              <w:t>296.9</w:t>
+            </w:r>
+          </w:p>
+        </w:tc>
+      </w:tr>
+    </w:tbl>
+    <w:p>
+      <w:pPr>
+        <w:rPr>
+          <w:sz w:val="20"/>
+          <w:szCs w:val="20"/>
+        </w:rPr>
+      </w:pPr>
+    </w:p>
+    <w:p>
+      <w:pPr>
+        <w:rPr>
+          <w:sz w:val="20"/>
+          <w:szCs w:val="20"/>
+        </w:rPr>
+      </w:pPr>
+      <w:r>
+        <w:rPr>
+          <w:sz w:val="20"/>
+          <w:szCs w:val="20"/>
+        </w:rPr>
+        <w:t>이</w:t>
+      </w:r>
+      <w:r>
+        <w:rPr>
+          <w:rFonts w:hint="eastAsia"/>
+          <w:sz w:val="20"/>
+          <w:szCs w:val="20"/>
+        </w:rPr>
+        <w:t>를 이용해 P vs V</w:t>
+      </w:r>
+      <w:r>
+        <w:rPr>
+          <w:rFonts w:hint="eastAsia"/>
+          <w:sz w:val="20"/>
+          <w:szCs w:val="20"/>
+          <w:vertAlign w:val="superscript"/>
+        </w:rPr>
+        <w:t>-1</w:t>
+      </w:r>
+      <w:r>
+        <w:rPr>
+          <w:rFonts w:hint="eastAsia"/>
+          <w:sz w:val="20"/>
+          <w:szCs w:val="20"/>
+        </w:rPr>
+        <w:t>, P vs V 그래프를 그리면 다음과 같다:</w:t>
+      </w:r>
+    </w:p>
+    <w:p>
+      <w:pPr>
+        <w:rPr>
+          <w:sz w:val="20"/>
+          <w:szCs w:val="20"/>
+        </w:rPr>
+      </w:pPr>
+      <w:r>
+        <w:rPr>
+          <w:noProof/>
+          <w:sz w:val="20"/>
+          <w:szCs w:val="20"/>
+        </w:rPr>
         <w:lastRenderedPageBreak/>
-        <w:t xml:space="preserve">&lt;figure 2.1&gt;의 실린더는 밀폐되어 있으며, 피스톤 위에 질량 추를 올려 압력을 가하는 방식의 실험이다. </w:t>
-      </w:r>
-    </w:p>
-    <w:p>
-      <w:pPr>
-        <w:rPr>
-          <w:sz w:val="20"/>
-          <w:szCs w:val="20"/>
-        </w:rPr>
-      </w:pPr>
-      <w:r>
-        <w:rPr>
-          <w:rFonts w:hint="eastAsia"/>
-          <w:sz w:val="20"/>
-          <w:szCs w:val="20"/>
-        </w:rPr>
-        <w:t xml:space="preserve">추를 올려 압력이 증가하면 부피는 감소하는데, 그렇게 되면 짧은 시간 동안은 근사적으로 단열압축과 비슷한 현상이 발생하여 내부 온도가 증가한다. 이렇게 되면 보일 법칙의 조건과 맞지 않는다. 하지만, 이 실린더는 열에 대해 닫힌 계가 아니기에, 충분한 시간을 기다리면 내부의 온도와 외부의 온도가 같아진다. 다만, 실린더 내부의 온도를 온도센서를 이용해 확인할 방법이 없기에, 압력 센서의 변화를 보고 열평형을 이룬 시점을 확인한다. 부피와 압력 모두 시간에 대해 크게 변하지 않는 것을 확인하고 나면, 외부와 열평형을 이루었다고 생각할 수 있다. </w:t>
-      </w:r>
-    </w:p>
-    <w:p>
-      <w:pPr>
-        <w:rPr>
-          <w:rFonts w:hint="eastAsia"/>
-          <w:sz w:val="20"/>
-          <w:szCs w:val="20"/>
-        </w:rPr>
-      </w:pPr>
+        <w:drawing>
+          <wp:inline distT="0" distB="0" distL="0" distR="0" wp14:anchorId="7432E938" wp14:editId="7094EB48">
+            <wp:extent cx="3829256" cy="2872154"/>
+            <wp:effectExtent l="0" t="0" r="0" b="4445"/>
+            <wp:docPr id="19096955" name="그림 3"/>
+            <wp:cNvGraphicFramePr>
+              <a:graphicFrameLocks xmlns:a="http://schemas.openxmlformats.org/drawingml/2006/main" noChangeAspect="1"/>
+            </wp:cNvGraphicFramePr>
+            <a:graphic xmlns:a="http://schemas.openxmlformats.org/drawingml/2006/main">
+              <a:graphicData uri="http://schemas.openxmlformats.org/drawingml/2006/picture">
+                <pic:pic xmlns:pic="http://schemas.openxmlformats.org/drawingml/2006/picture">
+                  <pic:nvPicPr>
+                    <pic:cNvPr id="19096955" name="그림 19096955"/>
+                    <pic:cNvPicPr/>
+                  </pic:nvPicPr>
+                  <pic:blipFill>
+                    <a:blip r:embed="rId8">
+                      <a:extLst>
+                        <a:ext uri="{28A0092B-C50C-407E-A947-70E740481C1C}">
+                          <a14:useLocalDpi xmlns:a14="http://schemas.microsoft.com/office/drawing/2010/main" val="0"/>
+                        </a:ext>
+                      </a:extLst>
+                    </a:blip>
+                    <a:stretch>
+                      <a:fillRect/>
+                    </a:stretch>
+                  </pic:blipFill>
+                  <pic:spPr>
+                    <a:xfrm>
+                      <a:off x="0" y="0"/>
+                      <a:ext cx="3840044" cy="2880245"/>
+                    </a:xfrm>
+                    <a:prstGeom prst="rect">
+                      <a:avLst/>
+                    </a:prstGeom>
+                  </pic:spPr>
+                </pic:pic>
+              </a:graphicData>
+            </a:graphic>
+          </wp:inline>
+        </w:drawing>
+      </w:r>
+    </w:p>
+    <w:p>
+      <w:pPr>
+        <w:rPr>
+          <w:sz w:val="20"/>
+          <w:szCs w:val="20"/>
+        </w:rPr>
+      </w:pPr>
+      <w:r>
+        <w:rPr>
+          <w:rFonts w:hint="eastAsia"/>
+          <w:sz w:val="20"/>
+          <w:szCs w:val="20"/>
+        </w:rPr>
+        <w:t>&lt;figure 2.2: P vs V</w:t>
+      </w:r>
+      <w:r>
+        <w:rPr>
+          <w:rFonts w:hint="eastAsia"/>
+          <w:sz w:val="20"/>
+          <w:szCs w:val="20"/>
+          <w:vertAlign w:val="superscript"/>
+        </w:rPr>
+        <w:t>-1</w:t>
+      </w:r>
+      <w:r>
+        <w:rPr>
+          <w:rFonts w:hint="eastAsia"/>
+          <w:sz w:val="20"/>
+          <w:szCs w:val="20"/>
+        </w:rPr>
+        <w:t>&gt;</w:t>
+      </w:r>
+    </w:p>
+    <w:p>
+      <w:pPr>
+        <w:rPr>
+          <w:sz w:val="20"/>
+          <w:szCs w:val="20"/>
+        </w:rPr>
+      </w:pPr>
+      <w:r>
+        <w:rPr>
+          <w:noProof/>
+          <w:sz w:val="20"/>
+          <w:szCs w:val="20"/>
+        </w:rPr>
+        <w:drawing>
+          <wp:inline distT="0" distB="0" distL="0" distR="0" wp14:anchorId="5CE7B208" wp14:editId="1F8537A2">
+            <wp:extent cx="3780692" cy="2835729"/>
+            <wp:effectExtent l="0" t="0" r="0" b="3175"/>
+            <wp:docPr id="1153244874" name="그림 4"/>
+            <wp:cNvGraphicFramePr>
+              <a:graphicFrameLocks xmlns:a="http://schemas.openxmlformats.org/drawingml/2006/main" noChangeAspect="1"/>
+            </wp:cNvGraphicFramePr>
+            <a:graphic xmlns:a="http://schemas.openxmlformats.org/drawingml/2006/main">
+              <a:graphicData uri="http://schemas.openxmlformats.org/drawingml/2006/picture">
+                <pic:pic xmlns:pic="http://schemas.openxmlformats.org/drawingml/2006/picture">
+                  <pic:nvPicPr>
+                    <pic:cNvPr id="1153244874" name="그림 1153244874"/>
+                    <pic:cNvPicPr/>
+                  </pic:nvPicPr>
+                  <pic:blipFill>
+                    <a:blip r:embed="rId9">
+                      <a:extLst>
+                        <a:ext uri="{28A0092B-C50C-407E-A947-70E740481C1C}">
+                          <a14:useLocalDpi xmlns:a14="http://schemas.microsoft.com/office/drawing/2010/main" val="0"/>
+                        </a:ext>
+                      </a:extLst>
+                    </a:blip>
+                    <a:stretch>
+                      <a:fillRect/>
+                    </a:stretch>
+                  </pic:blipFill>
+                  <pic:spPr>
+                    <a:xfrm>
+                      <a:off x="0" y="0"/>
+                      <a:ext cx="3789642" cy="2842442"/>
+                    </a:xfrm>
+                    <a:prstGeom prst="rect">
+                      <a:avLst/>
+                    </a:prstGeom>
+                  </pic:spPr>
+                </pic:pic>
+              </a:graphicData>
+            </a:graphic>
+          </wp:inline>
+        </w:drawing>
+      </w:r>
+    </w:p>
+    <w:p>
+      <w:pPr>
+        <w:rPr>
+          <w:sz w:val="20"/>
+          <w:szCs w:val="20"/>
+        </w:rPr>
+      </w:pPr>
+      <w:r>
+        <w:rPr>
+          <w:rFonts w:hint="eastAsia"/>
+          <w:sz w:val="20"/>
+          <w:szCs w:val="20"/>
+        </w:rPr>
+        <w:t>&lt;figure 2.3: P vs V&gt;</w:t>
+      </w:r>
+    </w:p>
+    <w:p>
+      <w:pPr>
+        <w:rPr>
+          <w:sz w:val="20"/>
+          <w:szCs w:val="20"/>
+        </w:rPr>
+      </w:pPr>
+      <w:r>
+        <w:rPr>
+          <w:rFonts w:hint="eastAsia"/>
+          <w:sz w:val="20"/>
+          <w:szCs w:val="20"/>
+        </w:rPr>
+        <w:t xml:space="preserve">그리고 </w:t>
+      </w:r>
+      <w:r>
+        <w:rPr>
+          <w:rFonts w:hint="eastAsia"/>
+          <w:sz w:val="20"/>
+          <w:szCs w:val="20"/>
+        </w:rPr>
+        <w:t>P vs V</w:t>
+      </w:r>
+      <w:r>
+        <w:rPr>
+          <w:rFonts w:hint="eastAsia"/>
+          <w:sz w:val="20"/>
+          <w:szCs w:val="20"/>
+          <w:vertAlign w:val="superscript"/>
+        </w:rPr>
+        <w:t>-1</w:t>
+      </w:r>
+      <w:r>
+        <w:rPr>
+          <w:rFonts w:hint="eastAsia"/>
+          <w:sz w:val="20"/>
+          <w:szCs w:val="20"/>
+        </w:rPr>
+        <w:t xml:space="preserve">을 </w:t>
+      </w:r>
+      <m:oMath>
+        <m:r>
+          <w:rPr>
+            <w:rFonts w:ascii="Cambria Math" w:hAnsi="Cambria Math"/>
+            <w:sz w:val="20"/>
+            <w:szCs w:val="20"/>
+          </w:rPr>
+          <m:t>P=</m:t>
+        </m:r>
+        <m:f>
+          <m:fPr>
+            <m:ctrlPr>
+              <w:rPr>
+                <w:rFonts w:ascii="Cambria Math" w:hAnsi="Cambria Math"/>
+                <w:sz w:val="20"/>
+                <w:szCs w:val="20"/>
+              </w:rPr>
+            </m:ctrlPr>
+          </m:fPr>
+          <m:num>
+            <m:r>
+              <w:rPr>
+                <w:rFonts w:ascii="Cambria Math" w:hAnsi="Cambria Math"/>
+                <w:sz w:val="20"/>
+                <w:szCs w:val="20"/>
+              </w:rPr>
+              <m:t>a</m:t>
+            </m:r>
+          </m:num>
+          <m:den>
+            <m:r>
+              <w:rPr>
+                <w:rFonts w:ascii="Cambria Math" w:hAnsi="Cambria Math"/>
+                <w:sz w:val="20"/>
+                <w:szCs w:val="20"/>
+              </w:rPr>
+              <m:t>v</m:t>
+            </m:r>
+          </m:den>
+        </m:f>
+        <m:r>
+          <w:rPr>
+            <w:rFonts w:ascii="Cambria Math" w:hAnsi="Cambria Math"/>
+            <w:sz w:val="20"/>
+            <w:szCs w:val="20"/>
+          </w:rPr>
+          <m:t>+b</m:t>
+        </m:r>
+      </m:oMath>
+      <w:r>
+        <w:rPr>
+          <w:rFonts w:hint="eastAsia"/>
+          <w:sz w:val="20"/>
+          <w:szCs w:val="20"/>
+        </w:rPr>
+        <w:t xml:space="preserve">로 </w:t>
+      </w:r>
+      <w:proofErr w:type="spellStart"/>
+      <w:r>
+        <w:rPr>
+          <w:rFonts w:hint="eastAsia"/>
+          <w:sz w:val="20"/>
+          <w:szCs w:val="20"/>
+        </w:rPr>
+        <w:t>피팅하면</w:t>
+      </w:r>
+      <w:proofErr w:type="spellEnd"/>
+      <w:r>
+        <w:rPr>
+          <w:rFonts w:hint="eastAsia"/>
+          <w:sz w:val="20"/>
+          <w:szCs w:val="20"/>
+        </w:rPr>
+        <w:t xml:space="preserve"> 다음과 같다:</w:t>
+      </w:r>
+    </w:p>
+    <w:p>
+      <w:pPr>
+        <w:rPr>
+          <w:sz w:val="20"/>
+          <w:szCs w:val="20"/>
+        </w:rPr>
+      </w:pPr>
+      <w:r>
+        <w:rPr>
+          <w:noProof/>
+          <w:sz w:val="20"/>
+          <w:szCs w:val="20"/>
+        </w:rPr>
+        <w:lastRenderedPageBreak/>
+        <w:drawing>
+          <wp:inline distT="0" distB="0" distL="0" distR="0" wp14:anchorId="26A904C2" wp14:editId="0D80D26D">
+            <wp:extent cx="3969922" cy="2977662"/>
+            <wp:effectExtent l="0" t="0" r="0" b="0"/>
+            <wp:docPr id="1382861548" name="그림 5"/>
+            <wp:cNvGraphicFramePr>
+              <a:graphicFrameLocks xmlns:a="http://schemas.openxmlformats.org/drawingml/2006/main" noChangeAspect="1"/>
+            </wp:cNvGraphicFramePr>
+            <a:graphic xmlns:a="http://schemas.openxmlformats.org/drawingml/2006/main">
+              <a:graphicData uri="http://schemas.openxmlformats.org/drawingml/2006/picture">
+                <pic:pic xmlns:pic="http://schemas.openxmlformats.org/drawingml/2006/picture">
+                  <pic:nvPicPr>
+                    <pic:cNvPr id="1382861548" name="그림 1382861548"/>
+                    <pic:cNvPicPr/>
+                  </pic:nvPicPr>
+                  <pic:blipFill>
+                    <a:blip r:embed="rId10">
+                      <a:extLst>
+                        <a:ext uri="{28A0092B-C50C-407E-A947-70E740481C1C}">
+                          <a14:useLocalDpi xmlns:a14="http://schemas.microsoft.com/office/drawing/2010/main" val="0"/>
+                        </a:ext>
+                      </a:extLst>
+                    </a:blip>
+                    <a:stretch>
+                      <a:fillRect/>
+                    </a:stretch>
+                  </pic:blipFill>
+                  <pic:spPr>
+                    <a:xfrm>
+                      <a:off x="0" y="0"/>
+                      <a:ext cx="3983058" cy="2987515"/>
+                    </a:xfrm>
+                    <a:prstGeom prst="rect">
+                      <a:avLst/>
+                    </a:prstGeom>
+                  </pic:spPr>
+                </pic:pic>
+              </a:graphicData>
+            </a:graphic>
+          </wp:inline>
+        </w:drawing>
+      </w:r>
+    </w:p>
+    <w:p>
+      <w:pPr>
+        <w:rPr>
+          <w:sz w:val="20"/>
+          <w:szCs w:val="20"/>
+        </w:rPr>
+      </w:pPr>
+      <w:r>
+        <w:rPr>
+          <w:rFonts w:hint="eastAsia"/>
+          <w:sz w:val="20"/>
+          <w:szCs w:val="20"/>
+        </w:rPr>
+        <w:t>&lt;figure 2.4: P vs V</w:t>
+      </w:r>
+      <w:r>
+        <w:rPr>
+          <w:rFonts w:hint="eastAsia"/>
+          <w:sz w:val="20"/>
+          <w:szCs w:val="20"/>
+          <w:vertAlign w:val="superscript"/>
+        </w:rPr>
+        <w:t>-1</w:t>
+      </w:r>
+      <w:r>
+        <w:rPr>
+          <w:rFonts w:hint="eastAsia"/>
+          <w:sz w:val="20"/>
+          <w:szCs w:val="20"/>
+        </w:rPr>
+        <w:t xml:space="preserve"> fitting&gt;</w:t>
+      </w:r>
+    </w:p>
+    <w:p>
+      <w:pPr>
+        <w:rPr>
+          <w:sz w:val="20"/>
+          <w:szCs w:val="20"/>
+        </w:rPr>
+      </w:pPr>
+      <w:r>
+        <w:rPr>
+          <w:rFonts w:hint="eastAsia"/>
+          <w:sz w:val="20"/>
+          <w:szCs w:val="20"/>
+        </w:rPr>
+        <w:t>이 때의 피팅 결과는</w:t>
+      </w:r>
+    </w:p>
+    <w:p>
+      <w:pPr>
+        <w:rPr>
+          <w:sz w:val="20"/>
+          <w:szCs w:val="20"/>
+        </w:rPr>
+      </w:pPr>
+      <w:r>
+        <w:rPr>
+          <w:sz w:val="20"/>
+          <w:szCs w:val="20"/>
+        </w:rPr>
+        <w:t>a=6027.95361328125</w:t>
+      </w:r>
+    </w:p>
+    <w:p>
+      <w:pPr>
+        <w:rPr>
+          <w:sz w:val="20"/>
+          <w:szCs w:val="20"/>
+        </w:rPr>
+      </w:pPr>
+      <w:r>
+        <w:rPr>
+          <w:sz w:val="20"/>
+          <w:szCs w:val="20"/>
+        </w:rPr>
+        <w:t>b=-1.2200502157211304</w:t>
+      </w:r>
+    </w:p>
+    <w:p>
+      <w:pPr>
+        <w:rPr>
+          <w:sz w:val="20"/>
+          <w:szCs w:val="20"/>
+        </w:rPr>
+      </w:pPr>
+      <w:r>
+        <w:rPr>
+          <w:sz w:val="20"/>
+          <w:szCs w:val="20"/>
+        </w:rPr>
+        <w:t>RMSE=1.385351763571545</w:t>
+      </w:r>
+      <w:r>
+        <w:rPr>
+          <w:rFonts w:hint="eastAsia"/>
+          <w:sz w:val="20"/>
+          <w:szCs w:val="20"/>
+        </w:rPr>
+        <w:t xml:space="preserve"> </w:t>
+      </w:r>
+      <w:r>
+        <w:rPr>
+          <w:rFonts w:hint="eastAsia"/>
+          <w:sz w:val="20"/>
+          <w:szCs w:val="20"/>
+        </w:rPr>
+        <w:t xml:space="preserve">이다. </w:t>
+      </w:r>
+    </w:p>
+    <w:p>
+      <w:pPr>
+        <w:rPr>
+          <w:sz w:val="20"/>
+          <w:szCs w:val="20"/>
+        </w:rPr>
+      </w:pPr>
+      <w:r>
+        <w:rPr>
+          <w:rFonts w:hint="eastAsia"/>
+          <w:sz w:val="20"/>
+          <w:szCs w:val="20"/>
+        </w:rPr>
+        <w:t xml:space="preserve">이론적으로 보일 법칙은 </w:t>
+      </w:r>
+      <m:oMath>
+        <m:r>
+          <w:rPr>
+            <w:rFonts w:ascii="Cambria Math" w:hAnsi="Cambria Math"/>
+            <w:sz w:val="20"/>
+            <w:szCs w:val="20"/>
+          </w:rPr>
+          <m:t>PV=constant</m:t>
+        </m:r>
+      </m:oMath>
+      <w:r>
+        <w:rPr>
+          <w:rFonts w:hint="eastAsia"/>
+          <w:sz w:val="20"/>
+          <w:szCs w:val="20"/>
+        </w:rPr>
+        <w:t xml:space="preserve"> 이므로 b의 이론 값은 0이다. 고로 퍼센트 오차를 적용하는 것은 적절치 않다. </w:t>
+      </w:r>
+    </w:p>
+    <w:p>
+      <w:pPr>
+        <w:rPr>
+          <w:sz w:val="20"/>
+          <w:szCs w:val="20"/>
+        </w:rPr>
+      </w:pPr>
+      <w:r>
+        <w:rPr>
+          <w:rFonts w:hint="eastAsia"/>
+          <w:sz w:val="20"/>
+          <w:szCs w:val="20"/>
+        </w:rPr>
+        <w:t>한 편, a의 값은 a=</w:t>
+      </w:r>
+      <w:r>
+        <w:rPr>
+          <w:rFonts w:hint="eastAsia"/>
+          <w:sz w:val="20"/>
+          <w:szCs w:val="20"/>
+        </w:rPr>
+        <w:t>6028.0</w:t>
+      </w:r>
+      <w:r>
+        <w:rPr>
+          <w:rFonts w:hint="eastAsia"/>
+          <w:sz w:val="20"/>
+          <w:szCs w:val="20"/>
+        </w:rPr>
+        <w:t xml:space="preserve"> </w:t>
+      </w:r>
+      <m:oMath>
+        <m:r>
+          <w:rPr>
+            <w:rFonts w:ascii="Cambria Math" w:hAnsi="Cambria Math"/>
+            <w:sz w:val="20"/>
+            <w:szCs w:val="20"/>
+          </w:rPr>
+          <m:t>kPa⋅c</m:t>
+        </m:r>
+        <m:sSup>
+          <m:sSupPr>
+            <m:ctrlPr>
+              <w:rPr>
+                <w:rFonts w:ascii="Cambria Math" w:hAnsi="Cambria Math"/>
+                <w:sz w:val="20"/>
+                <w:szCs w:val="20"/>
+              </w:rPr>
+            </m:ctrlPr>
+          </m:sSupPr>
+          <m:e>
+            <m:r>
+              <w:rPr>
+                <w:rFonts w:ascii="Cambria Math" w:hAnsi="Cambria Math"/>
+                <w:sz w:val="20"/>
+                <w:szCs w:val="20"/>
+              </w:rPr>
+              <m:t>m</m:t>
+            </m:r>
+          </m:e>
+          <m:sup>
+            <m:r>
+              <w:rPr>
+                <w:rFonts w:ascii="Cambria Math" w:hAnsi="Cambria Math"/>
+                <w:sz w:val="20"/>
+                <w:szCs w:val="20"/>
+              </w:rPr>
+              <m:t>3</m:t>
+            </m:r>
+          </m:sup>
+        </m:sSup>
+      </m:oMath>
+      <w:r>
+        <w:rPr>
+          <w:rFonts w:hint="eastAsia"/>
+          <w:sz w:val="20"/>
+          <w:szCs w:val="20"/>
+        </w:rPr>
+        <w:t xml:space="preserve">이다. 보일 법칙은 압력과 부피의 곱이 상수로 나타날 것만 전제할 뿐, 그 상수의 실제 값은 온도, 입자의 개수에 따라 달라진다. 즉, 이는 실제로 측정해야만 얻을 수 있는 값이다. 고로, 이론적으로 </w:t>
+      </w:r>
+      <m:oMath>
+        <m:r>
+          <w:rPr>
+            <w:rFonts w:ascii="Cambria Math" w:hAnsi="Cambria Math"/>
+            <w:sz w:val="20"/>
+            <w:szCs w:val="20"/>
+          </w:rPr>
+          <m:t>PV=nRT</m:t>
+        </m:r>
+      </m:oMath>
+      <w:r>
+        <w:rPr>
+          <w:rFonts w:hint="eastAsia"/>
+          <w:sz w:val="20"/>
+          <w:szCs w:val="20"/>
+        </w:rPr>
+        <w:t xml:space="preserve">라 가정하고, 확보한 모든 샘플에 대하여 </w:t>
+      </w:r>
+      <w:proofErr w:type="spellStart"/>
+      <w:r>
+        <w:rPr>
+          <w:rFonts w:hint="eastAsia"/>
+          <w:sz w:val="20"/>
+          <w:szCs w:val="20"/>
+        </w:rPr>
+        <w:t>nRT</w:t>
+      </w:r>
+      <w:proofErr w:type="spellEnd"/>
+      <w:r>
+        <w:rPr>
+          <w:rFonts w:hint="eastAsia"/>
+          <w:sz w:val="20"/>
+          <w:szCs w:val="20"/>
+        </w:rPr>
+        <w:t xml:space="preserve">의 값을 구한 뒤, 평균을 취해 이론 값으로 해석하겠다. </w:t>
+      </w:r>
+    </w:p>
+    <w:p>
+      <w:pPr>
+        <w:rPr>
+          <w:sz w:val="20"/>
+          <w:szCs w:val="20"/>
+        </w:rPr>
+      </w:pPr>
+      <w:r>
+        <w:rPr>
+          <w:rFonts w:hint="eastAsia"/>
+          <w:sz w:val="20"/>
+          <w:szCs w:val="20"/>
+        </w:rPr>
+        <w:t xml:space="preserve"> 실제로 그 값을 모두 계산하여 평균을 구한 결과, </w:t>
+      </w:r>
+      <w:proofErr w:type="spellStart"/>
+      <w:r>
+        <w:rPr>
+          <w:rFonts w:hint="eastAsia"/>
+          <w:sz w:val="20"/>
+          <w:szCs w:val="20"/>
+        </w:rPr>
+        <w:t>a</w:t>
+      </w:r>
+      <w:r>
+        <w:rPr>
+          <w:rFonts w:hint="eastAsia"/>
+          <w:sz w:val="20"/>
+          <w:szCs w:val="20"/>
+          <w:vertAlign w:val="subscript"/>
+        </w:rPr>
+        <w:t>theory</w:t>
+      </w:r>
+      <w:proofErr w:type="spellEnd"/>
+      <w:r>
+        <w:rPr>
+          <w:rFonts w:hint="eastAsia"/>
+          <w:sz w:val="20"/>
+          <w:szCs w:val="20"/>
+          <w:vertAlign w:val="subscript"/>
+        </w:rPr>
+        <w:t>, avg</w:t>
+      </w:r>
+      <w:r>
+        <w:rPr>
+          <w:rFonts w:hint="eastAsia"/>
+          <w:sz w:val="20"/>
+          <w:szCs w:val="20"/>
+        </w:rPr>
+        <w:t xml:space="preserve"> = 5959 </w:t>
+      </w:r>
+      <m:oMath>
+        <m:r>
+          <w:rPr>
+            <w:rFonts w:ascii="Cambria Math" w:hAnsi="Cambria Math"/>
+            <w:sz w:val="20"/>
+            <w:szCs w:val="20"/>
+          </w:rPr>
+          <m:t>kPa⋅c</m:t>
+        </m:r>
+        <m:sSup>
+          <m:sSupPr>
+            <m:ctrlPr>
+              <w:rPr>
+                <w:rFonts w:ascii="Cambria Math" w:hAnsi="Cambria Math"/>
+                <w:sz w:val="20"/>
+                <w:szCs w:val="20"/>
+              </w:rPr>
+            </m:ctrlPr>
+          </m:sSupPr>
+          <m:e>
+            <m:r>
+              <w:rPr>
+                <w:rFonts w:ascii="Cambria Math" w:hAnsi="Cambria Math"/>
+                <w:sz w:val="20"/>
+                <w:szCs w:val="20"/>
+              </w:rPr>
+              <m:t>m</m:t>
+            </m:r>
+          </m:e>
+          <m:sup>
+            <m:r>
+              <w:rPr>
+                <w:rFonts w:ascii="Cambria Math" w:hAnsi="Cambria Math"/>
+                <w:sz w:val="20"/>
+                <w:szCs w:val="20"/>
+              </w:rPr>
+              <m:t>3</m:t>
+            </m:r>
+          </m:sup>
+        </m:sSup>
+      </m:oMath>
+      <w:r>
+        <w:rPr>
+          <w:rFonts w:hint="eastAsia"/>
+          <w:sz w:val="20"/>
+          <w:szCs w:val="20"/>
+        </w:rPr>
+        <w:t xml:space="preserve"> 이었다. 이 때 퍼센트 오차를 구하면</w:t>
+      </w:r>
+    </w:p>
+    <w:p>
+      <w:pPr>
+        <w:rPr>
+          <w:sz w:val="20"/>
+          <w:szCs w:val="20"/>
+        </w:rPr>
+      </w:pPr>
+      <m:oMathPara>
+        <m:oMath>
+          <m:r>
+            <w:rPr>
+              <w:rFonts w:ascii="Cambria Math" w:hAnsi="Cambria Math"/>
+              <w:sz w:val="20"/>
+              <w:szCs w:val="20"/>
+            </w:rPr>
+            <m:t>error=100×</m:t>
+          </m:r>
+          <m:f>
+            <m:fPr>
+              <m:ctrlPr>
+                <w:rPr>
+                  <w:rFonts w:ascii="Cambria Math" w:hAnsi="Cambria Math"/>
+                  <w:sz w:val="20"/>
+                  <w:szCs w:val="20"/>
+                </w:rPr>
+              </m:ctrlPr>
+            </m:fPr>
+            <m:num>
+              <m:sSub>
+                <m:sSubPr>
+                  <m:ctrlPr>
+                    <w:rPr>
+                      <w:rFonts w:ascii="Cambria Math" w:hAnsi="Cambria Math"/>
+                      <w:sz w:val="20"/>
+                      <w:szCs w:val="20"/>
+                    </w:rPr>
+                  </m:ctrlPr>
+                </m:sSubPr>
+                <m:e>
+                  <m:r>
+                    <w:rPr>
+                      <w:rFonts w:ascii="Cambria Math" w:hAnsi="Cambria Math"/>
+                      <w:sz w:val="20"/>
+                      <w:szCs w:val="20"/>
+                    </w:rPr>
+                    <m:t>a</m:t>
+                  </m:r>
+                </m:e>
+                <m:sub>
+                  <m:r>
+                    <w:rPr>
+                      <w:rFonts w:ascii="Cambria Math" w:hAnsi="Cambria Math"/>
+                      <w:sz w:val="20"/>
+                      <w:szCs w:val="20"/>
+                    </w:rPr>
+                    <m:t>experiment</m:t>
+                  </m:r>
+                </m:sub>
+              </m:sSub>
+              <m:r>
+                <w:rPr>
+                  <w:rFonts w:ascii="Cambria Math" w:hAnsi="Cambria Math"/>
+                  <w:sz w:val="20"/>
+                  <w:szCs w:val="20"/>
+                </w:rPr>
+                <m:t>-</m:t>
+              </m:r>
+              <m:sSub>
+                <m:sSubPr>
+                  <m:ctrlPr>
+                    <w:rPr>
+                      <w:rFonts w:ascii="Cambria Math" w:hAnsi="Cambria Math"/>
+                      <w:sz w:val="20"/>
+                      <w:szCs w:val="20"/>
+                    </w:rPr>
+                  </m:ctrlPr>
+                </m:sSubPr>
+                <m:e>
+                  <m:r>
+                    <w:rPr>
+                      <w:rFonts w:ascii="Cambria Math" w:hAnsi="Cambria Math"/>
+                      <w:sz w:val="20"/>
+                      <w:szCs w:val="20"/>
+                    </w:rPr>
+                    <m:t>a</m:t>
+                  </m:r>
+                </m:e>
+                <m:sub>
+                  <m:r>
+                    <w:rPr>
+                      <w:rFonts w:ascii="Cambria Math" w:hAnsi="Cambria Math"/>
+                      <w:sz w:val="20"/>
+                      <w:szCs w:val="20"/>
+                    </w:rPr>
+                    <m:t>theory,average</m:t>
+                  </m:r>
+                </m:sub>
+              </m:sSub>
+            </m:num>
+            <m:den>
+              <m:sSub>
+                <m:sSubPr>
+                  <m:ctrlPr>
+                    <w:rPr>
+                      <w:rFonts w:ascii="Cambria Math" w:hAnsi="Cambria Math"/>
+                      <w:sz w:val="20"/>
+                      <w:szCs w:val="20"/>
+                    </w:rPr>
+                  </m:ctrlPr>
+                </m:sSubPr>
+                <m:e>
+                  <m:r>
+                    <w:rPr>
+                      <w:rFonts w:ascii="Cambria Math" w:hAnsi="Cambria Math"/>
+                      <w:sz w:val="20"/>
+                      <w:szCs w:val="20"/>
+                    </w:rPr>
+                    <m:t>a</m:t>
+                  </m:r>
+                </m:e>
+                <m:sub>
+                  <m:r>
+                    <w:rPr>
+                      <w:rFonts w:ascii="Cambria Math" w:hAnsi="Cambria Math"/>
+                      <w:sz w:val="20"/>
+                      <w:szCs w:val="20"/>
+                    </w:rPr>
+                    <m:t>theory,average</m:t>
+                  </m:r>
+                </m:sub>
+              </m:sSub>
+            </m:den>
+          </m:f>
+          <m:r>
+            <w:rPr>
+              <w:rFonts w:ascii="Cambria Math" w:hAnsi="Cambria Math"/>
+              <w:sz w:val="20"/>
+              <w:szCs w:val="20"/>
+            </w:rPr>
+            <m:t>=1.15%</m:t>
+          </m:r>
+        </m:oMath>
+      </m:oMathPara>
+    </w:p>
+    <w:p>
+      <w:pPr>
+        <w:rPr>
+          <w:sz w:val="20"/>
+          <w:szCs w:val="20"/>
+        </w:rPr>
+      </w:pPr>
+      <w:r>
+        <w:rPr>
+          <w:rFonts w:hint="eastAsia"/>
+          <w:sz w:val="20"/>
+          <w:szCs w:val="20"/>
+        </w:rPr>
+        <w:t xml:space="preserve">이다. </w:t>
+      </w:r>
+    </w:p>
+    <w:p>
+      <w:pPr>
+        <w:rPr>
+          <w:sz w:val="20"/>
+          <w:szCs w:val="20"/>
+        </w:rPr>
+      </w:pPr>
+      <w:r>
+        <w:rPr>
+          <w:rFonts w:hint="eastAsia"/>
+          <w:sz w:val="20"/>
+          <w:szCs w:val="20"/>
+        </w:rPr>
+        <w:t xml:space="preserve"> 이 열역학적 과정이 외부에 한 일을 구하면, </w:t>
+      </w:r>
+    </w:p>
+    <w:p>
+      <w:pPr>
+        <w:rPr>
+          <w:sz w:val="20"/>
+          <w:szCs w:val="20"/>
+        </w:rPr>
+      </w:pPr>
+      <m:oMathPara>
+        <m:oMath>
+          <m:r>
+            <w:rPr>
+              <w:rFonts w:ascii="Cambria Math" w:hAnsi="Cambria Math"/>
+              <w:sz w:val="20"/>
+              <w:szCs w:val="20"/>
+            </w:rPr>
+            <m:t>W=</m:t>
+          </m:r>
+          <m:nary>
+            <m:naryPr>
+              <m:limLoc m:val="subSup"/>
+              <m:ctrlPr>
+                <w:rPr>
+                  <w:rFonts w:ascii="Cambria Math" w:hAnsi="Cambria Math"/>
+                  <w:sz w:val="20"/>
+                  <w:szCs w:val="20"/>
+                </w:rPr>
+              </m:ctrlPr>
+            </m:naryPr>
+            <m:sub>
+              <m:sSub>
+                <m:sSubPr>
+                  <m:ctrlPr>
+                    <w:rPr>
+                      <w:rFonts w:ascii="Cambria Math" w:hAnsi="Cambria Math"/>
+                      <w:sz w:val="20"/>
+                      <w:szCs w:val="20"/>
+                    </w:rPr>
+                  </m:ctrlPr>
+                </m:sSubPr>
+                <m:e>
+                  <m:r>
+                    <w:rPr>
+                      <w:rFonts w:ascii="Cambria Math" w:hAnsi="Cambria Math"/>
+                      <w:sz w:val="20"/>
+                      <w:szCs w:val="20"/>
+                    </w:rPr>
+                    <m:t>V</m:t>
+                  </m:r>
+                </m:e>
+                <m:sub>
+                  <m:r>
+                    <w:rPr>
+                      <w:rFonts w:ascii="Cambria Math" w:hAnsi="Cambria Math"/>
+                      <w:sz w:val="20"/>
+                      <w:szCs w:val="20"/>
+                    </w:rPr>
+                    <m:t>0</m:t>
+                  </m:r>
+                </m:sub>
+              </m:sSub>
+            </m:sub>
+            <m:sup>
+              <m:sSub>
+                <m:sSubPr>
+                  <m:ctrlPr>
+                    <w:rPr>
+                      <w:rFonts w:ascii="Cambria Math" w:hAnsi="Cambria Math"/>
+                      <w:sz w:val="20"/>
+                      <w:szCs w:val="20"/>
+                    </w:rPr>
+                  </m:ctrlPr>
+                </m:sSubPr>
+                <m:e>
+                  <m:r>
+                    <w:rPr>
+                      <w:rFonts w:ascii="Cambria Math" w:hAnsi="Cambria Math"/>
+                      <w:sz w:val="20"/>
+                      <w:szCs w:val="20"/>
+                    </w:rPr>
+                    <m:t>V</m:t>
+                  </m:r>
+                </m:e>
+                <m:sub>
+                  <m:r>
+                    <w:rPr>
+                      <w:rFonts w:ascii="Cambria Math" w:hAnsi="Cambria Math"/>
+                      <w:sz w:val="20"/>
+                      <w:szCs w:val="20"/>
+                    </w:rPr>
+                    <m:t>1</m:t>
+                  </m:r>
+                </m:sub>
+              </m:sSub>
+            </m:sup>
+            <m:e>
+              <m:r>
+                <w:rPr>
+                  <w:rFonts w:ascii="Cambria Math" w:hAnsi="Cambria Math"/>
+                  <w:sz w:val="20"/>
+                  <w:szCs w:val="20"/>
+                </w:rPr>
+                <m:t>P</m:t>
+              </m:r>
+            </m:e>
+          </m:nary>
+          <m:r>
+            <w:rPr>
+              <w:rFonts w:ascii="Cambria Math" w:hAnsi="Cambria Math"/>
+              <w:sz w:val="20"/>
+              <w:szCs w:val="20"/>
+            </w:rPr>
+            <m:t>dV</m:t>
+          </m:r>
+        </m:oMath>
+      </m:oMathPara>
+    </w:p>
+    <w:p>
+      <w:pPr>
+        <w:rPr>
+          <w:sz w:val="20"/>
+          <w:szCs w:val="20"/>
+        </w:rPr>
+      </w:pPr>
+      <w:r>
+        <w:rPr>
+          <w:rFonts w:hint="eastAsia"/>
+          <w:sz w:val="20"/>
+          <w:szCs w:val="20"/>
+        </w:rPr>
+        <w:t>이다. 이 때, V</w:t>
+      </w:r>
+      <w:r>
+        <w:rPr>
+          <w:rFonts w:hint="eastAsia"/>
+          <w:sz w:val="20"/>
+          <w:szCs w:val="20"/>
+          <w:vertAlign w:val="subscript"/>
+        </w:rPr>
+        <w:t>0</w:t>
+      </w:r>
+      <w:r>
+        <w:rPr>
+          <w:rFonts w:hint="eastAsia"/>
+          <w:sz w:val="20"/>
+          <w:szCs w:val="20"/>
+        </w:rPr>
+        <w:t>은 처음 부피, V</w:t>
+      </w:r>
+      <w:r>
+        <w:rPr>
+          <w:rFonts w:hint="eastAsia"/>
+          <w:sz w:val="20"/>
+          <w:szCs w:val="20"/>
+          <w:vertAlign w:val="subscript"/>
+        </w:rPr>
+        <w:t>1</w:t>
+      </w:r>
+      <w:r>
+        <w:rPr>
+          <w:rFonts w:hint="eastAsia"/>
+          <w:sz w:val="20"/>
+          <w:szCs w:val="20"/>
+        </w:rPr>
+        <w:t xml:space="preserve">은 나중 부피이다. 즉, 이 값은 음수가 나온다. </w:t>
+      </w:r>
+    </w:p>
+    <w:p>
+      <w:pPr>
+        <w:rPr>
+          <w:rFonts w:hint="eastAsia"/>
+          <w:sz w:val="20"/>
+          <w:szCs w:val="20"/>
+        </w:rPr>
+      </w:pPr>
+      <w:r>
+        <w:rPr>
+          <w:rFonts w:hint="eastAsia"/>
+          <w:sz w:val="20"/>
+          <w:szCs w:val="20"/>
+        </w:rPr>
+        <w:t xml:space="preserve">앞서 fitting 한 식을 이용해 수치적으로 적분의 계산을 구하면 </w:t>
+      </w:r>
+      <w:r>
+        <w:rPr>
+          <w:rFonts w:hint="eastAsia"/>
+          <w:sz w:val="20"/>
+          <w:szCs w:val="20"/>
+        </w:rPr>
+        <w:t xml:space="preserve">W=-419.38 </w:t>
+      </w:r>
+      <w:proofErr w:type="spellStart"/>
+      <w:r>
+        <w:rPr>
+          <w:rFonts w:hint="eastAsia"/>
+          <w:sz w:val="20"/>
+          <w:szCs w:val="20"/>
+        </w:rPr>
+        <w:t>mJ</w:t>
+      </w:r>
+      <w:proofErr w:type="spellEnd"/>
+      <w:r>
+        <w:rPr>
+          <w:rFonts w:hint="eastAsia"/>
+          <w:sz w:val="20"/>
+          <w:szCs w:val="20"/>
+        </w:rPr>
+        <w:t xml:space="preserve"> = -0.419 J 이다. </w:t>
+      </w:r>
     </w:p>
     <w:sectPr>
       <w:pgSz w:w="11906" w:h="16838"/>

--- a/experiment 5 - Heat Engine/fundamental physics experiment 5.docx
+++ b/experiment 5 - Heat Engine/fundamental physics experiment 5.docx
@@ -2048,23 +2048,7 @@
               <w:sz w:val="20"/>
               <w:szCs w:val="20"/>
             </w:rPr>
-            <m:t>=</m:t>
-          </m:r>
-          <m:r>
-            <w:rPr>
-              <w:rFonts w:ascii="Cambria Math" w:hAnsi="Cambria Math"/>
-              <w:sz w:val="20"/>
-              <w:szCs w:val="20"/>
-            </w:rPr>
-            <m:t>-1.43</m:t>
-          </m:r>
-          <m:r>
-            <w:rPr>
-              <w:rFonts w:ascii="Cambria Math" w:hAnsi="Cambria Math"/>
-              <w:sz w:val="20"/>
-              <w:szCs w:val="20"/>
-            </w:rPr>
-            <m:t xml:space="preserve"> %</m:t>
+            <m:t>=-1.43 %</m:t>
           </m:r>
         </m:oMath>
       </m:oMathPara>
@@ -2528,7 +2512,6 @@
           <w:p>
             <w:pPr>
               <w:rPr>
-                <w:rFonts w:hint="eastAsia"/>
                 <w:sz w:val="20"/>
                 <w:szCs w:val="20"/>
               </w:rPr>
@@ -2615,7 +2598,6 @@
           <w:p>
             <w:pPr>
               <w:rPr>
-                <w:rFonts w:hint="eastAsia"/>
                 <w:sz w:val="20"/>
                 <w:szCs w:val="20"/>
               </w:rPr>
@@ -2702,7 +2684,6 @@
           <w:p>
             <w:pPr>
               <w:rPr>
-                <w:rFonts w:hint="eastAsia"/>
                 <w:sz w:val="20"/>
                 <w:szCs w:val="20"/>
               </w:rPr>
@@ -2789,7 +2770,6 @@
           <w:p>
             <w:pPr>
               <w:rPr>
-                <w:rFonts w:hint="eastAsia"/>
                 <w:sz w:val="20"/>
                 <w:szCs w:val="20"/>
               </w:rPr>
@@ -2876,7 +2856,6 @@
           <w:p>
             <w:pPr>
               <w:rPr>
-                <w:rFonts w:hint="eastAsia"/>
                 <w:sz w:val="20"/>
                 <w:szCs w:val="20"/>
               </w:rPr>
@@ -2963,7 +2942,6 @@
           <w:p>
             <w:pPr>
               <w:rPr>
-                <w:rFonts w:hint="eastAsia"/>
                 <w:sz w:val="20"/>
                 <w:szCs w:val="20"/>
               </w:rPr>
@@ -4091,7 +4069,6 @@
     <w:p>
       <w:pPr>
         <w:rPr>
-          <w:rFonts w:hint="eastAsia"/>
           <w:sz w:val="20"/>
           <w:szCs w:val="20"/>
         </w:rPr>
@@ -4129,6 +4106,1241 @@
           <w:szCs w:val="20"/>
         </w:rPr>
         <w:t xml:space="preserve"> = -0.419 J 이다. </w:t>
+      </w:r>
+    </w:p>
+    <w:p>
+      <w:pPr>
+        <w:rPr>
+          <w:sz w:val="24"/>
+          <w:szCs w:val="24"/>
+        </w:rPr>
+      </w:pPr>
+      <w:r>
+        <w:rPr>
+          <w:rFonts w:hint="eastAsia"/>
+          <w:sz w:val="24"/>
+          <w:szCs w:val="24"/>
+        </w:rPr>
+        <w:lastRenderedPageBreak/>
+        <w:t>3. 열 기관</w:t>
+      </w:r>
+    </w:p>
+    <w:p>
+      <w:pPr>
+        <w:rPr>
+          <w:sz w:val="20"/>
+          <w:szCs w:val="20"/>
+        </w:rPr>
+      </w:pPr>
+      <w:r>
+        <w:rPr>
+          <w:rFonts w:hint="eastAsia"/>
+          <w:sz w:val="20"/>
+          <w:szCs w:val="20"/>
+        </w:rPr>
+        <w:t xml:space="preserve"> 이 실험은 열 기관이 한 일을 측정한다. 이를 위한 실험의 설계는 다음과 같다:</w:t>
+      </w:r>
+    </w:p>
+    <w:p>
+      <w:pPr>
+        <w:rPr>
+          <w:sz w:val="20"/>
+          <w:szCs w:val="20"/>
+        </w:rPr>
+      </w:pPr>
+      <w:r>
+        <w:rPr>
+          <w:noProof/>
+        </w:rPr>
+        <w:drawing>
+          <wp:inline distT="0" distB="0" distL="0" distR="0" wp14:anchorId="0912B3A9" wp14:editId="1EDAC803">
+            <wp:extent cx="5731510" cy="2107565"/>
+            <wp:effectExtent l="0" t="0" r="2540" b="6985"/>
+            <wp:docPr id="1163733684" name="그림 1"/>
+            <wp:cNvGraphicFramePr>
+              <a:graphicFrameLocks xmlns:a="http://schemas.openxmlformats.org/drawingml/2006/main" noChangeAspect="1"/>
+            </wp:cNvGraphicFramePr>
+            <a:graphic xmlns:a="http://schemas.openxmlformats.org/drawingml/2006/main">
+              <a:graphicData uri="http://schemas.openxmlformats.org/drawingml/2006/picture">
+                <pic:pic xmlns:pic="http://schemas.openxmlformats.org/drawingml/2006/picture">
+                  <pic:nvPicPr>
+                    <pic:cNvPr id="1163733684" name=""/>
+                    <pic:cNvPicPr/>
+                  </pic:nvPicPr>
+                  <pic:blipFill>
+                    <a:blip r:embed="rId11"/>
+                    <a:stretch>
+                      <a:fillRect/>
+                    </a:stretch>
+                  </pic:blipFill>
+                  <pic:spPr>
+                    <a:xfrm>
+                      <a:off x="0" y="0"/>
+                      <a:ext cx="5731510" cy="2107565"/>
+                    </a:xfrm>
+                    <a:prstGeom prst="rect">
+                      <a:avLst/>
+                    </a:prstGeom>
+                  </pic:spPr>
+                </pic:pic>
+              </a:graphicData>
+            </a:graphic>
+          </wp:inline>
+        </w:drawing>
+      </w:r>
+    </w:p>
+    <w:p>
+      <w:pPr>
+        <w:rPr>
+          <w:sz w:val="20"/>
+          <w:szCs w:val="20"/>
+        </w:rPr>
+      </w:pPr>
+      <w:r>
+        <w:rPr>
+          <w:rFonts w:hint="eastAsia"/>
+          <w:sz w:val="20"/>
+          <w:szCs w:val="20"/>
+        </w:rPr>
+        <w:t>&lt;figure 3.1: Heat Engine experiment&gt;</w:t>
+      </w:r>
+    </w:p>
+    <w:p>
+      <w:pPr>
+        <w:rPr>
+          <w:sz w:val="20"/>
+          <w:szCs w:val="20"/>
+        </w:rPr>
+      </w:pPr>
+      <w:r>
+        <w:rPr>
+          <w:rFonts w:hint="eastAsia"/>
+          <w:sz w:val="20"/>
+          <w:szCs w:val="20"/>
+        </w:rPr>
+        <w:t>이 실험으로부터 구한 원본 데이터는 다음과 같다:</w:t>
+      </w:r>
+    </w:p>
+    <w:tbl>
+      <w:tblPr>
+        <w:tblStyle w:val="a4"/>
+        <w:tblW w:w="0" w:type="auto"/>
+        <w:tblLook w:val="04A0" w:firstRow="1" w:lastRow="0" w:firstColumn="1" w:lastColumn="0" w:noHBand="0" w:noVBand="1"/>
+      </w:tblPr>
+      <w:tblGrid>
+        <w:gridCol w:w="2254"/>
+        <w:gridCol w:w="2254"/>
+        <w:gridCol w:w="2254"/>
+        <w:gridCol w:w="2254"/>
+      </w:tblGrid>
+      <w:tr>
+        <w:tc>
+          <w:tcPr>
+            <w:tcW w:w="2254" w:type="dxa"/>
+          </w:tcPr>
+          <w:p>
+            <w:pPr>
+              <w:rPr>
+                <w:rFonts w:hint="eastAsia"/>
+                <w:sz w:val="20"/>
+                <w:szCs w:val="20"/>
+              </w:rPr>
+            </w:pPr>
+            <w:r>
+              <w:rPr>
+                <w:rFonts w:ascii="맑은 고딕" w:eastAsia="맑은 고딕" w:cs="맑은 고딕"/>
+                <w:color w:val="000000"/>
+                <w:kern w:val="0"/>
+              </w:rPr>
+              <w:t>height</w:t>
+            </w:r>
+          </w:p>
+        </w:tc>
+        <w:tc>
+          <w:tcPr>
+            <w:tcW w:w="2254" w:type="dxa"/>
+          </w:tcPr>
+          <w:p>
+            <w:pPr>
+              <w:rPr>
+                <w:rFonts w:hint="eastAsia"/>
+                <w:sz w:val="20"/>
+                <w:szCs w:val="20"/>
+              </w:rPr>
+            </w:pPr>
+            <w:r>
+              <w:rPr>
+                <w:rFonts w:ascii="맑은 고딕" w:eastAsia="맑은 고딕" w:cs="맑은 고딕"/>
+                <w:color w:val="000000"/>
+                <w:kern w:val="0"/>
+              </w:rPr>
+              <w:t>pressure</w:t>
+            </w:r>
+          </w:p>
+        </w:tc>
+        <w:tc>
+          <w:tcPr>
+            <w:tcW w:w="2254" w:type="dxa"/>
+          </w:tcPr>
+          <w:p>
+            <w:pPr>
+              <w:rPr>
+                <w:rFonts w:hint="eastAsia"/>
+                <w:sz w:val="20"/>
+                <w:szCs w:val="20"/>
+              </w:rPr>
+            </w:pPr>
+            <w:r>
+              <w:rPr>
+                <w:rFonts w:ascii="맑은 고딕" w:eastAsia="맑은 고딕" w:cs="맑은 고딕"/>
+                <w:color w:val="000000"/>
+                <w:kern w:val="0"/>
+              </w:rPr>
+              <w:t>temperature</w:t>
+            </w:r>
+          </w:p>
+        </w:tc>
+        <w:tc>
+          <w:tcPr>
+            <w:tcW w:w="2254" w:type="dxa"/>
+          </w:tcPr>
+          <w:p>
+            <w:pPr>
+              <w:rPr>
+                <w:rFonts w:hint="eastAsia"/>
+                <w:sz w:val="20"/>
+                <w:szCs w:val="20"/>
+              </w:rPr>
+            </w:pPr>
+            <w:r>
+              <w:rPr>
+                <w:rFonts w:ascii="맑은 고딕" w:eastAsia="맑은 고딕" w:cs="맑은 고딕"/>
+                <w:color w:val="000000"/>
+                <w:kern w:val="0"/>
+              </w:rPr>
+              <w:t>n</w:t>
+            </w:r>
+          </w:p>
+        </w:tc>
+      </w:tr>
+      <w:tr>
+        <w:tc>
+          <w:tcPr>
+            <w:tcW w:w="2254" w:type="dxa"/>
+          </w:tcPr>
+          <w:p>
+            <w:pPr>
+              <w:rPr>
+                <w:rFonts w:hint="eastAsia"/>
+                <w:sz w:val="20"/>
+                <w:szCs w:val="20"/>
+              </w:rPr>
+            </w:pPr>
+            <w:r>
+              <w:rPr>
+                <w:rFonts w:ascii="맑은 고딕" w:eastAsia="맑은 고딕" w:cs="맑은 고딕"/>
+                <w:color w:val="000000"/>
+                <w:kern w:val="0"/>
+              </w:rPr>
+              <w:t>20.1</w:t>
+            </w:r>
+          </w:p>
+        </w:tc>
+        <w:tc>
+          <w:tcPr>
+            <w:tcW w:w="2254" w:type="dxa"/>
+          </w:tcPr>
+          <w:p>
+            <w:pPr>
+              <w:rPr>
+                <w:rFonts w:hint="eastAsia"/>
+                <w:sz w:val="20"/>
+                <w:szCs w:val="20"/>
+              </w:rPr>
+            </w:pPr>
+            <w:r>
+              <w:rPr>
+                <w:rFonts w:ascii="맑은 고딕" w:eastAsia="맑은 고딕" w:cs="맑은 고딕"/>
+                <w:color w:val="000000"/>
+                <w:kern w:val="0"/>
+              </w:rPr>
+              <w:t>101.013</w:t>
+            </w:r>
+          </w:p>
+        </w:tc>
+        <w:tc>
+          <w:tcPr>
+            <w:tcW w:w="2254" w:type="dxa"/>
+          </w:tcPr>
+          <w:p>
+            <w:pPr>
+              <w:rPr>
+                <w:rFonts w:hint="eastAsia"/>
+                <w:sz w:val="20"/>
+                <w:szCs w:val="20"/>
+              </w:rPr>
+            </w:pPr>
+            <w:r>
+              <w:rPr>
+                <w:rFonts w:ascii="맑은 고딕" w:eastAsia="맑은 고딕" w:cs="맑은 고딕"/>
+                <w:color w:val="000000"/>
+                <w:kern w:val="0"/>
+              </w:rPr>
+              <w:t>287.7</w:t>
+            </w:r>
+          </w:p>
+        </w:tc>
+        <w:tc>
+          <w:tcPr>
+            <w:tcW w:w="2254" w:type="dxa"/>
+          </w:tcPr>
+          <w:p>
+            <w:pPr>
+              <w:rPr>
+                <w:rFonts w:hint="eastAsia"/>
+                <w:sz w:val="20"/>
+                <w:szCs w:val="20"/>
+              </w:rPr>
+            </w:pPr>
+            <w:r>
+              <w:rPr>
+                <w:rFonts w:ascii="맑은 고딕" w:eastAsia="맑은 고딕" w:cs="맑은 고딕"/>
+                <w:color w:val="000000"/>
+                <w:kern w:val="0"/>
+              </w:rPr>
+              <w:t>0.008728</w:t>
+            </w:r>
+          </w:p>
+        </w:tc>
+      </w:tr>
+      <w:tr>
+        <w:tc>
+          <w:tcPr>
+            <w:tcW w:w="2254" w:type="dxa"/>
+          </w:tcPr>
+          <w:p>
+            <w:pPr>
+              <w:rPr>
+                <w:rFonts w:hint="eastAsia"/>
+                <w:sz w:val="20"/>
+                <w:szCs w:val="20"/>
+              </w:rPr>
+            </w:pPr>
+            <w:r>
+              <w:rPr>
+                <w:rFonts w:ascii="맑은 고딕" w:eastAsia="맑은 고딕" w:cs="맑은 고딕"/>
+                <w:color w:val="000000"/>
+                <w:kern w:val="0"/>
+              </w:rPr>
+              <w:t>11.7</w:t>
+            </w:r>
+          </w:p>
+        </w:tc>
+        <w:tc>
+          <w:tcPr>
+            <w:tcW w:w="2254" w:type="dxa"/>
+          </w:tcPr>
+          <w:p>
+            <w:pPr>
+              <w:rPr>
+                <w:rFonts w:hint="eastAsia"/>
+                <w:sz w:val="20"/>
+                <w:szCs w:val="20"/>
+              </w:rPr>
+            </w:pPr>
+            <w:r>
+              <w:rPr>
+                <w:rFonts w:ascii="맑은 고딕" w:eastAsia="맑은 고딕" w:cs="맑은 고딕"/>
+                <w:color w:val="000000"/>
+                <w:kern w:val="0"/>
+              </w:rPr>
+              <w:t>103.387</w:t>
+            </w:r>
+          </w:p>
+        </w:tc>
+        <w:tc>
+          <w:tcPr>
+            <w:tcW w:w="2254" w:type="dxa"/>
+          </w:tcPr>
+          <w:p>
+            <w:pPr>
+              <w:rPr>
+                <w:rFonts w:hint="eastAsia"/>
+                <w:sz w:val="20"/>
+                <w:szCs w:val="20"/>
+              </w:rPr>
+            </w:pPr>
+            <w:r>
+              <w:rPr>
+                <w:rFonts w:ascii="맑은 고딕" w:eastAsia="맑은 고딕" w:cs="맑은 고딕"/>
+                <w:color w:val="000000"/>
+                <w:kern w:val="0"/>
+              </w:rPr>
+              <w:t>287.5</w:t>
+            </w:r>
+          </w:p>
+        </w:tc>
+        <w:tc>
+          <w:tcPr>
+            <w:tcW w:w="2254" w:type="dxa"/>
+          </w:tcPr>
+          <w:p>
+            <w:pPr>
+              <w:rPr>
+                <w:rFonts w:hint="eastAsia"/>
+                <w:sz w:val="20"/>
+                <w:szCs w:val="20"/>
+              </w:rPr>
+            </w:pPr>
+            <w:r>
+              <w:rPr>
+                <w:rFonts w:ascii="맑은 고딕" w:eastAsia="맑은 고딕" w:cs="맑은 고딕"/>
+                <w:color w:val="000000"/>
+                <w:kern w:val="0"/>
+              </w:rPr>
+              <w:t>0.008638</w:t>
+            </w:r>
+          </w:p>
+        </w:tc>
+      </w:tr>
+      <w:tr>
+        <w:tc>
+          <w:tcPr>
+            <w:tcW w:w="2254" w:type="dxa"/>
+          </w:tcPr>
+          <w:p>
+            <w:pPr>
+              <w:rPr>
+                <w:rFonts w:hint="eastAsia"/>
+                <w:sz w:val="20"/>
+                <w:szCs w:val="20"/>
+              </w:rPr>
+            </w:pPr>
+            <w:r>
+              <w:rPr>
+                <w:rFonts w:ascii="맑은 고딕" w:eastAsia="맑은 고딕" w:cs="맑은 고딕"/>
+                <w:color w:val="000000"/>
+                <w:kern w:val="0"/>
+              </w:rPr>
+              <w:t>61.1</w:t>
+            </w:r>
+          </w:p>
+        </w:tc>
+        <w:tc>
+          <w:tcPr>
+            <w:tcW w:w="2254" w:type="dxa"/>
+          </w:tcPr>
+          <w:p>
+            <w:pPr>
+              <w:rPr>
+                <w:rFonts w:hint="eastAsia"/>
+                <w:sz w:val="20"/>
+                <w:szCs w:val="20"/>
+              </w:rPr>
+            </w:pPr>
+            <w:r>
+              <w:rPr>
+                <w:rFonts w:ascii="맑은 고딕" w:eastAsia="맑은 고딕" w:cs="맑은 고딕"/>
+                <w:color w:val="000000"/>
+                <w:kern w:val="0"/>
+              </w:rPr>
+              <w:t>103.973</w:t>
+            </w:r>
+          </w:p>
+        </w:tc>
+        <w:tc>
+          <w:tcPr>
+            <w:tcW w:w="2254" w:type="dxa"/>
+          </w:tcPr>
+          <w:p>
+            <w:pPr>
+              <w:rPr>
+                <w:rFonts w:hint="eastAsia"/>
+                <w:sz w:val="20"/>
+                <w:szCs w:val="20"/>
+              </w:rPr>
+            </w:pPr>
+            <w:r>
+              <w:rPr>
+                <w:rFonts w:ascii="맑은 고딕" w:eastAsia="맑은 고딕" w:cs="맑은 고딕"/>
+                <w:color w:val="000000"/>
+                <w:kern w:val="0"/>
+              </w:rPr>
+              <w:t>353.1</w:t>
+            </w:r>
+          </w:p>
+        </w:tc>
+        <w:tc>
+          <w:tcPr>
+            <w:tcW w:w="2254" w:type="dxa"/>
+          </w:tcPr>
+          <w:p>
+            <w:pPr>
+              <w:rPr>
+                <w:rFonts w:hint="eastAsia"/>
+                <w:sz w:val="20"/>
+                <w:szCs w:val="20"/>
+              </w:rPr>
+            </w:pPr>
+            <w:r>
+              <w:rPr>
+                <w:rFonts w:ascii="맑은 고딕" w:eastAsia="맑은 고딕" w:cs="맑은 고딕"/>
+                <w:color w:val="000000"/>
+                <w:kern w:val="0"/>
+              </w:rPr>
+              <w:t>0.008525</w:t>
+            </w:r>
+          </w:p>
+        </w:tc>
+      </w:tr>
+      <w:tr>
+        <w:tc>
+          <w:tcPr>
+            <w:tcW w:w="2254" w:type="dxa"/>
+          </w:tcPr>
+          <w:p>
+            <w:pPr>
+              <w:rPr>
+                <w:rFonts w:hint="eastAsia"/>
+                <w:sz w:val="20"/>
+                <w:szCs w:val="20"/>
+              </w:rPr>
+            </w:pPr>
+            <w:r>
+              <w:rPr>
+                <w:rFonts w:ascii="맑은 고딕" w:eastAsia="맑은 고딕" w:cs="맑은 고딕"/>
+                <w:color w:val="000000"/>
+                <w:kern w:val="0"/>
+              </w:rPr>
+              <w:t>67.6</w:t>
+            </w:r>
+          </w:p>
+        </w:tc>
+        <w:tc>
+          <w:tcPr>
+            <w:tcW w:w="2254" w:type="dxa"/>
+          </w:tcPr>
+          <w:p>
+            <w:pPr>
+              <w:rPr>
+                <w:rFonts w:hint="eastAsia"/>
+                <w:sz w:val="20"/>
+                <w:szCs w:val="20"/>
+              </w:rPr>
+            </w:pPr>
+            <w:r>
+              <w:rPr>
+                <w:rFonts w:ascii="맑은 고딕" w:eastAsia="맑은 고딕" w:cs="맑은 고딕"/>
+                <w:color w:val="000000"/>
+                <w:kern w:val="0"/>
+              </w:rPr>
+              <w:t>101.596</w:t>
+            </w:r>
+          </w:p>
+        </w:tc>
+        <w:tc>
+          <w:tcPr>
+            <w:tcW w:w="2254" w:type="dxa"/>
+          </w:tcPr>
+          <w:p>
+            <w:pPr>
+              <w:rPr>
+                <w:rFonts w:hint="eastAsia"/>
+                <w:sz w:val="20"/>
+                <w:szCs w:val="20"/>
+              </w:rPr>
+            </w:pPr>
+            <w:r>
+              <w:rPr>
+                <w:rFonts w:ascii="맑은 고딕" w:eastAsia="맑은 고딕" w:cs="맑은 고딕"/>
+                <w:color w:val="000000"/>
+                <w:kern w:val="0"/>
+              </w:rPr>
+              <w:t>352.9</w:t>
+            </w:r>
+          </w:p>
+        </w:tc>
+        <w:tc>
+          <w:tcPr>
+            <w:tcW w:w="2254" w:type="dxa"/>
+          </w:tcPr>
+          <w:p>
+            <w:pPr>
+              <w:rPr>
+                <w:rFonts w:hint="eastAsia"/>
+                <w:sz w:val="20"/>
+                <w:szCs w:val="20"/>
+              </w:rPr>
+            </w:pPr>
+            <w:r>
+              <w:rPr>
+                <w:rFonts w:ascii="맑은 고딕" w:eastAsia="맑은 고딕" w:cs="맑은 고딕"/>
+                <w:color w:val="000000"/>
+                <w:kern w:val="0"/>
+              </w:rPr>
+              <w:t>0.008521</w:t>
+            </w:r>
+          </w:p>
+        </w:tc>
+      </w:tr>
+      <w:tr>
+        <w:tc>
+          <w:tcPr>
+            <w:tcW w:w="2254" w:type="dxa"/>
+          </w:tcPr>
+          <w:p>
+            <w:pPr>
+              <w:rPr>
+                <w:rFonts w:hint="eastAsia"/>
+                <w:sz w:val="20"/>
+                <w:szCs w:val="20"/>
+              </w:rPr>
+            </w:pPr>
+            <w:r>
+              <w:rPr>
+                <w:rFonts w:ascii="맑은 고딕" w:eastAsia="맑은 고딕" w:cs="맑은 고딕"/>
+                <w:color w:val="000000"/>
+                <w:kern w:val="0"/>
+              </w:rPr>
+              <w:t>13.9</w:t>
+            </w:r>
+          </w:p>
+        </w:tc>
+        <w:tc>
+          <w:tcPr>
+            <w:tcW w:w="2254" w:type="dxa"/>
+          </w:tcPr>
+          <w:p>
+            <w:pPr>
+              <w:rPr>
+                <w:rFonts w:hint="eastAsia"/>
+                <w:sz w:val="20"/>
+                <w:szCs w:val="20"/>
+              </w:rPr>
+            </w:pPr>
+            <w:r>
+              <w:rPr>
+                <w:rFonts w:ascii="맑은 고딕" w:eastAsia="맑은 고딕" w:cs="맑은 고딕"/>
+                <w:color w:val="000000"/>
+                <w:kern w:val="0"/>
+              </w:rPr>
+              <w:t>101.032</w:t>
+            </w:r>
+          </w:p>
+        </w:tc>
+        <w:tc>
+          <w:tcPr>
+            <w:tcW w:w="2254" w:type="dxa"/>
+          </w:tcPr>
+          <w:p>
+            <w:pPr>
+              <w:rPr>
+                <w:rFonts w:hint="eastAsia"/>
+                <w:sz w:val="20"/>
+                <w:szCs w:val="20"/>
+              </w:rPr>
+            </w:pPr>
+            <w:r>
+              <w:rPr>
+                <w:rFonts w:ascii="맑은 고딕" w:eastAsia="맑은 고딕" w:cs="맑은 고딕"/>
+                <w:color w:val="000000"/>
+                <w:kern w:val="0"/>
+              </w:rPr>
+              <w:t>286.5</w:t>
+            </w:r>
+          </w:p>
+        </w:tc>
+        <w:tc>
+          <w:tcPr>
+            <w:tcW w:w="2254" w:type="dxa"/>
+          </w:tcPr>
+          <w:p>
+            <w:pPr>
+              <w:rPr>
+                <w:rFonts w:hint="eastAsia"/>
+                <w:sz w:val="20"/>
+                <w:szCs w:val="20"/>
+              </w:rPr>
+            </w:pPr>
+            <w:r>
+              <w:rPr>
+                <w:rFonts w:ascii="맑은 고딕" w:eastAsia="맑은 고딕" w:cs="맑은 고딕"/>
+                <w:color w:val="000000"/>
+                <w:kern w:val="0"/>
+              </w:rPr>
+              <w:t>0.008548</w:t>
+            </w:r>
+          </w:p>
+        </w:tc>
+      </w:tr>
+    </w:tbl>
+    <w:p>
+      <w:pPr>
+        <w:rPr>
+          <w:sz w:val="20"/>
+          <w:szCs w:val="20"/>
+        </w:rPr>
+      </w:pPr>
+      <w:r>
+        <w:rPr>
+          <w:rFonts w:hint="eastAsia"/>
+          <w:sz w:val="20"/>
+          <w:szCs w:val="20"/>
+        </w:rPr>
+        <w:t>위로부터 차례대로 a, b, c, d, a</w:t>
+      </w:r>
+      <w:r>
+        <w:rPr>
+          <w:sz w:val="20"/>
+          <w:szCs w:val="20"/>
+        </w:rPr>
+        <w:t>’</w:t>
+      </w:r>
+      <w:r>
+        <w:rPr>
+          <w:rFonts w:hint="eastAsia"/>
+          <w:sz w:val="20"/>
+          <w:szCs w:val="20"/>
+        </w:rPr>
+        <w:t xml:space="preserve">이다. </w:t>
+      </w:r>
+    </w:p>
+    <w:p>
+      <w:pPr>
+        <w:rPr>
+          <w:sz w:val="20"/>
+          <w:szCs w:val="20"/>
+        </w:rPr>
+      </w:pPr>
+      <w:r>
+        <w:rPr>
+          <w:rFonts w:hint="eastAsia"/>
+          <w:sz w:val="20"/>
+          <w:szCs w:val="20"/>
+        </w:rPr>
+        <w:t xml:space="preserve">질량추는 100 g을 사용하였다. </w:t>
+      </w:r>
+    </w:p>
+    <w:p>
+      <w:pPr>
+        <w:rPr>
+          <w:sz w:val="20"/>
+          <w:szCs w:val="20"/>
+        </w:rPr>
+      </w:pPr>
+      <w:r>
+        <w:rPr>
+          <w:rFonts w:hint="eastAsia"/>
+          <w:sz w:val="20"/>
+          <w:szCs w:val="20"/>
+        </w:rPr>
+        <w:t xml:space="preserve">위의 데이터와, 공기 </w:t>
+      </w:r>
+      <w:proofErr w:type="spellStart"/>
+      <w:r>
+        <w:rPr>
+          <w:rFonts w:hint="eastAsia"/>
+          <w:sz w:val="20"/>
+          <w:szCs w:val="20"/>
+        </w:rPr>
+        <w:t>체임버의</w:t>
+      </w:r>
+      <w:proofErr w:type="spellEnd"/>
+      <w:r>
+        <w:rPr>
+          <w:rFonts w:hint="eastAsia"/>
+          <w:sz w:val="20"/>
+          <w:szCs w:val="20"/>
+        </w:rPr>
+        <w:t xml:space="preserve"> 부피가 190 cm</w:t>
+      </w:r>
+      <w:r>
+        <w:rPr>
+          <w:rFonts w:hint="eastAsia"/>
+          <w:sz w:val="20"/>
+          <w:szCs w:val="20"/>
+          <w:vertAlign w:val="superscript"/>
+        </w:rPr>
+        <w:t>3</w:t>
+      </w:r>
+      <w:r>
+        <w:rPr>
+          <w:rFonts w:hint="eastAsia"/>
+          <w:sz w:val="20"/>
+          <w:szCs w:val="20"/>
+        </w:rPr>
+        <w:t>라는 사실을 이용하여 구한 부피는 다음과 같다:</w:t>
+      </w:r>
+    </w:p>
+    <w:tbl>
+      <w:tblPr>
+        <w:tblStyle w:val="a4"/>
+        <w:tblW w:w="0" w:type="auto"/>
+        <w:tblLook w:val="04A0" w:firstRow="1" w:lastRow="0" w:firstColumn="1" w:lastColumn="0" w:noHBand="0" w:noVBand="1"/>
+      </w:tblPr>
+      <w:tblGrid>
+        <w:gridCol w:w="2420"/>
+      </w:tblGrid>
+      <w:tr>
+        <w:trPr>
+          <w:trHeight w:val="360"/>
+        </w:trPr>
+        <w:tc>
+          <w:tcPr>
+            <w:tcW w:w="2420" w:type="dxa"/>
+          </w:tcPr>
+          <w:p>
+            <w:pPr>
+              <w:rPr>
+                <w:rFonts w:hint="eastAsia"/>
+                <w:sz w:val="20"/>
+                <w:szCs w:val="20"/>
+              </w:rPr>
+            </w:pPr>
+            <w:r>
+              <w:rPr>
+                <w:sz w:val="20"/>
+                <w:szCs w:val="20"/>
+              </w:rPr>
+              <w:t>V</w:t>
+            </w:r>
+            <w:r>
+              <w:rPr>
+                <w:rFonts w:hint="eastAsia"/>
+                <w:sz w:val="20"/>
+                <w:szCs w:val="20"/>
+              </w:rPr>
+              <w:t>olume (cm</w:t>
+            </w:r>
+            <w:r>
+              <w:rPr>
+                <w:rFonts w:hint="eastAsia"/>
+                <w:sz w:val="20"/>
+                <w:szCs w:val="20"/>
+                <w:vertAlign w:val="superscript"/>
+              </w:rPr>
+              <w:t>3</w:t>
+            </w:r>
+            <w:r>
+              <w:rPr>
+                <w:rFonts w:hint="eastAsia"/>
+                <w:sz w:val="20"/>
+                <w:szCs w:val="20"/>
+              </w:rPr>
+              <w:t>)</w:t>
+            </w:r>
+          </w:p>
+        </w:tc>
+      </w:tr>
+      <w:tr>
+        <w:trPr>
+          <w:trHeight w:val="350"/>
+        </w:trPr>
+        <w:tc>
+          <w:tcPr>
+            <w:tcW w:w="2420" w:type="dxa"/>
+          </w:tcPr>
+          <w:p>
+            <w:pPr>
+              <w:rPr>
+                <w:rFonts w:hint="eastAsia"/>
+                <w:sz w:val="20"/>
+                <w:szCs w:val="20"/>
+              </w:rPr>
+            </w:pPr>
+            <w:r>
+              <w:rPr>
+                <w:rFonts w:hint="eastAsia"/>
+                <w:sz w:val="20"/>
+                <w:szCs w:val="20"/>
+              </w:rPr>
+              <w:t>206.7</w:t>
+            </w:r>
+          </w:p>
+        </w:tc>
+      </w:tr>
+      <w:tr>
+        <w:trPr>
+          <w:trHeight w:val="360"/>
+        </w:trPr>
+        <w:tc>
+          <w:tcPr>
+            <w:tcW w:w="2420" w:type="dxa"/>
+          </w:tcPr>
+          <w:p>
+            <w:pPr>
+              <w:rPr>
+                <w:rFonts w:hint="eastAsia"/>
+                <w:sz w:val="20"/>
+                <w:szCs w:val="20"/>
+              </w:rPr>
+            </w:pPr>
+            <w:r>
+              <w:rPr>
+                <w:rFonts w:hint="eastAsia"/>
+                <w:sz w:val="20"/>
+                <w:szCs w:val="20"/>
+              </w:rPr>
+              <w:t>199.7</w:t>
+            </w:r>
+          </w:p>
+        </w:tc>
+      </w:tr>
+      <w:tr>
+        <w:trPr>
+          <w:trHeight w:val="350"/>
+        </w:trPr>
+        <w:tc>
+          <w:tcPr>
+            <w:tcW w:w="2420" w:type="dxa"/>
+          </w:tcPr>
+          <w:p>
+            <w:pPr>
+              <w:rPr>
+                <w:rFonts w:hint="eastAsia"/>
+                <w:sz w:val="20"/>
+                <w:szCs w:val="20"/>
+              </w:rPr>
+            </w:pPr>
+            <w:r>
+              <w:rPr>
+                <w:rFonts w:hint="eastAsia"/>
+                <w:sz w:val="20"/>
+                <w:szCs w:val="20"/>
+              </w:rPr>
+              <w:t>240.7</w:t>
+            </w:r>
+          </w:p>
+        </w:tc>
+      </w:tr>
+      <w:tr>
+        <w:trPr>
+          <w:trHeight w:val="360"/>
+        </w:trPr>
+        <w:tc>
+          <w:tcPr>
+            <w:tcW w:w="2420" w:type="dxa"/>
+          </w:tcPr>
+          <w:p>
+            <w:pPr>
+              <w:rPr>
+                <w:rFonts w:hint="eastAsia"/>
+                <w:sz w:val="20"/>
+                <w:szCs w:val="20"/>
+              </w:rPr>
+            </w:pPr>
+            <w:r>
+              <w:rPr>
+                <w:rFonts w:hint="eastAsia"/>
+                <w:sz w:val="20"/>
+                <w:szCs w:val="20"/>
+              </w:rPr>
+              <w:t>246.1</w:t>
+            </w:r>
+          </w:p>
+        </w:tc>
+      </w:tr>
+      <w:tr>
+        <w:trPr>
+          <w:trHeight w:val="350"/>
+        </w:trPr>
+        <w:tc>
+          <w:tcPr>
+            <w:tcW w:w="2420" w:type="dxa"/>
+          </w:tcPr>
+          <w:p>
+            <w:pPr>
+              <w:rPr>
+                <w:rFonts w:hint="eastAsia"/>
+                <w:sz w:val="20"/>
+                <w:szCs w:val="20"/>
+              </w:rPr>
+            </w:pPr>
+            <w:r>
+              <w:rPr>
+                <w:rFonts w:hint="eastAsia"/>
+                <w:sz w:val="20"/>
+                <w:szCs w:val="20"/>
+              </w:rPr>
+              <w:t>201.5</w:t>
+            </w:r>
+          </w:p>
+        </w:tc>
+      </w:tr>
+    </w:tbl>
+    <w:p>
+      <w:pPr>
+        <w:rPr>
+          <w:sz w:val="20"/>
+          <w:szCs w:val="20"/>
+        </w:rPr>
+      </w:pPr>
+    </w:p>
+    <w:p>
+      <w:pPr>
+        <w:rPr>
+          <w:sz w:val="20"/>
+          <w:szCs w:val="20"/>
+        </w:rPr>
+      </w:pPr>
+      <w:r>
+        <w:rPr>
+          <w:rFonts w:hint="eastAsia"/>
+          <w:sz w:val="20"/>
+          <w:szCs w:val="20"/>
+        </w:rPr>
+        <w:t>이 때, P vs V 그래프와, T vs V 그래프를 그리면 다음과 같다:</w:t>
+      </w:r>
+    </w:p>
+    <w:p>
+      <w:pPr>
+        <w:rPr>
+          <w:sz w:val="20"/>
+          <w:szCs w:val="20"/>
+        </w:rPr>
+      </w:pPr>
+      <w:r>
+        <w:rPr>
+          <w:rFonts w:hint="eastAsia"/>
+          <w:noProof/>
+          <w:sz w:val="20"/>
+          <w:szCs w:val="20"/>
+        </w:rPr>
+        <w:lastRenderedPageBreak/>
+        <w:drawing>
+          <wp:inline distT="0" distB="0" distL="0" distR="0" wp14:anchorId="1679337E" wp14:editId="708F8DD5">
+            <wp:extent cx="3532292" cy="2649415"/>
+            <wp:effectExtent l="0" t="0" r="0" b="0"/>
+            <wp:docPr id="2054277184" name="그림 1"/>
+            <wp:cNvGraphicFramePr>
+              <a:graphicFrameLocks xmlns:a="http://schemas.openxmlformats.org/drawingml/2006/main" noChangeAspect="1"/>
+            </wp:cNvGraphicFramePr>
+            <a:graphic xmlns:a="http://schemas.openxmlformats.org/drawingml/2006/main">
+              <a:graphicData uri="http://schemas.openxmlformats.org/drawingml/2006/picture">
+                <pic:pic xmlns:pic="http://schemas.openxmlformats.org/drawingml/2006/picture">
+                  <pic:nvPicPr>
+                    <pic:cNvPr id="2054277184" name="그림 2054277184"/>
+                    <pic:cNvPicPr/>
+                  </pic:nvPicPr>
+                  <pic:blipFill>
+                    <a:blip r:embed="rId12">
+                      <a:extLst>
+                        <a:ext uri="{28A0092B-C50C-407E-A947-70E740481C1C}">
+                          <a14:useLocalDpi xmlns:a14="http://schemas.microsoft.com/office/drawing/2010/main" val="0"/>
+                        </a:ext>
+                      </a:extLst>
+                    </a:blip>
+                    <a:stretch>
+                      <a:fillRect/>
+                    </a:stretch>
+                  </pic:blipFill>
+                  <pic:spPr>
+                    <a:xfrm>
+                      <a:off x="0" y="0"/>
+                      <a:ext cx="3544624" cy="2658665"/>
+                    </a:xfrm>
+                    <a:prstGeom prst="rect">
+                      <a:avLst/>
+                    </a:prstGeom>
+                  </pic:spPr>
+                </pic:pic>
+              </a:graphicData>
+            </a:graphic>
+          </wp:inline>
+        </w:drawing>
+      </w:r>
+    </w:p>
+    <w:p>
+      <w:pPr>
+        <w:rPr>
+          <w:rFonts w:hint="eastAsia"/>
+          <w:sz w:val="20"/>
+          <w:szCs w:val="20"/>
+        </w:rPr>
+      </w:pPr>
+      <w:r>
+        <w:rPr>
+          <w:rFonts w:hint="eastAsia"/>
+          <w:sz w:val="20"/>
+          <w:szCs w:val="20"/>
+        </w:rPr>
+        <w:t>&lt;figure 3.1: P vs V graph&gt;</w:t>
+      </w:r>
+    </w:p>
+    <w:p>
+      <w:pPr>
+        <w:rPr>
+          <w:sz w:val="20"/>
+          <w:szCs w:val="20"/>
+        </w:rPr>
+      </w:pPr>
+      <w:r>
+        <w:rPr>
+          <w:rFonts w:hint="eastAsia"/>
+          <w:noProof/>
+          <w:sz w:val="20"/>
+          <w:szCs w:val="20"/>
+        </w:rPr>
+        <w:drawing>
+          <wp:inline distT="0" distB="0" distL="0" distR="0" wp14:anchorId="0B99218C" wp14:editId="4A2281D3">
+            <wp:extent cx="3532294" cy="2649416"/>
+            <wp:effectExtent l="0" t="0" r="0" b="0"/>
+            <wp:docPr id="379059148" name="그림 2"/>
+            <wp:cNvGraphicFramePr>
+              <a:graphicFrameLocks xmlns:a="http://schemas.openxmlformats.org/drawingml/2006/main" noChangeAspect="1"/>
+            </wp:cNvGraphicFramePr>
+            <a:graphic xmlns:a="http://schemas.openxmlformats.org/drawingml/2006/main">
+              <a:graphicData uri="http://schemas.openxmlformats.org/drawingml/2006/picture">
+                <pic:pic xmlns:pic="http://schemas.openxmlformats.org/drawingml/2006/picture">
+                  <pic:nvPicPr>
+                    <pic:cNvPr id="379059148" name="그림 379059148"/>
+                    <pic:cNvPicPr/>
+                  </pic:nvPicPr>
+                  <pic:blipFill>
+                    <a:blip r:embed="rId13">
+                      <a:extLst>
+                        <a:ext uri="{28A0092B-C50C-407E-A947-70E740481C1C}">
+                          <a14:useLocalDpi xmlns:a14="http://schemas.microsoft.com/office/drawing/2010/main" val="0"/>
+                        </a:ext>
+                      </a:extLst>
+                    </a:blip>
+                    <a:stretch>
+                      <a:fillRect/>
+                    </a:stretch>
+                  </pic:blipFill>
+                  <pic:spPr>
+                    <a:xfrm>
+                      <a:off x="0" y="0"/>
+                      <a:ext cx="3558795" cy="2669293"/>
+                    </a:xfrm>
+                    <a:prstGeom prst="rect">
+                      <a:avLst/>
+                    </a:prstGeom>
+                  </pic:spPr>
+                </pic:pic>
+              </a:graphicData>
+            </a:graphic>
+          </wp:inline>
+        </w:drawing>
+      </w:r>
+    </w:p>
+    <w:p>
+      <w:pPr>
+        <w:rPr>
+          <w:sz w:val="20"/>
+          <w:szCs w:val="20"/>
+        </w:rPr>
+      </w:pPr>
+      <w:r>
+        <w:rPr>
+          <w:rFonts w:hint="eastAsia"/>
+          <w:sz w:val="20"/>
+          <w:szCs w:val="20"/>
+        </w:rPr>
+        <w:t>&lt;figure 3.2: T vs V graph&gt;</w:t>
+      </w:r>
+    </w:p>
+    <w:p>
+      <w:pPr>
+        <w:rPr>
+          <w:sz w:val="20"/>
+          <w:szCs w:val="20"/>
+        </w:rPr>
+      </w:pPr>
+      <w:r>
+        <w:rPr>
+          <w:rFonts w:hint="eastAsia"/>
+          <w:sz w:val="20"/>
+          <w:szCs w:val="20"/>
+        </w:rPr>
+        <w:t xml:space="preserve">이 정보를 이용해 일을 구하겠다. 확보한 데이터가 많지 않으므로, 위의 &lt;figure 3.1&gt;에 나타난 것 처럼 각 과정의 변화가 P vs V 그래프 상에서 직선으로 나타난다고 가정하겠다. </w:t>
+      </w:r>
+    </w:p>
+    <w:p>
+      <w:pPr>
+        <w:rPr>
+          <w:sz w:val="20"/>
+          <w:szCs w:val="20"/>
+        </w:rPr>
+      </w:pPr>
+      <w:r>
+        <w:rPr>
+          <w:rFonts w:hint="eastAsia"/>
+          <w:sz w:val="20"/>
+          <w:szCs w:val="20"/>
+        </w:rPr>
+        <w:t>여기서 일은,</w:t>
+      </w:r>
+    </w:p>
+    <w:p>
+      <w:pPr>
+        <w:rPr>
+          <w:sz w:val="20"/>
+          <w:szCs w:val="20"/>
+        </w:rPr>
+      </w:pPr>
+      <m:oMathPara>
+        <m:oMath>
+          <m:r>
+            <w:rPr>
+              <w:rFonts w:ascii="Cambria Math" w:hAnsi="Cambria Math"/>
+              <w:sz w:val="20"/>
+              <w:szCs w:val="20"/>
+            </w:rPr>
+            <m:t>W=</m:t>
+          </m:r>
+          <m:nary>
+            <m:naryPr>
+              <m:limLoc m:val="subSup"/>
+              <m:subHide m:val="1"/>
+              <m:supHide m:val="1"/>
+              <m:ctrlPr>
+                <w:rPr>
+                  <w:rFonts w:ascii="Cambria Math" w:hAnsi="Cambria Math"/>
+                  <w:sz w:val="20"/>
+                  <w:szCs w:val="20"/>
+                </w:rPr>
+              </m:ctrlPr>
+            </m:naryPr>
+            <m:sub/>
+            <m:sup/>
+            <m:e>
+              <m:r>
+                <w:rPr>
+                  <w:rFonts w:ascii="Cambria Math" w:hAnsi="Cambria Math"/>
+                  <w:sz w:val="20"/>
+                  <w:szCs w:val="20"/>
+                </w:rPr>
+                <m:t>P</m:t>
+              </m:r>
+            </m:e>
+          </m:nary>
+          <m:r>
+            <w:rPr>
+              <w:rFonts w:ascii="Cambria Math" w:hAnsi="Cambria Math"/>
+              <w:sz w:val="20"/>
+              <w:szCs w:val="20"/>
+            </w:rPr>
+            <m:t>dV</m:t>
+          </m:r>
+        </m:oMath>
+      </m:oMathPara>
+    </w:p>
+    <w:p>
+      <w:pPr>
+        <w:rPr>
+          <w:rFonts w:hint="eastAsia"/>
+          <w:sz w:val="20"/>
+          <w:szCs w:val="20"/>
+        </w:rPr>
+      </w:pPr>
+      <w:r>
+        <w:rPr>
+          <w:rFonts w:hint="eastAsia"/>
+          <w:sz w:val="20"/>
+          <w:szCs w:val="20"/>
+        </w:rPr>
+        <w:t xml:space="preserve">이다. </w:t>
       </w:r>
     </w:p>
     <w:sectPr>

--- a/experiment 5 - Heat Engine/fundamental physics experiment 5.docx
+++ b/experiment 5 - Heat Engine/fundamental physics experiment 5.docx
@@ -385,21 +385,22 @@
     <w:tbl>
       <w:tblPr>
         <w:tblStyle w:val="a4"/>
-        <w:tblW w:w="0" w:type="auto"/>
+        <w:tblW w:w="7748" w:type="dxa"/>
         <w:tblLook w:val="04A0" w:firstRow="1" w:lastRow="0" w:firstColumn="1" w:lastColumn="0" w:noHBand="0" w:noVBand="1"/>
       </w:tblPr>
       <w:tblGrid>
-        <w:gridCol w:w="2714"/>
-        <w:gridCol w:w="2600"/>
-        <w:gridCol w:w="2196"/>
+        <w:gridCol w:w="2293"/>
+        <w:gridCol w:w="2279"/>
+        <w:gridCol w:w="1821"/>
+        <w:gridCol w:w="1355"/>
       </w:tblGrid>
       <w:tr>
         <w:trPr>
-          <w:trHeight w:val="368"/>
+          <w:trHeight w:val="381"/>
         </w:trPr>
         <w:tc>
           <w:tcPr>
-            <w:tcW w:w="2714" w:type="dxa"/>
+            <w:tcW w:w="2293" w:type="dxa"/>
           </w:tcPr>
           <w:p>
             <w:pPr>
@@ -419,7 +420,7 @@
         </w:tc>
         <w:tc>
           <w:tcPr>
-            <w:tcW w:w="2600" w:type="dxa"/>
+            <w:tcW w:w="2279" w:type="dxa"/>
           </w:tcPr>
           <w:p>
             <w:pPr>
@@ -439,7 +440,7 @@
         </w:tc>
         <w:tc>
           <w:tcPr>
-            <w:tcW w:w="2196" w:type="dxa"/>
+            <w:tcW w:w="1821" w:type="dxa"/>
           </w:tcPr>
           <w:p>
             <w:pPr>
@@ -454,17 +455,38 @@
                 <w:szCs w:val="20"/>
               </w:rPr>
               <w:t>Pressure (kPa)</w:t>
+            </w:r>
+          </w:p>
+        </w:tc>
+        <w:tc>
+          <w:tcPr>
+            <w:tcW w:w="1355" w:type="dxa"/>
+          </w:tcPr>
+          <w:p>
+            <w:pPr>
+              <w:rPr>
+                <w:sz w:val="20"/>
+                <w:szCs w:val="20"/>
+              </w:rPr>
+            </w:pPr>
+            <w:r>
+              <w:rPr>
+                <w:rFonts w:hint="eastAsia"/>
+                <w:sz w:val="20"/>
+                <w:szCs w:val="20"/>
+              </w:rPr>
+              <w:t>n(mol)</w:t>
             </w:r>
           </w:p>
         </w:tc>
       </w:tr>
       <w:tr>
         <w:trPr>
-          <w:trHeight w:val="368"/>
+          <w:trHeight w:val="381"/>
         </w:trPr>
         <w:tc>
           <w:tcPr>
-            <w:tcW w:w="2714" w:type="dxa"/>
+            <w:tcW w:w="2293" w:type="dxa"/>
           </w:tcPr>
           <w:p>
             <w:pPr>
@@ -479,13 +501,13 @@
                 <w:sz w:val="20"/>
                 <w:szCs w:val="20"/>
               </w:rPr>
-              <w:t>38</w:t>
+              <w:t>74.7</w:t>
             </w:r>
           </w:p>
         </w:tc>
         <w:tc>
           <w:tcPr>
-            <w:tcW w:w="2600" w:type="dxa"/>
+            <w:tcW w:w="2279" w:type="dxa"/>
           </w:tcPr>
           <w:p>
             <w:pPr>
@@ -496,16 +518,17 @@
             </w:pPr>
             <w:r>
               <w:rPr>
-                <w:sz w:val="20"/>
-                <w:szCs w:val="20"/>
-              </w:rPr>
-              <w:t>296.55</w:t>
+                <w:rFonts w:hint="eastAsia"/>
+                <w:sz w:val="20"/>
+                <w:szCs w:val="20"/>
+              </w:rPr>
+              <w:t>358.9</w:t>
             </w:r>
           </w:p>
         </w:tc>
         <w:tc>
           <w:tcPr>
-            <w:tcW w:w="2196" w:type="dxa"/>
+            <w:tcW w:w="1821" w:type="dxa"/>
           </w:tcPr>
           <w:p>
             <w:pPr>
@@ -519,18 +542,55 @@
                 <w:sz w:val="20"/>
                 <w:szCs w:val="20"/>
               </w:rPr>
-              <w:t>101.3</w:t>
+              <w:t>10</w:t>
+            </w:r>
+            <w:r>
+              <w:rPr>
+                <w:rFonts w:hint="eastAsia"/>
+                <w:sz w:val="20"/>
+                <w:szCs w:val="20"/>
+              </w:rPr>
+              <w:t>0.86</w:t>
+            </w:r>
+          </w:p>
+        </w:tc>
+        <w:tc>
+          <w:tcPr>
+            <w:tcW w:w="1355" w:type="dxa"/>
+          </w:tcPr>
+          <w:p>
+            <w:pPr>
+              <w:rPr>
+                <w:sz w:val="20"/>
+                <w:szCs w:val="20"/>
+              </w:rPr>
+            </w:pPr>
+            <w:r>
+              <w:rPr>
+                <w:rFonts w:hint="eastAsia"/>
+                <w:sz w:val="20"/>
+                <w:szCs w:val="20"/>
+              </w:rPr>
+              <w:t>0.0085</w:t>
+            </w:r>
+            <w:r>
+              <w:rPr>
+                <w:rFonts w:hint="eastAsia"/>
+                <w:sz w:val="20"/>
+                <w:szCs w:val="20"/>
+              </w:rPr>
+              <w:t>2</w:t>
             </w:r>
           </w:p>
         </w:tc>
       </w:tr>
       <w:tr>
         <w:trPr>
-          <w:trHeight w:val="368"/>
+          <w:trHeight w:val="381"/>
         </w:trPr>
         <w:tc>
           <w:tcPr>
-            <w:tcW w:w="2714" w:type="dxa"/>
+            <w:tcW w:w="2293" w:type="dxa"/>
           </w:tcPr>
           <w:p>
             <w:pPr>
@@ -545,13 +605,13 @@
                 <w:sz w:val="20"/>
                 <w:szCs w:val="20"/>
               </w:rPr>
-              <w:t>82</w:t>
+              <w:t>62.9</w:t>
             </w:r>
           </w:p>
         </w:tc>
         <w:tc>
           <w:tcPr>
-            <w:tcW w:w="2600" w:type="dxa"/>
+            <w:tcW w:w="2279" w:type="dxa"/>
           </w:tcPr>
           <w:p>
             <w:pPr>
@@ -562,16 +622,17 @@
             </w:pPr>
             <w:r>
               <w:rPr>
-                <w:sz w:val="20"/>
-                <w:szCs w:val="20"/>
-              </w:rPr>
-              <w:t>343.15</w:t>
+                <w:rFonts w:hint="eastAsia"/>
+                <w:sz w:val="20"/>
+                <w:szCs w:val="20"/>
+              </w:rPr>
+              <w:t>346.7</w:t>
             </w:r>
           </w:p>
         </w:tc>
         <w:tc>
           <w:tcPr>
-            <w:tcW w:w="2196" w:type="dxa"/>
+            <w:tcW w:w="1821" w:type="dxa"/>
           </w:tcPr>
           <w:p>
             <w:pPr>
@@ -585,18 +646,55 @@
                 <w:sz w:val="20"/>
                 <w:szCs w:val="20"/>
               </w:rPr>
-              <w:t>101.3</w:t>
+              <w:t>101</w:t>
+            </w:r>
+            <w:r>
+              <w:rPr>
+                <w:rFonts w:hint="eastAsia"/>
+                <w:sz w:val="20"/>
+                <w:szCs w:val="20"/>
+              </w:rPr>
+              <w:t>.16</w:t>
+            </w:r>
+          </w:p>
+        </w:tc>
+        <w:tc>
+          <w:tcPr>
+            <w:tcW w:w="1355" w:type="dxa"/>
+          </w:tcPr>
+          <w:p>
+            <w:pPr>
+              <w:rPr>
+                <w:sz w:val="20"/>
+                <w:szCs w:val="20"/>
+              </w:rPr>
+            </w:pPr>
+            <w:r>
+              <w:rPr>
+                <w:rFonts w:hint="eastAsia"/>
+                <w:sz w:val="20"/>
+                <w:szCs w:val="20"/>
+              </w:rPr>
+              <w:t>0.0085</w:t>
+            </w:r>
+            <w:r>
+              <w:rPr>
+                <w:rFonts w:hint="eastAsia"/>
+                <w:sz w:val="20"/>
+                <w:szCs w:val="20"/>
+              </w:rPr>
+              <w:t>0</w:t>
             </w:r>
           </w:p>
         </w:tc>
       </w:tr>
       <w:tr>
         <w:trPr>
-          <w:trHeight w:val="368"/>
+          <w:trHeight w:val="381"/>
         </w:trPr>
         <w:tc>
           <w:tcPr>
-            <w:tcW w:w="2714" w:type="dxa"/>
+            <w:tcW w:w="2293" w:type="dxa"/>
           </w:tcPr>
           <w:p>
             <w:pPr>
@@ -611,13 +709,13 @@
                 <w:sz w:val="20"/>
                 <w:szCs w:val="20"/>
               </w:rPr>
-              <w:t>74</w:t>
+              <w:t>54.2</w:t>
             </w:r>
           </w:p>
         </w:tc>
         <w:tc>
           <w:tcPr>
-            <w:tcW w:w="2600" w:type="dxa"/>
+            <w:tcW w:w="2279" w:type="dxa"/>
           </w:tcPr>
           <w:p>
             <w:pPr>
@@ -628,16 +726,17 @@
             </w:pPr>
             <w:r>
               <w:rPr>
-                <w:sz w:val="20"/>
-                <w:szCs w:val="20"/>
-              </w:rPr>
-              <w:t>335.15</w:t>
+                <w:rFonts w:hint="eastAsia"/>
+                <w:sz w:val="20"/>
+                <w:szCs w:val="20"/>
+              </w:rPr>
+              <w:t>334.2</w:t>
             </w:r>
           </w:p>
         </w:tc>
         <w:tc>
           <w:tcPr>
-            <w:tcW w:w="2196" w:type="dxa"/>
+            <w:tcW w:w="1821" w:type="dxa"/>
           </w:tcPr>
           <w:p>
             <w:pPr>
@@ -651,18 +750,55 @@
                 <w:sz w:val="20"/>
                 <w:szCs w:val="20"/>
               </w:rPr>
-              <w:t>101.3</w:t>
+              <w:t>10</w:t>
+            </w:r>
+            <w:r>
+              <w:rPr>
+                <w:rFonts w:hint="eastAsia"/>
+                <w:sz w:val="20"/>
+                <w:szCs w:val="20"/>
+              </w:rPr>
+              <w:t>0.93</w:t>
+            </w:r>
+          </w:p>
+        </w:tc>
+        <w:tc>
+          <w:tcPr>
+            <w:tcW w:w="1355" w:type="dxa"/>
+          </w:tcPr>
+          <w:p>
+            <w:pPr>
+              <w:rPr>
+                <w:sz w:val="20"/>
+                <w:szCs w:val="20"/>
+              </w:rPr>
+            </w:pPr>
+            <w:r>
+              <w:rPr>
+                <w:rFonts w:hint="eastAsia"/>
+                <w:sz w:val="20"/>
+                <w:szCs w:val="20"/>
+              </w:rPr>
+              <w:t>0.0085</w:t>
+            </w:r>
+            <w:r>
+              <w:rPr>
+                <w:rFonts w:hint="eastAsia"/>
+                <w:sz w:val="20"/>
+                <w:szCs w:val="20"/>
+              </w:rPr>
+              <w:t>3</w:t>
             </w:r>
           </w:p>
         </w:tc>
       </w:tr>
       <w:tr>
         <w:trPr>
-          <w:trHeight w:val="357"/>
+          <w:trHeight w:val="369"/>
         </w:trPr>
         <w:tc>
           <w:tcPr>
-            <w:tcW w:w="2714" w:type="dxa"/>
+            <w:tcW w:w="2293" w:type="dxa"/>
           </w:tcPr>
           <w:p>
             <w:pPr>
@@ -677,13 +813,13 @@
                 <w:sz w:val="20"/>
                 <w:szCs w:val="20"/>
               </w:rPr>
-              <w:t>69</w:t>
+              <w:t>42.3</w:t>
             </w:r>
           </w:p>
         </w:tc>
         <w:tc>
           <w:tcPr>
-            <w:tcW w:w="2600" w:type="dxa"/>
+            <w:tcW w:w="2279" w:type="dxa"/>
           </w:tcPr>
           <w:p>
             <w:pPr>
@@ -694,16 +830,17 @@
             </w:pPr>
             <w:r>
               <w:rPr>
-                <w:sz w:val="20"/>
-                <w:szCs w:val="20"/>
-              </w:rPr>
-              <w:t>330.15</w:t>
+                <w:rFonts w:hint="eastAsia"/>
+                <w:sz w:val="20"/>
+                <w:szCs w:val="20"/>
+              </w:rPr>
+              <w:t>321.4</w:t>
             </w:r>
           </w:p>
         </w:tc>
         <w:tc>
           <w:tcPr>
-            <w:tcW w:w="2196" w:type="dxa"/>
+            <w:tcW w:w="1821" w:type="dxa"/>
           </w:tcPr>
           <w:p>
             <w:pPr>
@@ -717,18 +854,55 @@
                 <w:sz w:val="20"/>
                 <w:szCs w:val="20"/>
               </w:rPr>
-              <w:t>101.3</w:t>
+              <w:t>10</w:t>
+            </w:r>
+            <w:r>
+              <w:rPr>
+                <w:rFonts w:hint="eastAsia"/>
+                <w:sz w:val="20"/>
+                <w:szCs w:val="20"/>
+              </w:rPr>
+              <w:t>0.99</w:t>
+            </w:r>
+          </w:p>
+        </w:tc>
+        <w:tc>
+          <w:tcPr>
+            <w:tcW w:w="1355" w:type="dxa"/>
+          </w:tcPr>
+          <w:p>
+            <w:pPr>
+              <w:rPr>
+                <w:sz w:val="20"/>
+                <w:szCs w:val="20"/>
+              </w:rPr>
+            </w:pPr>
+            <w:r>
+              <w:rPr>
+                <w:rFonts w:hint="eastAsia"/>
+                <w:sz w:val="20"/>
+                <w:szCs w:val="20"/>
+              </w:rPr>
+              <w:t>0.0085</w:t>
+            </w:r>
+            <w:r>
+              <w:rPr>
+                <w:rFonts w:hint="eastAsia"/>
+                <w:sz w:val="20"/>
+                <w:szCs w:val="20"/>
+              </w:rPr>
+              <w:t>1</w:t>
             </w:r>
           </w:p>
         </w:tc>
       </w:tr>
       <w:tr>
         <w:trPr>
-          <w:trHeight w:val="368"/>
+          <w:trHeight w:val="381"/>
         </w:trPr>
         <w:tc>
           <w:tcPr>
-            <w:tcW w:w="2714" w:type="dxa"/>
+            <w:tcW w:w="2293" w:type="dxa"/>
           </w:tcPr>
           <w:p>
             <w:pPr>
@@ -739,16 +913,17 @@
             </w:pPr>
             <w:r>
               <w:rPr>
-                <w:sz w:val="20"/>
-                <w:szCs w:val="20"/>
-              </w:rPr>
-              <w:t>66</w:t>
+                <w:rFonts w:hint="eastAsia"/>
+                <w:sz w:val="20"/>
+                <w:szCs w:val="20"/>
+              </w:rPr>
+              <w:t>33.0</w:t>
             </w:r>
           </w:p>
         </w:tc>
         <w:tc>
           <w:tcPr>
-            <w:tcW w:w="2600" w:type="dxa"/>
+            <w:tcW w:w="2279" w:type="dxa"/>
           </w:tcPr>
           <w:p>
             <w:pPr>
@@ -759,16 +934,17 @@
             </w:pPr>
             <w:r>
               <w:rPr>
-                <w:sz w:val="20"/>
-                <w:szCs w:val="20"/>
-              </w:rPr>
-              <w:t>325.15</w:t>
+                <w:rFonts w:hint="eastAsia"/>
+                <w:sz w:val="20"/>
+                <w:szCs w:val="20"/>
+              </w:rPr>
+              <w:t>309.0</w:t>
             </w:r>
           </w:p>
         </w:tc>
         <w:tc>
           <w:tcPr>
-            <w:tcW w:w="2196" w:type="dxa"/>
+            <w:tcW w:w="1821" w:type="dxa"/>
           </w:tcPr>
           <w:p>
             <w:pPr>
@@ -782,18 +958,55 @@
                 <w:sz w:val="20"/>
                 <w:szCs w:val="20"/>
               </w:rPr>
-              <w:t>101.3</w:t>
+              <w:t>101.</w:t>
+            </w:r>
+            <w:r>
+              <w:rPr>
+                <w:rFonts w:hint="eastAsia"/>
+                <w:sz w:val="20"/>
+                <w:szCs w:val="20"/>
+              </w:rPr>
+              <w:t>01</w:t>
+            </w:r>
+          </w:p>
+        </w:tc>
+        <w:tc>
+          <w:tcPr>
+            <w:tcW w:w="1355" w:type="dxa"/>
+          </w:tcPr>
+          <w:p>
+            <w:pPr>
+              <w:rPr>
+                <w:sz w:val="20"/>
+                <w:szCs w:val="20"/>
+              </w:rPr>
+            </w:pPr>
+            <w:r>
+              <w:rPr>
+                <w:rFonts w:hint="eastAsia"/>
+                <w:sz w:val="20"/>
+                <w:szCs w:val="20"/>
+              </w:rPr>
+              <w:t>0.0085</w:t>
+            </w:r>
+            <w:r>
+              <w:rPr>
+                <w:rFonts w:hint="eastAsia"/>
+                <w:sz w:val="20"/>
+                <w:szCs w:val="20"/>
+              </w:rPr>
+              <w:t>5</w:t>
             </w:r>
           </w:p>
         </w:tc>
       </w:tr>
       <w:tr>
         <w:trPr>
-          <w:trHeight w:val="368"/>
+          <w:trHeight w:val="381"/>
         </w:trPr>
         <w:tc>
           <w:tcPr>
-            <w:tcW w:w="2714" w:type="dxa"/>
+            <w:tcW w:w="2293" w:type="dxa"/>
           </w:tcPr>
           <w:p>
             <w:pPr>
@@ -804,24 +1017,17 @@
             </w:pPr>
             <w:r>
               <w:rPr>
-                <w:sz w:val="20"/>
-                <w:szCs w:val="20"/>
-              </w:rPr>
-              <w:t>6</w:t>
-            </w:r>
-            <w:r>
-              <w:rPr>
                 <w:rFonts w:hint="eastAsia"/>
                 <w:sz w:val="20"/>
                 <w:szCs w:val="20"/>
               </w:rPr>
-              <w:t>1</w:t>
+              <w:t>22.5</w:t>
             </w:r>
           </w:p>
         </w:tc>
         <w:tc>
           <w:tcPr>
-            <w:tcW w:w="2600" w:type="dxa"/>
+            <w:tcW w:w="2279" w:type="dxa"/>
           </w:tcPr>
           <w:p>
             <w:pPr>
@@ -832,16 +1038,17 @@
             </w:pPr>
             <w:r>
               <w:rPr>
-                <w:sz w:val="20"/>
-                <w:szCs w:val="20"/>
-              </w:rPr>
-              <w:t>321.15</w:t>
+                <w:rFonts w:hint="eastAsia"/>
+                <w:sz w:val="20"/>
+                <w:szCs w:val="20"/>
+              </w:rPr>
+              <w:t>296.5</w:t>
             </w:r>
           </w:p>
         </w:tc>
         <w:tc>
           <w:tcPr>
-            <w:tcW w:w="2196" w:type="dxa"/>
+            <w:tcW w:w="1821" w:type="dxa"/>
           </w:tcPr>
           <w:p>
             <w:pPr>
@@ -855,18 +1062,55 @@
                 <w:sz w:val="20"/>
                 <w:szCs w:val="20"/>
               </w:rPr>
-              <w:t>101.3</w:t>
+              <w:t>101.</w:t>
+            </w:r>
+            <w:r>
+              <w:rPr>
+                <w:rFonts w:hint="eastAsia"/>
+                <w:sz w:val="20"/>
+                <w:szCs w:val="20"/>
+              </w:rPr>
+              <w:t>01</w:t>
+            </w:r>
+          </w:p>
+        </w:tc>
+        <w:tc>
+          <w:tcPr>
+            <w:tcW w:w="1355" w:type="dxa"/>
+          </w:tcPr>
+          <w:p>
+            <w:pPr>
+              <w:rPr>
+                <w:sz w:val="20"/>
+                <w:szCs w:val="20"/>
+              </w:rPr>
+            </w:pPr>
+            <w:r>
+              <w:rPr>
+                <w:rFonts w:hint="eastAsia"/>
+                <w:sz w:val="20"/>
+                <w:szCs w:val="20"/>
+              </w:rPr>
+              <w:t>0.0085</w:t>
+            </w:r>
+            <w:r>
+              <w:rPr>
+                <w:rFonts w:hint="eastAsia"/>
+                <w:sz w:val="20"/>
+                <w:szCs w:val="20"/>
+              </w:rPr>
+              <w:t>5</w:t>
             </w:r>
           </w:p>
         </w:tc>
       </w:tr>
       <w:tr>
         <w:trPr>
-          <w:trHeight w:val="368"/>
+          <w:trHeight w:val="381"/>
         </w:trPr>
         <w:tc>
           <w:tcPr>
-            <w:tcW w:w="2714" w:type="dxa"/>
+            <w:tcW w:w="2293" w:type="dxa"/>
           </w:tcPr>
           <w:p>
             <w:pPr>
@@ -881,13 +1125,13 @@
                 <w:sz w:val="20"/>
                 <w:szCs w:val="20"/>
               </w:rPr>
-              <w:t>50</w:t>
+              <w:t>11.6</w:t>
             </w:r>
           </w:p>
         </w:tc>
         <w:tc>
           <w:tcPr>
-            <w:tcW w:w="2600" w:type="dxa"/>
+            <w:tcW w:w="2279" w:type="dxa"/>
           </w:tcPr>
           <w:p>
             <w:pPr>
@@ -898,16 +1142,17 @@
             </w:pPr>
             <w:r>
               <w:rPr>
-                <w:sz w:val="20"/>
-                <w:szCs w:val="20"/>
-              </w:rPr>
-              <w:t>309.15</w:t>
+                <w:rFonts w:hint="eastAsia"/>
+                <w:sz w:val="20"/>
+                <w:szCs w:val="20"/>
+              </w:rPr>
+              <w:t>284.1</w:t>
             </w:r>
           </w:p>
         </w:tc>
         <w:tc>
           <w:tcPr>
-            <w:tcW w:w="2196" w:type="dxa"/>
+            <w:tcW w:w="1821" w:type="dxa"/>
           </w:tcPr>
           <w:p>
             <w:pPr>
@@ -921,7 +1166,44 @@
                 <w:sz w:val="20"/>
                 <w:szCs w:val="20"/>
               </w:rPr>
-              <w:t>101.3</w:t>
+              <w:t>101.</w:t>
+            </w:r>
+            <w:r>
+              <w:rPr>
+                <w:rFonts w:hint="eastAsia"/>
+                <w:sz w:val="20"/>
+                <w:szCs w:val="20"/>
+              </w:rPr>
+              <w:t>06</w:t>
+            </w:r>
+          </w:p>
+        </w:tc>
+        <w:tc>
+          <w:tcPr>
+            <w:tcW w:w="1355" w:type="dxa"/>
+          </w:tcPr>
+          <w:p>
+            <w:pPr>
+              <w:rPr>
+                <w:sz w:val="20"/>
+                <w:szCs w:val="20"/>
+              </w:rPr>
+            </w:pPr>
+            <w:r>
+              <w:rPr>
+                <w:rFonts w:hint="eastAsia"/>
+                <w:sz w:val="20"/>
+                <w:szCs w:val="20"/>
+              </w:rPr>
+              <w:t>0.0085</w:t>
+            </w:r>
+            <w:r>
+              <w:rPr>
+                <w:rFonts w:hint="eastAsia"/>
+                <w:sz w:val="20"/>
+                <w:szCs w:val="20"/>
+              </w:rPr>
+              <w:t>4</w:t>
             </w:r>
           </w:p>
         </w:tc>
@@ -1214,37 +1496,78 @@
           <w:sz w:val="20"/>
           <w:szCs w:val="20"/>
         </w:rPr>
-        <w:t>a=0.6902660727500916</w:t>
-      </w:r>
-    </w:p>
-    <w:p>
-      <w:pPr>
-        <w:rPr>
-          <w:sz w:val="20"/>
-          <w:szCs w:val="20"/>
-        </w:rPr>
-      </w:pPr>
-      <w:r>
-        <w:rPr>
-          <w:sz w:val="20"/>
-          <w:szCs w:val="20"/>
-        </w:rPr>
-        <w:t>b=3.726905107498169</w:t>
-      </w:r>
-    </w:p>
-    <w:p>
-      <w:pPr>
-        <w:rPr>
-          <w:sz w:val="20"/>
-          <w:szCs w:val="20"/>
-        </w:rPr>
-      </w:pPr>
-      <w:r>
-        <w:rPr>
-          <w:sz w:val="20"/>
-          <w:szCs w:val="20"/>
-        </w:rPr>
-        <w:t>RMSE=0.5042604207992554</w:t>
+        <w:t>a=0.690</w:t>
+      </w:r>
+    </w:p>
+    <w:p>
+      <w:pPr>
+        <w:rPr>
+          <w:sz w:val="20"/>
+          <w:szCs w:val="20"/>
+        </w:rPr>
+      </w:pPr>
+      <w:r>
+        <w:rPr>
+          <w:sz w:val="20"/>
+          <w:szCs w:val="20"/>
+        </w:rPr>
+        <w:t>b=3.72</w:t>
+      </w:r>
+      <w:r>
+        <w:rPr>
+          <w:rFonts w:hint="eastAsia"/>
+          <w:sz w:val="20"/>
+          <w:szCs w:val="20"/>
+        </w:rPr>
+        <w:t>7</w:t>
+      </w:r>
+    </w:p>
+    <w:p>
+      <w:pPr>
+        <w:rPr>
+          <w:sz w:val="20"/>
+          <w:szCs w:val="20"/>
+        </w:rPr>
+      </w:pPr>
+      <w:r>
+        <w:rPr>
+          <w:sz w:val="20"/>
+          <w:szCs w:val="20"/>
+        </w:rPr>
+        <w:t>RMSE=0.504</w:t>
+      </w:r>
+    </w:p>
+    <w:p>
+      <w:pPr>
+        <w:rPr>
+          <w:sz w:val="20"/>
+          <w:szCs w:val="20"/>
+        </w:rPr>
+      </w:pPr>
+      <w:r>
+        <w:rPr>
+          <w:rFonts w:hint="eastAsia"/>
+          <w:sz w:val="20"/>
+          <w:szCs w:val="20"/>
+        </w:rPr>
+        <w:t>R</w:t>
+      </w:r>
+      <w:r>
+        <w:rPr>
+          <w:rFonts w:hint="eastAsia"/>
+          <w:sz w:val="20"/>
+          <w:szCs w:val="20"/>
+          <w:vertAlign w:val="superscript"/>
+        </w:rPr>
+        <w:t>2</w:t>
+      </w:r>
+      <w:r>
+        <w:rPr>
+          <w:rFonts w:hint="eastAsia"/>
+          <w:sz w:val="20"/>
+          <w:szCs w:val="20"/>
+        </w:rPr>
+        <w:t>=0.999</w:t>
       </w:r>
     </w:p>
     <w:p>
@@ -1341,6 +1664,7 @@
           <w:sz w:val="20"/>
           <w:szCs w:val="20"/>
         </w:rPr>
+        <w:lastRenderedPageBreak/>
         <w:t>V</w:t>
       </w:r>
       <w:r>
@@ -1539,7 +1863,25 @@
           <w:sz w:val="20"/>
           <w:szCs w:val="20"/>
         </w:rPr>
-        <w:t xml:space="preserve">이다. b 의 이론 값은 0이므로, 퍼센트 오차로 분석하는 것은 적절치 않다. 이 오차는 사용한 air chamber 장비에 상당히 큰 패임 (air chamber 중간 부분이 강하게 눌려 찌그러져 있었음.)이 있었다는 점을 감안할 때, 충분히 발생할 수 있는 오차로 보인다. </w:t>
+        <w:t xml:space="preserve">이다. </w:t>
+      </w:r>
+      <w:proofErr w:type="gramStart"/>
+      <w:r>
+        <w:rPr>
+          <w:rFonts w:hint="eastAsia"/>
+          <w:sz w:val="20"/>
+          <w:szCs w:val="20"/>
+        </w:rPr>
+        <w:t>b 의</w:t>
+      </w:r>
+      <w:proofErr w:type="gramEnd"/>
+      <w:r>
+        <w:rPr>
+          <w:rFonts w:hint="eastAsia"/>
+          <w:sz w:val="20"/>
+          <w:szCs w:val="20"/>
+        </w:rPr>
+        <w:t xml:space="preserve"> 이론 값은 0이므로, 퍼센트 오차로 분석하는 것은 적절치 않다. 이 오차는 사용한 air chamber 장비에 상당히 큰 패임 (air chamber 중간 부분이 강하게 눌려 찌그러져 있었음.)이 있었다는 점을 감안할 때, 충분히 발생할 수 있는 오차로 보인다. </w:t>
       </w:r>
     </w:p>
     <w:p>
@@ -1612,267 +1954,15 @@
           <w:sz w:val="20"/>
           <w:szCs w:val="20"/>
         </w:rPr>
-        <w:t>. 샤를 법칙 자체는 이 수치의 이론 값을 주지 않는다. 즉, 적절한 이론 값을 찾기 위해 PV=</w:t>
-      </w:r>
-      <w:proofErr w:type="spellStart"/>
-      <w:r>
-        <w:rPr>
-          <w:rFonts w:hint="eastAsia"/>
-          <w:sz w:val="20"/>
-          <w:szCs w:val="20"/>
-        </w:rPr>
-        <w:t>nRT</w:t>
-      </w:r>
-      <w:proofErr w:type="spellEnd"/>
-      <w:r>
-        <w:rPr>
-          <w:rFonts w:hint="eastAsia"/>
-          <w:sz w:val="20"/>
-          <w:szCs w:val="20"/>
-        </w:rPr>
-        <w:t xml:space="preserve">를 변형하여 사용하겠다. 샤를 법칙은 </w:t>
-      </w:r>
-      <m:oMath>
-        <m:r>
-          <w:rPr>
-            <w:rFonts w:ascii="Cambria Math" w:hAnsi="Cambria Math"/>
-            <w:sz w:val="20"/>
-            <w:szCs w:val="20"/>
-          </w:rPr>
-          <m:t>V∝T</m:t>
-        </m:r>
-      </m:oMath>
-      <w:r>
-        <w:rPr>
-          <w:rFonts w:hint="eastAsia"/>
-          <w:sz w:val="20"/>
-          <w:szCs w:val="20"/>
-        </w:rPr>
-        <w:t xml:space="preserve"> 이므로, 이상기체 상태방정식을 </w:t>
-      </w:r>
-      <m:oMath>
-        <m:r>
-          <w:rPr>
-            <w:rFonts w:ascii="Cambria Math" w:hAnsi="Cambria Math"/>
-            <w:sz w:val="20"/>
-            <w:szCs w:val="20"/>
-          </w:rPr>
-          <m:t>V=</m:t>
-        </m:r>
-        <m:f>
-          <m:fPr>
-            <m:ctrlPr>
-              <w:rPr>
-                <w:rFonts w:ascii="Cambria Math" w:hAnsi="Cambria Math"/>
-                <w:sz w:val="20"/>
-                <w:szCs w:val="20"/>
-              </w:rPr>
-            </m:ctrlPr>
-          </m:fPr>
-          <m:num>
-            <m:r>
-              <w:rPr>
-                <w:rFonts w:ascii="Cambria Math" w:hAnsi="Cambria Math"/>
-                <w:sz w:val="20"/>
-                <w:szCs w:val="20"/>
-              </w:rPr>
-              <m:t>nRT</m:t>
-            </m:r>
-          </m:num>
-          <m:den>
-            <m:r>
-              <w:rPr>
-                <w:rFonts w:ascii="Cambria Math" w:hAnsi="Cambria Math"/>
-                <w:sz w:val="20"/>
-                <w:szCs w:val="20"/>
-              </w:rPr>
-              <m:t>P</m:t>
-            </m:r>
-          </m:den>
-        </m:f>
-      </m:oMath>
-      <w:r>
-        <w:rPr>
-          <w:rFonts w:hint="eastAsia"/>
-          <w:sz w:val="20"/>
-          <w:szCs w:val="20"/>
-        </w:rPr>
-        <w:t xml:space="preserve"> 로 변형하면 된다. 이 때, P는 대기압으로 상수인 101.3kPa 이므로, </w:t>
-      </w:r>
-      <m:oMath>
-        <m:f>
-          <m:fPr>
-            <m:ctrlPr>
-              <w:rPr>
-                <w:rFonts w:ascii="Cambria Math" w:hAnsi="Cambria Math"/>
-                <w:sz w:val="20"/>
-                <w:szCs w:val="20"/>
-              </w:rPr>
-            </m:ctrlPr>
-          </m:fPr>
-          <m:num>
-            <m:r>
-              <w:rPr>
-                <w:rFonts w:ascii="Cambria Math" w:hAnsi="Cambria Math"/>
-                <w:sz w:val="20"/>
-                <w:szCs w:val="20"/>
-              </w:rPr>
-              <m:t>nR</m:t>
-            </m:r>
-          </m:num>
-          <m:den>
-            <m:r>
-              <w:rPr>
-                <w:rFonts w:ascii="Cambria Math" w:hAnsi="Cambria Math"/>
-                <w:sz w:val="20"/>
-                <w:szCs w:val="20"/>
-              </w:rPr>
-              <m:t>P</m:t>
-            </m:r>
-          </m:den>
-        </m:f>
-      </m:oMath>
-      <w:r>
-        <w:rPr>
-          <w:rFonts w:hint="eastAsia"/>
-          <w:sz w:val="20"/>
-          <w:szCs w:val="20"/>
-        </w:rPr>
-        <w:t xml:space="preserve">는 상수라고 볼 수 있다. (실제로는 실험 장비의 한계로 인해 완벽한 밀폐가 이루어지지 않아 n의 값이 변하지만, 이론 값을 고려하고 있으므로 n이 상수라고 가정하겠다.) 이 경우에도 실제 n이 얼마인지 알 수 없기에, 실험을 통해 측정된 V, T값을 대입하여 </w:t>
-      </w:r>
-      <m:oMath>
-        <m:f>
-          <m:fPr>
-            <m:ctrlPr>
-              <w:rPr>
-                <w:rFonts w:ascii="Cambria Math" w:hAnsi="Cambria Math"/>
-                <w:sz w:val="20"/>
-                <w:szCs w:val="20"/>
-              </w:rPr>
-            </m:ctrlPr>
-          </m:fPr>
-          <m:num>
-            <m:r>
-              <w:rPr>
-                <w:rFonts w:ascii="Cambria Math" w:hAnsi="Cambria Math"/>
-                <w:sz w:val="20"/>
-                <w:szCs w:val="20"/>
-              </w:rPr>
-              <m:t>nR</m:t>
-            </m:r>
-          </m:num>
-          <m:den>
-            <m:r>
-              <w:rPr>
-                <w:rFonts w:ascii="Cambria Math" w:hAnsi="Cambria Math"/>
-                <w:sz w:val="20"/>
-                <w:szCs w:val="20"/>
-              </w:rPr>
-              <m:t>P</m:t>
-            </m:r>
-          </m:den>
-        </m:f>
-      </m:oMath>
-      <w:proofErr w:type="spellStart"/>
-      <w:r>
-        <w:rPr>
-          <w:rFonts w:hint="eastAsia"/>
-          <w:sz w:val="20"/>
-          <w:szCs w:val="20"/>
-        </w:rPr>
-        <w:t>를</w:t>
-      </w:r>
-      <w:proofErr w:type="spellEnd"/>
-      <w:r>
-        <w:rPr>
-          <w:rFonts w:hint="eastAsia"/>
-          <w:sz w:val="20"/>
-          <w:szCs w:val="20"/>
-        </w:rPr>
-        <w:t xml:space="preserve"> 찾겠다. 그 뒤, 모든 샘플에 대한 </w:t>
-      </w:r>
-      <m:oMath>
-        <m:f>
-          <m:fPr>
-            <m:ctrlPr>
-              <w:rPr>
-                <w:rFonts w:ascii="Cambria Math" w:hAnsi="Cambria Math"/>
-                <w:sz w:val="20"/>
-                <w:szCs w:val="20"/>
-              </w:rPr>
-            </m:ctrlPr>
-          </m:fPr>
-          <m:num>
-            <m:r>
-              <w:rPr>
-                <w:rFonts w:ascii="Cambria Math" w:hAnsi="Cambria Math"/>
-                <w:sz w:val="20"/>
-                <w:szCs w:val="20"/>
-              </w:rPr>
-              <m:t>nR</m:t>
-            </m:r>
-          </m:num>
-          <m:den>
-            <m:r>
-              <w:rPr>
-                <w:rFonts w:ascii="Cambria Math" w:hAnsi="Cambria Math"/>
-                <w:sz w:val="20"/>
-                <w:szCs w:val="20"/>
-              </w:rPr>
-              <m:t>P</m:t>
-            </m:r>
-          </m:den>
-        </m:f>
-      </m:oMath>
-      <w:r>
-        <w:rPr>
-          <w:rFonts w:hint="eastAsia"/>
-          <w:sz w:val="20"/>
-          <w:szCs w:val="20"/>
-        </w:rPr>
-        <w:t xml:space="preserve"> 값의 평균을 구하여 </w:t>
-      </w:r>
-      <w:proofErr w:type="spellStart"/>
-      <w:r>
-        <w:rPr>
-          <w:rFonts w:hint="eastAsia"/>
-          <w:sz w:val="20"/>
-          <w:szCs w:val="20"/>
-        </w:rPr>
-        <w:t>이론값으로</w:t>
-      </w:r>
-      <w:proofErr w:type="spellEnd"/>
-      <w:r>
-        <w:rPr>
-          <w:rFonts w:hint="eastAsia"/>
-          <w:sz w:val="20"/>
-          <w:szCs w:val="20"/>
-        </w:rPr>
-        <w:t xml:space="preserve"> 생각하겠다. </w:t>
-      </w:r>
-      <w:r>
-        <w:rPr>
-          <w:rFonts w:hint="eastAsia"/>
-          <w:sz w:val="20"/>
-          <w:szCs w:val="20"/>
-        </w:rPr>
-        <w:t>이 수치를 구해보면 유효숫자를 고려할 때 0.7</w:t>
-      </w:r>
-      <w:r>
-        <w:rPr>
-          <w:rFonts w:hint="eastAsia"/>
-          <w:sz w:val="20"/>
-          <w:szCs w:val="20"/>
-        </w:rPr>
-        <w:t>0</w:t>
-      </w:r>
-      <w:r>
-        <w:rPr>
-          <w:rFonts w:hint="eastAsia"/>
-          <w:sz w:val="20"/>
-          <w:szCs w:val="20"/>
-        </w:rPr>
-        <w:t xml:space="preserve"> cm</w:t>
+        <w:t xml:space="preserve">. 샤를 법칙 자체는 이 수치의 이론 값을 주지 않는다. </w:t>
+      </w:r>
+      <w:r>
+        <w:rPr>
+          <w:rFonts w:hint="eastAsia"/>
+          <w:sz w:val="20"/>
+          <w:szCs w:val="20"/>
+        </w:rPr>
+        <w:t>이 값이 유의미한 값인지 판단하기 위해 V=0 cm</w:t>
       </w:r>
       <w:r>
         <w:rPr>
@@ -1889,33 +1979,15 @@
           <w:sz w:val="20"/>
           <w:szCs w:val="20"/>
         </w:rPr>
-        <w:t>K</w:t>
-      </w:r>
-      <w:r>
-        <w:rPr>
-          <w:rFonts w:hint="eastAsia"/>
-          <w:sz w:val="20"/>
-          <w:szCs w:val="20"/>
-          <w:vertAlign w:val="superscript"/>
-        </w:rPr>
-        <w:t>-1</w:t>
-      </w:r>
-      <w:r>
-        <w:rPr>
-          <w:rFonts w:hint="eastAsia"/>
-          <w:sz w:val="20"/>
-          <w:szCs w:val="20"/>
-        </w:rPr>
-        <w:t xml:space="preserve"> 이다. 이를 이용해 퍼센트 오차를 구해보면, </w:t>
-      </w:r>
-    </w:p>
-    <w:p>
-      <w:pPr>
-        <w:rPr>
-          <w:sz w:val="20"/>
-          <w:szCs w:val="20"/>
-        </w:rPr>
-      </w:pPr>
+        <w:t xml:space="preserve">인 상황에서 T가 몇 인지 파악해보도록 하겠다. 이 경우, </w:t>
+      </w:r>
+      <w:r>
+        <w:rPr>
+          <w:sz w:val="20"/>
+          <w:szCs w:val="20"/>
+        </w:rPr>
+        <w:br/>
+      </w:r>
       <m:oMathPara>
         <m:oMath>
           <m:r>
@@ -1924,131 +1996,7 @@
               <w:sz w:val="20"/>
               <w:szCs w:val="20"/>
             </w:rPr>
-            <m:t>error=100×</m:t>
-          </m:r>
-          <m:f>
-            <m:fPr>
-              <m:ctrlPr>
-                <w:rPr>
-                  <w:rFonts w:ascii="Cambria Math" w:hAnsi="Cambria Math"/>
-                  <w:sz w:val="20"/>
-                  <w:szCs w:val="20"/>
-                </w:rPr>
-              </m:ctrlPr>
-            </m:fPr>
-            <m:num>
-              <m:sSub>
-                <m:sSubPr>
-                  <m:ctrlPr>
-                    <w:rPr>
-                      <w:rFonts w:ascii="Cambria Math" w:hAnsi="Cambria Math"/>
-                      <w:sz w:val="20"/>
-                      <w:szCs w:val="20"/>
-                    </w:rPr>
-                  </m:ctrlPr>
-                </m:sSubPr>
-                <m:e>
-                  <m:r>
-                    <w:rPr>
-                      <w:rFonts w:ascii="Cambria Math" w:hAnsi="Cambria Math"/>
-                      <w:sz w:val="20"/>
-                      <w:szCs w:val="20"/>
-                    </w:rPr>
-                    <m:t>a</m:t>
-                  </m:r>
-                </m:e>
-                <m:sub>
-                  <m:r>
-                    <w:rPr>
-                      <w:rFonts w:ascii="Cambria Math" w:hAnsi="Cambria Math"/>
-                      <w:sz w:val="20"/>
-                      <w:szCs w:val="20"/>
-                    </w:rPr>
-                    <m:t>experiment</m:t>
-                  </m:r>
-                </m:sub>
-              </m:sSub>
-              <m:r>
-                <w:rPr>
-                  <w:rFonts w:ascii="Cambria Math" w:hAnsi="Cambria Math"/>
-                  <w:sz w:val="20"/>
-                  <w:szCs w:val="20"/>
-                </w:rPr>
-                <m:t>-</m:t>
-              </m:r>
-              <m:sSub>
-                <m:sSubPr>
-                  <m:ctrlPr>
-                    <w:rPr>
-                      <w:rFonts w:ascii="Cambria Math" w:hAnsi="Cambria Math"/>
-                      <w:sz w:val="20"/>
-                      <w:szCs w:val="20"/>
-                    </w:rPr>
-                  </m:ctrlPr>
-                </m:sSubPr>
-                <m:e>
-                  <m:r>
-                    <w:rPr>
-                      <w:rFonts w:ascii="Cambria Math" w:hAnsi="Cambria Math"/>
-                      <w:sz w:val="20"/>
-                      <w:szCs w:val="20"/>
-                    </w:rPr>
-                    <m:t>a</m:t>
-                  </m:r>
-                </m:e>
-                <m:sub>
-                  <m:r>
-                    <w:rPr>
-                      <w:rFonts w:ascii="Cambria Math" w:hAnsi="Cambria Math"/>
-                      <w:sz w:val="20"/>
-                      <w:szCs w:val="20"/>
-                    </w:rPr>
-                    <m:t>theory,avg</m:t>
-                  </m:r>
-                </m:sub>
-              </m:sSub>
-            </m:num>
-            <m:den>
-              <m:sSub>
-                <m:sSubPr>
-                  <m:ctrlPr>
-                    <w:rPr>
-                      <w:rFonts w:ascii="Cambria Math" w:hAnsi="Cambria Math"/>
-                      <w:sz w:val="20"/>
-                      <w:szCs w:val="20"/>
-                    </w:rPr>
-                  </m:ctrlPr>
-                </m:sSubPr>
-                <m:e>
-                  <m:r>
-                    <w:rPr>
-                      <w:rFonts w:ascii="Cambria Math" w:hAnsi="Cambria Math"/>
-                      <w:sz w:val="20"/>
-                      <w:szCs w:val="20"/>
-                    </w:rPr>
-                    <m:t>a</m:t>
-                  </m:r>
-                </m:e>
-                <m:sub>
-                  <m:r>
-                    <w:rPr>
-                      <w:rFonts w:ascii="Cambria Math" w:hAnsi="Cambria Math"/>
-                      <w:sz w:val="20"/>
-                      <w:szCs w:val="20"/>
-                    </w:rPr>
-                    <m:t>theory,avg</m:t>
-                  </m:r>
-                </m:sub>
-              </m:sSub>
-            </m:den>
-          </m:f>
-          <m:r>
-            <w:rPr>
-              <w:rFonts w:ascii="Cambria Math" w:hAnsi="Cambria Math"/>
-              <w:sz w:val="20"/>
-              <w:szCs w:val="20"/>
-            </w:rPr>
-            <m:t>=-1.43 %</m:t>
+            <m:t>V=aT+b</m:t>
           </m:r>
         </m:oMath>
       </m:oMathPara>
@@ -2066,23 +2014,105 @@
           <w:sz w:val="20"/>
           <w:szCs w:val="20"/>
         </w:rPr>
-        <w:t xml:space="preserve">이다. </w:t>
-      </w:r>
-    </w:p>
-    <w:p>
-      <w:pPr>
-        <w:rPr>
-          <w:sz w:val="20"/>
-          <w:szCs w:val="20"/>
-        </w:rPr>
-      </w:pPr>
-      <w:r>
-        <w:rPr>
-          <w:rFonts w:hint="eastAsia"/>
-          <w:sz w:val="20"/>
-          <w:szCs w:val="20"/>
-        </w:rPr>
-        <w:t xml:space="preserve">#오차 분석은 </w:t>
+        <w:t xml:space="preserve">이므로, </w:t>
+      </w:r>
+      <m:oMath>
+        <m:r>
+          <w:rPr>
+            <w:rFonts w:ascii="Cambria Math" w:hAnsi="Cambria Math"/>
+            <w:sz w:val="20"/>
+            <w:szCs w:val="20"/>
+          </w:rPr>
+          <m:t>T=</m:t>
+        </m:r>
+        <m:f>
+          <m:fPr>
+            <m:ctrlPr>
+              <w:rPr>
+                <w:rFonts w:ascii="Cambria Math" w:hAnsi="Cambria Math"/>
+                <w:sz w:val="20"/>
+                <w:szCs w:val="20"/>
+              </w:rPr>
+            </m:ctrlPr>
+          </m:fPr>
+          <m:num>
+            <m:r>
+              <w:rPr>
+                <w:rFonts w:ascii="Cambria Math" w:hAnsi="Cambria Math"/>
+                <w:sz w:val="20"/>
+                <w:szCs w:val="20"/>
+              </w:rPr>
+              <m:t>-b</m:t>
+            </m:r>
+          </m:num>
+          <m:den>
+            <m:r>
+              <w:rPr>
+                <w:rFonts w:ascii="Cambria Math" w:hAnsi="Cambria Math"/>
+                <w:sz w:val="20"/>
+                <w:szCs w:val="20"/>
+              </w:rPr>
+              <m:t>a</m:t>
+            </m:r>
+          </m:den>
+        </m:f>
+      </m:oMath>
+      <w:r>
+        <w:rPr>
+          <w:rFonts w:hint="eastAsia"/>
+          <w:sz w:val="20"/>
+          <w:szCs w:val="20"/>
+        </w:rPr>
+        <w:t>이면 V=0 cm</w:t>
+      </w:r>
+      <w:r>
+        <w:rPr>
+          <w:rFonts w:hint="eastAsia"/>
+          <w:sz w:val="20"/>
+          <w:szCs w:val="20"/>
+          <w:vertAlign w:val="superscript"/>
+        </w:rPr>
+        <w:t>3</w:t>
+      </w:r>
+      <w:r>
+        <w:rPr>
+          <w:rFonts w:hint="eastAsia"/>
+          <w:sz w:val="20"/>
+          <w:szCs w:val="20"/>
+        </w:rPr>
+        <w:t xml:space="preserve"> 이다. 즉, T=-5.</w:t>
+      </w:r>
+      <w:r>
+        <w:rPr>
+          <w:rFonts w:hint="eastAsia"/>
+          <w:sz w:val="20"/>
+          <w:szCs w:val="20"/>
+        </w:rPr>
+        <w:t>40</w:t>
+      </w:r>
+      <w:r>
+        <w:rPr>
+          <w:rFonts w:hint="eastAsia"/>
+          <w:sz w:val="20"/>
+          <w:szCs w:val="20"/>
+        </w:rPr>
+        <w:t xml:space="preserve"> K이다. 이는 실제로는 있을 수 없는 값이지만, 이론적으로 T=0 K 이어야 한다는 점을 생각할 때, </w:t>
+      </w:r>
+      <w:r>
+        <w:rPr>
+          <w:rFonts w:hint="eastAsia"/>
+          <w:sz w:val="20"/>
+          <w:szCs w:val="20"/>
+        </w:rPr>
+        <w:t xml:space="preserve">이 데이터가 이론적인 현상을 얼마나 잘 반영하고 있는지 판단하는 척도가 될 수 있다. </w:t>
+      </w:r>
+      <w:r>
+        <w:rPr>
+          <w:rFonts w:hint="eastAsia"/>
+          <w:sz w:val="20"/>
+          <w:szCs w:val="20"/>
+        </w:rPr>
+        <w:t xml:space="preserve">이 피팅의 </w:t>
       </w:r>
       <w:proofErr w:type="spellStart"/>
       <w:r>
@@ -2091,7 +2121,7 @@
           <w:sz w:val="20"/>
           <w:szCs w:val="20"/>
         </w:rPr>
-        <w:t>체임버가</w:t>
+        <w:t>불확도를</w:t>
       </w:r>
       <w:proofErr w:type="spellEnd"/>
       <w:r>
@@ -2100,34 +2130,34 @@
           <w:sz w:val="20"/>
           <w:szCs w:val="20"/>
         </w:rPr>
-        <w:t xml:space="preserve"> 찌그러져 있다는 점을 </w:t>
-      </w:r>
-      <w:proofErr w:type="spellStart"/>
-      <w:r>
-        <w:rPr>
-          <w:rFonts w:hint="eastAsia"/>
-          <w:sz w:val="20"/>
-          <w:szCs w:val="20"/>
-        </w:rPr>
-        <w:t>a_theory</w:t>
-      </w:r>
-      <w:proofErr w:type="spellEnd"/>
-      <w:r>
-        <w:rPr>
-          <w:rFonts w:hint="eastAsia"/>
-          <w:sz w:val="20"/>
-          <w:szCs w:val="20"/>
-        </w:rPr>
-        <w:t>에 적용</w:t>
-      </w:r>
-    </w:p>
-    <w:p>
-      <w:pPr>
-        <w:rPr>
-          <w:sz w:val="20"/>
-          <w:szCs w:val="20"/>
-        </w:rPr>
-      </w:pPr>
+        <w:t xml:space="preserve"> 구해보면 4 K 정도가 된다. 즉, </w:t>
+      </w:r>
+    </w:p>
+    <w:p>
+      <w:pPr>
+        <w:rPr>
+          <w:sz w:val="20"/>
+          <w:szCs w:val="20"/>
+        </w:rPr>
+      </w:pPr>
+      <m:oMath>
+        <m:r>
+          <w:rPr>
+            <w:rFonts w:ascii="Cambria Math" w:hAnsi="Cambria Math"/>
+            <w:sz w:val="20"/>
+            <w:szCs w:val="20"/>
+          </w:rPr>
+          <m:t>T=-5.4±4.3K</m:t>
+        </m:r>
+      </m:oMath>
+      <w:r>
+        <w:rPr>
+          <w:rFonts w:hint="eastAsia"/>
+          <w:sz w:val="20"/>
+          <w:szCs w:val="20"/>
+        </w:rPr>
+        <w:t xml:space="preserve">이다. 이는 95% 신뢰구간 안에 들어오기에 적절한 값으로 볼만하다. </w:t>
+      </w:r>
     </w:p>
     <w:p>
       <w:pPr>
@@ -2242,7 +2272,6 @@
         <w:rPr>
           <w:noProof/>
         </w:rPr>
-        <w:lastRenderedPageBreak/>
         <w:drawing>
           <wp:inline distT="0" distB="0" distL="0" distR="0" wp14:anchorId="0FADCE1B" wp14:editId="67623CAD">
             <wp:extent cx="2854569" cy="2834328"/>
@@ -2317,7 +2346,16 @@
           <w:sz w:val="20"/>
           <w:szCs w:val="20"/>
         </w:rPr>
-        <w:t xml:space="preserve">추를 올려 압력이 증가하면 부피는 감소하는데, 그렇게 되면 짧은 시간 동안은 근사적으로 단열압축과 비슷한 현상이 발생하여 내부 온도가 증가한다. 이렇게 되면 보일 법칙의 조건과 맞지 않는다. 하지만, 이 실린더는 열에 대해 닫힌 계가 아니기에, 충분한 시간을 기다리면 내부의 온도와 외부의 온도가 같아진다. 다만, 실린더 내부의 온도를 온도센서를 이용해 확인할 방법이 없기에, 압력 센서의 변화를 보고 열평형을 이룬 시점을 확인한다. 부피와 압력 모두 시간에 대해 크게 변하지 않는 것을 확인하고 나면, 외부와 열평형을 이루었다고 생각할 수 있다. </w:t>
+        <w:t>추를 올려 압력이 증가하면 부피는 감소하는데, 그렇게 되면 짧은 시간 동안은 근사적으로 단열압축과 비슷한 현상이 발생하여 내부 온도가 증가한다. 이렇게 되면 보일 법칙의 조건과 맞지 않</w:t>
+      </w:r>
+      <w:r>
+        <w:rPr>
+          <w:rFonts w:hint="eastAsia"/>
+          <w:sz w:val="20"/>
+          <w:szCs w:val="20"/>
+        </w:rPr>
+        <w:lastRenderedPageBreak/>
+        <w:t xml:space="preserve">는다. 하지만, 이 실린더는 열에 대해 닫힌 계가 아니기에, 충분한 시간을 기다리면 내부의 온도와 외부의 온도가 같아진다. 다만, 실린더 내부의 온도를 온도센서를 이용해 확인할 방법이 없기에, 압력 센서의 변화를 보고 열평형을 이룬 시점을 확인한다. 부피와 압력 모두 시간에 대해 크게 변하지 않는 것을 확인하고 나면, 외부와 열평형을 이루었다고 생각할 수 있다. </w:t>
       </w:r>
     </w:p>
     <w:p>
@@ -2339,19 +2377,23 @@
     <w:tbl>
       <w:tblPr>
         <w:tblStyle w:val="a4"/>
-        <w:tblW w:w="0" w:type="auto"/>
+        <w:tblW w:w="9549" w:type="dxa"/>
         <w:tblLook w:val="04A0" w:firstRow="1" w:lastRow="0" w:firstColumn="1" w:lastColumn="0" w:noHBand="0" w:noVBand="1"/>
       </w:tblPr>
       <w:tblGrid>
-        <w:gridCol w:w="2254"/>
-        <w:gridCol w:w="2254"/>
-        <w:gridCol w:w="2254"/>
-        <w:gridCol w:w="2254"/>
+        <w:gridCol w:w="1695"/>
+        <w:gridCol w:w="1893"/>
+        <w:gridCol w:w="2001"/>
+        <w:gridCol w:w="2345"/>
+        <w:gridCol w:w="1615"/>
       </w:tblGrid>
       <w:tr>
+        <w:trPr>
+          <w:trHeight w:val="1036"/>
+        </w:trPr>
         <w:tc>
           <w:tcPr>
-            <w:tcW w:w="2254" w:type="dxa"/>
+            <w:tcW w:w="1695" w:type="dxa"/>
           </w:tcPr>
           <w:p>
             <w:pPr>
@@ -2379,7 +2421,7 @@
         </w:tc>
         <w:tc>
           <w:tcPr>
-            <w:tcW w:w="2254" w:type="dxa"/>
+            <w:tcW w:w="1893" w:type="dxa"/>
           </w:tcPr>
           <w:p>
             <w:pPr>
@@ -2407,7 +2449,7 @@
         </w:tc>
         <w:tc>
           <w:tcPr>
-            <w:tcW w:w="2254" w:type="dxa"/>
+            <w:tcW w:w="2001" w:type="dxa"/>
           </w:tcPr>
           <w:p>
             <w:pPr>
@@ -2435,7 +2477,7 @@
         </w:tc>
         <w:tc>
           <w:tcPr>
-            <w:tcW w:w="2254" w:type="dxa"/>
+            <w:tcW w:w="2345" w:type="dxa"/>
           </w:tcPr>
           <w:p>
             <w:pPr>
@@ -2458,14 +2500,38 @@
                 <w:szCs w:val="20"/>
               </w:rPr>
               <w:t>emperature (K)</w:t>
+            </w:r>
+          </w:p>
+        </w:tc>
+        <w:tc>
+          <w:tcPr>
+            <w:tcW w:w="1615" w:type="dxa"/>
+          </w:tcPr>
+          <w:p>
+            <w:pPr>
+              <w:rPr>
+                <w:sz w:val="20"/>
+                <w:szCs w:val="20"/>
+              </w:rPr>
+            </w:pPr>
+            <w:r>
+              <w:rPr>
+                <w:rFonts w:hint="eastAsia"/>
+                <w:sz w:val="20"/>
+                <w:szCs w:val="20"/>
+              </w:rPr>
+              <w:t>n(mol)</w:t>
             </w:r>
           </w:p>
         </w:tc>
       </w:tr>
       <w:tr>
+        <w:trPr>
+          <w:trHeight w:val="378"/>
+        </w:trPr>
         <w:tc>
           <w:tcPr>
-            <w:tcW w:w="2254" w:type="dxa"/>
+            <w:tcW w:w="1695" w:type="dxa"/>
           </w:tcPr>
           <w:p>
             <w:pPr>
@@ -2486,7 +2552,7 @@
         </w:tc>
         <w:tc>
           <w:tcPr>
-            <w:tcW w:w="2254" w:type="dxa"/>
+            <w:tcW w:w="1893" w:type="dxa"/>
           </w:tcPr>
           <w:p>
             <w:pPr>
@@ -2507,7 +2573,7 @@
         </w:tc>
         <w:tc>
           <w:tcPr>
-            <w:tcW w:w="2254" w:type="dxa"/>
+            <w:tcW w:w="2001" w:type="dxa"/>
           </w:tcPr>
           <w:p>
             <w:pPr>
@@ -2528,7 +2594,7 @@
         </w:tc>
         <w:tc>
           <w:tcPr>
-            <w:tcW w:w="2254" w:type="dxa"/>
+            <w:tcW w:w="2345" w:type="dxa"/>
           </w:tcPr>
           <w:p>
             <w:pPr>
@@ -2544,14 +2610,39 @@
                 <w:kern w:val="0"/>
               </w:rPr>
               <w:t>297.2</w:t>
+            </w:r>
+          </w:p>
+        </w:tc>
+        <w:tc>
+          <w:tcPr>
+            <w:tcW w:w="1615" w:type="dxa"/>
+          </w:tcPr>
+          <w:p>
+            <w:pPr>
+              <w:rPr>
+                <w:rFonts w:ascii="맑은 고딕" w:eastAsia="맑은 고딕" w:cs="맑은 고딕"/>
+                <w:color w:val="000000"/>
+                <w:kern w:val="0"/>
+              </w:rPr>
+            </w:pPr>
+            <w:r>
+              <w:rPr>
+                <w:rFonts w:ascii="맑은 고딕" w:eastAsia="맑은 고딕" w:cs="맑은 고딕" w:hint="eastAsia"/>
+                <w:color w:val="000000"/>
+                <w:kern w:val="0"/>
+              </w:rPr>
+              <w:t>0.00243</w:t>
             </w:r>
           </w:p>
         </w:tc>
       </w:tr>
       <w:tr>
+        <w:trPr>
+          <w:trHeight w:val="378"/>
+        </w:trPr>
         <w:tc>
           <w:tcPr>
-            <w:tcW w:w="2254" w:type="dxa"/>
+            <w:tcW w:w="1695" w:type="dxa"/>
           </w:tcPr>
           <w:p>
             <w:pPr>
@@ -2572,7 +2663,7 @@
         </w:tc>
         <w:tc>
           <w:tcPr>
-            <w:tcW w:w="2254" w:type="dxa"/>
+            <w:tcW w:w="1893" w:type="dxa"/>
           </w:tcPr>
           <w:p>
             <w:pPr>
@@ -2593,7 +2684,7 @@
         </w:tc>
         <w:tc>
           <w:tcPr>
-            <w:tcW w:w="2254" w:type="dxa"/>
+            <w:tcW w:w="2001" w:type="dxa"/>
           </w:tcPr>
           <w:p>
             <w:pPr>
@@ -2614,7 +2705,7 @@
         </w:tc>
         <w:tc>
           <w:tcPr>
-            <w:tcW w:w="2254" w:type="dxa"/>
+            <w:tcW w:w="2345" w:type="dxa"/>
           </w:tcPr>
           <w:p>
             <w:pPr>
@@ -2630,14 +2721,39 @@
                 <w:kern w:val="0"/>
               </w:rPr>
               <w:t>296.7</w:t>
+            </w:r>
+          </w:p>
+        </w:tc>
+        <w:tc>
+          <w:tcPr>
+            <w:tcW w:w="1615" w:type="dxa"/>
+          </w:tcPr>
+          <w:p>
+            <w:pPr>
+              <w:rPr>
+                <w:rFonts w:ascii="맑은 고딕" w:eastAsia="맑은 고딕" w:cs="맑은 고딕"/>
+                <w:color w:val="000000"/>
+                <w:kern w:val="0"/>
+              </w:rPr>
+            </w:pPr>
+            <w:r>
+              <w:rPr>
+                <w:rFonts w:ascii="맑은 고딕" w:eastAsia="맑은 고딕" w:cs="맑은 고딕" w:hint="eastAsia"/>
+                <w:color w:val="000000"/>
+                <w:kern w:val="0"/>
+              </w:rPr>
+              <w:t>0.00244</w:t>
             </w:r>
           </w:p>
         </w:tc>
       </w:tr>
       <w:tr>
+        <w:trPr>
+          <w:trHeight w:val="378"/>
+        </w:trPr>
         <w:tc>
           <w:tcPr>
-            <w:tcW w:w="2254" w:type="dxa"/>
+            <w:tcW w:w="1695" w:type="dxa"/>
           </w:tcPr>
           <w:p>
             <w:pPr>
@@ -2658,7 +2774,7 @@
         </w:tc>
         <w:tc>
           <w:tcPr>
-            <w:tcW w:w="2254" w:type="dxa"/>
+            <w:tcW w:w="1893" w:type="dxa"/>
           </w:tcPr>
           <w:p>
             <w:pPr>
@@ -2679,7 +2795,7 @@
         </w:tc>
         <w:tc>
           <w:tcPr>
-            <w:tcW w:w="2254" w:type="dxa"/>
+            <w:tcW w:w="2001" w:type="dxa"/>
           </w:tcPr>
           <w:p>
             <w:pPr>
@@ -2700,7 +2816,7 @@
         </w:tc>
         <w:tc>
           <w:tcPr>
-            <w:tcW w:w="2254" w:type="dxa"/>
+            <w:tcW w:w="2345" w:type="dxa"/>
           </w:tcPr>
           <w:p>
             <w:pPr>
@@ -2716,14 +2832,39 @@
                 <w:kern w:val="0"/>
               </w:rPr>
               <w:t>296.9</w:t>
+            </w:r>
+          </w:p>
+        </w:tc>
+        <w:tc>
+          <w:tcPr>
+            <w:tcW w:w="1615" w:type="dxa"/>
+          </w:tcPr>
+          <w:p>
+            <w:pPr>
+              <w:rPr>
+                <w:rFonts w:ascii="맑은 고딕" w:eastAsia="맑은 고딕" w:cs="맑은 고딕"/>
+                <w:color w:val="000000"/>
+                <w:kern w:val="0"/>
+              </w:rPr>
+            </w:pPr>
+            <w:r>
+              <w:rPr>
+                <w:rFonts w:ascii="맑은 고딕" w:eastAsia="맑은 고딕" w:cs="맑은 고딕" w:hint="eastAsia"/>
+                <w:color w:val="000000"/>
+                <w:kern w:val="0"/>
+              </w:rPr>
+              <w:t>0.00243</w:t>
             </w:r>
           </w:p>
         </w:tc>
       </w:tr>
       <w:tr>
+        <w:trPr>
+          <w:trHeight w:val="378"/>
+        </w:trPr>
         <w:tc>
           <w:tcPr>
-            <w:tcW w:w="2254" w:type="dxa"/>
+            <w:tcW w:w="1695" w:type="dxa"/>
           </w:tcPr>
           <w:p>
             <w:pPr>
@@ -2744,7 +2885,7 @@
         </w:tc>
         <w:tc>
           <w:tcPr>
-            <w:tcW w:w="2254" w:type="dxa"/>
+            <w:tcW w:w="1893" w:type="dxa"/>
           </w:tcPr>
           <w:p>
             <w:pPr>
@@ -2765,7 +2906,7 @@
         </w:tc>
         <w:tc>
           <w:tcPr>
-            <w:tcW w:w="2254" w:type="dxa"/>
+            <w:tcW w:w="2001" w:type="dxa"/>
           </w:tcPr>
           <w:p>
             <w:pPr>
@@ -2786,7 +2927,7 @@
         </w:tc>
         <w:tc>
           <w:tcPr>
-            <w:tcW w:w="2254" w:type="dxa"/>
+            <w:tcW w:w="2345" w:type="dxa"/>
           </w:tcPr>
           <w:p>
             <w:pPr>
@@ -2802,14 +2943,39 @@
                 <w:kern w:val="0"/>
               </w:rPr>
               <w:t>296.9</w:t>
+            </w:r>
+          </w:p>
+        </w:tc>
+        <w:tc>
+          <w:tcPr>
+            <w:tcW w:w="1615" w:type="dxa"/>
+          </w:tcPr>
+          <w:p>
+            <w:pPr>
+              <w:rPr>
+                <w:rFonts w:ascii="맑은 고딕" w:eastAsia="맑은 고딕" w:cs="맑은 고딕"/>
+                <w:color w:val="000000"/>
+                <w:kern w:val="0"/>
+              </w:rPr>
+            </w:pPr>
+            <w:r>
+              <w:rPr>
+                <w:rFonts w:ascii="맑은 고딕" w:eastAsia="맑은 고딕" w:cs="맑은 고딕" w:hint="eastAsia"/>
+                <w:color w:val="000000"/>
+                <w:kern w:val="0"/>
+              </w:rPr>
+              <w:t>0.00240</w:t>
             </w:r>
           </w:p>
         </w:tc>
       </w:tr>
       <w:tr>
+        <w:trPr>
+          <w:trHeight w:val="378"/>
+        </w:trPr>
         <w:tc>
           <w:tcPr>
-            <w:tcW w:w="2254" w:type="dxa"/>
+            <w:tcW w:w="1695" w:type="dxa"/>
           </w:tcPr>
           <w:p>
             <w:pPr>
@@ -2830,7 +2996,7 @@
         </w:tc>
         <w:tc>
           <w:tcPr>
-            <w:tcW w:w="2254" w:type="dxa"/>
+            <w:tcW w:w="1893" w:type="dxa"/>
           </w:tcPr>
           <w:p>
             <w:pPr>
@@ -2851,7 +3017,7 @@
         </w:tc>
         <w:tc>
           <w:tcPr>
-            <w:tcW w:w="2254" w:type="dxa"/>
+            <w:tcW w:w="2001" w:type="dxa"/>
           </w:tcPr>
           <w:p>
             <w:pPr>
@@ -2872,7 +3038,7 @@
         </w:tc>
         <w:tc>
           <w:tcPr>
-            <w:tcW w:w="2254" w:type="dxa"/>
+            <w:tcW w:w="2345" w:type="dxa"/>
           </w:tcPr>
           <w:p>
             <w:pPr>
@@ -2888,14 +3054,39 @@
                 <w:kern w:val="0"/>
               </w:rPr>
               <w:t>297.1</w:t>
+            </w:r>
+          </w:p>
+        </w:tc>
+        <w:tc>
+          <w:tcPr>
+            <w:tcW w:w="1615" w:type="dxa"/>
+          </w:tcPr>
+          <w:p>
+            <w:pPr>
+              <w:rPr>
+                <w:rFonts w:ascii="맑은 고딕" w:eastAsia="맑은 고딕" w:cs="맑은 고딕"/>
+                <w:color w:val="000000"/>
+                <w:kern w:val="0"/>
+              </w:rPr>
+            </w:pPr>
+            <w:r>
+              <w:rPr>
+                <w:rFonts w:ascii="맑은 고딕" w:eastAsia="맑은 고딕" w:cs="맑은 고딕" w:hint="eastAsia"/>
+                <w:color w:val="000000"/>
+                <w:kern w:val="0"/>
+              </w:rPr>
+              <w:t>0.00239</w:t>
             </w:r>
           </w:p>
         </w:tc>
       </w:tr>
       <w:tr>
+        <w:trPr>
+          <w:trHeight w:val="378"/>
+        </w:trPr>
         <w:tc>
           <w:tcPr>
-            <w:tcW w:w="2254" w:type="dxa"/>
+            <w:tcW w:w="1695" w:type="dxa"/>
           </w:tcPr>
           <w:p>
             <w:pPr>
@@ -2916,7 +3107,7 @@
         </w:tc>
         <w:tc>
           <w:tcPr>
-            <w:tcW w:w="2254" w:type="dxa"/>
+            <w:tcW w:w="1893" w:type="dxa"/>
           </w:tcPr>
           <w:p>
             <w:pPr>
@@ -2937,7 +3128,7 @@
         </w:tc>
         <w:tc>
           <w:tcPr>
-            <w:tcW w:w="2254" w:type="dxa"/>
+            <w:tcW w:w="2001" w:type="dxa"/>
           </w:tcPr>
           <w:p>
             <w:pPr>
@@ -2958,7 +3149,7 @@
         </w:tc>
         <w:tc>
           <w:tcPr>
-            <w:tcW w:w="2254" w:type="dxa"/>
+            <w:tcW w:w="2345" w:type="dxa"/>
           </w:tcPr>
           <w:p>
             <w:pPr>
@@ -2974,6 +3165,28 @@
                 <w:kern w:val="0"/>
               </w:rPr>
               <w:t>296.9</w:t>
+            </w:r>
+          </w:p>
+        </w:tc>
+        <w:tc>
+          <w:tcPr>
+            <w:tcW w:w="1615" w:type="dxa"/>
+          </w:tcPr>
+          <w:p>
+            <w:pPr>
+              <w:rPr>
+                <w:rFonts w:ascii="맑은 고딕" w:eastAsia="맑은 고딕" w:cs="맑은 고딕"/>
+                <w:color w:val="000000"/>
+                <w:kern w:val="0"/>
+              </w:rPr>
+            </w:pPr>
+            <w:r>
+              <w:rPr>
+                <w:rFonts w:ascii="맑은 고딕" w:eastAsia="맑은 고딕" w:cs="맑은 고딕" w:hint="eastAsia"/>
+                <w:color w:val="000000"/>
+                <w:kern w:val="0"/>
+              </w:rPr>
+              <w:t>0.00236</w:t>
             </w:r>
           </w:p>
         </w:tc>
@@ -3040,7 +3253,6 @@
           <w:sz w:val="20"/>
           <w:szCs w:val="20"/>
         </w:rPr>
-        <w:lastRenderedPageBreak/>
         <w:drawing>
           <wp:inline distT="0" distB="0" distL="0" distR="0" wp14:anchorId="7432E938" wp14:editId="7094EB48">
             <wp:extent cx="3829256" cy="2872154"/>
@@ -3130,6 +3342,7 @@
           <w:sz w:val="20"/>
           <w:szCs w:val="20"/>
         </w:rPr>
+        <w:lastRenderedPageBreak/>
         <w:drawing>
           <wp:inline distT="0" distB="0" distL="0" distR="0" wp14:anchorId="5CE7B208" wp14:editId="1F8537A2">
             <wp:extent cx="3780692" cy="2835729"/>
@@ -3318,12 +3531,11 @@
           <w:sz w:val="20"/>
           <w:szCs w:val="20"/>
         </w:rPr>
-        <w:lastRenderedPageBreak/>
         <w:drawing>
-          <wp:inline distT="0" distB="0" distL="0" distR="0" wp14:anchorId="26A904C2" wp14:editId="0D80D26D">
-            <wp:extent cx="3969922" cy="2977662"/>
-            <wp:effectExtent l="0" t="0" r="0" b="0"/>
-            <wp:docPr id="1382861548" name="그림 5"/>
+          <wp:inline distT="0" distB="0" distL="0" distR="0" wp14:anchorId="0875FBB4" wp14:editId="74CC6113">
+            <wp:extent cx="4165600" cy="3124431"/>
+            <wp:effectExtent l="0" t="0" r="6350" b="0"/>
+            <wp:docPr id="242384132" name="그림 5"/>
             <wp:cNvGraphicFramePr>
               <a:graphicFrameLocks xmlns:a="http://schemas.openxmlformats.org/drawingml/2006/main" noChangeAspect="1"/>
             </wp:cNvGraphicFramePr>
@@ -3331,7 +3543,7 @@
               <a:graphicData uri="http://schemas.openxmlformats.org/drawingml/2006/picture">
                 <pic:pic xmlns:pic="http://schemas.openxmlformats.org/drawingml/2006/picture">
                   <pic:nvPicPr>
-                    <pic:cNvPr id="1382861548" name="그림 1382861548"/>
+                    <pic:cNvPr id="242384132" name="그림 242384132"/>
                     <pic:cNvPicPr/>
                   </pic:nvPicPr>
                   <pic:blipFill>
@@ -3349,7 +3561,7 @@
                   <pic:spPr>
                     <a:xfrm>
                       <a:off x="0" y="0"/>
-                      <a:ext cx="3983058" cy="2987515"/>
+                      <a:ext cx="4175043" cy="3131514"/>
                     </a:xfrm>
                     <a:prstGeom prst="rect">
                       <a:avLst/>
@@ -3423,68 +3635,94 @@
           <w:sz w:val="20"/>
           <w:szCs w:val="20"/>
         </w:rPr>
-        <w:t>a=6027.95361328125</w:t>
-      </w:r>
-    </w:p>
-    <w:p>
-      <w:pPr>
-        <w:rPr>
-          <w:sz w:val="20"/>
-          <w:szCs w:val="20"/>
-        </w:rPr>
-      </w:pPr>
-      <w:r>
-        <w:rPr>
-          <w:sz w:val="20"/>
-          <w:szCs w:val="20"/>
-        </w:rPr>
-        <w:t>b=-1.2200502157211304</w:t>
-      </w:r>
-    </w:p>
-    <w:p>
-      <w:pPr>
-        <w:rPr>
-          <w:sz w:val="20"/>
-          <w:szCs w:val="20"/>
-        </w:rPr>
-      </w:pPr>
-      <w:r>
-        <w:rPr>
-          <w:sz w:val="20"/>
-          <w:szCs w:val="20"/>
-        </w:rPr>
-        <w:t>RMSE=1.385351763571545</w:t>
-      </w:r>
-      <w:r>
-        <w:rPr>
-          <w:rFonts w:hint="eastAsia"/>
-          <w:sz w:val="20"/>
-          <w:szCs w:val="20"/>
-        </w:rPr>
-        <w:t xml:space="preserve"> </w:t>
-      </w:r>
-      <w:r>
-        <w:rPr>
-          <w:rFonts w:hint="eastAsia"/>
-          <w:sz w:val="20"/>
-          <w:szCs w:val="20"/>
-        </w:rPr>
-        <w:t xml:space="preserve">이다. </w:t>
-      </w:r>
-    </w:p>
-    <w:p>
-      <w:pPr>
-        <w:rPr>
-          <w:sz w:val="20"/>
-          <w:szCs w:val="20"/>
-        </w:rPr>
-      </w:pPr>
-      <w:r>
-        <w:rPr>
-          <w:rFonts w:hint="eastAsia"/>
-          <w:sz w:val="20"/>
-          <w:szCs w:val="20"/>
-        </w:rPr>
+        <w:t>a=2868.1</w:t>
+      </w:r>
+    </w:p>
+    <w:p>
+      <w:pPr>
+        <w:rPr>
+          <w:sz w:val="20"/>
+          <w:szCs w:val="20"/>
+        </w:rPr>
+      </w:pPr>
+      <w:r>
+        <w:rPr>
+          <w:sz w:val="20"/>
+          <w:szCs w:val="20"/>
+        </w:rPr>
+        <w:t>b=53.</w:t>
+      </w:r>
+      <w:r>
+        <w:rPr>
+          <w:rFonts w:hint="eastAsia"/>
+          <w:sz w:val="20"/>
+          <w:szCs w:val="20"/>
+        </w:rPr>
+        <w:t>2</w:t>
+      </w:r>
+    </w:p>
+    <w:p>
+      <w:pPr>
+        <w:rPr>
+          <w:sz w:val="20"/>
+          <w:szCs w:val="20"/>
+        </w:rPr>
+      </w:pPr>
+      <w:r>
+        <w:rPr>
+          <w:sz w:val="20"/>
+          <w:szCs w:val="20"/>
+        </w:rPr>
+        <w:t>RMSE=0.186</w:t>
+      </w:r>
+    </w:p>
+    <w:p>
+      <w:pPr>
+        <w:rPr>
+          <w:sz w:val="20"/>
+          <w:szCs w:val="20"/>
+        </w:rPr>
+      </w:pPr>
+      <w:r>
+        <w:rPr>
+          <w:rFonts w:hint="eastAsia"/>
+          <w:sz w:val="20"/>
+          <w:szCs w:val="20"/>
+        </w:rPr>
+        <w:t>R</w:t>
+      </w:r>
+      <w:r>
+        <w:rPr>
+          <w:rFonts w:hint="eastAsia"/>
+          <w:sz w:val="20"/>
+          <w:szCs w:val="20"/>
+          <w:vertAlign w:val="superscript"/>
+        </w:rPr>
+        <w:t>2</w:t>
+      </w:r>
+      <w:r>
+        <w:rPr>
+          <w:rFonts w:hint="eastAsia"/>
+          <w:sz w:val="20"/>
+          <w:szCs w:val="20"/>
+        </w:rPr>
+        <w:t xml:space="preserve">=0.98 이다. </w:t>
+      </w:r>
+    </w:p>
+    <w:p>
+      <w:pPr>
+        <w:rPr>
+          <w:sz w:val="20"/>
+          <w:szCs w:val="20"/>
+        </w:rPr>
+      </w:pPr>
+      <w:r>
+        <w:rPr>
+          <w:rFonts w:hint="eastAsia"/>
+          <w:sz w:val="20"/>
+          <w:szCs w:val="20"/>
+        </w:rPr>
+        <w:lastRenderedPageBreak/>
         <w:t xml:space="preserve">이론적으로 보일 법칙은 </w:t>
       </w:r>
       <m:oMath>
@@ -3503,7 +3741,7 @@
           <w:sz w:val="20"/>
           <w:szCs w:val="20"/>
         </w:rPr>
-        <w:t xml:space="preserve"> 이므로 b의 이론 값은 0이다. 고로 퍼센트 오차를 적용하는 것은 적절치 않다. </w:t>
+        <w:t xml:space="preserve"> 이므로 b의 이론 값은 0이다. 고로 퍼센트 오차를 적용하는 것은 적절치 않다.</w:t>
       </w:r>
     </w:p>
     <w:p>
@@ -3527,7 +3765,7 @@
           <w:sz w:val="20"/>
           <w:szCs w:val="20"/>
         </w:rPr>
-        <w:t>6028.0</w:t>
+        <w:t>2868.1</w:t>
       </w:r>
       <w:r>
         <w:rPr>
@@ -3584,25 +3822,15 @@
           <w:sz w:val="20"/>
           <w:szCs w:val="20"/>
         </w:rPr>
-        <w:t xml:space="preserve">이다. 보일 법칙은 압력과 부피의 곱이 상수로 나타날 것만 전제할 뿐, 그 상수의 실제 값은 온도, 입자의 개수에 따라 달라진다. 즉, 이는 실제로 측정해야만 얻을 수 있는 값이다. 고로, 이론적으로 </w:t>
-      </w:r>
-      <m:oMath>
-        <m:r>
-          <w:rPr>
-            <w:rFonts w:ascii="Cambria Math" w:hAnsi="Cambria Math"/>
-            <w:sz w:val="20"/>
-            <w:szCs w:val="20"/>
-          </w:rPr>
-          <m:t>PV=nRT</m:t>
-        </m:r>
-      </m:oMath>
-      <w:r>
-        <w:rPr>
-          <w:rFonts w:hint="eastAsia"/>
-          <w:sz w:val="20"/>
-          <w:szCs w:val="20"/>
-        </w:rPr>
-        <w:t xml:space="preserve">라 가정하고, 확보한 모든 샘플에 대하여 </w:t>
+        <w:t xml:space="preserve">이다. 보일 법칙은 압력과 부피의 곱이 상수로 나타날 것만 전제할 뿐, 그 상수의 실제 값은 온도, 입자의 </w:t>
+      </w:r>
+      <w:r>
+        <w:rPr>
+          <w:rFonts w:hint="eastAsia"/>
+          <w:sz w:val="20"/>
+          <w:szCs w:val="20"/>
+        </w:rPr>
+        <w:t>개수에 따라 달라진다. 하지만, 이는 언제까지나 PV=</w:t>
       </w:r>
       <w:proofErr w:type="spellStart"/>
       <w:r>
@@ -3620,284 +3848,23 @@
           <w:sz w:val="20"/>
           <w:szCs w:val="20"/>
         </w:rPr>
-        <w:t xml:space="preserve">의 값을 구한 뒤, 평균을 취해 이론 값으로 해석하겠다. </w:t>
-      </w:r>
-    </w:p>
-    <w:p>
-      <w:pPr>
-        <w:rPr>
-          <w:sz w:val="20"/>
-          <w:szCs w:val="20"/>
-        </w:rPr>
-      </w:pPr>
-      <w:r>
-        <w:rPr>
-          <w:rFonts w:hint="eastAsia"/>
-          <w:sz w:val="20"/>
-          <w:szCs w:val="20"/>
-        </w:rPr>
-        <w:t xml:space="preserve"> 실제로 그 값을 모두 계산하여 평균을 구한 결과, </w:t>
-      </w:r>
-      <w:proofErr w:type="spellStart"/>
-      <w:r>
-        <w:rPr>
-          <w:rFonts w:hint="eastAsia"/>
-          <w:sz w:val="20"/>
-          <w:szCs w:val="20"/>
-        </w:rPr>
-        <w:t>a</w:t>
-      </w:r>
-      <w:r>
-        <w:rPr>
-          <w:rFonts w:hint="eastAsia"/>
-          <w:sz w:val="20"/>
-          <w:szCs w:val="20"/>
-          <w:vertAlign w:val="subscript"/>
-        </w:rPr>
-        <w:t>theory</w:t>
-      </w:r>
-      <w:proofErr w:type="spellEnd"/>
-      <w:r>
-        <w:rPr>
-          <w:rFonts w:hint="eastAsia"/>
-          <w:sz w:val="20"/>
-          <w:szCs w:val="20"/>
-          <w:vertAlign w:val="subscript"/>
-        </w:rPr>
-        <w:t>, avg</w:t>
-      </w:r>
-      <w:r>
-        <w:rPr>
-          <w:rFonts w:hint="eastAsia"/>
-          <w:sz w:val="20"/>
-          <w:szCs w:val="20"/>
-        </w:rPr>
-        <w:t xml:space="preserve"> = 5959 </w:t>
-      </w:r>
-      <m:oMath>
-        <m:r>
-          <w:rPr>
-            <w:rFonts w:ascii="Cambria Math" w:hAnsi="Cambria Math"/>
-            <w:sz w:val="20"/>
-            <w:szCs w:val="20"/>
-          </w:rPr>
-          <m:t>kPa⋅c</m:t>
-        </m:r>
-        <m:sSup>
-          <m:sSupPr>
-            <m:ctrlPr>
-              <w:rPr>
-                <w:rFonts w:ascii="Cambria Math" w:hAnsi="Cambria Math"/>
-                <w:sz w:val="20"/>
-                <w:szCs w:val="20"/>
-              </w:rPr>
-            </m:ctrlPr>
-          </m:sSupPr>
-          <m:e>
-            <m:r>
-              <w:rPr>
-                <w:rFonts w:ascii="Cambria Math" w:hAnsi="Cambria Math"/>
-                <w:sz w:val="20"/>
-                <w:szCs w:val="20"/>
-              </w:rPr>
-              <m:t>m</m:t>
-            </m:r>
-          </m:e>
-          <m:sup>
-            <m:r>
-              <w:rPr>
-                <w:rFonts w:ascii="Cambria Math" w:hAnsi="Cambria Math"/>
-                <w:sz w:val="20"/>
-                <w:szCs w:val="20"/>
-              </w:rPr>
-              <m:t>3</m:t>
-            </m:r>
-          </m:sup>
-        </m:sSup>
-      </m:oMath>
-      <w:r>
-        <w:rPr>
-          <w:rFonts w:hint="eastAsia"/>
-          <w:sz w:val="20"/>
-          <w:szCs w:val="20"/>
-        </w:rPr>
-        <w:t xml:space="preserve"> 이었다. 이 때 퍼센트 오차를 구하면</w:t>
-      </w:r>
-    </w:p>
-    <w:p>
-      <w:pPr>
-        <w:rPr>
-          <w:sz w:val="20"/>
-          <w:szCs w:val="20"/>
-        </w:rPr>
-      </w:pPr>
-      <m:oMathPara>
-        <m:oMath>
-          <m:r>
-            <w:rPr>
-              <w:rFonts w:ascii="Cambria Math" w:hAnsi="Cambria Math"/>
-              <w:sz w:val="20"/>
-              <w:szCs w:val="20"/>
-            </w:rPr>
-            <m:t>error=100×</m:t>
-          </m:r>
-          <m:f>
-            <m:fPr>
-              <m:ctrlPr>
-                <w:rPr>
-                  <w:rFonts w:ascii="Cambria Math" w:hAnsi="Cambria Math"/>
-                  <w:sz w:val="20"/>
-                  <w:szCs w:val="20"/>
-                </w:rPr>
-              </m:ctrlPr>
-            </m:fPr>
-            <m:num>
-              <m:sSub>
-                <m:sSubPr>
-                  <m:ctrlPr>
-                    <w:rPr>
-                      <w:rFonts w:ascii="Cambria Math" w:hAnsi="Cambria Math"/>
-                      <w:sz w:val="20"/>
-                      <w:szCs w:val="20"/>
-                    </w:rPr>
-                  </m:ctrlPr>
-                </m:sSubPr>
-                <m:e>
-                  <m:r>
-                    <w:rPr>
-                      <w:rFonts w:ascii="Cambria Math" w:hAnsi="Cambria Math"/>
-                      <w:sz w:val="20"/>
-                      <w:szCs w:val="20"/>
-                    </w:rPr>
-                    <m:t>a</m:t>
-                  </m:r>
-                </m:e>
-                <m:sub>
-                  <m:r>
-                    <w:rPr>
-                      <w:rFonts w:ascii="Cambria Math" w:hAnsi="Cambria Math"/>
-                      <w:sz w:val="20"/>
-                      <w:szCs w:val="20"/>
-                    </w:rPr>
-                    <m:t>experiment</m:t>
-                  </m:r>
-                </m:sub>
-              </m:sSub>
-              <m:r>
-                <w:rPr>
-                  <w:rFonts w:ascii="Cambria Math" w:hAnsi="Cambria Math"/>
-                  <w:sz w:val="20"/>
-                  <w:szCs w:val="20"/>
-                </w:rPr>
-                <m:t>-</m:t>
-              </m:r>
-              <m:sSub>
-                <m:sSubPr>
-                  <m:ctrlPr>
-                    <w:rPr>
-                      <w:rFonts w:ascii="Cambria Math" w:hAnsi="Cambria Math"/>
-                      <w:sz w:val="20"/>
-                      <w:szCs w:val="20"/>
-                    </w:rPr>
-                  </m:ctrlPr>
-                </m:sSubPr>
-                <m:e>
-                  <m:r>
-                    <w:rPr>
-                      <w:rFonts w:ascii="Cambria Math" w:hAnsi="Cambria Math"/>
-                      <w:sz w:val="20"/>
-                      <w:szCs w:val="20"/>
-                    </w:rPr>
-                    <m:t>a</m:t>
-                  </m:r>
-                </m:e>
-                <m:sub>
-                  <m:r>
-                    <w:rPr>
-                      <w:rFonts w:ascii="Cambria Math" w:hAnsi="Cambria Math"/>
-                      <w:sz w:val="20"/>
-                      <w:szCs w:val="20"/>
-                    </w:rPr>
-                    <m:t>theory,average</m:t>
-                  </m:r>
-                </m:sub>
-              </m:sSub>
-            </m:num>
-            <m:den>
-              <m:sSub>
-                <m:sSubPr>
-                  <m:ctrlPr>
-                    <w:rPr>
-                      <w:rFonts w:ascii="Cambria Math" w:hAnsi="Cambria Math"/>
-                      <w:sz w:val="20"/>
-                      <w:szCs w:val="20"/>
-                    </w:rPr>
-                  </m:ctrlPr>
-                </m:sSubPr>
-                <m:e>
-                  <m:r>
-                    <w:rPr>
-                      <w:rFonts w:ascii="Cambria Math" w:hAnsi="Cambria Math"/>
-                      <w:sz w:val="20"/>
-                      <w:szCs w:val="20"/>
-                    </w:rPr>
-                    <m:t>a</m:t>
-                  </m:r>
-                </m:e>
-                <m:sub>
-                  <m:r>
-                    <w:rPr>
-                      <w:rFonts w:ascii="Cambria Math" w:hAnsi="Cambria Math"/>
-                      <w:sz w:val="20"/>
-                      <w:szCs w:val="20"/>
-                    </w:rPr>
-                    <m:t>theory,average</m:t>
-                  </m:r>
-                </m:sub>
-              </m:sSub>
-            </m:den>
-          </m:f>
-          <m:r>
-            <w:rPr>
-              <w:rFonts w:ascii="Cambria Math" w:hAnsi="Cambria Math"/>
-              <w:sz w:val="20"/>
-              <w:szCs w:val="20"/>
-            </w:rPr>
-            <m:t>=1.15%</m:t>
-          </m:r>
-        </m:oMath>
-      </m:oMathPara>
-    </w:p>
-    <w:p>
-      <w:pPr>
-        <w:rPr>
-          <w:sz w:val="20"/>
-          <w:szCs w:val="20"/>
-        </w:rPr>
-      </w:pPr>
-      <w:r>
-        <w:rPr>
-          <w:rFonts w:hint="eastAsia"/>
-          <w:sz w:val="20"/>
-          <w:szCs w:val="20"/>
-        </w:rPr>
-        <w:t xml:space="preserve">이다. </w:t>
-      </w:r>
-    </w:p>
-    <w:p>
-      <w:pPr>
-        <w:rPr>
-          <w:sz w:val="20"/>
-          <w:szCs w:val="20"/>
-        </w:rPr>
-      </w:pPr>
-      <w:r>
-        <w:rPr>
-          <w:rFonts w:hint="eastAsia"/>
-          <w:sz w:val="20"/>
-          <w:szCs w:val="20"/>
-        </w:rPr>
-        <w:t xml:space="preserve"> 이 열역학적 과정이 외부에 한 일을 구하면, </w:t>
+        <w:t xml:space="preserve">가 명백히 지켜지고 있을 때의 이야기이다. 이 실험에서는 b가 0이 아닌 값이 나왔기에, a의 값이 잘 나온 값인지 바로 말할 수 없다. 이에 대한 설명을 4장인 discussion에서 이어서 하겠다. </w:t>
+      </w:r>
+    </w:p>
+    <w:p>
+      <w:pPr>
+        <w:rPr>
+          <w:sz w:val="20"/>
+          <w:szCs w:val="20"/>
+        </w:rPr>
+      </w:pPr>
+      <w:r>
+        <w:rPr>
+          <w:rFonts w:hint="eastAsia"/>
+          <w:sz w:val="20"/>
+          <w:szCs w:val="20"/>
+        </w:rPr>
+        <w:t xml:space="preserve">이 열역학적 과정이 외부에 한 일을 구하면, </w:t>
       </w:r>
     </w:p>
     <w:p>
@@ -4087,7 +4054,39 @@
           <w:sz w:val="20"/>
           <w:szCs w:val="20"/>
         </w:rPr>
-        <w:t xml:space="preserve">W=-419.38 </w:t>
+        <w:t>W=-41</w:t>
+      </w:r>
+      <w:r>
+        <w:rPr>
+          <w:rFonts w:hint="eastAsia"/>
+          <w:sz w:val="20"/>
+          <w:szCs w:val="20"/>
+        </w:rPr>
+        <w:t>7</w:t>
+      </w:r>
+      <w:r>
+        <w:rPr>
+          <w:rFonts w:hint="eastAsia"/>
+          <w:sz w:val="20"/>
+          <w:szCs w:val="20"/>
+        </w:rPr>
+        <w:t>.</w:t>
+      </w:r>
+      <w:r>
+        <w:rPr>
+          <w:rFonts w:hint="eastAsia"/>
+          <w:sz w:val="20"/>
+          <w:szCs w:val="20"/>
+        </w:rPr>
+        <w:t>2</w:t>
+      </w:r>
+      <w:r>
+        <w:rPr>
+          <w:rFonts w:hint="eastAsia"/>
+          <w:sz w:val="20"/>
+          <w:szCs w:val="20"/>
+        </w:rPr>
+        <w:t xml:space="preserve"> </w:t>
       </w:r>
       <w:proofErr w:type="spellStart"/>
       <w:r>
@@ -4105,7 +4104,41 @@
           <w:sz w:val="20"/>
           <w:szCs w:val="20"/>
         </w:rPr>
-        <w:t xml:space="preserve"> = -0.419 J 이다. </w:t>
+        <w:t xml:space="preserve"> = -0.41</w:t>
+      </w:r>
+      <w:r>
+        <w:rPr>
+          <w:rFonts w:hint="eastAsia"/>
+          <w:sz w:val="20"/>
+          <w:szCs w:val="20"/>
+        </w:rPr>
+        <w:t>7</w:t>
+      </w:r>
+      <w:r>
+        <w:rPr>
+          <w:rFonts w:hint="eastAsia"/>
+          <w:sz w:val="20"/>
+          <w:szCs w:val="20"/>
+        </w:rPr>
+        <w:t xml:space="preserve"> </w:t>
+      </w:r>
+      <w:proofErr w:type="gramStart"/>
+      <w:r>
+        <w:rPr>
+          <w:rFonts w:hint="eastAsia"/>
+          <w:sz w:val="20"/>
+          <w:szCs w:val="20"/>
+        </w:rPr>
+        <w:t>J 이다</w:t>
+      </w:r>
+      <w:proofErr w:type="gramEnd"/>
+      <w:r>
+        <w:rPr>
+          <w:rFonts w:hint="eastAsia"/>
+          <w:sz w:val="20"/>
+          <w:szCs w:val="20"/>
+        </w:rPr>
+        <w:t xml:space="preserve">. </w:t>
       </w:r>
     </w:p>
     <w:p>
@@ -4121,7 +4154,6 @@
           <w:sz w:val="24"/>
           <w:szCs w:val="24"/>
         </w:rPr>
-        <w:lastRenderedPageBreak/>
         <w:t>3. 열 기관</w:t>
       </w:r>
     </w:p>
@@ -4202,7 +4234,23 @@
           <w:sz w:val="20"/>
           <w:szCs w:val="20"/>
         </w:rPr>
-        <w:t>&lt;figure 3.1: Heat Engine experiment&gt;</w:t>
+        <w:t>&lt;figure 3.</w:t>
+      </w:r>
+      <w:r>
+        <w:rPr>
+          <w:rFonts w:hint="eastAsia"/>
+          <w:sz w:val="20"/>
+          <w:szCs w:val="20"/>
+        </w:rPr>
+        <w:t>0</w:t>
+      </w:r>
+      <w:r>
+        <w:rPr>
+          <w:rFonts w:hint="eastAsia"/>
+          <w:sz w:val="20"/>
+          <w:szCs w:val="20"/>
+        </w:rPr>
+        <w:t>: Heat Engine experiment&gt;</w:t>
       </w:r>
     </w:p>
     <w:p>
@@ -4241,7 +4289,6 @@
           <w:p>
             <w:pPr>
               <w:rPr>
-                <w:rFonts w:hint="eastAsia"/>
                 <w:sz w:val="20"/>
                 <w:szCs w:val="20"/>
               </w:rPr>
@@ -4263,7 +4310,6 @@
           <w:p>
             <w:pPr>
               <w:rPr>
-                <w:rFonts w:hint="eastAsia"/>
                 <w:sz w:val="20"/>
                 <w:szCs w:val="20"/>
               </w:rPr>
@@ -4285,7 +4331,6 @@
           <w:p>
             <w:pPr>
               <w:rPr>
-                <w:rFonts w:hint="eastAsia"/>
                 <w:sz w:val="20"/>
                 <w:szCs w:val="20"/>
               </w:rPr>
@@ -4307,7 +4352,6 @@
           <w:p>
             <w:pPr>
               <w:rPr>
-                <w:rFonts w:hint="eastAsia"/>
                 <w:sz w:val="20"/>
                 <w:szCs w:val="20"/>
               </w:rPr>
@@ -4331,7 +4375,6 @@
           <w:p>
             <w:pPr>
               <w:rPr>
-                <w:rFonts w:hint="eastAsia"/>
                 <w:sz w:val="20"/>
                 <w:szCs w:val="20"/>
               </w:rPr>
@@ -4353,7 +4396,6 @@
           <w:p>
             <w:pPr>
               <w:rPr>
-                <w:rFonts w:hint="eastAsia"/>
                 <w:sz w:val="20"/>
                 <w:szCs w:val="20"/>
               </w:rPr>
@@ -4375,7 +4417,6 @@
           <w:p>
             <w:pPr>
               <w:rPr>
-                <w:rFonts w:hint="eastAsia"/>
                 <w:sz w:val="20"/>
                 <w:szCs w:val="20"/>
               </w:rPr>
@@ -4397,7 +4438,6 @@
           <w:p>
             <w:pPr>
               <w:rPr>
-                <w:rFonts w:hint="eastAsia"/>
                 <w:sz w:val="20"/>
                 <w:szCs w:val="20"/>
               </w:rPr>
@@ -4421,7 +4461,6 @@
           <w:p>
             <w:pPr>
               <w:rPr>
-                <w:rFonts w:hint="eastAsia"/>
                 <w:sz w:val="20"/>
                 <w:szCs w:val="20"/>
               </w:rPr>
@@ -4443,7 +4482,6 @@
           <w:p>
             <w:pPr>
               <w:rPr>
-                <w:rFonts w:hint="eastAsia"/>
                 <w:sz w:val="20"/>
                 <w:szCs w:val="20"/>
               </w:rPr>
@@ -4465,7 +4503,6 @@
           <w:p>
             <w:pPr>
               <w:rPr>
-                <w:rFonts w:hint="eastAsia"/>
                 <w:sz w:val="20"/>
                 <w:szCs w:val="20"/>
               </w:rPr>
@@ -4487,7 +4524,6 @@
           <w:p>
             <w:pPr>
               <w:rPr>
-                <w:rFonts w:hint="eastAsia"/>
                 <w:sz w:val="20"/>
                 <w:szCs w:val="20"/>
               </w:rPr>
@@ -4511,7 +4547,6 @@
           <w:p>
             <w:pPr>
               <w:rPr>
-                <w:rFonts w:hint="eastAsia"/>
                 <w:sz w:val="20"/>
                 <w:szCs w:val="20"/>
               </w:rPr>
@@ -4533,7 +4568,6 @@
           <w:p>
             <w:pPr>
               <w:rPr>
-                <w:rFonts w:hint="eastAsia"/>
                 <w:sz w:val="20"/>
                 <w:szCs w:val="20"/>
               </w:rPr>
@@ -4555,7 +4589,6 @@
           <w:p>
             <w:pPr>
               <w:rPr>
-                <w:rFonts w:hint="eastAsia"/>
                 <w:sz w:val="20"/>
                 <w:szCs w:val="20"/>
               </w:rPr>
@@ -4577,7 +4610,6 @@
           <w:p>
             <w:pPr>
               <w:rPr>
-                <w:rFonts w:hint="eastAsia"/>
                 <w:sz w:val="20"/>
                 <w:szCs w:val="20"/>
               </w:rPr>
@@ -4601,7 +4633,6 @@
           <w:p>
             <w:pPr>
               <w:rPr>
-                <w:rFonts w:hint="eastAsia"/>
                 <w:sz w:val="20"/>
                 <w:szCs w:val="20"/>
               </w:rPr>
@@ -4623,7 +4654,6 @@
           <w:p>
             <w:pPr>
               <w:rPr>
-                <w:rFonts w:hint="eastAsia"/>
                 <w:sz w:val="20"/>
                 <w:szCs w:val="20"/>
               </w:rPr>
@@ -4645,7 +4675,6 @@
           <w:p>
             <w:pPr>
               <w:rPr>
-                <w:rFonts w:hint="eastAsia"/>
                 <w:sz w:val="20"/>
                 <w:szCs w:val="20"/>
               </w:rPr>
@@ -4667,7 +4696,6 @@
           <w:p>
             <w:pPr>
               <w:rPr>
-                <w:rFonts w:hint="eastAsia"/>
                 <w:sz w:val="20"/>
                 <w:szCs w:val="20"/>
               </w:rPr>
@@ -4691,7 +4719,6 @@
           <w:p>
             <w:pPr>
               <w:rPr>
-                <w:rFonts w:hint="eastAsia"/>
                 <w:sz w:val="20"/>
                 <w:szCs w:val="20"/>
               </w:rPr>
@@ -4713,7 +4740,6 @@
           <w:p>
             <w:pPr>
               <w:rPr>
-                <w:rFonts w:hint="eastAsia"/>
                 <w:sz w:val="20"/>
                 <w:szCs w:val="20"/>
               </w:rPr>
@@ -4735,7 +4761,6 @@
           <w:p>
             <w:pPr>
               <w:rPr>
-                <w:rFonts w:hint="eastAsia"/>
                 <w:sz w:val="20"/>
                 <w:szCs w:val="20"/>
               </w:rPr>
@@ -4757,7 +4782,6 @@
           <w:p>
             <w:pPr>
               <w:rPr>
-                <w:rFonts w:hint="eastAsia"/>
                 <w:sz w:val="20"/>
                 <w:szCs w:val="20"/>
               </w:rPr>
@@ -4834,6 +4858,7 @@
           <w:sz w:val="20"/>
           <w:szCs w:val="20"/>
         </w:rPr>
+        <w:lastRenderedPageBreak/>
         <w:t xml:space="preserve">위의 데이터와, 공기 </w:t>
       </w:r>
       <w:proofErr w:type="spellStart"/>
@@ -4892,7 +4917,6 @@
           <w:p>
             <w:pPr>
               <w:rPr>
-                <w:rFonts w:hint="eastAsia"/>
                 <w:sz w:val="20"/>
                 <w:szCs w:val="20"/>
               </w:rPr>
@@ -4943,7 +4967,6 @@
           <w:p>
             <w:pPr>
               <w:rPr>
-                <w:rFonts w:hint="eastAsia"/>
                 <w:sz w:val="20"/>
                 <w:szCs w:val="20"/>
               </w:rPr>
@@ -4970,7 +4993,6 @@
           <w:p>
             <w:pPr>
               <w:rPr>
-                <w:rFonts w:hint="eastAsia"/>
                 <w:sz w:val="20"/>
                 <w:szCs w:val="20"/>
               </w:rPr>
@@ -4997,7 +5019,6 @@
           <w:p>
             <w:pPr>
               <w:rPr>
-                <w:rFonts w:hint="eastAsia"/>
                 <w:sz w:val="20"/>
                 <w:szCs w:val="20"/>
               </w:rPr>
@@ -5024,7 +5045,6 @@
           <w:p>
             <w:pPr>
               <w:rPr>
-                <w:rFonts w:hint="eastAsia"/>
                 <w:sz w:val="20"/>
                 <w:szCs w:val="20"/>
               </w:rPr>
@@ -5051,7 +5071,6 @@
           <w:p>
             <w:pPr>
               <w:rPr>
-                <w:rFonts w:hint="eastAsia"/>
                 <w:sz w:val="20"/>
                 <w:szCs w:val="20"/>
               </w:rPr>
@@ -5106,7 +5125,6 @@
           <w:sz w:val="20"/>
           <w:szCs w:val="20"/>
         </w:rPr>
-        <w:lastRenderedPageBreak/>
         <w:drawing>
           <wp:inline distT="0" distB="0" distL="0" distR="0" wp14:anchorId="1679337E" wp14:editId="708F8DD5">
             <wp:extent cx="3532292" cy="2649415"/>
@@ -5153,7 +5171,6 @@
     <w:p>
       <w:pPr>
         <w:rPr>
-          <w:rFonts w:hint="eastAsia"/>
           <w:sz w:val="20"/>
           <w:szCs w:val="20"/>
         </w:rPr>
@@ -5253,7 +5270,34 @@
           <w:sz w:val="20"/>
           <w:szCs w:val="20"/>
         </w:rPr>
-        <w:t xml:space="preserve">이 정보를 이용해 일을 구하겠다. 확보한 데이터가 많지 않으므로, 위의 &lt;figure 3.1&gt;에 나타난 것 처럼 각 과정의 변화가 P vs V 그래프 상에서 직선으로 나타난다고 가정하겠다. </w:t>
+        <w:t xml:space="preserve">이 정보를 이용해 일을 구하겠다. 확보한 데이터가 많지 않으므로, 위의 &lt;figure 3.1&gt;에 나타난 </w:t>
+      </w:r>
+      <w:proofErr w:type="gramStart"/>
+      <w:r>
+        <w:rPr>
+          <w:rFonts w:hint="eastAsia"/>
+          <w:sz w:val="20"/>
+          <w:szCs w:val="20"/>
+        </w:rPr>
+        <w:t xml:space="preserve">것 </w:t>
+      </w:r>
+      <w:r>
+        <w:rPr>
+          <w:rFonts w:hint="eastAsia"/>
+          <w:sz w:val="20"/>
+          <w:szCs w:val="20"/>
+        </w:rPr>
+        <w:lastRenderedPageBreak/>
+        <w:t>처럼</w:t>
+      </w:r>
+      <w:proofErr w:type="gramEnd"/>
+      <w:r>
+        <w:rPr>
+          <w:rFonts w:hint="eastAsia"/>
+          <w:sz w:val="20"/>
+          <w:szCs w:val="20"/>
+        </w:rPr>
+        <w:t xml:space="preserve"> 각 과정의 변화가 P vs V 그래프 상에서 직선으로 나타난다고 가정하겠다. </w:t>
       </w:r>
     </w:p>
     <w:p>
@@ -5329,7 +5373,6 @@
     <w:p>
       <w:pPr>
         <w:rPr>
-          <w:rFonts w:hint="eastAsia"/>
           <w:sz w:val="20"/>
           <w:szCs w:val="20"/>
         </w:rPr>
@@ -5341,6 +5384,4806 @@
           <w:szCs w:val="20"/>
         </w:rPr>
         <w:t xml:space="preserve">이다. </w:t>
+      </w:r>
+    </w:p>
+    <w:p>
+      <w:pPr>
+        <w:rPr>
+          <w:sz w:val="20"/>
+          <w:szCs w:val="20"/>
+        </w:rPr>
+      </w:pPr>
+      <w:r>
+        <w:rPr>
+          <w:rFonts w:hint="eastAsia"/>
+          <w:sz w:val="20"/>
+          <w:szCs w:val="20"/>
+        </w:rPr>
+        <w:t>우선 a-&gt;b-&gt;c-&gt;d-&gt;a</w:t>
+      </w:r>
+      <w:r>
+        <w:rPr>
+          <w:sz w:val="20"/>
+          <w:szCs w:val="20"/>
+        </w:rPr>
+        <w:t>’</w:t>
+      </w:r>
+      <w:r>
+        <w:rPr>
+          <w:rFonts w:hint="eastAsia"/>
+          <w:sz w:val="20"/>
+          <w:szCs w:val="20"/>
+        </w:rPr>
+        <w:t xml:space="preserve"> 과정의 일을 구해보겠다.</w:t>
+      </w:r>
+      <w:r>
+        <w:rPr>
+          <w:rFonts w:hint="eastAsia"/>
+          <w:sz w:val="20"/>
+          <w:szCs w:val="20"/>
+        </w:rPr>
+        <w:t xml:space="preserve"> 모든 과정을 직선으로 가정하였으므로, 사다리꼴의 넓이를 생각하여 적분 계산을 할 수 있다. </w:t>
+      </w:r>
+    </w:p>
+    <w:p>
+      <w:pPr>
+        <w:rPr>
+          <w:sz w:val="20"/>
+          <w:szCs w:val="20"/>
+        </w:rPr>
+      </w:pPr>
+    </w:p>
+    <w:p>
+      <w:pPr>
+        <w:rPr>
+          <w:sz w:val="20"/>
+          <w:szCs w:val="20"/>
+        </w:rPr>
+      </w:pPr>
+    </w:p>
+    <w:tbl>
+      <w:tblPr>
+        <w:tblStyle w:val="a4"/>
+        <w:tblW w:w="0" w:type="auto"/>
+        <w:tblLook w:val="04A0" w:firstRow="1" w:lastRow="0" w:firstColumn="1" w:lastColumn="0" w:noHBand="0" w:noVBand="1"/>
+      </w:tblPr>
+      <w:tblGrid>
+        <w:gridCol w:w="2993"/>
+        <w:gridCol w:w="2993"/>
+      </w:tblGrid>
+      <w:tr>
+        <w:trPr>
+          <w:trHeight w:val="346"/>
+        </w:trPr>
+        <w:tc>
+          <w:tcPr>
+            <w:tcW w:w="2993" w:type="dxa"/>
+          </w:tcPr>
+          <w:p>
+            <w:pPr>
+              <w:rPr>
+                <w:sz w:val="20"/>
+                <w:szCs w:val="20"/>
+              </w:rPr>
+            </w:pPr>
+            <w:r>
+              <w:rPr>
+                <w:rFonts w:hint="eastAsia"/>
+                <w:sz w:val="20"/>
+                <w:szCs w:val="20"/>
+              </w:rPr>
+              <w:t>과정</w:t>
+            </w:r>
+          </w:p>
+        </w:tc>
+        <w:tc>
+          <w:tcPr>
+            <w:tcW w:w="2993" w:type="dxa"/>
+          </w:tcPr>
+          <w:p>
+            <w:pPr>
+              <w:rPr>
+                <w:sz w:val="20"/>
+                <w:szCs w:val="20"/>
+              </w:rPr>
+            </w:pPr>
+            <w:r>
+              <w:rPr>
+                <w:rFonts w:hint="eastAsia"/>
+                <w:sz w:val="20"/>
+                <w:szCs w:val="20"/>
+              </w:rPr>
+              <w:t>W (J)</w:t>
+            </w:r>
+          </w:p>
+        </w:tc>
+      </w:tr>
+      <w:tr>
+        <w:trPr>
+          <w:trHeight w:val="338"/>
+        </w:trPr>
+        <w:tc>
+          <w:tcPr>
+            <w:tcW w:w="2993" w:type="dxa"/>
+          </w:tcPr>
+          <w:p>
+            <w:pPr>
+              <w:rPr>
+                <w:sz w:val="20"/>
+                <w:szCs w:val="20"/>
+              </w:rPr>
+            </w:pPr>
+            <w:r>
+              <w:rPr>
+                <w:rFonts w:hint="eastAsia"/>
+                <w:sz w:val="20"/>
+                <w:szCs w:val="20"/>
+              </w:rPr>
+              <w:t>a-&gt;b</w:t>
+            </w:r>
+          </w:p>
+        </w:tc>
+        <w:tc>
+          <w:tcPr>
+            <w:tcW w:w="2993" w:type="dxa"/>
+          </w:tcPr>
+          <w:p>
+            <w:pPr>
+              <w:rPr>
+                <w:sz w:val="20"/>
+                <w:szCs w:val="20"/>
+              </w:rPr>
+            </w:pPr>
+            <w:r>
+              <w:rPr>
+                <w:rFonts w:hint="eastAsia"/>
+                <w:sz w:val="20"/>
+                <w:szCs w:val="20"/>
+              </w:rPr>
+              <w:t>-0.71</w:t>
+            </w:r>
+          </w:p>
+        </w:tc>
+      </w:tr>
+      <w:tr>
+        <w:trPr>
+          <w:trHeight w:val="346"/>
+        </w:trPr>
+        <w:tc>
+          <w:tcPr>
+            <w:tcW w:w="2993" w:type="dxa"/>
+          </w:tcPr>
+          <w:p>
+            <w:pPr>
+              <w:rPr>
+                <w:sz w:val="20"/>
+                <w:szCs w:val="20"/>
+              </w:rPr>
+            </w:pPr>
+            <w:r>
+              <w:rPr>
+                <w:rFonts w:hint="eastAsia"/>
+                <w:sz w:val="20"/>
+                <w:szCs w:val="20"/>
+              </w:rPr>
+              <w:t>b-&gt;c</w:t>
+            </w:r>
+          </w:p>
+        </w:tc>
+        <w:tc>
+          <w:tcPr>
+            <w:tcW w:w="2993" w:type="dxa"/>
+          </w:tcPr>
+          <w:p>
+            <w:pPr>
+              <w:rPr>
+                <w:sz w:val="20"/>
+                <w:szCs w:val="20"/>
+              </w:rPr>
+            </w:pPr>
+            <w:r>
+              <w:rPr>
+                <w:rFonts w:hint="eastAsia"/>
+                <w:sz w:val="20"/>
+                <w:szCs w:val="20"/>
+              </w:rPr>
+              <w:t>4.25</w:t>
+            </w:r>
+          </w:p>
+        </w:tc>
+      </w:tr>
+      <w:tr>
+        <w:trPr>
+          <w:trHeight w:val="338"/>
+        </w:trPr>
+        <w:tc>
+          <w:tcPr>
+            <w:tcW w:w="2993" w:type="dxa"/>
+          </w:tcPr>
+          <w:p>
+            <w:pPr>
+              <w:rPr>
+                <w:sz w:val="20"/>
+                <w:szCs w:val="20"/>
+              </w:rPr>
+            </w:pPr>
+            <w:r>
+              <w:rPr>
+                <w:rFonts w:hint="eastAsia"/>
+                <w:sz w:val="20"/>
+                <w:szCs w:val="20"/>
+              </w:rPr>
+              <w:t>c-&gt;d</w:t>
+            </w:r>
+          </w:p>
+        </w:tc>
+        <w:tc>
+          <w:tcPr>
+            <w:tcW w:w="2993" w:type="dxa"/>
+          </w:tcPr>
+          <w:p>
+            <w:pPr>
+              <w:rPr>
+                <w:sz w:val="20"/>
+                <w:szCs w:val="20"/>
+              </w:rPr>
+            </w:pPr>
+            <w:r>
+              <w:rPr>
+                <w:rFonts w:hint="eastAsia"/>
+                <w:sz w:val="20"/>
+                <w:szCs w:val="20"/>
+              </w:rPr>
+              <w:t>0.55</w:t>
+            </w:r>
+          </w:p>
+        </w:tc>
+      </w:tr>
+      <w:tr>
+        <w:trPr>
+          <w:trHeight w:val="346"/>
+        </w:trPr>
+        <w:tc>
+          <w:tcPr>
+            <w:tcW w:w="2993" w:type="dxa"/>
+          </w:tcPr>
+          <w:p>
+            <w:pPr>
+              <w:rPr>
+                <w:sz w:val="20"/>
+                <w:szCs w:val="20"/>
+              </w:rPr>
+            </w:pPr>
+            <w:r>
+              <w:rPr>
+                <w:rFonts w:hint="eastAsia"/>
+                <w:sz w:val="20"/>
+                <w:szCs w:val="20"/>
+              </w:rPr>
+              <w:t>d-&gt;a</w:t>
+            </w:r>
+            <w:r>
+              <w:rPr>
+                <w:sz w:val="20"/>
+                <w:szCs w:val="20"/>
+              </w:rPr>
+              <w:t>’</w:t>
+            </w:r>
+          </w:p>
+        </w:tc>
+        <w:tc>
+          <w:tcPr>
+            <w:tcW w:w="2993" w:type="dxa"/>
+          </w:tcPr>
+          <w:p>
+            <w:pPr>
+              <w:rPr>
+                <w:sz w:val="20"/>
+                <w:szCs w:val="20"/>
+              </w:rPr>
+            </w:pPr>
+            <w:r>
+              <w:rPr>
+                <w:rFonts w:hint="eastAsia"/>
+                <w:sz w:val="20"/>
+                <w:szCs w:val="20"/>
+              </w:rPr>
+              <w:t>-4.51</w:t>
+            </w:r>
+          </w:p>
+        </w:tc>
+      </w:tr>
+      <w:tr>
+        <w:trPr>
+          <w:trHeight w:val="338"/>
+        </w:trPr>
+        <w:tc>
+          <w:tcPr>
+            <w:tcW w:w="2993" w:type="dxa"/>
+          </w:tcPr>
+          <w:p>
+            <w:pPr>
+              <w:rPr>
+                <w:sz w:val="20"/>
+                <w:szCs w:val="20"/>
+              </w:rPr>
+            </w:pPr>
+            <w:r>
+              <w:rPr>
+                <w:rFonts w:hint="eastAsia"/>
+                <w:sz w:val="20"/>
+                <w:szCs w:val="20"/>
+              </w:rPr>
+              <w:t>d-&gt;a</w:t>
+            </w:r>
+          </w:p>
+        </w:tc>
+        <w:tc>
+          <w:tcPr>
+            <w:tcW w:w="2993" w:type="dxa"/>
+          </w:tcPr>
+          <w:p>
+            <w:pPr>
+              <w:rPr>
+                <w:sz w:val="20"/>
+                <w:szCs w:val="20"/>
+              </w:rPr>
+            </w:pPr>
+            <w:r>
+              <w:rPr>
+                <w:rFonts w:hint="eastAsia"/>
+                <w:sz w:val="20"/>
+                <w:szCs w:val="20"/>
+              </w:rPr>
+              <w:t>-3.99</w:t>
+            </w:r>
+          </w:p>
+        </w:tc>
+      </w:tr>
+    </w:tbl>
+    <w:p>
+      <w:pPr>
+        <w:rPr>
+          <w:sz w:val="20"/>
+          <w:szCs w:val="20"/>
+        </w:rPr>
+      </w:pPr>
+      <w:r>
+        <w:rPr>
+          <w:rFonts w:hint="eastAsia"/>
+          <w:sz w:val="20"/>
+          <w:szCs w:val="20"/>
+        </w:rPr>
+        <w:t>마지막에 a</w:t>
+      </w:r>
+      <w:r>
+        <w:rPr>
+          <w:sz w:val="20"/>
+          <w:szCs w:val="20"/>
+        </w:rPr>
+        <w:t>’</w:t>
+      </w:r>
+      <w:r>
+        <w:rPr>
+          <w:rFonts w:hint="eastAsia"/>
+          <w:sz w:val="20"/>
+          <w:szCs w:val="20"/>
+        </w:rPr>
+        <w:t xml:space="preserve">으로 끝나는 경우, 기관이 한 총 일은 -0.42 J이다. </w:t>
+      </w:r>
+    </w:p>
+    <w:p>
+      <w:pPr>
+        <w:rPr>
+          <w:sz w:val="20"/>
+          <w:szCs w:val="20"/>
+        </w:rPr>
+      </w:pPr>
+      <w:r>
+        <w:rPr>
+          <w:rFonts w:hint="eastAsia"/>
+          <w:sz w:val="20"/>
+          <w:szCs w:val="20"/>
+        </w:rPr>
+        <w:t xml:space="preserve">한편, 실제 실험의 결과는 아니지만, 이 기관이 의도한대로 잘 작동하여 마지막에 a 상태로 끝났다면, 총 일은 0.10 J이다. </w:t>
+      </w:r>
+    </w:p>
+    <w:p>
+      <w:pPr>
+        <w:rPr>
+          <w:sz w:val="20"/>
+          <w:szCs w:val="20"/>
+        </w:rPr>
+      </w:pPr>
+    </w:p>
+    <w:p>
+      <w:pPr>
+        <w:rPr>
+          <w:sz w:val="20"/>
+          <w:szCs w:val="20"/>
+        </w:rPr>
+      </w:pPr>
+    </w:p>
+    <w:p>
+      <w:pPr>
+        <w:rPr>
+          <w:sz w:val="24"/>
+          <w:szCs w:val="24"/>
+        </w:rPr>
+      </w:pPr>
+      <w:r>
+        <w:rPr>
+          <w:rFonts w:hint="eastAsia"/>
+          <w:sz w:val="24"/>
+          <w:szCs w:val="24"/>
+        </w:rPr>
+        <w:t>4. DISCUSSION</w:t>
+      </w:r>
+    </w:p>
+    <w:p>
+      <w:pPr>
+        <w:rPr>
+          <w:sz w:val="20"/>
+          <w:szCs w:val="20"/>
+        </w:rPr>
+      </w:pPr>
+      <w:r>
+        <w:rPr>
+          <w:rFonts w:hint="eastAsia"/>
+          <w:sz w:val="20"/>
+          <w:szCs w:val="20"/>
+        </w:rPr>
+        <w:t xml:space="preserve"> 샤를 법칙의 오차 원인부터 생각해보도록 하겠다. 이 실험에서 </w:t>
+      </w:r>
+      <w:r>
+        <w:rPr>
+          <w:rFonts w:hint="eastAsia"/>
+          <w:sz w:val="20"/>
+          <w:szCs w:val="20"/>
+        </w:rPr>
+        <w:t>V=0 cm</w:t>
+      </w:r>
+      <w:r>
+        <w:rPr>
+          <w:rFonts w:hint="eastAsia"/>
+          <w:sz w:val="20"/>
+          <w:szCs w:val="20"/>
+          <w:vertAlign w:val="superscript"/>
+        </w:rPr>
+        <w:t>3</w:t>
+      </w:r>
+      <w:r>
+        <w:rPr>
+          <w:rFonts w:hint="eastAsia"/>
+          <w:sz w:val="20"/>
+          <w:szCs w:val="20"/>
+        </w:rPr>
+        <w:t>일 때 T=-5.</w:t>
+      </w:r>
+      <w:r>
+        <w:rPr>
+          <w:rFonts w:hint="eastAsia"/>
+          <w:sz w:val="20"/>
+          <w:szCs w:val="20"/>
+        </w:rPr>
+        <w:t>40</w:t>
+      </w:r>
+      <w:r>
+        <w:rPr>
+          <w:rFonts w:hint="eastAsia"/>
+          <w:sz w:val="20"/>
+          <w:szCs w:val="20"/>
+        </w:rPr>
+        <w:t xml:space="preserve"> K이 되는</w:t>
+      </w:r>
+      <w:r>
+        <w:rPr>
+          <w:rFonts w:hint="eastAsia"/>
+          <w:sz w:val="20"/>
+          <w:szCs w:val="20"/>
+        </w:rPr>
+        <w:t xml:space="preserve"> 오차가 발생하였고, b의 값은 이론적으론 0이지만, 3.73 cm</w:t>
+      </w:r>
+      <w:r>
+        <w:rPr>
+          <w:rFonts w:hint="eastAsia"/>
+          <w:sz w:val="20"/>
+          <w:szCs w:val="20"/>
+          <w:vertAlign w:val="superscript"/>
+        </w:rPr>
+        <w:t>3</w:t>
+      </w:r>
+      <w:r>
+        <w:rPr>
+          <w:rFonts w:hint="eastAsia"/>
+          <w:sz w:val="20"/>
+          <w:szCs w:val="20"/>
+        </w:rPr>
+        <w:t xml:space="preserve">의 절편이 생겼다. </w:t>
+      </w:r>
+    </w:p>
+    <w:p>
+      <w:pPr>
+        <w:rPr>
+          <w:sz w:val="20"/>
+          <w:szCs w:val="20"/>
+        </w:rPr>
+      </w:pPr>
+      <w:r>
+        <w:rPr>
+          <w:rFonts w:hint="eastAsia"/>
+          <w:sz w:val="20"/>
+          <w:szCs w:val="20"/>
+        </w:rPr>
+        <w:t xml:space="preserve"> b라는 값의 차원이 부피라는 점을 고려할 때, 이 오차의 가장 직접적인 원인은 사용한 실험 기구의 알려진 부피와 실제 부피가 다르기 때문일 수 있다. 실험을 진행할 때, 사용할 수 있는 유일한 공기 </w:t>
+      </w:r>
+      <w:proofErr w:type="spellStart"/>
+      <w:r>
+        <w:rPr>
+          <w:rFonts w:hint="eastAsia"/>
+          <w:sz w:val="20"/>
+          <w:szCs w:val="20"/>
+        </w:rPr>
+        <w:t>체임버에는</w:t>
+      </w:r>
+      <w:proofErr w:type="spellEnd"/>
+      <w:r>
+        <w:rPr>
+          <w:rFonts w:hint="eastAsia"/>
+          <w:sz w:val="20"/>
+          <w:szCs w:val="20"/>
+        </w:rPr>
+        <w:t xml:space="preserve"> 눈에 보일만큼 뚜렷한 찌그러짐이 있었다. 만약, 이 b의 값이 사실 이 찌그러져 축소된 부피라고 생각한다면, </w:t>
+      </w:r>
+      <m:oMath>
+        <m:sSub>
+          <m:sSubPr>
+            <m:ctrlPr>
+              <w:rPr>
+                <w:rFonts w:ascii="Cambria Math" w:hAnsi="Cambria Math"/>
+                <w:sz w:val="20"/>
+                <w:szCs w:val="20"/>
+              </w:rPr>
+            </m:ctrlPr>
+          </m:sSubPr>
+          <m:e>
+            <m:r>
+              <w:rPr>
+                <w:rFonts w:ascii="Cambria Math" w:hAnsi="Cambria Math"/>
+                <w:sz w:val="20"/>
+                <w:szCs w:val="20"/>
+              </w:rPr>
+              <m:t>V</m:t>
+            </m:r>
+          </m:e>
+          <m:sub>
+            <m:r>
+              <w:rPr>
+                <w:rFonts w:ascii="Cambria Math" w:hAnsi="Cambria Math"/>
+                <w:sz w:val="20"/>
+                <w:szCs w:val="20"/>
+              </w:rPr>
+              <m:t>cylinder</m:t>
+            </m:r>
+          </m:sub>
+        </m:sSub>
+        <m:r>
+          <w:rPr>
+            <w:rFonts w:ascii="Cambria Math" w:hAnsi="Cambria Math"/>
+            <w:sz w:val="20"/>
+            <w:szCs w:val="20"/>
+          </w:rPr>
+          <m:t>+</m:t>
+        </m:r>
+        <m:sSub>
+          <m:sSubPr>
+            <m:ctrlPr>
+              <w:rPr>
+                <w:rFonts w:ascii="Cambria Math" w:hAnsi="Cambria Math"/>
+                <w:sz w:val="20"/>
+                <w:szCs w:val="20"/>
+              </w:rPr>
+            </m:ctrlPr>
+          </m:sSubPr>
+          <m:e>
+            <m:r>
+              <w:rPr>
+                <w:rFonts w:ascii="Cambria Math" w:hAnsi="Cambria Math"/>
+                <w:sz w:val="20"/>
+                <w:szCs w:val="20"/>
+              </w:rPr>
+              <m:t>V</m:t>
+            </m:r>
+          </m:e>
+          <m:sub>
+            <m:r>
+              <w:rPr>
+                <w:rFonts w:ascii="Cambria Math" w:hAnsi="Cambria Math"/>
+                <w:sz w:val="20"/>
+                <w:szCs w:val="20"/>
+              </w:rPr>
+              <m:t>airchamber, theory</m:t>
+            </m:r>
+          </m:sub>
+        </m:sSub>
+        <m:r>
+          <w:rPr>
+            <w:rFonts w:ascii="Cambria Math" w:hAnsi="Cambria Math"/>
+            <w:sz w:val="20"/>
+            <w:szCs w:val="20"/>
+          </w:rPr>
+          <m:t>-b=aT</m:t>
+        </m:r>
+      </m:oMath>
+      <w:r>
+        <w:rPr>
+          <w:rFonts w:hint="eastAsia"/>
+          <w:sz w:val="20"/>
+          <w:szCs w:val="20"/>
+        </w:rPr>
+        <w:t xml:space="preserve"> 일 것이다. </w:t>
+      </w:r>
+      <w:r>
+        <w:rPr>
+          <w:sz w:val="20"/>
+          <w:szCs w:val="20"/>
+        </w:rPr>
+        <w:t>이</w:t>
+      </w:r>
+      <w:r>
+        <w:rPr>
+          <w:rFonts w:hint="eastAsia"/>
+          <w:sz w:val="20"/>
+          <w:szCs w:val="20"/>
+        </w:rPr>
+        <w:t xml:space="preserve">런 해석은 이상기체 상태방정식에 맞지 않는 항을 없애 실험의 결과와 이론이 잘 맞는다는 것을 나타낼 수 있다. </w:t>
+      </w:r>
+    </w:p>
+    <w:p>
+      <w:pPr>
+        <w:rPr>
+          <w:sz w:val="20"/>
+          <w:szCs w:val="20"/>
+        </w:rPr>
+      </w:pPr>
+      <w:r>
+        <w:rPr>
+          <w:rFonts w:hint="eastAsia"/>
+          <w:sz w:val="20"/>
+          <w:szCs w:val="20"/>
+        </w:rPr>
+        <w:t xml:space="preserve"> 그리고, 실험의 구조상, 공기 </w:t>
+      </w:r>
+      <w:proofErr w:type="spellStart"/>
+      <w:r>
+        <w:rPr>
+          <w:rFonts w:hint="eastAsia"/>
+          <w:sz w:val="20"/>
+          <w:szCs w:val="20"/>
+        </w:rPr>
+        <w:t>체임버와</w:t>
+      </w:r>
+      <w:proofErr w:type="spellEnd"/>
+      <w:r>
+        <w:rPr>
+          <w:rFonts w:hint="eastAsia"/>
+          <w:sz w:val="20"/>
+          <w:szCs w:val="20"/>
+        </w:rPr>
+        <w:t xml:space="preserve"> 실린더는 고무 관으로 연결되어 있다. 이 고무 관 속의 부피도 분명이 유한한 값을 가지므로, 이 실험에서 측정된 b라는 절편의 생성에 관여했을 수 있다. </w:t>
+      </w:r>
+    </w:p>
+    <w:p>
+      <w:pPr>
+        <w:rPr>
+          <w:sz w:val="20"/>
+          <w:szCs w:val="20"/>
+        </w:rPr>
+      </w:pPr>
+      <w:r>
+        <w:rPr>
+          <w:rFonts w:hint="eastAsia"/>
+          <w:sz w:val="20"/>
+          <w:szCs w:val="20"/>
+        </w:rPr>
+        <w:t xml:space="preserve"> 하지만, 이 실험에서 사용한 기체는</w:t>
+      </w:r>
+      <w:r>
+        <w:rPr>
+          <w:rFonts w:hint="eastAsia"/>
+          <w:sz w:val="20"/>
+          <w:szCs w:val="20"/>
+        </w:rPr>
+        <w:t xml:space="preserve"> 엄밀하게는 </w:t>
+      </w:r>
+      <w:r>
+        <w:rPr>
+          <w:rFonts w:hint="eastAsia"/>
+          <w:sz w:val="20"/>
+          <w:szCs w:val="20"/>
+        </w:rPr>
+        <w:t xml:space="preserve">이상기체라고 볼 수 없다. 그렇다면, </w:t>
+      </w:r>
+      <w:r>
+        <w:rPr>
+          <w:rFonts w:hint="eastAsia"/>
+          <w:sz w:val="20"/>
+          <w:szCs w:val="20"/>
+        </w:rPr>
+        <w:t>Van</w:t>
+      </w:r>
+      <w:r>
+        <w:rPr>
+          <w:sz w:val="20"/>
+          <w:szCs w:val="20"/>
+        </w:rPr>
+        <w:tab/>
+      </w:r>
+      <w:r>
+        <w:rPr>
+          <w:rFonts w:hint="eastAsia"/>
+          <w:sz w:val="20"/>
+          <w:szCs w:val="20"/>
+        </w:rPr>
+        <w:t xml:space="preserve">der </w:t>
+      </w:r>
+      <w:proofErr w:type="spellStart"/>
+      <w:r>
+        <w:rPr>
+          <w:rFonts w:hint="eastAsia"/>
+          <w:sz w:val="20"/>
+          <w:szCs w:val="20"/>
+        </w:rPr>
+        <w:t>waals</w:t>
+      </w:r>
+      <w:proofErr w:type="spellEnd"/>
+      <w:r>
+        <w:rPr>
+          <w:rFonts w:hint="eastAsia"/>
+          <w:sz w:val="20"/>
+          <w:szCs w:val="20"/>
+        </w:rPr>
+        <w:t xml:space="preserve"> 방정식을 이용한다면 오차가 줄어들까? </w:t>
+      </w:r>
+    </w:p>
+    <w:p>
+      <w:pPr>
+        <w:rPr>
+          <w:sz w:val="20"/>
+          <w:szCs w:val="20"/>
+        </w:rPr>
+      </w:pPr>
+      <m:oMathPara>
+        <m:oMath>
+          <m:d>
+            <m:dPr>
+              <m:ctrlPr>
+                <w:rPr>
+                  <w:rFonts w:ascii="Cambria Math" w:hAnsi="Cambria Math"/>
+                  <w:sz w:val="20"/>
+                  <w:szCs w:val="20"/>
+                </w:rPr>
+              </m:ctrlPr>
+            </m:dPr>
+            <m:e>
+              <m:r>
+                <w:rPr>
+                  <w:rFonts w:ascii="Cambria Math" w:hAnsi="Cambria Math"/>
+                  <w:sz w:val="20"/>
+                  <w:szCs w:val="20"/>
+                </w:rPr>
+                <m:t>P+</m:t>
+              </m:r>
+              <m:f>
+                <m:fPr>
+                  <m:ctrlPr>
+                    <w:rPr>
+                      <w:rFonts w:ascii="Cambria Math" w:hAnsi="Cambria Math"/>
+                      <w:sz w:val="20"/>
+                      <w:szCs w:val="20"/>
+                    </w:rPr>
+                  </m:ctrlPr>
+                </m:fPr>
+                <m:num>
+                  <m:sSup>
+                    <m:sSupPr>
+                      <m:ctrlPr>
+                        <w:rPr>
+                          <w:rFonts w:ascii="Cambria Math" w:hAnsi="Cambria Math"/>
+                          <w:sz w:val="20"/>
+                          <w:szCs w:val="20"/>
+                        </w:rPr>
+                      </m:ctrlPr>
+                    </m:sSupPr>
+                    <m:e>
+                      <m:r>
+                        <w:rPr>
+                          <w:rFonts w:ascii="Cambria Math" w:hAnsi="Cambria Math"/>
+                          <w:sz w:val="20"/>
+                          <w:szCs w:val="20"/>
+                        </w:rPr>
+                        <m:t>n</m:t>
+                      </m:r>
+                    </m:e>
+                    <m:sup>
+                      <m:r>
+                        <w:rPr>
+                          <w:rFonts w:ascii="Cambria Math" w:hAnsi="Cambria Math"/>
+                          <w:sz w:val="20"/>
+                          <w:szCs w:val="20"/>
+                        </w:rPr>
+                        <m:t>2</m:t>
+                      </m:r>
+                    </m:sup>
+                  </m:sSup>
+                  <m:r>
+                    <w:rPr>
+                      <w:rFonts w:ascii="Cambria Math" w:hAnsi="Cambria Math"/>
+                      <w:sz w:val="20"/>
+                      <w:szCs w:val="20"/>
+                    </w:rPr>
+                    <m:t>a</m:t>
+                  </m:r>
+                </m:num>
+                <m:den>
+                  <m:sSup>
+                    <m:sSupPr>
+                      <m:ctrlPr>
+                        <w:rPr>
+                          <w:rFonts w:ascii="Cambria Math" w:hAnsi="Cambria Math"/>
+                          <w:sz w:val="20"/>
+                          <w:szCs w:val="20"/>
+                        </w:rPr>
+                      </m:ctrlPr>
+                    </m:sSupPr>
+                    <m:e>
+                      <m:r>
+                        <w:rPr>
+                          <w:rFonts w:ascii="Cambria Math" w:hAnsi="Cambria Math"/>
+                          <w:sz w:val="20"/>
+                          <w:szCs w:val="20"/>
+                        </w:rPr>
+                        <m:t>V</m:t>
+                      </m:r>
+                    </m:e>
+                    <m:sup>
+                      <m:r>
+                        <w:rPr>
+                          <w:rFonts w:ascii="Cambria Math" w:hAnsi="Cambria Math"/>
+                          <w:sz w:val="20"/>
+                          <w:szCs w:val="20"/>
+                        </w:rPr>
+                        <m:t>2</m:t>
+                      </m:r>
+                    </m:sup>
+                  </m:sSup>
+                </m:den>
+              </m:f>
+            </m:e>
+          </m:d>
+          <m:d>
+            <m:dPr>
+              <m:ctrlPr>
+                <w:rPr>
+                  <w:rFonts w:ascii="Cambria Math" w:hAnsi="Cambria Math"/>
+                  <w:sz w:val="20"/>
+                  <w:szCs w:val="20"/>
+                </w:rPr>
+              </m:ctrlPr>
+            </m:dPr>
+            <m:e>
+              <m:r>
+                <w:rPr>
+                  <w:rFonts w:ascii="Cambria Math" w:hAnsi="Cambria Math"/>
+                  <w:sz w:val="20"/>
+                  <w:szCs w:val="20"/>
+                </w:rPr>
+                <m:t>V-nb</m:t>
+              </m:r>
+            </m:e>
+          </m:d>
+          <m:r>
+            <w:rPr>
+              <w:rFonts w:ascii="Cambria Math" w:hAnsi="Cambria Math"/>
+              <w:sz w:val="20"/>
+              <w:szCs w:val="20"/>
+            </w:rPr>
+            <m:t>=nRT</m:t>
+          </m:r>
+        </m:oMath>
+      </m:oMathPara>
+    </w:p>
+    <w:p>
+      <w:pPr>
+        <w:rPr>
+          <w:sz w:val="20"/>
+          <w:szCs w:val="20"/>
+        </w:rPr>
+      </w:pPr>
+      <w:r>
+        <w:rPr>
+          <w:rFonts w:hint="eastAsia"/>
+          <w:sz w:val="20"/>
+          <w:szCs w:val="20"/>
+        </w:rPr>
+        <w:t>이 때, n</w:t>
+      </w:r>
+      <w:r>
+        <w:rPr>
+          <w:rFonts w:hint="eastAsia"/>
+          <w:sz w:val="20"/>
+          <w:szCs w:val="20"/>
+          <w:vertAlign w:val="superscript"/>
+        </w:rPr>
+        <w:t>2</w:t>
+      </w:r>
+      <w:r>
+        <w:rPr>
+          <w:rFonts w:hint="eastAsia"/>
+          <w:sz w:val="20"/>
+          <w:szCs w:val="20"/>
+        </w:rPr>
+        <w:t xml:space="preserve">a를 </w:t>
+      </w:r>
+      <m:oMath>
+        <m:r>
+          <w:rPr>
+            <w:rFonts w:ascii="Cambria Math" w:hAnsi="Cambria Math"/>
+            <w:sz w:val="20"/>
+            <w:szCs w:val="20"/>
+          </w:rPr>
+          <m:t>α</m:t>
+        </m:r>
+      </m:oMath>
+      <w:r>
+        <w:rPr>
+          <w:rFonts w:hint="eastAsia"/>
+          <w:sz w:val="20"/>
+          <w:szCs w:val="20"/>
+        </w:rPr>
+        <w:t>, nb</w:t>
+      </w:r>
+      <w:proofErr w:type="spellStart"/>
+      <w:r>
+        <w:rPr>
+          <w:rFonts w:hint="eastAsia"/>
+          <w:sz w:val="20"/>
+          <w:szCs w:val="20"/>
+        </w:rPr>
+        <w:t>를</w:t>
+      </w:r>
+      <w:proofErr w:type="spellEnd"/>
+      <w:r>
+        <w:rPr>
+          <w:rFonts w:hint="eastAsia"/>
+          <w:sz w:val="20"/>
+          <w:szCs w:val="20"/>
+        </w:rPr>
+        <w:t xml:space="preserve"> </w:t>
+      </w:r>
+      <m:oMath>
+        <m:r>
+          <w:rPr>
+            <w:rFonts w:ascii="Cambria Math" w:hAnsi="Cambria Math"/>
+            <w:sz w:val="20"/>
+            <w:szCs w:val="20"/>
+          </w:rPr>
+          <m:t>β</m:t>
+        </m:r>
+      </m:oMath>
+      <w:r>
+        <w:rPr>
+          <w:rFonts w:hint="eastAsia"/>
+          <w:sz w:val="20"/>
+          <w:szCs w:val="20"/>
+        </w:rPr>
+        <w:t xml:space="preserve">, nR을 </w:t>
+      </w:r>
+      <m:oMath>
+        <m:r>
+          <w:rPr>
+            <w:rFonts w:ascii="Cambria Math" w:hAnsi="Cambria Math"/>
+            <w:sz w:val="20"/>
+            <w:szCs w:val="20"/>
+          </w:rPr>
+          <m:t>γ</m:t>
+        </m:r>
+      </m:oMath>
+      <w:r>
+        <w:rPr>
+          <w:rFonts w:hint="eastAsia"/>
+          <w:sz w:val="20"/>
+          <w:szCs w:val="20"/>
+        </w:rPr>
+        <w:t xml:space="preserve">라고 하겠다. 즉, </w:t>
+      </w:r>
+    </w:p>
+    <w:p>
+      <w:pPr>
+        <w:rPr>
+          <w:sz w:val="20"/>
+          <w:szCs w:val="20"/>
+        </w:rPr>
+      </w:pPr>
+      <m:oMathPara>
+        <m:oMath>
+          <m:d>
+            <m:dPr>
+              <m:ctrlPr>
+                <w:rPr>
+                  <w:rFonts w:ascii="Cambria Math" w:hAnsi="Cambria Math"/>
+                  <w:sz w:val="20"/>
+                  <w:szCs w:val="20"/>
+                </w:rPr>
+              </m:ctrlPr>
+            </m:dPr>
+            <m:e>
+              <m:r>
+                <w:rPr>
+                  <w:rFonts w:ascii="Cambria Math" w:hAnsi="Cambria Math"/>
+                  <w:sz w:val="20"/>
+                  <w:szCs w:val="20"/>
+                </w:rPr>
+                <m:t>P+</m:t>
+              </m:r>
+              <m:f>
+                <m:fPr>
+                  <m:ctrlPr>
+                    <w:rPr>
+                      <w:rFonts w:ascii="Cambria Math" w:hAnsi="Cambria Math"/>
+                      <w:sz w:val="20"/>
+                      <w:szCs w:val="20"/>
+                    </w:rPr>
+                  </m:ctrlPr>
+                </m:fPr>
+                <m:num>
+                  <m:r>
+                    <w:rPr>
+                      <w:rFonts w:ascii="Cambria Math" w:hAnsi="Cambria Math"/>
+                      <w:sz w:val="20"/>
+                      <w:szCs w:val="20"/>
+                    </w:rPr>
+                    <m:t>α</m:t>
+                  </m:r>
+                </m:num>
+                <m:den>
+                  <m:sSup>
+                    <m:sSupPr>
+                      <m:ctrlPr>
+                        <w:rPr>
+                          <w:rFonts w:ascii="Cambria Math" w:hAnsi="Cambria Math"/>
+                          <w:sz w:val="20"/>
+                          <w:szCs w:val="20"/>
+                        </w:rPr>
+                      </m:ctrlPr>
+                    </m:sSupPr>
+                    <m:e>
+                      <m:r>
+                        <w:rPr>
+                          <w:rFonts w:ascii="Cambria Math" w:hAnsi="Cambria Math"/>
+                          <w:sz w:val="20"/>
+                          <w:szCs w:val="20"/>
+                        </w:rPr>
+                        <m:t>V</m:t>
+                      </m:r>
+                    </m:e>
+                    <m:sup>
+                      <m:r>
+                        <w:rPr>
+                          <w:rFonts w:ascii="Cambria Math" w:hAnsi="Cambria Math"/>
+                          <w:sz w:val="20"/>
+                          <w:szCs w:val="20"/>
+                        </w:rPr>
+                        <m:t>2</m:t>
+                      </m:r>
+                    </m:sup>
+                  </m:sSup>
+                </m:den>
+              </m:f>
+            </m:e>
+          </m:d>
+          <m:d>
+            <m:dPr>
+              <m:ctrlPr>
+                <w:rPr>
+                  <w:rFonts w:ascii="Cambria Math" w:hAnsi="Cambria Math"/>
+                  <w:sz w:val="20"/>
+                  <w:szCs w:val="20"/>
+                </w:rPr>
+              </m:ctrlPr>
+            </m:dPr>
+            <m:e>
+              <m:r>
+                <w:rPr>
+                  <w:rFonts w:ascii="Cambria Math" w:hAnsi="Cambria Math"/>
+                  <w:sz w:val="20"/>
+                  <w:szCs w:val="20"/>
+                </w:rPr>
+                <m:t>V-β</m:t>
+              </m:r>
+            </m:e>
+          </m:d>
+          <m:r>
+            <w:rPr>
+              <w:rFonts w:ascii="Cambria Math" w:hAnsi="Cambria Math"/>
+              <w:sz w:val="20"/>
+              <w:szCs w:val="20"/>
+            </w:rPr>
+            <m:t>=γT</m:t>
+          </m:r>
+        </m:oMath>
+      </m:oMathPara>
+    </w:p>
+    <w:p>
+      <w:pPr>
+        <w:rPr>
+          <w:sz w:val="20"/>
+          <w:szCs w:val="20"/>
+        </w:rPr>
+      </w:pPr>
+      <w:proofErr w:type="spellStart"/>
+      <w:r>
+        <w:rPr>
+          <w:rFonts w:hint="eastAsia"/>
+          <w:sz w:val="20"/>
+          <w:szCs w:val="20"/>
+        </w:rPr>
+        <w:t>라고</w:t>
+      </w:r>
+      <w:proofErr w:type="spellEnd"/>
+      <w:r>
+        <w:rPr>
+          <w:rFonts w:hint="eastAsia"/>
+          <w:sz w:val="20"/>
+          <w:szCs w:val="20"/>
+        </w:rPr>
+        <w:t xml:space="preserve"> 가정하고, 다시 </w:t>
+      </w:r>
+      <w:proofErr w:type="spellStart"/>
+      <w:r>
+        <w:rPr>
+          <w:rFonts w:hint="eastAsia"/>
+          <w:sz w:val="20"/>
+          <w:szCs w:val="20"/>
+        </w:rPr>
+        <w:t>피팅해보겠다</w:t>
+      </w:r>
+      <w:proofErr w:type="spellEnd"/>
+      <w:r>
+        <w:rPr>
+          <w:rFonts w:hint="eastAsia"/>
+          <w:sz w:val="20"/>
+          <w:szCs w:val="20"/>
+        </w:rPr>
+        <w:t xml:space="preserve">. 이 때, V가 입력 값이고, T가 출력 값이라 가정하겠다. 즉, </w:t>
+      </w:r>
+    </w:p>
+    <w:p>
+      <w:pPr>
+        <w:rPr>
+          <w:sz w:val="20"/>
+          <w:szCs w:val="20"/>
+        </w:rPr>
+      </w:pPr>
+      <m:oMathPara>
+        <m:oMath>
+          <m:r>
+            <w:rPr>
+              <w:rFonts w:ascii="Cambria Math" w:hAnsi="Cambria Math"/>
+              <w:sz w:val="20"/>
+              <w:szCs w:val="20"/>
+            </w:rPr>
+            <m:t>T=f</m:t>
+          </m:r>
+          <m:d>
+            <m:dPr>
+              <m:ctrlPr>
+                <w:rPr>
+                  <w:rFonts w:ascii="Cambria Math" w:hAnsi="Cambria Math"/>
+                  <w:sz w:val="20"/>
+                  <w:szCs w:val="20"/>
+                </w:rPr>
+              </m:ctrlPr>
+            </m:dPr>
+            <m:e>
+              <m:r>
+                <w:rPr>
+                  <w:rFonts w:ascii="Cambria Math" w:hAnsi="Cambria Math"/>
+                  <w:sz w:val="20"/>
+                  <w:szCs w:val="20"/>
+                </w:rPr>
+                <m:t>V</m:t>
+              </m:r>
+            </m:e>
+          </m:d>
+        </m:oMath>
+      </m:oMathPara>
+    </w:p>
+    <w:p>
+      <w:pPr>
+        <w:rPr>
+          <w:sz w:val="20"/>
+          <w:szCs w:val="20"/>
+        </w:rPr>
+      </w:pPr>
+      <w:r>
+        <w:rPr>
+          <w:rFonts w:hint="eastAsia"/>
+          <w:sz w:val="20"/>
+          <w:szCs w:val="20"/>
+        </w:rPr>
+        <w:t xml:space="preserve">인 함수로 </w:t>
+      </w:r>
+      <w:proofErr w:type="spellStart"/>
+      <w:r>
+        <w:rPr>
+          <w:rFonts w:hint="eastAsia"/>
+          <w:sz w:val="20"/>
+          <w:szCs w:val="20"/>
+        </w:rPr>
+        <w:t>피팅하겠다</w:t>
+      </w:r>
+      <w:proofErr w:type="spellEnd"/>
+      <w:r>
+        <w:rPr>
+          <w:rFonts w:hint="eastAsia"/>
+          <w:sz w:val="20"/>
+          <w:szCs w:val="20"/>
+        </w:rPr>
+        <w:t xml:space="preserve">. </w:t>
+      </w:r>
+    </w:p>
+    <w:p>
+      <w:pPr>
+        <w:rPr>
+          <w:sz w:val="20"/>
+          <w:szCs w:val="20"/>
+        </w:rPr>
+      </w:pPr>
+      <w:r>
+        <w:rPr>
+          <w:rFonts w:hint="eastAsia"/>
+          <w:noProof/>
+          <w:sz w:val="20"/>
+          <w:szCs w:val="20"/>
+        </w:rPr>
+        <w:drawing>
+          <wp:inline distT="0" distB="0" distL="0" distR="0" wp14:anchorId="0AB8F6EE" wp14:editId="306524E2">
+            <wp:extent cx="4089400" cy="3067277"/>
+            <wp:effectExtent l="0" t="0" r="6350" b="0"/>
+            <wp:docPr id="38105308" name="그림 3"/>
+            <wp:cNvGraphicFramePr>
+              <a:graphicFrameLocks xmlns:a="http://schemas.openxmlformats.org/drawingml/2006/main" noChangeAspect="1"/>
+            </wp:cNvGraphicFramePr>
+            <a:graphic xmlns:a="http://schemas.openxmlformats.org/drawingml/2006/main">
+              <a:graphicData uri="http://schemas.openxmlformats.org/drawingml/2006/picture">
+                <pic:pic xmlns:pic="http://schemas.openxmlformats.org/drawingml/2006/picture">
+                  <pic:nvPicPr>
+                    <pic:cNvPr id="38105308" name="그림 38105308"/>
+                    <pic:cNvPicPr/>
+                  </pic:nvPicPr>
+                  <pic:blipFill>
+                    <a:blip r:embed="rId14">
+                      <a:extLst>
+                        <a:ext uri="{28A0092B-C50C-407E-A947-70E740481C1C}">
+                          <a14:useLocalDpi xmlns:a14="http://schemas.microsoft.com/office/drawing/2010/main" val="0"/>
+                        </a:ext>
+                      </a:extLst>
+                    </a:blip>
+                    <a:stretch>
+                      <a:fillRect/>
+                    </a:stretch>
+                  </pic:blipFill>
+                  <pic:spPr>
+                    <a:xfrm>
+                      <a:off x="0" y="0"/>
+                      <a:ext cx="4102199" cy="3076877"/>
+                    </a:xfrm>
+                    <a:prstGeom prst="rect">
+                      <a:avLst/>
+                    </a:prstGeom>
+                  </pic:spPr>
+                </pic:pic>
+              </a:graphicData>
+            </a:graphic>
+          </wp:inline>
+        </w:drawing>
+      </w:r>
+    </w:p>
+    <w:p>
+      <w:pPr>
+        <w:rPr>
+          <w:sz w:val="20"/>
+          <w:szCs w:val="20"/>
+        </w:rPr>
+      </w:pPr>
+      <w:r>
+        <w:rPr>
+          <w:rFonts w:hint="eastAsia"/>
+          <w:sz w:val="20"/>
+          <w:szCs w:val="20"/>
+        </w:rPr>
+        <w:t xml:space="preserve">&lt;figure 4.1: van der </w:t>
+      </w:r>
+      <w:proofErr w:type="spellStart"/>
+      <w:r>
+        <w:rPr>
+          <w:rFonts w:hint="eastAsia"/>
+          <w:sz w:val="20"/>
+          <w:szCs w:val="20"/>
+        </w:rPr>
+        <w:t>w</w:t>
+      </w:r>
+      <w:r>
+        <w:rPr>
+          <w:rFonts w:hint="eastAsia"/>
+          <w:sz w:val="20"/>
+          <w:szCs w:val="20"/>
+        </w:rPr>
+        <w:t>aal</w:t>
+      </w:r>
+      <w:r>
+        <w:rPr>
+          <w:sz w:val="20"/>
+          <w:szCs w:val="20"/>
+        </w:rPr>
+        <w:t>’</w:t>
+      </w:r>
+      <w:r>
+        <w:rPr>
+          <w:rFonts w:hint="eastAsia"/>
+          <w:sz w:val="20"/>
+          <w:szCs w:val="20"/>
+        </w:rPr>
+        <w:t>s</w:t>
+      </w:r>
+      <w:proofErr w:type="spellEnd"/>
+      <w:r>
+        <w:rPr>
+          <w:rFonts w:hint="eastAsia"/>
+          <w:sz w:val="20"/>
+          <w:szCs w:val="20"/>
+        </w:rPr>
+        <w:t xml:space="preserve"> equation fitting&gt;</w:t>
+      </w:r>
+    </w:p>
+    <w:p>
+      <w:pPr>
+        <w:rPr>
+          <w:sz w:val="20"/>
+          <w:szCs w:val="20"/>
+        </w:rPr>
+      </w:pPr>
+      <w:r>
+        <w:rPr>
+          <w:sz w:val="20"/>
+          <w:szCs w:val="20"/>
+        </w:rPr>
+        <w:t>alpha=-1689871.6553291243</w:t>
+      </w:r>
+    </w:p>
+    <w:p>
+      <w:pPr>
+        <w:rPr>
+          <w:sz w:val="20"/>
+          <w:szCs w:val="20"/>
+        </w:rPr>
+      </w:pPr>
+      <w:r>
+        <w:rPr>
+          <w:sz w:val="20"/>
+          <w:szCs w:val="20"/>
+        </w:rPr>
+        <w:t>beta=-80958.77359583262</w:t>
+      </w:r>
+    </w:p>
+    <w:p>
+      <w:pPr>
+        <w:rPr>
+          <w:sz w:val="20"/>
+          <w:szCs w:val="20"/>
+        </w:rPr>
+      </w:pPr>
+      <w:r>
+        <w:rPr>
+          <w:sz w:val="20"/>
+          <w:szCs w:val="20"/>
+        </w:rPr>
+        <w:t>gamma=17051.195551298046</w:t>
+      </w:r>
+    </w:p>
+    <w:p>
+      <w:pPr>
+        <w:rPr>
+          <w:sz w:val="20"/>
+          <w:szCs w:val="20"/>
+        </w:rPr>
+      </w:pPr>
+      <w:r>
+        <w:rPr>
+          <w:rFonts w:hint="eastAsia"/>
+          <w:sz w:val="20"/>
+          <w:szCs w:val="20"/>
+        </w:rPr>
+        <w:t xml:space="preserve">이 때, </w:t>
+      </w:r>
+      <m:oMath>
+        <m:r>
+          <w:rPr>
+            <w:rFonts w:ascii="Cambria Math" w:hAnsi="Cambria Math"/>
+            <w:sz w:val="20"/>
+            <w:szCs w:val="20"/>
+          </w:rPr>
+          <m:t>γ=nR</m:t>
+        </m:r>
+      </m:oMath>
+      <w:r>
+        <w:rPr>
+          <w:rFonts w:hint="eastAsia"/>
+          <w:sz w:val="20"/>
+          <w:szCs w:val="20"/>
+        </w:rPr>
+        <w:t xml:space="preserve">임을 이용하면, n=2.05이다. </w:t>
+      </w:r>
+      <w:r>
+        <w:rPr>
+          <w:rFonts w:hint="eastAsia"/>
+          <w:sz w:val="20"/>
+          <w:szCs w:val="20"/>
+        </w:rPr>
+        <w:t xml:space="preserve">앞서 본문에서 제시한 n=0.0085와 비교하면 이는 과한 오차이다. </w:t>
+      </w:r>
+      <w:r>
+        <w:rPr>
+          <w:rFonts w:hint="eastAsia"/>
+          <w:sz w:val="20"/>
+          <w:szCs w:val="20"/>
+        </w:rPr>
+        <w:t xml:space="preserve">또한, alpha와 beta는 음수가 될 수 없는 수인데 음수로 도출되었다는 것은 물리적으로 의미가 없는 피팅이며, 실험의 분해능이 너무 크고 데이터가 적어 과적합이 일어났을 가능성이 있다. 또한, van der </w:t>
+      </w:r>
+      <w:proofErr w:type="spellStart"/>
+      <w:r>
+        <w:rPr>
+          <w:rFonts w:hint="eastAsia"/>
+          <w:sz w:val="20"/>
+          <w:szCs w:val="20"/>
+        </w:rPr>
+        <w:t>w</w:t>
+      </w:r>
+      <w:r>
+        <w:rPr>
+          <w:rFonts w:hint="eastAsia"/>
+          <w:sz w:val="20"/>
+          <w:szCs w:val="20"/>
+        </w:rPr>
+        <w:t>aal</w:t>
+      </w:r>
+      <w:proofErr w:type="spellEnd"/>
+      <w:r>
+        <w:rPr>
+          <w:rFonts w:hint="eastAsia"/>
+          <w:sz w:val="20"/>
+          <w:szCs w:val="20"/>
+        </w:rPr>
+        <w:t xml:space="preserve"> 식에 적용되는 공기의 알려진 보정은 이 실험의 분해능보다 작기에, 이 실험에서는 공기를 이상기체</w:t>
+      </w:r>
+      <w:r>
+        <w:rPr>
+          <w:rFonts w:hint="eastAsia"/>
+          <w:sz w:val="20"/>
+          <w:szCs w:val="20"/>
+        </w:rPr>
+        <w:t xml:space="preserve">처럼 다룰 수 있다. </w:t>
+      </w:r>
+      <w:r>
+        <w:rPr>
+          <w:rFonts w:hint="eastAsia"/>
+          <w:sz w:val="20"/>
+          <w:szCs w:val="20"/>
+        </w:rPr>
+        <w:t xml:space="preserve">즉, 이 실험을 Van der </w:t>
+      </w:r>
+      <w:proofErr w:type="spellStart"/>
+      <w:r>
+        <w:rPr>
+          <w:rFonts w:hint="eastAsia"/>
+          <w:sz w:val="20"/>
+          <w:szCs w:val="20"/>
+        </w:rPr>
+        <w:t>w</w:t>
+      </w:r>
+      <w:r>
+        <w:rPr>
+          <w:rFonts w:hint="eastAsia"/>
+          <w:sz w:val="20"/>
+          <w:szCs w:val="20"/>
+        </w:rPr>
+        <w:t>aal</w:t>
+      </w:r>
+      <w:proofErr w:type="spellEnd"/>
+      <w:r>
+        <w:rPr>
+          <w:rFonts w:hint="eastAsia"/>
+          <w:sz w:val="20"/>
+          <w:szCs w:val="20"/>
+        </w:rPr>
+        <w:t xml:space="preserve"> 방정식을 이용해 분석하는 것은 적절하지 않다고 볼 수 있다. 이는 기체 간의 인력이 입자의 운동에 크게 영향을 줄 만큼 크지 않았다고 해석할 수도 있</w:t>
+      </w:r>
+      <w:r>
+        <w:rPr>
+          <w:rFonts w:hint="eastAsia"/>
+          <w:sz w:val="20"/>
+          <w:szCs w:val="20"/>
+        </w:rPr>
+        <w:t xml:space="preserve">지만, 실험 데이터의 개수가 7개 밖에 없기 때문이기도 하다. 더 많은 측정을 시행하면 비교적 정확한 분석을 할 수 있었을 것이다. </w:t>
+      </w:r>
+    </w:p>
+    <w:p>
+      <w:pPr>
+        <w:rPr>
+          <w:sz w:val="20"/>
+          <w:szCs w:val="20"/>
+        </w:rPr>
+      </w:pPr>
+      <w:r>
+        <w:rPr>
+          <w:rFonts w:hint="eastAsia"/>
+          <w:sz w:val="20"/>
+          <w:szCs w:val="20"/>
+        </w:rPr>
+        <w:t xml:space="preserve">그렇다면 </w:t>
+      </w:r>
+      <w:r>
+        <w:rPr>
+          <w:rFonts w:hint="eastAsia"/>
+          <w:sz w:val="20"/>
+          <w:szCs w:val="20"/>
+        </w:rPr>
+        <w:t>T=-5.</w:t>
+      </w:r>
+      <w:r>
+        <w:rPr>
+          <w:rFonts w:hint="eastAsia"/>
+          <w:sz w:val="20"/>
+          <w:szCs w:val="20"/>
+        </w:rPr>
+        <w:t>40</w:t>
+      </w:r>
+      <w:r>
+        <w:rPr>
+          <w:rFonts w:hint="eastAsia"/>
+          <w:sz w:val="20"/>
+          <w:szCs w:val="20"/>
+        </w:rPr>
+        <w:t xml:space="preserve"> K</w:t>
+      </w:r>
+      <w:r>
+        <w:rPr>
+          <w:rFonts w:hint="eastAsia"/>
+          <w:sz w:val="20"/>
+          <w:szCs w:val="20"/>
+        </w:rPr>
+        <w:t xml:space="preserve"> 오차는 </w:t>
+      </w:r>
+      <w:r>
+        <w:rPr>
+          <w:rFonts w:hint="eastAsia"/>
+          <w:sz w:val="20"/>
+          <w:szCs w:val="20"/>
+        </w:rPr>
+        <w:t xml:space="preserve">절편의 존재로 인한 것이라고 생각할 수 있다. </w:t>
+      </w:r>
+    </w:p>
+    <w:p>
+      <w:pPr>
+        <w:ind w:firstLineChars="100" w:firstLine="200"/>
+        <w:rPr>
+          <w:sz w:val="20"/>
+          <w:szCs w:val="20"/>
+        </w:rPr>
+      </w:pPr>
+      <w:r>
+        <w:rPr>
+          <w:rFonts w:hint="eastAsia"/>
+          <w:sz w:val="20"/>
+          <w:szCs w:val="20"/>
+        </w:rPr>
+        <w:lastRenderedPageBreak/>
+        <w:t xml:space="preserve">그렇다면 어떻게 실험을 개선할 수 있을까? 우선, 큰 구겨짐이 발생한 실험장비(공기 </w:t>
+      </w:r>
+      <w:proofErr w:type="spellStart"/>
+      <w:r>
+        <w:rPr>
+          <w:rFonts w:hint="eastAsia"/>
+          <w:sz w:val="20"/>
+          <w:szCs w:val="20"/>
+        </w:rPr>
+        <w:t>체임버</w:t>
+      </w:r>
+      <w:proofErr w:type="spellEnd"/>
+      <w:r>
+        <w:rPr>
+          <w:rFonts w:hint="eastAsia"/>
+          <w:sz w:val="20"/>
+          <w:szCs w:val="20"/>
+        </w:rPr>
+        <w:t xml:space="preserve">)를 교체해야 한다. 혹은, 구겨진 상태의 공기 </w:t>
+      </w:r>
+      <w:proofErr w:type="spellStart"/>
+      <w:r>
+        <w:rPr>
+          <w:rFonts w:hint="eastAsia"/>
+          <w:sz w:val="20"/>
+          <w:szCs w:val="20"/>
+        </w:rPr>
+        <w:t>체임버가</w:t>
+      </w:r>
+      <w:proofErr w:type="spellEnd"/>
+      <w:r>
+        <w:rPr>
+          <w:rFonts w:hint="eastAsia"/>
+          <w:sz w:val="20"/>
+          <w:szCs w:val="20"/>
+        </w:rPr>
+        <w:t xml:space="preserve"> 갖는 내부 부피를 정확히 다시 측정하여 기준 수치로 삼으면 이론적인 샤를 법칙에는 없는 절편을 줄일 수 있을 것이다. 그리고, 절편이 생기는 오차를 줄이기 위한 다른 방법으로, 공기 </w:t>
+      </w:r>
+      <w:proofErr w:type="spellStart"/>
+      <w:r>
+        <w:rPr>
+          <w:rFonts w:hint="eastAsia"/>
+          <w:sz w:val="20"/>
+          <w:szCs w:val="20"/>
+        </w:rPr>
+        <w:t>체임버와</w:t>
+      </w:r>
+      <w:proofErr w:type="spellEnd"/>
+      <w:r>
+        <w:rPr>
+          <w:rFonts w:hint="eastAsia"/>
+          <w:sz w:val="20"/>
+          <w:szCs w:val="20"/>
+        </w:rPr>
+        <w:t xml:space="preserve"> 실린더를 연결하는 고무 관을 최대한 짧게 만드는 것이 있다. </w:t>
+      </w:r>
+      <w:r>
+        <w:rPr>
+          <w:rFonts w:hint="eastAsia"/>
+          <w:sz w:val="20"/>
+          <w:szCs w:val="20"/>
+        </w:rPr>
+        <w:t xml:space="preserve">이는 고무 관 속 유한한 부피를 최대한 줄임으로써, 부피의 차원을 갖는 오차를 없애는데 기여할 수 있다. </w:t>
+      </w:r>
+    </w:p>
+    <w:p>
+      <w:pPr>
+        <w:rPr>
+          <w:sz w:val="20"/>
+          <w:szCs w:val="20"/>
+        </w:rPr>
+      </w:pPr>
+      <w:r>
+        <w:rPr>
+          <w:rFonts w:hint="eastAsia"/>
+          <w:sz w:val="20"/>
+          <w:szCs w:val="20"/>
+        </w:rPr>
+        <w:t xml:space="preserve"> 이러한 실험 구조상의 문제 외에, 관측 과정의 문제도 개선할 여지가 있다. 우선, 눈으로 직접 눈금을 읽어 순간적인 부피를 측정하던 방식 대신, 피스톤이 움직이고 있는 실린더의 모습을 충분히 먼 거리에서 카메라로 찍어 연속적인 움직임을 기록하여 분석하는 방법이 있다. 충분히 먼 거리에서 촬영하는 이유는, 가까이에서 촬영할 경우 카메라와 눈금의 높낮이가 달라 잘못된 값을 기록할 가능성이 커지기 때문이다. 이렇게 연속적인 값을 전부 영상으로 기록하면, 특정한 시점에서의 정확한 부피와 온도를 더욱 정확하게 알 수 있다. </w:t>
+      </w:r>
+    </w:p>
+    <w:p>
+      <w:pPr>
+        <w:rPr>
+          <w:sz w:val="20"/>
+          <w:szCs w:val="20"/>
+        </w:rPr>
+      </w:pPr>
+      <w:r>
+        <w:rPr>
+          <w:rFonts w:hint="eastAsia"/>
+          <w:sz w:val="20"/>
+          <w:szCs w:val="20"/>
+        </w:rPr>
+        <w:t xml:space="preserve"> 만일, 카메라로 찍는 것도 실린더의 눈금을 정확히 기록하지 못한다면, 피스톤에 톱니를 달고, 그 톱니가 </w:t>
+      </w:r>
+      <w:proofErr w:type="spellStart"/>
+      <w:r>
+        <w:rPr>
+          <w:rFonts w:hint="eastAsia"/>
+          <w:sz w:val="20"/>
+          <w:szCs w:val="20"/>
+        </w:rPr>
+        <w:t>윤활된</w:t>
+      </w:r>
+      <w:proofErr w:type="spellEnd"/>
+      <w:r>
+        <w:rPr>
+          <w:rFonts w:hint="eastAsia"/>
+          <w:sz w:val="20"/>
+          <w:szCs w:val="20"/>
+        </w:rPr>
+        <w:t xml:space="preserve"> 다른 톱니바퀴를 돌려 회전수를 이용해 이동한 길이를 측정하는 방식을 고안해볼 수 있을 것이다. 이런 방법을 적용하면 기존보다 훨씬 미세한 측정이 가능해질 것이다. </w:t>
+      </w:r>
+    </w:p>
+    <w:p>
+      <w:pPr>
+        <w:rPr>
+          <w:sz w:val="20"/>
+          <w:szCs w:val="20"/>
+        </w:rPr>
+      </w:pPr>
+    </w:p>
+    <w:p>
+      <w:pPr>
+        <w:rPr>
+          <w:sz w:val="20"/>
+          <w:szCs w:val="20"/>
+        </w:rPr>
+      </w:pPr>
+    </w:p>
+    <w:p>
+      <w:pPr>
+        <w:ind w:firstLineChars="100" w:firstLine="200"/>
+        <w:rPr>
+          <w:sz w:val="20"/>
+          <w:szCs w:val="20"/>
+        </w:rPr>
+      </w:pPr>
+      <w:r>
+        <w:rPr>
+          <w:rFonts w:hint="eastAsia"/>
+          <w:sz w:val="20"/>
+          <w:szCs w:val="20"/>
+        </w:rPr>
+        <w:t xml:space="preserve">그렇다면, 이제 보일 법칙의 오차 원인에 대해 생각해보자. </w:t>
+      </w:r>
+      <w:r>
+        <w:rPr>
+          <w:rFonts w:hint="eastAsia"/>
+          <w:sz w:val="20"/>
+          <w:szCs w:val="20"/>
+        </w:rPr>
+        <w:t xml:space="preserve">보일 법칙을 검증하기 위해 도입한 상수 a와 b를 분석할 때, </w:t>
+      </w:r>
+      <w:r>
+        <w:rPr>
+          <w:rFonts w:hint="eastAsia"/>
+          <w:sz w:val="20"/>
+          <w:szCs w:val="20"/>
+        </w:rPr>
+        <w:t xml:space="preserve">이론적으로 0이어야 하는 b의 값은 53.2 </w:t>
+      </w:r>
+      <m:oMath>
+        <m:r>
+          <w:rPr>
+            <w:rFonts w:ascii="Cambria Math" w:hAnsi="Cambria Math"/>
+            <w:sz w:val="20"/>
+            <w:szCs w:val="20"/>
+          </w:rPr>
+          <m:t>kPa</m:t>
+        </m:r>
+      </m:oMath>
+      <w:r>
+        <w:rPr>
+          <w:rFonts w:hint="eastAsia"/>
+          <w:sz w:val="20"/>
+          <w:szCs w:val="20"/>
+        </w:rPr>
+        <w:t>로 무시하기 힘들만큼 컸</w:t>
+      </w:r>
+      <w:r>
+        <w:rPr>
+          <w:rFonts w:hint="eastAsia"/>
+          <w:sz w:val="20"/>
+          <w:szCs w:val="20"/>
+        </w:rPr>
+        <w:t xml:space="preserve">고, 이로 인해 a와 </w:t>
+      </w:r>
+      <w:proofErr w:type="spellStart"/>
+      <w:r>
+        <w:rPr>
+          <w:rFonts w:hint="eastAsia"/>
+          <w:sz w:val="20"/>
+          <w:szCs w:val="20"/>
+        </w:rPr>
+        <w:t>nRT</w:t>
+      </w:r>
+      <w:proofErr w:type="spellEnd"/>
+      <w:r>
+        <w:rPr>
+          <w:rFonts w:hint="eastAsia"/>
+          <w:sz w:val="20"/>
+          <w:szCs w:val="20"/>
+        </w:rPr>
+        <w:t>를 직접적으로 비교하기 어려웠다</w:t>
+      </w:r>
+      <w:r>
+        <w:rPr>
+          <w:rFonts w:hint="eastAsia"/>
+          <w:sz w:val="20"/>
+          <w:szCs w:val="20"/>
+        </w:rPr>
+        <w:t xml:space="preserve">. 즉, 이 데이터는 보일법칙을 잘 검증하고 있다고 보기는 어렵다. </w:t>
+      </w:r>
+    </w:p>
+    <w:p>
+      <w:pPr>
+        <w:ind w:firstLineChars="100" w:firstLine="200"/>
+        <w:rPr>
+          <w:sz w:val="20"/>
+          <w:szCs w:val="20"/>
+        </w:rPr>
+      </w:pPr>
+      <w:r>
+        <w:rPr>
+          <w:rFonts w:hint="eastAsia"/>
+          <w:sz w:val="20"/>
+          <w:szCs w:val="20"/>
+        </w:rPr>
+        <w:t>이 매우 큰 오차에는 다양한 원인이 있을 수 있다. 그 중 가장 큰 오차 원인으로 의심되는 것은 실험 장비의 미흡한 밀봉으로 인한 기체의 유출이다. 기체의 유출이 있을 경우, 이론적으로 예상되지 않던 함수의 절편이나 기울기의 변화가 충분히 발생할 수 있다.</w:t>
+      </w:r>
+      <w:r>
+        <w:rPr>
+          <w:rFonts w:hint="eastAsia"/>
+          <w:sz w:val="20"/>
+          <w:szCs w:val="20"/>
+        </w:rPr>
+        <w:t xml:space="preserve"> 그리고 추가로, 만약 기체의 유출이 있다면, 피스톤에 점진적으로 큰 압력을 가했기에 외부의 기체가 실린더 내부로 유입되는 경우보다 내부의 기체가 실린더 외부로 나가는 경우가 훨씬 많을 것이라고 가정할 수 있다. 그렇게 가정한다면, 부피가 </w:t>
+      </w:r>
+      <w:r>
+        <w:rPr>
+          <w:rFonts w:hint="eastAsia"/>
+          <w:sz w:val="20"/>
+          <w:szCs w:val="20"/>
+        </w:rPr>
+        <w:t>감소함</w:t>
+      </w:r>
+      <w:r>
+        <w:rPr>
+          <w:rFonts w:hint="eastAsia"/>
+          <w:sz w:val="20"/>
+          <w:szCs w:val="20"/>
+        </w:rPr>
+        <w:t xml:space="preserve">에 따라 입자의 개수도 </w:t>
+      </w:r>
+      <w:r>
+        <w:rPr>
+          <w:rFonts w:hint="eastAsia"/>
+          <w:sz w:val="20"/>
+          <w:szCs w:val="20"/>
+        </w:rPr>
+        <w:t>전반적으로</w:t>
+      </w:r>
+      <w:r>
+        <w:rPr>
+          <w:rFonts w:hint="eastAsia"/>
+          <w:sz w:val="20"/>
+          <w:szCs w:val="20"/>
+        </w:rPr>
+        <w:t xml:space="preserve"> </w:t>
+      </w:r>
+      <w:r>
+        <w:rPr>
+          <w:rFonts w:hint="eastAsia"/>
+          <w:sz w:val="20"/>
+          <w:szCs w:val="20"/>
+        </w:rPr>
+        <w:t>감소</w:t>
+      </w:r>
+      <w:r>
+        <w:rPr>
+          <w:rFonts w:hint="eastAsia"/>
+          <w:sz w:val="20"/>
+          <w:szCs w:val="20"/>
+        </w:rPr>
+        <w:t>해야 한다. (</w:t>
+      </w:r>
+      <w:r>
+        <w:rPr>
+          <w:rFonts w:hint="eastAsia"/>
+          <w:sz w:val="20"/>
+          <w:szCs w:val="20"/>
+        </w:rPr>
+        <w:t>입자의 개수가 갑자기 증가</w:t>
+      </w:r>
+      <w:r>
+        <w:rPr>
+          <w:rFonts w:hint="eastAsia"/>
+          <w:sz w:val="20"/>
+          <w:szCs w:val="20"/>
+        </w:rPr>
+        <w:t xml:space="preserve">하는 구간이 없다는 가정이므로, 그래프의 fluctuation이 </w:t>
+      </w:r>
+      <w:r>
+        <w:rPr>
+          <w:rFonts w:hint="eastAsia"/>
+          <w:sz w:val="20"/>
+          <w:szCs w:val="20"/>
+        </w:rPr>
+        <w:t>없는 형태의 그래프를 상상할 수 있다.</w:t>
+      </w:r>
+      <w:r>
+        <w:rPr>
+          <w:rFonts w:hint="eastAsia"/>
+          <w:sz w:val="20"/>
+          <w:szCs w:val="20"/>
+        </w:rPr>
+        <w:t>)</w:t>
+      </w:r>
+    </w:p>
+    <w:p>
+      <w:pPr>
+        <w:ind w:firstLineChars="100" w:firstLine="200"/>
+        <w:rPr>
+          <w:sz w:val="20"/>
+          <w:szCs w:val="20"/>
+        </w:rPr>
+      </w:pPr>
+      <w:r>
+        <w:rPr>
+          <w:rFonts w:hint="eastAsia"/>
+          <w:sz w:val="20"/>
+          <w:szCs w:val="20"/>
+        </w:rPr>
+        <w:t xml:space="preserve">이론적인 접근을 해보기 위해, 우선 n과 V의 관계가 </w:t>
+      </w:r>
+      <m:oMath>
+        <m:r>
+          <w:rPr>
+            <w:rFonts w:ascii="Cambria Math" w:hAnsi="Cambria Math"/>
+            <w:sz w:val="20"/>
+            <w:szCs w:val="20"/>
+          </w:rPr>
+          <m:t>n=aV+b</m:t>
+        </m:r>
+      </m:oMath>
+      <w:r>
+        <w:rPr>
+          <w:rFonts w:hint="eastAsia"/>
+          <w:sz w:val="20"/>
+          <w:szCs w:val="20"/>
+        </w:rPr>
+        <w:t xml:space="preserve">라고 가정해보겠다. 그렇다면, </w:t>
+      </w:r>
+    </w:p>
+    <w:p>
+      <w:pPr>
+        <w:rPr>
+          <w:sz w:val="20"/>
+          <w:szCs w:val="20"/>
+        </w:rPr>
+      </w:pPr>
+      <m:oMathPara>
+        <m:oMath>
+          <m:r>
+            <w:rPr>
+              <w:rFonts w:ascii="Cambria Math" w:hAnsi="Cambria Math"/>
+              <w:sz w:val="20"/>
+              <w:szCs w:val="20"/>
+            </w:rPr>
+            <m:t>PV=nRT</m:t>
+          </m:r>
+        </m:oMath>
+      </m:oMathPara>
+    </w:p>
+    <w:p>
+      <w:pPr>
+        <w:rPr>
+          <w:sz w:val="20"/>
+          <w:szCs w:val="20"/>
+        </w:rPr>
+      </w:pPr>
+      <m:oMathPara>
+        <m:oMath>
+          <m:r>
+            <w:rPr>
+              <w:rFonts w:ascii="Cambria Math" w:hAnsi="Cambria Math"/>
+              <w:sz w:val="20"/>
+              <w:szCs w:val="20"/>
+            </w:rPr>
+            <m:t>P=</m:t>
+          </m:r>
+          <m:d>
+            <m:dPr>
+              <m:ctrlPr>
+                <w:rPr>
+                  <w:rFonts w:ascii="Cambria Math" w:hAnsi="Cambria Math"/>
+                  <w:sz w:val="20"/>
+                  <w:szCs w:val="20"/>
+                </w:rPr>
+              </m:ctrlPr>
+            </m:dPr>
+            <m:e>
+              <m:r>
+                <w:rPr>
+                  <w:rFonts w:ascii="Cambria Math" w:hAnsi="Cambria Math"/>
+                  <w:sz w:val="20"/>
+                  <w:szCs w:val="20"/>
+                </w:rPr>
+                <m:t>RT</m:t>
+              </m:r>
+            </m:e>
+          </m:d>
+          <m:r>
+            <w:rPr>
+              <w:rFonts w:ascii="Cambria Math" w:hAnsi="Cambria Math"/>
+              <w:sz w:val="20"/>
+              <w:szCs w:val="20"/>
+            </w:rPr>
+            <m:t>n</m:t>
+          </m:r>
+          <m:d>
+            <m:dPr>
+              <m:ctrlPr>
+                <w:rPr>
+                  <w:rFonts w:ascii="Cambria Math" w:hAnsi="Cambria Math"/>
+                  <w:sz w:val="20"/>
+                  <w:szCs w:val="20"/>
+                </w:rPr>
+              </m:ctrlPr>
+            </m:dPr>
+            <m:e>
+              <m:r>
+                <w:rPr>
+                  <w:rFonts w:ascii="Cambria Math" w:hAnsi="Cambria Math"/>
+                  <w:sz w:val="20"/>
+                  <w:szCs w:val="20"/>
+                </w:rPr>
+                <m:t>V</m:t>
+              </m:r>
+            </m:e>
+          </m:d>
+          <m:r>
+            <w:rPr>
+              <w:rFonts w:ascii="Cambria Math" w:hAnsi="Cambria Math"/>
+              <w:sz w:val="20"/>
+              <w:szCs w:val="20"/>
+            </w:rPr>
+            <m:t>⋅</m:t>
+          </m:r>
+          <m:sSup>
+            <m:sSupPr>
+              <m:ctrlPr>
+                <w:rPr>
+                  <w:rFonts w:ascii="Cambria Math" w:hAnsi="Cambria Math"/>
+                  <w:sz w:val="20"/>
+                  <w:szCs w:val="20"/>
+                </w:rPr>
+              </m:ctrlPr>
+            </m:sSupPr>
+            <m:e>
+              <m:r>
+                <w:rPr>
+                  <w:rFonts w:ascii="Cambria Math" w:hAnsi="Cambria Math"/>
+                  <w:sz w:val="20"/>
+                  <w:szCs w:val="20"/>
+                </w:rPr>
+                <m:t>V</m:t>
+              </m:r>
+            </m:e>
+            <m:sup>
+              <m:d>
+                <m:dPr>
+                  <m:ctrlPr>
+                    <w:rPr>
+                      <w:rFonts w:ascii="Cambria Math" w:hAnsi="Cambria Math"/>
+                      <w:sz w:val="20"/>
+                      <w:szCs w:val="20"/>
+                    </w:rPr>
+                  </m:ctrlPr>
+                </m:dPr>
+                <m:e>
+                  <m:r>
+                    <w:rPr>
+                      <w:rFonts w:ascii="Cambria Math" w:hAnsi="Cambria Math"/>
+                      <w:sz w:val="20"/>
+                      <w:szCs w:val="20"/>
+                    </w:rPr>
+                    <m:t>-1</m:t>
+                  </m:r>
+                </m:e>
+              </m:d>
+            </m:sup>
+          </m:sSup>
+          <m:r>
+            <m:rPr>
+              <m:sty m:val="p"/>
+            </m:rPr>
+            <w:rPr>
+              <w:rFonts w:ascii="Cambria Math" w:hAnsi="Cambria Math"/>
+              <w:sz w:val="20"/>
+              <w:szCs w:val="20"/>
+            </w:rPr>
+            <w:br/>
+          </m:r>
+        </m:oMath>
+        <m:oMath>
+          <m:r>
+            <w:rPr>
+              <w:rFonts w:ascii="Cambria Math" w:hAnsi="Cambria Math"/>
+              <w:sz w:val="20"/>
+              <w:szCs w:val="20"/>
+            </w:rPr>
+            <m:t>=</m:t>
+          </m:r>
+          <m:d>
+            <m:dPr>
+              <m:ctrlPr>
+                <w:rPr>
+                  <w:rFonts w:ascii="Cambria Math" w:hAnsi="Cambria Math"/>
+                  <w:sz w:val="20"/>
+                  <w:szCs w:val="20"/>
+                </w:rPr>
+              </m:ctrlPr>
+            </m:dPr>
+            <m:e>
+              <m:r>
+                <w:rPr>
+                  <w:rFonts w:ascii="Cambria Math" w:hAnsi="Cambria Math"/>
+                  <w:sz w:val="20"/>
+                  <w:szCs w:val="20"/>
+                </w:rPr>
+                <m:t>RT</m:t>
+              </m:r>
+            </m:e>
+          </m:d>
+          <m:d>
+            <m:dPr>
+              <m:ctrlPr>
+                <w:rPr>
+                  <w:rFonts w:ascii="Cambria Math" w:hAnsi="Cambria Math"/>
+                  <w:sz w:val="20"/>
+                  <w:szCs w:val="20"/>
+                </w:rPr>
+              </m:ctrlPr>
+            </m:dPr>
+            <m:e>
+              <m:r>
+                <w:rPr>
+                  <w:rFonts w:ascii="Cambria Math" w:hAnsi="Cambria Math"/>
+                  <w:sz w:val="20"/>
+                  <w:szCs w:val="20"/>
+                </w:rPr>
+                <m:t>aV+b</m:t>
+              </m:r>
+            </m:e>
+          </m:d>
+          <m:r>
+            <w:rPr>
+              <w:rFonts w:ascii="Cambria Math" w:hAnsi="Cambria Math"/>
+              <w:sz w:val="20"/>
+              <w:szCs w:val="20"/>
+            </w:rPr>
+            <m:t>/V=RTa+</m:t>
+          </m:r>
+          <m:f>
+            <m:fPr>
+              <m:ctrlPr>
+                <w:rPr>
+                  <w:rFonts w:ascii="Cambria Math" w:hAnsi="Cambria Math"/>
+                  <w:sz w:val="20"/>
+                  <w:szCs w:val="20"/>
+                </w:rPr>
+              </m:ctrlPr>
+            </m:fPr>
+            <m:num>
+              <m:r>
+                <w:rPr>
+                  <w:rFonts w:ascii="Cambria Math" w:hAnsi="Cambria Math"/>
+                  <w:sz w:val="20"/>
+                  <w:szCs w:val="20"/>
+                </w:rPr>
+                <m:t>RTb</m:t>
+              </m:r>
+            </m:num>
+            <m:den>
+              <m:r>
+                <w:rPr>
+                  <w:rFonts w:ascii="Cambria Math" w:hAnsi="Cambria Math"/>
+                  <w:sz w:val="20"/>
+                  <w:szCs w:val="20"/>
+                </w:rPr>
+                <m:t>V</m:t>
+              </m:r>
+            </m:den>
+          </m:f>
+        </m:oMath>
+      </m:oMathPara>
+    </w:p>
+    <w:p>
+      <w:pPr>
+        <w:rPr>
+          <w:sz w:val="20"/>
+          <w:szCs w:val="20"/>
+        </w:rPr>
+      </w:pPr>
+      <w:proofErr w:type="spellStart"/>
+      <w:r>
+        <w:rPr>
+          <w:rFonts w:hint="eastAsia"/>
+          <w:sz w:val="20"/>
+          <w:szCs w:val="20"/>
+        </w:rPr>
+        <w:t>라고</w:t>
+      </w:r>
+      <w:proofErr w:type="spellEnd"/>
+      <w:r>
+        <w:rPr>
+          <w:rFonts w:hint="eastAsia"/>
+          <w:sz w:val="20"/>
+          <w:szCs w:val="20"/>
+        </w:rPr>
+        <w:t xml:space="preserve"> 할 수 있다. 이는 앞서 보일법칙의 실험 결과를 </w:t>
+      </w:r>
+      <w:proofErr w:type="spellStart"/>
+      <w:r>
+        <w:rPr>
+          <w:rFonts w:hint="eastAsia"/>
+          <w:sz w:val="20"/>
+          <w:szCs w:val="20"/>
+        </w:rPr>
+        <w:t>피팅한</w:t>
+      </w:r>
+      <w:proofErr w:type="spellEnd"/>
+      <w:r>
+        <w:rPr>
+          <w:rFonts w:hint="eastAsia"/>
+          <w:sz w:val="20"/>
+          <w:szCs w:val="20"/>
+        </w:rPr>
+        <w:t xml:space="preserve"> </w:t>
+      </w:r>
+      <m:oMath>
+        <m:r>
+          <w:rPr>
+            <w:rFonts w:ascii="Cambria Math" w:hAnsi="Cambria Math"/>
+            <w:sz w:val="20"/>
+            <w:szCs w:val="20"/>
+          </w:rPr>
+          <m:t>P=</m:t>
+        </m:r>
+        <m:f>
+          <m:fPr>
+            <m:ctrlPr>
+              <w:rPr>
+                <w:rFonts w:ascii="Cambria Math" w:hAnsi="Cambria Math"/>
+                <w:sz w:val="20"/>
+                <w:szCs w:val="20"/>
+              </w:rPr>
+            </m:ctrlPr>
+          </m:fPr>
+          <m:num>
+            <m:r>
+              <w:rPr>
+                <w:rFonts w:ascii="Cambria Math" w:hAnsi="Cambria Math"/>
+                <w:sz w:val="20"/>
+                <w:szCs w:val="20"/>
+              </w:rPr>
+              <m:t>α</m:t>
+            </m:r>
+          </m:num>
+          <m:den>
+            <m:r>
+              <w:rPr>
+                <w:rFonts w:ascii="Cambria Math" w:hAnsi="Cambria Math"/>
+                <w:sz w:val="20"/>
+                <w:szCs w:val="20"/>
+              </w:rPr>
+              <m:t>V</m:t>
+            </m:r>
+          </m:den>
+        </m:f>
+        <m:r>
+          <w:rPr>
+            <w:rFonts w:ascii="Cambria Math" w:hAnsi="Cambria Math"/>
+            <w:sz w:val="20"/>
+            <w:szCs w:val="20"/>
+          </w:rPr>
+          <m:t>+β</m:t>
+        </m:r>
+      </m:oMath>
+      <w:r>
+        <w:rPr>
+          <w:rFonts w:hint="eastAsia"/>
+          <w:sz w:val="20"/>
+          <w:szCs w:val="20"/>
+        </w:rPr>
+        <w:t xml:space="preserve">와 일관된다. 이 피팅의 계수를 알고 있으므로, R에는 이론적인 값을, T에는 실험실의 온도를 적용하여 a와 b를 각각 구할 </w:t>
+      </w:r>
+      <w:r>
+        <w:rPr>
+          <w:rFonts w:hint="eastAsia"/>
+          <w:sz w:val="20"/>
+          <w:szCs w:val="20"/>
+        </w:rPr>
+        <w:lastRenderedPageBreak/>
+        <w:t xml:space="preserve">수 있다. 그렇게 계산한 결과, </w:t>
+      </w:r>
+    </w:p>
+    <w:p>
+      <w:pPr>
+        <w:rPr>
+          <w:sz w:val="20"/>
+          <w:szCs w:val="20"/>
+        </w:rPr>
+      </w:pPr>
+      <w:r>
+        <w:rPr>
+          <w:sz w:val="20"/>
+          <w:szCs w:val="20"/>
+        </w:rPr>
+        <w:t>a=2.15e-05</w:t>
+      </w:r>
+      <w:r>
+        <w:rPr>
+          <w:rFonts w:hint="eastAsia"/>
+          <w:sz w:val="20"/>
+          <w:szCs w:val="20"/>
+        </w:rPr>
+        <w:t xml:space="preserve"> mol </w:t>
+      </w:r>
+      <w:r>
+        <w:rPr>
+          <w:rFonts w:hint="eastAsia"/>
+          <w:sz w:val="20"/>
+          <w:szCs w:val="20"/>
+        </w:rPr>
+        <w:t>/cm</w:t>
+      </w:r>
+      <w:r>
+        <w:rPr>
+          <w:rFonts w:hint="eastAsia"/>
+          <w:sz w:val="20"/>
+          <w:szCs w:val="20"/>
+          <w:vertAlign w:val="superscript"/>
+        </w:rPr>
+        <w:t>3</w:t>
+      </w:r>
+    </w:p>
+    <w:p>
+      <w:pPr>
+        <w:rPr>
+          <w:sz w:val="20"/>
+          <w:szCs w:val="20"/>
+        </w:rPr>
+      </w:pPr>
+      <w:r>
+        <w:rPr>
+          <w:sz w:val="20"/>
+          <w:szCs w:val="20"/>
+        </w:rPr>
+        <w:t>b=0.00116</w:t>
+      </w:r>
+      <w:r>
+        <w:rPr>
+          <w:rFonts w:hint="eastAsia"/>
+          <w:sz w:val="20"/>
+          <w:szCs w:val="20"/>
+        </w:rPr>
+        <w:t xml:space="preserve"> mol</w:t>
+      </w:r>
+    </w:p>
+    <w:p>
+      <w:pPr>
+        <w:rPr>
+          <w:sz w:val="20"/>
+          <w:szCs w:val="20"/>
+        </w:rPr>
+      </w:pPr>
+      <w:proofErr w:type="spellStart"/>
+      <w:r>
+        <w:rPr>
+          <w:rFonts w:hint="eastAsia"/>
+          <w:sz w:val="20"/>
+          <w:szCs w:val="20"/>
+        </w:rPr>
+        <w:t>를</w:t>
+      </w:r>
+      <w:proofErr w:type="spellEnd"/>
+      <w:r>
+        <w:rPr>
+          <w:rFonts w:hint="eastAsia"/>
+          <w:sz w:val="20"/>
+          <w:szCs w:val="20"/>
+        </w:rPr>
+        <w:t xml:space="preserve"> 얻을 수 있다. </w:t>
+      </w:r>
+    </w:p>
+    <w:p>
+      <w:pPr>
+        <w:rPr>
+          <w:sz w:val="20"/>
+          <w:szCs w:val="20"/>
+        </w:rPr>
+      </w:pPr>
+      <w:r>
+        <w:rPr>
+          <w:rFonts w:hint="eastAsia"/>
+          <w:sz w:val="20"/>
+          <w:szCs w:val="20"/>
+        </w:rPr>
+        <w:t xml:space="preserve"> </w:t>
+      </w:r>
+      <w:r>
+        <w:rPr>
+          <w:rFonts w:hint="eastAsia"/>
+          <w:sz w:val="20"/>
+          <w:szCs w:val="20"/>
+        </w:rPr>
+        <w:t xml:space="preserve">그리고 이 수치를 바탕으로, 앞서 실험으로 구한 n, V와 함께 </w:t>
+      </w:r>
+      <w:proofErr w:type="spellStart"/>
+      <w:r>
+        <w:rPr>
+          <w:rFonts w:hint="eastAsia"/>
+          <w:sz w:val="20"/>
+          <w:szCs w:val="20"/>
+        </w:rPr>
+        <w:t>플로팅하면</w:t>
+      </w:r>
+      <w:proofErr w:type="spellEnd"/>
+      <w:r>
+        <w:rPr>
+          <w:rFonts w:hint="eastAsia"/>
+          <w:sz w:val="20"/>
+          <w:szCs w:val="20"/>
+        </w:rPr>
+        <w:t xml:space="preserve"> 일관된 결과를 볼 수 있다. 그 결과는 &lt;figure 4.</w:t>
+      </w:r>
+      <w:r>
+        <w:rPr>
+          <w:rFonts w:hint="eastAsia"/>
+          <w:sz w:val="20"/>
+          <w:szCs w:val="20"/>
+        </w:rPr>
+        <w:t>2</w:t>
+      </w:r>
+      <w:r>
+        <w:rPr>
+          <w:rFonts w:hint="eastAsia"/>
+          <w:sz w:val="20"/>
+          <w:szCs w:val="20"/>
+        </w:rPr>
+        <w:t xml:space="preserve">&gt;이다. </w:t>
+      </w:r>
+    </w:p>
+    <w:p>
+      <w:pPr>
+        <w:rPr>
+          <w:sz w:val="20"/>
+          <w:szCs w:val="20"/>
+        </w:rPr>
+      </w:pPr>
+      <w:r>
+        <w:rPr>
+          <w:noProof/>
+          <w:sz w:val="20"/>
+          <w:szCs w:val="20"/>
+        </w:rPr>
+        <w:drawing>
+          <wp:inline distT="0" distB="0" distL="0" distR="0" wp14:anchorId="7D7395F8" wp14:editId="0F4776C2">
+            <wp:extent cx="5099050" cy="3067000"/>
+            <wp:effectExtent l="0" t="0" r="6350" b="635"/>
+            <wp:docPr id="823295497" name="그림 6"/>
+            <wp:cNvGraphicFramePr>
+              <a:graphicFrameLocks xmlns:a="http://schemas.openxmlformats.org/drawingml/2006/main" noChangeAspect="1"/>
+            </wp:cNvGraphicFramePr>
+            <a:graphic xmlns:a="http://schemas.openxmlformats.org/drawingml/2006/main">
+              <a:graphicData uri="http://schemas.openxmlformats.org/drawingml/2006/picture">
+                <pic:pic xmlns:pic="http://schemas.openxmlformats.org/drawingml/2006/picture">
+                  <pic:nvPicPr>
+                    <pic:cNvPr id="823295497" name="그림 823295497"/>
+                    <pic:cNvPicPr/>
+                  </pic:nvPicPr>
+                  <pic:blipFill>
+                    <a:blip r:embed="rId15">
+                      <a:extLst>
+                        <a:ext uri="{28A0092B-C50C-407E-A947-70E740481C1C}">
+                          <a14:useLocalDpi xmlns:a14="http://schemas.microsoft.com/office/drawing/2010/main" val="0"/>
+                        </a:ext>
+                      </a:extLst>
+                    </a:blip>
+                    <a:stretch>
+                      <a:fillRect/>
+                    </a:stretch>
+                  </pic:blipFill>
+                  <pic:spPr>
+                    <a:xfrm>
+                      <a:off x="0" y="0"/>
+                      <a:ext cx="5105381" cy="3070808"/>
+                    </a:xfrm>
+                    <a:prstGeom prst="rect">
+                      <a:avLst/>
+                    </a:prstGeom>
+                  </pic:spPr>
+                </pic:pic>
+              </a:graphicData>
+            </a:graphic>
+          </wp:inline>
+        </w:drawing>
+      </w:r>
+    </w:p>
+    <w:p>
+      <w:pPr>
+        <w:rPr>
+          <w:sz w:val="20"/>
+          <w:szCs w:val="20"/>
+        </w:rPr>
+      </w:pPr>
+      <w:r>
+        <w:rPr>
+          <w:rFonts w:hint="eastAsia"/>
+          <w:sz w:val="20"/>
+          <w:szCs w:val="20"/>
+        </w:rPr>
+        <w:t>&lt;figure 4.</w:t>
+      </w:r>
+      <w:r>
+        <w:rPr>
+          <w:rFonts w:hint="eastAsia"/>
+          <w:sz w:val="20"/>
+          <w:szCs w:val="20"/>
+        </w:rPr>
+        <w:t>2</w:t>
+      </w:r>
+      <w:r>
+        <w:rPr>
+          <w:rFonts w:hint="eastAsia"/>
+          <w:sz w:val="20"/>
+          <w:szCs w:val="20"/>
+        </w:rPr>
+        <w:t xml:space="preserve">: </w:t>
+      </w:r>
+      <w:r>
+        <w:rPr>
+          <w:rFonts w:hint="eastAsia"/>
+          <w:sz w:val="20"/>
+          <w:szCs w:val="20"/>
+        </w:rPr>
+        <w:t>relationship between mol and volume in this experiment</w:t>
+      </w:r>
+      <w:r>
+        <w:rPr>
+          <w:rFonts w:hint="eastAsia"/>
+          <w:sz w:val="20"/>
+          <w:szCs w:val="20"/>
+        </w:rPr>
+        <w:t>&gt;</w:t>
+      </w:r>
+    </w:p>
+    <w:p>
+      <w:pPr>
+        <w:rPr>
+          <w:sz w:val="20"/>
+          <w:szCs w:val="20"/>
+        </w:rPr>
+      </w:pPr>
+      <w:r>
+        <w:rPr>
+          <w:rFonts w:hint="eastAsia"/>
+          <w:sz w:val="20"/>
+          <w:szCs w:val="20"/>
+        </w:rPr>
+        <w:t>&lt;figure 4.</w:t>
+      </w:r>
+      <w:r>
+        <w:rPr>
+          <w:rFonts w:hint="eastAsia"/>
+          <w:sz w:val="20"/>
+          <w:szCs w:val="20"/>
+        </w:rPr>
+        <w:t>2</w:t>
+      </w:r>
+      <w:r>
+        <w:rPr>
+          <w:rFonts w:hint="eastAsia"/>
+          <w:sz w:val="20"/>
+          <w:szCs w:val="20"/>
+        </w:rPr>
+        <w:t xml:space="preserve">&gt;은 n과 V를 </w:t>
+      </w:r>
+      <w:proofErr w:type="spellStart"/>
+      <w:r>
+        <w:rPr>
+          <w:rFonts w:hint="eastAsia"/>
+          <w:sz w:val="20"/>
+          <w:szCs w:val="20"/>
+        </w:rPr>
+        <w:t>피팅한</w:t>
+      </w:r>
+      <w:proofErr w:type="spellEnd"/>
+      <w:r>
+        <w:rPr>
+          <w:rFonts w:hint="eastAsia"/>
+          <w:sz w:val="20"/>
+          <w:szCs w:val="20"/>
+        </w:rPr>
+        <w:t xml:space="preserve"> 것은 아니고, 앞서 P와 V</w:t>
+      </w:r>
+      <w:r>
+        <w:rPr>
+          <w:rFonts w:hint="eastAsia"/>
+          <w:sz w:val="20"/>
+          <w:szCs w:val="20"/>
+          <w:vertAlign w:val="superscript"/>
+        </w:rPr>
+        <w:t>-1</w:t>
+      </w:r>
+      <w:r>
+        <w:rPr>
+          <w:rFonts w:hint="eastAsia"/>
+          <w:sz w:val="20"/>
+          <w:szCs w:val="20"/>
+        </w:rPr>
+        <w:t xml:space="preserve">의 관계를 </w:t>
+      </w:r>
+      <w:proofErr w:type="spellStart"/>
+      <w:r>
+        <w:rPr>
+          <w:rFonts w:hint="eastAsia"/>
+          <w:sz w:val="20"/>
+          <w:szCs w:val="20"/>
+        </w:rPr>
+        <w:t>피팅한</w:t>
+      </w:r>
+      <w:proofErr w:type="spellEnd"/>
+      <w:r>
+        <w:rPr>
+          <w:rFonts w:hint="eastAsia"/>
+          <w:sz w:val="20"/>
+          <w:szCs w:val="20"/>
+        </w:rPr>
+        <w:t xml:space="preserve"> 수치와, 분석을 위해 도입한 모델을 이용하여 그린 그림이다. 하지만 여전히 RMSE를 계산할 수 있기에, R</w:t>
+      </w:r>
+      <w:r>
+        <w:rPr>
+          <w:rFonts w:hint="eastAsia"/>
+          <w:sz w:val="20"/>
+          <w:szCs w:val="20"/>
+          <w:vertAlign w:val="superscript"/>
+        </w:rPr>
+        <w:t>2</w:t>
+      </w:r>
+      <w:r>
+        <w:rPr>
+          <w:rFonts w:hint="eastAsia"/>
+          <w:sz w:val="20"/>
+          <w:szCs w:val="20"/>
+        </w:rPr>
+        <w:t xml:space="preserve"> 값을 구했더니, 0.98로, 실험 데이터와 모델이 잘 맞는다고 생각할 수 있다.</w:t>
+      </w:r>
+      <w:r>
+        <w:rPr>
+          <w:rFonts w:hint="eastAsia"/>
+          <w:sz w:val="20"/>
+          <w:szCs w:val="20"/>
+        </w:rPr>
+        <w:t xml:space="preserve"> 이는 원래의 피팅과 같은 데이터지만, 누출에 집중한 관점에서 재해석한 것이다. </w:t>
+      </w:r>
+    </w:p>
+    <w:p>
+      <w:pPr>
+        <w:rPr>
+          <w:sz w:val="20"/>
+          <w:szCs w:val="20"/>
+        </w:rPr>
+      </w:pPr>
+      <w:r>
+        <w:rPr>
+          <w:rFonts w:hint="eastAsia"/>
+          <w:sz w:val="20"/>
+          <w:szCs w:val="20"/>
+        </w:rPr>
+        <w:t>즉, 이 실험 상황에서는 n=</w:t>
+      </w:r>
+      <w:proofErr w:type="spellStart"/>
+      <w:r>
+        <w:rPr>
+          <w:rFonts w:hint="eastAsia"/>
+          <w:sz w:val="20"/>
+          <w:szCs w:val="20"/>
+        </w:rPr>
+        <w:t>aV+b</w:t>
+      </w:r>
+      <w:proofErr w:type="spellEnd"/>
+      <w:r>
+        <w:rPr>
+          <w:rFonts w:hint="eastAsia"/>
+          <w:sz w:val="20"/>
+          <w:szCs w:val="20"/>
+        </w:rPr>
+        <w:t xml:space="preserve">의 꼴로 기체 입자가 실린더를 벗어난다고 </w:t>
+      </w:r>
+      <w:r>
+        <w:rPr>
+          <w:rFonts w:hint="eastAsia"/>
+          <w:sz w:val="20"/>
+          <w:szCs w:val="20"/>
+        </w:rPr>
+        <w:t xml:space="preserve">가정하면 실제 데이터를 잘 설명할 수 있다. </w:t>
+      </w:r>
+    </w:p>
+    <w:p>
+      <w:pPr>
+        <w:rPr>
+          <w:sz w:val="20"/>
+          <w:szCs w:val="20"/>
+        </w:rPr>
+      </w:pPr>
+      <w:r>
+        <w:rPr>
+          <w:rFonts w:hint="eastAsia"/>
+          <w:sz w:val="20"/>
+          <w:szCs w:val="20"/>
+        </w:rPr>
+        <w:t xml:space="preserve"> 단, 이 해석은 실험의 구조와, 여러 정황, 그리고 미리 알려진 </w:t>
+      </w:r>
+      <w:r>
+        <w:rPr>
+          <w:sz w:val="20"/>
+          <w:szCs w:val="20"/>
+        </w:rPr>
+        <w:t>“</w:t>
+      </w:r>
+      <w:r>
+        <w:rPr>
+          <w:rFonts w:hint="eastAsia"/>
+          <w:sz w:val="20"/>
+          <w:szCs w:val="20"/>
+        </w:rPr>
+        <w:t>실린더가 밀봉이 잘 되어있지 않다</w:t>
+      </w:r>
+      <w:r>
+        <w:rPr>
+          <w:sz w:val="20"/>
+          <w:szCs w:val="20"/>
+        </w:rPr>
+        <w:t>”</w:t>
+      </w:r>
+      <w:r>
+        <w:rPr>
+          <w:rFonts w:hint="eastAsia"/>
+          <w:sz w:val="20"/>
+          <w:szCs w:val="20"/>
+        </w:rPr>
+        <w:t xml:space="preserve"> 라는 정보를 통해 누출이 있을 것이라는 가설을 세운 것이지, 누출의 증거를 제시한 것은 아니다. 만약 실험 내부에 사장부피(연결관, 센서 내부 부피)가 충분히 있다면 비슷한 경향의 결과가 나올 수 있다. </w:t>
+      </w:r>
+    </w:p>
+    <w:p>
+      <w:pPr>
+        <w:rPr>
+          <w:sz w:val="20"/>
+          <w:szCs w:val="20"/>
+        </w:rPr>
+      </w:pPr>
+    </w:p>
+    <w:p>
+      <w:pPr>
+        <w:rPr>
+          <w:sz w:val="20"/>
+          <w:szCs w:val="20"/>
+        </w:rPr>
+      </w:pPr>
+      <w:r>
+        <w:rPr>
+          <w:rFonts w:hint="eastAsia"/>
+          <w:sz w:val="20"/>
+          <w:szCs w:val="20"/>
+        </w:rPr>
+        <w:t xml:space="preserve"> 마지막으로, 열 기관 실험에서는 </w:t>
+      </w:r>
+      <w:r>
+        <w:rPr>
+          <w:rFonts w:hint="eastAsia"/>
+          <w:sz w:val="20"/>
+          <w:szCs w:val="20"/>
+        </w:rPr>
+        <w:t xml:space="preserve">순환하는 열기관이 음의 </w:t>
+      </w:r>
+      <w:r>
+        <w:rPr>
+          <w:rFonts w:hint="eastAsia"/>
+          <w:sz w:val="20"/>
+          <w:szCs w:val="20"/>
+        </w:rPr>
+        <w:t>일</w:t>
+      </w:r>
+      <w:r>
+        <w:rPr>
+          <w:rFonts w:hint="eastAsia"/>
+          <w:sz w:val="20"/>
+          <w:szCs w:val="20"/>
+        </w:rPr>
+        <w:t xml:space="preserve">을 </w:t>
+      </w:r>
+      <w:r>
+        <w:rPr>
+          <w:rFonts w:hint="eastAsia"/>
+          <w:sz w:val="20"/>
+          <w:szCs w:val="20"/>
+        </w:rPr>
+        <w:t>하</w:t>
+      </w:r>
+      <w:r>
+        <w:rPr>
+          <w:rFonts w:hint="eastAsia"/>
+          <w:sz w:val="20"/>
+          <w:szCs w:val="20"/>
+        </w:rPr>
+        <w:t xml:space="preserve">는 문제가 있었다. 사실 이 열기관은 제대로 순환하지 못했고, 보일 </w:t>
+      </w:r>
+      <w:proofErr w:type="spellStart"/>
+      <w:r>
+        <w:rPr>
+          <w:rFonts w:hint="eastAsia"/>
+          <w:sz w:val="20"/>
+          <w:szCs w:val="20"/>
+        </w:rPr>
+        <w:t>실험에서와</w:t>
+      </w:r>
+      <w:proofErr w:type="spellEnd"/>
+      <w:r>
+        <w:rPr>
+          <w:rFonts w:hint="eastAsia"/>
+          <w:sz w:val="20"/>
+          <w:szCs w:val="20"/>
+        </w:rPr>
+        <w:t xml:space="preserve"> 마찬가지로 기체가 빠져나간 것으로 보인다. </w:t>
+      </w:r>
+    </w:p>
+    <w:p>
+      <w:pPr>
+        <w:ind w:firstLineChars="100" w:firstLine="200"/>
+        <w:rPr>
+          <w:sz w:val="20"/>
+          <w:szCs w:val="20"/>
+        </w:rPr>
+      </w:pPr>
+      <w:r>
+        <w:rPr>
+          <w:rFonts w:hint="eastAsia"/>
+          <w:sz w:val="20"/>
+          <w:szCs w:val="20"/>
+        </w:rPr>
+        <w:lastRenderedPageBreak/>
+        <w:t xml:space="preserve">이 실험은 사용 가능한 데이터가 5개밖에 없는 실험이기 때문에 정량적인 분석을 자세히 하기엔 무리가 있다. </w:t>
+      </w:r>
+      <w:r>
+        <w:rPr>
+          <w:rFonts w:hint="eastAsia"/>
+          <w:sz w:val="20"/>
+          <w:szCs w:val="20"/>
+        </w:rPr>
+        <w:t xml:space="preserve">고로, 정성적인 설명 위주로 어째서 이 열기관이 음의 </w:t>
+      </w:r>
+      <w:r>
+        <w:rPr>
+          <w:rFonts w:hint="eastAsia"/>
+          <w:sz w:val="20"/>
+          <w:szCs w:val="20"/>
+        </w:rPr>
+        <w:t>일</w:t>
+      </w:r>
+      <w:r>
+        <w:rPr>
+          <w:rFonts w:hint="eastAsia"/>
+          <w:sz w:val="20"/>
+          <w:szCs w:val="20"/>
+        </w:rPr>
+        <w:t xml:space="preserve">을 </w:t>
+      </w:r>
+      <w:r>
+        <w:rPr>
+          <w:rFonts w:hint="eastAsia"/>
+          <w:sz w:val="20"/>
+          <w:szCs w:val="20"/>
+        </w:rPr>
+        <w:t>하는</w:t>
+      </w:r>
+      <w:r>
+        <w:rPr>
+          <w:rFonts w:hint="eastAsia"/>
+          <w:sz w:val="20"/>
+          <w:szCs w:val="20"/>
+        </w:rPr>
+        <w:t xml:space="preserve">지 논해보겠다. </w:t>
+      </w:r>
+    </w:p>
+    <w:p>
+      <w:pPr>
+        <w:rPr>
+          <w:sz w:val="20"/>
+          <w:szCs w:val="20"/>
+        </w:rPr>
+      </w:pPr>
+      <w:r>
+        <w:rPr>
+          <w:rFonts w:hint="eastAsia"/>
+          <w:sz w:val="20"/>
+          <w:szCs w:val="20"/>
+        </w:rPr>
+        <w:t xml:space="preserve"> 앞선 보일 실험과 달리, 이번 실험에서는 그 어떤 피팅도 과적합이 될 가능성이 크다. 한 과정을 이루는 데이터가 두개밖에 없기 때문이다. 이렇게 되면 물론 </w:t>
+      </w:r>
+      <m:oMath>
+        <m:r>
+          <w:rPr>
+            <w:rFonts w:ascii="Cambria Math" w:hAnsi="Cambria Math"/>
+            <w:sz w:val="20"/>
+            <w:szCs w:val="20"/>
+          </w:rPr>
+          <m:t>P=aV+b</m:t>
+        </m:r>
+      </m:oMath>
+      <w:r>
+        <w:rPr>
+          <w:rFonts w:hint="eastAsia"/>
+          <w:sz w:val="20"/>
+          <w:szCs w:val="20"/>
+        </w:rPr>
+        <w:t xml:space="preserve">나 </w:t>
+      </w:r>
+      <m:oMath>
+        <m:r>
+          <w:rPr>
+            <w:rFonts w:ascii="Cambria Math" w:hAnsi="Cambria Math"/>
+            <w:sz w:val="20"/>
+            <w:szCs w:val="20"/>
+          </w:rPr>
+          <m:t>P=</m:t>
+        </m:r>
+        <m:f>
+          <m:fPr>
+            <m:ctrlPr>
+              <w:rPr>
+                <w:rFonts w:ascii="Cambria Math" w:hAnsi="Cambria Math"/>
+                <w:sz w:val="20"/>
+                <w:szCs w:val="20"/>
+              </w:rPr>
+            </m:ctrlPr>
+          </m:fPr>
+          <m:num>
+            <m:r>
+              <w:rPr>
+                <w:rFonts w:ascii="Cambria Math" w:hAnsi="Cambria Math"/>
+                <w:sz w:val="20"/>
+                <w:szCs w:val="20"/>
+              </w:rPr>
+              <m:t>a</m:t>
+            </m:r>
+          </m:num>
+          <m:den>
+            <m:r>
+              <w:rPr>
+                <w:rFonts w:ascii="Cambria Math" w:hAnsi="Cambria Math"/>
+                <w:sz w:val="20"/>
+                <w:szCs w:val="20"/>
+              </w:rPr>
+              <m:t>V</m:t>
+            </m:r>
+          </m:den>
+        </m:f>
+        <m:r>
+          <w:rPr>
+            <w:rFonts w:ascii="Cambria Math" w:hAnsi="Cambria Math"/>
+            <w:sz w:val="20"/>
+            <w:szCs w:val="20"/>
+          </w:rPr>
+          <m:t>+b</m:t>
+        </m:r>
+      </m:oMath>
+      <w:r>
+        <w:rPr>
+          <w:rFonts w:hint="eastAsia"/>
+          <w:sz w:val="20"/>
+          <w:szCs w:val="20"/>
+        </w:rPr>
+        <w:t xml:space="preserve"> 꼴의 식을 온전하게 구할 수는 있지만, 그것이 실제 열기관의 작동에 등장한 과정이라고 볼 수는 없다. 어디까지나 어떤 과정인지 정확히 모르는 상황에서 특정한 상황을 전제하는 것이기 때문이다. </w:t>
+      </w:r>
+    </w:p>
+    <w:p>
+      <w:pPr>
+        <w:rPr>
+          <w:sz w:val="20"/>
+          <w:szCs w:val="20"/>
+        </w:rPr>
+      </w:pPr>
+      <w:r>
+        <w:rPr>
+          <w:rFonts w:hint="eastAsia"/>
+          <w:sz w:val="20"/>
+          <w:szCs w:val="20"/>
+        </w:rPr>
+        <w:t xml:space="preserve"> 즉, 기체가 어떤 형태로 빠져나가는지 모르는 상황이다. (보일 법칙은 n이 V에 대한 직선 형태로 기체가 빠져나간다고 가정할 수 있었고, 그 가정이 실제 데이터를 잘 설명하였다.) 그렇기에, 실린더 속 입자의 개수 n을 시간에 대한 함수라 생각하고 접근해보겠다. (이 때 압력, 부피, 온도 모두 시간에 대한 함수이다.) </w:t>
+      </w:r>
+    </w:p>
+    <w:p>
+      <w:pPr>
+        <w:rPr>
+          <w:sz w:val="20"/>
+          <w:szCs w:val="20"/>
+        </w:rPr>
+      </w:pPr>
+      <w:r>
+        <w:rPr>
+          <w:rFonts w:hint="eastAsia"/>
+          <w:noProof/>
+          <w:sz w:val="20"/>
+          <w:szCs w:val="20"/>
+        </w:rPr>
+        <mc:AlternateContent>
+          <mc:Choice Requires="wps">
+            <w:drawing>
+              <wp:anchor distT="0" distB="0" distL="114300" distR="114300" simplePos="0" relativeHeight="251660288" behindDoc="0" locked="0" layoutInCell="1" allowOverlap="1" wp14:anchorId="5B10BBEA" wp14:editId="2942D2F3">
+                <wp:simplePos x="0" y="0"/>
+                <wp:positionH relativeFrom="column">
+                  <wp:posOffset>-133350</wp:posOffset>
+                </wp:positionH>
+                <wp:positionV relativeFrom="paragraph">
+                  <wp:posOffset>3810</wp:posOffset>
+                </wp:positionV>
+                <wp:extent cx="1219200" cy="501650"/>
+                <wp:effectExtent l="0" t="0" r="19050" b="12700"/>
+                <wp:wrapNone/>
+                <wp:docPr id="553404215" name="타원 1"/>
+                <wp:cNvGraphicFramePr/>
+                <a:graphic xmlns:a="http://schemas.openxmlformats.org/drawingml/2006/main">
+                  <a:graphicData uri="http://schemas.microsoft.com/office/word/2010/wordprocessingShape">
+                    <wps:wsp>
+                      <wps:cNvSpPr/>
+                      <wps:spPr>
+                        <a:xfrm>
+                          <a:off x="0" y="0"/>
+                          <a:ext cx="1219200" cy="501650"/>
+                        </a:xfrm>
+                        <a:prstGeom prst="ellipse">
+                          <a:avLst/>
+                        </a:prstGeom>
+                        <a:solidFill>
+                          <a:schemeClr val="accent2"/>
+                        </a:solidFill>
+                      </wps:spPr>
+                      <wps:style>
+                        <a:lnRef idx="2">
+                          <a:schemeClr val="accent1">
+                            <a:shade val="15000"/>
+                          </a:schemeClr>
+                        </a:lnRef>
+                        <a:fillRef idx="1">
+                          <a:schemeClr val="accent1"/>
+                        </a:fillRef>
+                        <a:effectRef idx="0">
+                          <a:schemeClr val="accent1"/>
+                        </a:effectRef>
+                        <a:fontRef idx="minor">
+                          <a:schemeClr val="lt1"/>
+                        </a:fontRef>
+                      </wps:style>
+                      <wps:bodyPr rot="0" spcFirstLastPara="0" vertOverflow="overflow" horzOverflow="overflow" vert="horz" wrap="square" lIns="91440" tIns="45720" rIns="91440" bIns="45720" numCol="1" spcCol="0" rtlCol="0" fromWordArt="0" anchor="ctr" anchorCtr="0" forceAA="0" compatLnSpc="1">
+                        <a:prstTxWarp prst="textNoShape">
+                          <a:avLst/>
+                        </a:prstTxWarp>
+                        <a:noAutofit/>
+                      </wps:bodyPr>
+                    </wps:wsp>
+                  </a:graphicData>
+                </a:graphic>
+              </wp:anchor>
+            </w:drawing>
+          </mc:Choice>
+          <mc:Fallback>
+            <w:pict>
+              <v:oval w14:anchorId="040947BC" id="타원 1" o:spid="_x0000_s1026" style="position:absolute;margin-left:-10.5pt;margin-top:.3pt;width:96pt;height:39.5pt;z-index:251660288;visibility:visible;mso-wrap-style:square;mso-wrap-distance-left:9pt;mso-wrap-distance-top:0;mso-wrap-distance-right:9pt;mso-wrap-distance-bottom:0;mso-position-horizontal:absolute;mso-position-horizontal-relative:text;mso-position-vertical:absolute;mso-position-vertical-relative:text;v-text-anchor:middle" o:gfxdata="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" fillcolor="#e97132 [3205]" strokecolor="#030e13 [484]" strokeweight="1pt">
+                <v:stroke joinstyle="miter"/>
+              </v:oval>
+            </w:pict>
+          </mc:Fallback>
+        </mc:AlternateContent>
+      </w:r>
+      <w:r>
+        <w:rPr>
+          <w:sz w:val="20"/>
+          <w:szCs w:val="20"/>
+        </w:rPr>
+        <w:br/>
+      </w:r>
+      <w:r>
+        <w:rPr>
+          <w:sz w:val="20"/>
+          <w:szCs w:val="20"/>
+        </w:rPr>
+        <w:br/>
+      </w:r>
+      <w:r>
+        <w:rPr>
+          <w:sz w:val="20"/>
+          <w:szCs w:val="20"/>
+        </w:rPr>
+        <w:br/>
+      </w:r>
+      <w:r>
+        <w:rPr>
+          <w:sz w:val="20"/>
+          <w:szCs w:val="20"/>
+        </w:rPr>
+        <w:br/>
+      </w:r>
+      <w:r>
+        <w:rPr>
+          <w:sz w:val="20"/>
+          <w:szCs w:val="20"/>
+        </w:rPr>
+        <w:br/>
+      </w:r>
+      <w:r>
+        <w:rPr>
+          <w:sz w:val="20"/>
+          <w:szCs w:val="20"/>
+        </w:rPr>
+        <w:br/>
+      </w:r>
+      <w:r>
+        <w:rPr>
+          <w:sz w:val="20"/>
+          <w:szCs w:val="20"/>
+        </w:rPr>
+        <w:br/>
+      </w:r>
+      <w:r>
+        <w:rPr>
+          <w:sz w:val="20"/>
+          <w:szCs w:val="20"/>
+        </w:rPr>
+        <w:br/>
+      </w:r>
+      <w:r>
+        <w:rPr>
+          <w:rFonts w:hint="eastAsia"/>
+          <w:noProof/>
+          <w:sz w:val="20"/>
+          <w:szCs w:val="20"/>
+        </w:rPr>
+        <mc:AlternateContent>
+          <mc:Choice Requires="wps">
+            <w:drawing>
+              <wp:anchor distT="0" distB="0" distL="114300" distR="114300" simplePos="0" relativeHeight="251670528" behindDoc="0" locked="0" layoutInCell="1" allowOverlap="1" wp14:anchorId="456B646F" wp14:editId="38B6A79F">
+                <wp:simplePos x="0" y="0"/>
+                <wp:positionH relativeFrom="column">
+                  <wp:posOffset>825500</wp:posOffset>
+                </wp:positionH>
+                <wp:positionV relativeFrom="paragraph">
+                  <wp:posOffset>900430</wp:posOffset>
+                </wp:positionV>
+                <wp:extent cx="114300" cy="63500"/>
+                <wp:effectExtent l="0" t="0" r="19050" b="12700"/>
+                <wp:wrapNone/>
+                <wp:docPr id="710179803" name="타원 3"/>
+                <wp:cNvGraphicFramePr/>
+                <a:graphic xmlns:a="http://schemas.openxmlformats.org/drawingml/2006/main">
+                  <a:graphicData uri="http://schemas.microsoft.com/office/word/2010/wordprocessingShape">
+                    <wps:wsp>
+                      <wps:cNvSpPr/>
+                      <wps:spPr>
+                        <a:xfrm>
+                          <a:off x="0" y="0"/>
+                          <a:ext cx="114300" cy="63500"/>
+                        </a:xfrm>
+                        <a:prstGeom prst="ellipse">
+                          <a:avLst/>
+                        </a:prstGeom>
+                      </wps:spPr>
+                      <wps:style>
+                        <a:lnRef idx="2">
+                          <a:schemeClr val="accent1">
+                            <a:shade val="15000"/>
+                          </a:schemeClr>
+                        </a:lnRef>
+                        <a:fillRef idx="1">
+                          <a:schemeClr val="accent1"/>
+                        </a:fillRef>
+                        <a:effectRef idx="0">
+                          <a:schemeClr val="accent1"/>
+                        </a:effectRef>
+                        <a:fontRef idx="minor">
+                          <a:schemeClr val="lt1"/>
+                        </a:fontRef>
+                      </wps:style>
+                      <wps:bodyPr rot="0" spcFirstLastPara="0" vertOverflow="overflow" horzOverflow="overflow" vert="horz" wrap="square" lIns="91440" tIns="45720" rIns="91440" bIns="45720" numCol="1" spcCol="0" rtlCol="0" fromWordArt="0" anchor="ctr" anchorCtr="0" forceAA="0" compatLnSpc="1">
+                        <a:prstTxWarp prst="textNoShape">
+                          <a:avLst/>
+                        </a:prstTxWarp>
+                        <a:noAutofit/>
+                      </wps:bodyPr>
+                    </wps:wsp>
+                  </a:graphicData>
+                </a:graphic>
+                <wp14:sizeRelH relativeFrom="margin">
+                  <wp14:pctWidth>0</wp14:pctWidth>
+                </wp14:sizeRelH>
+                <wp14:sizeRelV relativeFrom="margin">
+                  <wp14:pctHeight>0</wp14:pctHeight>
+                </wp14:sizeRelV>
+              </wp:anchor>
+            </w:drawing>
+          </mc:Choice>
+          <mc:Fallback>
+            <w:pict>
+              <v:oval w14:anchorId="36EE6323" id="타원 3" o:spid="_x0000_s1026" style="position:absolute;margin-left:65pt;margin-top:70.9pt;width:9pt;height:5pt;z-index:251670528;visibility:visible;mso-wrap-style:square;mso-width-percent:0;mso-height-percent:0;mso-wrap-distance-left:9pt;mso-wrap-distance-top:0;mso-wrap-distance-right:9pt;mso-wrap-distance-bottom:0;mso-position-horizontal:absolute;mso-position-horizontal-relative:text;mso-position-vertical:absolute;mso-position-vertical-relative:text;mso-width-percent:0;mso-height-percent:0;mso-width-relative:margin;mso-height-relative:margin;v-text-anchor:middle" o:gfxdata="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" fillcolor="#156082 [3204]" strokecolor="#030e13 [484]" strokeweight="1pt">
+                <v:stroke joinstyle="miter"/>
+              </v:oval>
+            </w:pict>
+          </mc:Fallback>
+        </mc:AlternateContent>
+      </w:r>
+      <w:r>
+        <w:rPr>
+          <w:rFonts w:hint="eastAsia"/>
+          <w:noProof/>
+          <w:sz w:val="20"/>
+          <w:szCs w:val="20"/>
+        </w:rPr>
+        <mc:AlternateContent>
+          <mc:Choice Requires="wps">
+            <w:drawing>
+              <wp:anchor distT="0" distB="0" distL="114300" distR="114300" simplePos="0" relativeHeight="251669504" behindDoc="0" locked="0" layoutInCell="1" allowOverlap="1" wp14:anchorId="5137ADBA" wp14:editId="6C172ACF">
+                <wp:simplePos x="0" y="0"/>
+                <wp:positionH relativeFrom="column">
+                  <wp:posOffset>673100</wp:posOffset>
+                </wp:positionH>
+                <wp:positionV relativeFrom="paragraph">
+                  <wp:posOffset>525780</wp:posOffset>
+                </wp:positionV>
+                <wp:extent cx="6350" cy="1016000"/>
+                <wp:effectExtent l="0" t="0" r="31750" b="31750"/>
+                <wp:wrapNone/>
+                <wp:docPr id="109770214" name="직선 연결선 2"/>
+                <wp:cNvGraphicFramePr/>
+                <a:graphic xmlns:a="http://schemas.openxmlformats.org/drawingml/2006/main">
+                  <a:graphicData uri="http://schemas.microsoft.com/office/word/2010/wordprocessingShape">
+                    <wps:wsp>
+                      <wps:cNvCnPr/>
+                      <wps:spPr>
+                        <a:xfrm>
+                          <a:off x="0" y="0"/>
+                          <a:ext cx="6350" cy="1016000"/>
+                        </a:xfrm>
+                        <a:prstGeom prst="line">
+                          <a:avLst/>
+                        </a:prstGeom>
+                      </wps:spPr>
+                      <wps:style>
+                        <a:lnRef idx="1">
+                          <a:schemeClr val="accent1"/>
+                        </a:lnRef>
+                        <a:fillRef idx="0">
+                          <a:schemeClr val="accent1"/>
+                        </a:fillRef>
+                        <a:effectRef idx="0">
+                          <a:schemeClr val="accent1"/>
+                        </a:effectRef>
+                        <a:fontRef idx="minor">
+                          <a:schemeClr val="tx1"/>
+                        </a:fontRef>
+                      </wps:style>
+                      <wps:bodyPr/>
+                    </wps:wsp>
+                  </a:graphicData>
+                </a:graphic>
+              </wp:anchor>
+            </w:drawing>
+          </mc:Choice>
+          <mc:Fallback>
+            <w:pict>
+              <v:line w14:anchorId="255D6A1A" id="직선 연결선 2" o:spid="_x0000_s1026" style="position:absolute;z-index:251669504;visibility:visible;mso-wrap-style:square;mso-wrap-distance-left:9pt;mso-wrap-distance-top:0;mso-wrap-distance-right:9pt;mso-wrap-distance-bottom:0;mso-position-horizontal:absolute;mso-position-horizontal-relative:text;mso-position-vertical:absolute;mso-position-vertical-relative:text" from="53pt,41.4pt" to="53.5pt,121.4pt" o:gfxdata="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" strokecolor="#156082 [3204]" strokeweight=".5pt">
+                <v:stroke joinstyle="miter"/>
+              </v:line>
+            </w:pict>
+          </mc:Fallback>
+        </mc:AlternateContent>
+      </w:r>
+      <w:r>
+        <w:rPr>
+          <w:rFonts w:hint="eastAsia"/>
+          <w:noProof/>
+          <w:sz w:val="20"/>
+          <w:szCs w:val="20"/>
+        </w:rPr>
+        <mc:AlternateContent>
+          <mc:Choice Requires="wps">
+            <w:drawing>
+              <wp:anchor distT="0" distB="0" distL="114300" distR="114300" simplePos="0" relativeHeight="251667456" behindDoc="0" locked="0" layoutInCell="1" allowOverlap="1" wp14:anchorId="6165B34C" wp14:editId="100D43CD">
+                <wp:simplePos x="0" y="0"/>
+                <wp:positionH relativeFrom="column">
+                  <wp:posOffset>266700</wp:posOffset>
+                </wp:positionH>
+                <wp:positionV relativeFrom="paragraph">
+                  <wp:posOffset>538480</wp:posOffset>
+                </wp:positionV>
+                <wp:extent cx="6350" cy="1016000"/>
+                <wp:effectExtent l="0" t="0" r="31750" b="31750"/>
+                <wp:wrapNone/>
+                <wp:docPr id="1295796193" name="직선 연결선 2"/>
+                <wp:cNvGraphicFramePr/>
+                <a:graphic xmlns:a="http://schemas.openxmlformats.org/drawingml/2006/main">
+                  <a:graphicData uri="http://schemas.microsoft.com/office/word/2010/wordprocessingShape">
+                    <wps:wsp>
+                      <wps:cNvCnPr/>
+                      <wps:spPr>
+                        <a:xfrm>
+                          <a:off x="0" y="0"/>
+                          <a:ext cx="6350" cy="1016000"/>
+                        </a:xfrm>
+                        <a:prstGeom prst="line">
+                          <a:avLst/>
+                        </a:prstGeom>
+                      </wps:spPr>
+                      <wps:style>
+                        <a:lnRef idx="1">
+                          <a:schemeClr val="accent1"/>
+                        </a:lnRef>
+                        <a:fillRef idx="0">
+                          <a:schemeClr val="accent1"/>
+                        </a:fillRef>
+                        <a:effectRef idx="0">
+                          <a:schemeClr val="accent1"/>
+                        </a:effectRef>
+                        <a:fontRef idx="minor">
+                          <a:schemeClr val="tx1"/>
+                        </a:fontRef>
+                      </wps:style>
+                      <wps:bodyPr/>
+                    </wps:wsp>
+                  </a:graphicData>
+                </a:graphic>
+              </wp:anchor>
+            </w:drawing>
+          </mc:Choice>
+          <mc:Fallback>
+            <w:pict>
+              <v:line w14:anchorId="1268F888" id="직선 연결선 2" o:spid="_x0000_s1026" style="position:absolute;z-index:251667456;visibility:visible;mso-wrap-style:square;mso-wrap-distance-left:9pt;mso-wrap-distance-top:0;mso-wrap-distance-right:9pt;mso-wrap-distance-bottom:0;mso-position-horizontal:absolute;mso-position-horizontal-relative:text;mso-position-vertical:absolute;mso-position-vertical-relative:text" from="21pt,42.4pt" to="21.5pt,122.4pt" o:gfxdata="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" strokecolor="#156082 [3204]" strokeweight=".5pt">
+                <v:stroke joinstyle="miter"/>
+              </v:line>
+            </w:pict>
+          </mc:Fallback>
+        </mc:AlternateContent>
+      </w:r>
+      <w:r>
+        <w:rPr>
+          <w:rFonts w:hint="eastAsia"/>
+          <w:noProof/>
+          <w:sz w:val="20"/>
+          <w:szCs w:val="20"/>
+        </w:rPr>
+        <mc:AlternateContent>
+          <mc:Choice Requires="wps">
+            <w:drawing>
+              <wp:anchor distT="0" distB="0" distL="114300" distR="114300" simplePos="0" relativeHeight="251665408" behindDoc="0" locked="0" layoutInCell="1" allowOverlap="1" wp14:anchorId="3A5A1699" wp14:editId="707DF81E">
+                <wp:simplePos x="0" y="0"/>
+                <wp:positionH relativeFrom="column">
+                  <wp:posOffset>1079500</wp:posOffset>
+                </wp:positionH>
+                <wp:positionV relativeFrom="paragraph">
+                  <wp:posOffset>265430</wp:posOffset>
+                </wp:positionV>
+                <wp:extent cx="6350" cy="1016000"/>
+                <wp:effectExtent l="0" t="0" r="31750" b="31750"/>
+                <wp:wrapNone/>
+                <wp:docPr id="1353914885" name="직선 연결선 2"/>
+                <wp:cNvGraphicFramePr/>
+                <a:graphic xmlns:a="http://schemas.openxmlformats.org/drawingml/2006/main">
+                  <a:graphicData uri="http://schemas.microsoft.com/office/word/2010/wordprocessingShape">
+                    <wps:wsp>
+                      <wps:cNvCnPr/>
+                      <wps:spPr>
+                        <a:xfrm>
+                          <a:off x="0" y="0"/>
+                          <a:ext cx="6350" cy="1016000"/>
+                        </a:xfrm>
+                        <a:prstGeom prst="line">
+                          <a:avLst/>
+                        </a:prstGeom>
+                      </wps:spPr>
+                      <wps:style>
+                        <a:lnRef idx="1">
+                          <a:schemeClr val="accent1"/>
+                        </a:lnRef>
+                        <a:fillRef idx="0">
+                          <a:schemeClr val="accent1"/>
+                        </a:fillRef>
+                        <a:effectRef idx="0">
+                          <a:schemeClr val="accent1"/>
+                        </a:effectRef>
+                        <a:fontRef idx="minor">
+                          <a:schemeClr val="tx1"/>
+                        </a:fontRef>
+                      </wps:style>
+                      <wps:bodyPr/>
+                    </wps:wsp>
+                  </a:graphicData>
+                </a:graphic>
+              </wp:anchor>
+            </w:drawing>
+          </mc:Choice>
+          <mc:Fallback>
+            <w:pict>
+              <v:line w14:anchorId="523A3815" id="직선 연결선 2" o:spid="_x0000_s1026" style="position:absolute;z-index:251665408;visibility:visible;mso-wrap-style:square;mso-wrap-distance-left:9pt;mso-wrap-distance-top:0;mso-wrap-distance-right:9pt;mso-wrap-distance-bottom:0;mso-position-horizontal:absolute;mso-position-horizontal-relative:text;mso-position-vertical:absolute;mso-position-vertical-relative:text" from="85pt,20.9pt" to="85.5pt,100.9pt" o:gfxdata="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" strokecolor="#156082 [3204]" strokeweight=".5pt">
+                <v:stroke joinstyle="miter"/>
+              </v:line>
+            </w:pict>
+          </mc:Fallback>
+        </mc:AlternateContent>
+      </w:r>
+      <w:r>
+        <w:rPr>
+          <w:rFonts w:hint="eastAsia"/>
+          <w:noProof/>
+          <w:sz w:val="20"/>
+          <w:szCs w:val="20"/>
+        </w:rPr>
+        <mc:AlternateContent>
+          <mc:Choice Requires="wps">
+            <w:drawing>
+              <wp:anchor distT="0" distB="0" distL="114300" distR="114300" simplePos="0" relativeHeight="251663360" behindDoc="0" locked="0" layoutInCell="1" allowOverlap="1" wp14:anchorId="0612EEE2" wp14:editId="2E306455">
+                <wp:simplePos x="0" y="0"/>
+                <wp:positionH relativeFrom="column">
+                  <wp:posOffset>-120650</wp:posOffset>
+                </wp:positionH>
+                <wp:positionV relativeFrom="paragraph">
+                  <wp:posOffset>214630</wp:posOffset>
+                </wp:positionV>
+                <wp:extent cx="6350" cy="1016000"/>
+                <wp:effectExtent l="0" t="0" r="31750" b="31750"/>
+                <wp:wrapNone/>
+                <wp:docPr id="872277673" name="직선 연결선 2"/>
+                <wp:cNvGraphicFramePr/>
+                <a:graphic xmlns:a="http://schemas.openxmlformats.org/drawingml/2006/main">
+                  <a:graphicData uri="http://schemas.microsoft.com/office/word/2010/wordprocessingShape">
+                    <wps:wsp>
+                      <wps:cNvCnPr/>
+                      <wps:spPr>
+                        <a:xfrm>
+                          <a:off x="0" y="0"/>
+                          <a:ext cx="6350" cy="1016000"/>
+                        </a:xfrm>
+                        <a:prstGeom prst="line">
+                          <a:avLst/>
+                        </a:prstGeom>
+                      </wps:spPr>
+                      <wps:style>
+                        <a:lnRef idx="1">
+                          <a:schemeClr val="accent1"/>
+                        </a:lnRef>
+                        <a:fillRef idx="0">
+                          <a:schemeClr val="accent1"/>
+                        </a:fillRef>
+                        <a:effectRef idx="0">
+                          <a:schemeClr val="accent1"/>
+                        </a:effectRef>
+                        <a:fontRef idx="minor">
+                          <a:schemeClr val="tx1"/>
+                        </a:fontRef>
+                      </wps:style>
+                      <wps:bodyPr/>
+                    </wps:wsp>
+                  </a:graphicData>
+                </a:graphic>
+              </wp:anchor>
+            </w:drawing>
+          </mc:Choice>
+          <mc:Fallback>
+            <w:pict>
+              <v:line w14:anchorId="318FFE9B" id="직선 연결선 2" o:spid="_x0000_s1026" style="position:absolute;z-index:251663360;visibility:visible;mso-wrap-style:square;mso-wrap-distance-left:9pt;mso-wrap-distance-top:0;mso-wrap-distance-right:9pt;mso-wrap-distance-bottom:0;mso-position-horizontal:absolute;mso-position-horizontal-relative:text;mso-position-vertical:absolute;mso-position-vertical-relative:text" from="-9.5pt,16.9pt" to="-9pt,96.9pt" o:gfxdata="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" strokecolor="#156082 [3204]" strokeweight=".5pt">
+                <v:stroke joinstyle="miter"/>
+              </v:line>
+            </w:pict>
+          </mc:Fallback>
+        </mc:AlternateContent>
+      </w:r>
+      <w:r>
+        <w:rPr>
+          <w:rFonts w:hint="eastAsia"/>
+          <w:noProof/>
+          <w:sz w:val="20"/>
+          <w:szCs w:val="20"/>
+        </w:rPr>
+        <mc:AlternateContent>
+          <mc:Choice Requires="wps">
+            <w:drawing>
+              <wp:anchor distT="0" distB="0" distL="114300" distR="114300" simplePos="0" relativeHeight="251662336" behindDoc="0" locked="0" layoutInCell="1" allowOverlap="1" wp14:anchorId="733BAC93" wp14:editId="75BD4AC0">
+                <wp:simplePos x="0" y="0"/>
+                <wp:positionH relativeFrom="column">
+                  <wp:posOffset>-127000</wp:posOffset>
+                </wp:positionH>
+                <wp:positionV relativeFrom="paragraph">
+                  <wp:posOffset>995680</wp:posOffset>
+                </wp:positionV>
+                <wp:extent cx="1219200" cy="501650"/>
+                <wp:effectExtent l="0" t="0" r="19050" b="12700"/>
+                <wp:wrapNone/>
+                <wp:docPr id="308964740" name="타원 1"/>
+                <wp:cNvGraphicFramePr/>
+                <a:graphic xmlns:a="http://schemas.openxmlformats.org/drawingml/2006/main">
+                  <a:graphicData uri="http://schemas.microsoft.com/office/word/2010/wordprocessingShape">
+                    <wps:wsp>
+                      <wps:cNvSpPr/>
+                      <wps:spPr>
+                        <a:xfrm>
+                          <a:off x="0" y="0"/>
+                          <a:ext cx="1219200" cy="501650"/>
+                        </a:xfrm>
+                        <a:prstGeom prst="ellipse">
+                          <a:avLst/>
+                        </a:prstGeom>
+                        <a:solidFill>
+                          <a:schemeClr val="accent2">
+                            <a:lumMod val="50000"/>
+                          </a:schemeClr>
+                        </a:solidFill>
+                      </wps:spPr>
+                      <wps:style>
+                        <a:lnRef idx="2">
+                          <a:schemeClr val="accent1">
+                            <a:shade val="15000"/>
+                          </a:schemeClr>
+                        </a:lnRef>
+                        <a:fillRef idx="1">
+                          <a:schemeClr val="accent1"/>
+                        </a:fillRef>
+                        <a:effectRef idx="0">
+                          <a:schemeClr val="accent1"/>
+                        </a:effectRef>
+                        <a:fontRef idx="minor">
+                          <a:schemeClr val="lt1"/>
+                        </a:fontRef>
+                      </wps:style>
+                      <wps:bodyPr rot="0" spcFirstLastPara="0" vertOverflow="overflow" horzOverflow="overflow" vert="horz" wrap="square" lIns="91440" tIns="45720" rIns="91440" bIns="45720" numCol="1" spcCol="0" rtlCol="0" fromWordArt="0" anchor="ctr" anchorCtr="0" forceAA="0" compatLnSpc="1">
+                        <a:prstTxWarp prst="textNoShape">
+                          <a:avLst/>
+                        </a:prstTxWarp>
+                        <a:noAutofit/>
+                      </wps:bodyPr>
+                    </wps:wsp>
+                  </a:graphicData>
+                </a:graphic>
+              </wp:anchor>
+            </w:drawing>
+          </mc:Choice>
+          <mc:Fallback>
+            <w:pict>
+              <v:oval w14:anchorId="02C52C77" id="타원 1" o:spid="_x0000_s1026" style="position:absolute;margin-left:-10pt;margin-top:78.4pt;width:96pt;height:39.5pt;z-index:251662336;visibility:visible;mso-wrap-style:square;mso-wrap-distance-left:9pt;mso-wrap-distance-top:0;mso-wrap-distance-right:9pt;mso-wrap-distance-bottom:0;mso-position-horizontal:absolute;mso-position-horizontal-relative:text;mso-position-vertical:absolute;mso-position-vertical-relative:text;v-text-anchor:middle" o:gfxdata="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" fillcolor="#7f340d [1605]" strokecolor="#030e13 [484]" strokeweight="1pt">
+                <v:stroke joinstyle="miter"/>
+              </v:oval>
+            </w:pict>
+          </mc:Fallback>
+        </mc:AlternateContent>
+      </w:r>
+      <w:r>
+        <w:rPr>
+          <w:rFonts w:hint="eastAsia"/>
+          <w:sz w:val="20"/>
+          <w:szCs w:val="20"/>
+        </w:rPr>
+        <w:t>&lt;figure 4.3: 원통 실린더 중간에 난 구멍</w:t>
+      </w:r>
+      <w:r>
+        <w:rPr>
+          <w:rFonts w:hint="eastAsia"/>
+          <w:sz w:val="20"/>
+          <w:szCs w:val="20"/>
+        </w:rPr>
+        <w:t>. 구멍의 넓이 A</w:t>
+      </w:r>
+      <w:r>
+        <w:rPr>
+          <w:rFonts w:hint="eastAsia"/>
+          <w:sz w:val="20"/>
+          <w:szCs w:val="20"/>
+        </w:rPr>
+        <w:t>&gt;</w:t>
+      </w:r>
+    </w:p>
+    <w:p>
+      <w:pPr>
+        <w:rPr>
+          <w:sz w:val="20"/>
+          <w:szCs w:val="20"/>
+        </w:rPr>
+      </w:pPr>
+      <w:r>
+        <w:rPr>
+          <w:rFonts w:hint="eastAsia"/>
+          <w:sz w:val="20"/>
+          <w:szCs w:val="20"/>
+        </w:rPr>
+        <w:t xml:space="preserve">&lt;figure 4.3&gt;과 같은 실린더에서 실험을 한다고 하자. 이 속에 들어있는 기체는 점성이 없고, 회전하는 기류가 거의 없다고 생각하자. 그리고 평균적인 기체의 이동속도는 온도 T에 의해 결정된다 하자. 어느정도 근사를 하여 빠져나가는 기체의 양을 대략적으로 구해보자면, </w:t>
+      </w:r>
+    </w:p>
+    <w:p>
+      <w:pPr>
+        <w:rPr>
+          <w:sz w:val="20"/>
+          <w:szCs w:val="20"/>
+        </w:rPr>
+      </w:pPr>
+      <m:oMathPara>
+        <m:oMath>
+          <m:r>
+            <w:rPr>
+              <w:rFonts w:ascii="Cambria Math" w:hAnsi="Cambria Math"/>
+              <w:sz w:val="20"/>
+              <w:szCs w:val="20"/>
+            </w:rPr>
+            <m:t>-Δn=A⋅</m:t>
+          </m:r>
+          <m:r>
+            <m:rPr>
+              <m:sty m:val="p"/>
+            </m:rPr>
+            <w:rPr>
+              <w:rFonts w:ascii="Cambria Math" w:hAnsi="Cambria Math"/>
+              <w:sz w:val="20"/>
+              <w:szCs w:val="20"/>
+            </w:rPr>
+            <m:t>Δ</m:t>
+          </m:r>
+          <m:r>
+            <w:rPr>
+              <w:rFonts w:ascii="Cambria Math" w:hAnsi="Cambria Math"/>
+              <w:sz w:val="20"/>
+              <w:szCs w:val="20"/>
+            </w:rPr>
+            <m:t>xρ</m:t>
+          </m:r>
+          <m:d>
+            <m:dPr>
+              <m:ctrlPr>
+                <w:rPr>
+                  <w:rFonts w:ascii="Cambria Math" w:hAnsi="Cambria Math"/>
+                  <w:sz w:val="20"/>
+                  <w:szCs w:val="20"/>
+                </w:rPr>
+              </m:ctrlPr>
+            </m:dPr>
+            <m:e>
+              <m:r>
+                <w:rPr>
+                  <w:rFonts w:ascii="Cambria Math" w:hAnsi="Cambria Math"/>
+                  <w:sz w:val="20"/>
+                  <w:szCs w:val="20"/>
+                </w:rPr>
+                <m:t>t</m:t>
+              </m:r>
+            </m:e>
+          </m:d>
+        </m:oMath>
+      </m:oMathPara>
+    </w:p>
+    <w:p>
+      <w:pPr>
+        <w:rPr>
+          <w:sz w:val="20"/>
+          <w:szCs w:val="20"/>
+        </w:rPr>
+      </w:pPr>
+      <w:r>
+        <w:rPr>
+          <w:rFonts w:hint="eastAsia"/>
+          <w:sz w:val="20"/>
+          <w:szCs w:val="20"/>
+        </w:rPr>
+        <w:t xml:space="preserve">이다. 이 때, x는 구멍 바로 근처의 짧은 길이를 뜻한다. 즉, </w:t>
+      </w:r>
+      <m:oMath>
+        <m:r>
+          <w:rPr>
+            <w:rFonts w:ascii="Cambria Math" w:hAnsi="Cambria Math"/>
+            <w:sz w:val="20"/>
+            <w:szCs w:val="20"/>
+          </w:rPr>
+          <m:t>A⋅Δx</m:t>
+        </m:r>
+      </m:oMath>
+      <w:r>
+        <w:rPr>
+          <w:rFonts w:hint="eastAsia"/>
+          <w:sz w:val="20"/>
+          <w:szCs w:val="20"/>
+        </w:rPr>
+        <w:t xml:space="preserve">는 작은 부피이고, </w:t>
+      </w:r>
+      <m:oMath>
+        <m:r>
+          <w:rPr>
+            <w:rFonts w:ascii="Cambria Math" w:hAnsi="Cambria Math"/>
+            <w:sz w:val="20"/>
+            <w:szCs w:val="20"/>
+          </w:rPr>
+          <m:t>ρ</m:t>
+        </m:r>
+        <m:d>
+          <m:dPr>
+            <m:ctrlPr>
+              <w:rPr>
+                <w:rFonts w:ascii="Cambria Math" w:hAnsi="Cambria Math"/>
+                <w:sz w:val="20"/>
+                <w:szCs w:val="20"/>
+              </w:rPr>
+            </m:ctrlPr>
+          </m:dPr>
+          <m:e>
+            <m:r>
+              <w:rPr>
+                <w:rFonts w:ascii="Cambria Math" w:hAnsi="Cambria Math"/>
+                <w:sz w:val="20"/>
+                <w:szCs w:val="20"/>
+              </w:rPr>
+              <m:t>t</m:t>
+            </m:r>
+          </m:e>
+        </m:d>
+      </m:oMath>
+      <w:r>
+        <w:rPr>
+          <w:rFonts w:hint="eastAsia"/>
+          <w:sz w:val="20"/>
+          <w:szCs w:val="20"/>
+        </w:rPr>
+        <w:t xml:space="preserve">는 그 부분의 기체의 개수-부피 밀도이다. 이 때, 실린더 내부의 밀도는 균일하다고 하자. 그렇다면 </w:t>
+      </w:r>
+    </w:p>
+    <w:p>
+      <w:pPr>
+        <w:rPr>
+          <w:sz w:val="20"/>
+          <w:szCs w:val="20"/>
+        </w:rPr>
+      </w:pPr>
+      <m:oMathPara>
+        <m:oMath>
+          <m:r>
+            <w:rPr>
+              <w:rFonts w:ascii="Cambria Math" w:hAnsi="Cambria Math"/>
+              <w:sz w:val="20"/>
+              <w:szCs w:val="20"/>
+            </w:rPr>
+            <m:t>ρ</m:t>
+          </m:r>
+          <m:d>
+            <m:dPr>
+              <m:ctrlPr>
+                <w:rPr>
+                  <w:rFonts w:ascii="Cambria Math" w:hAnsi="Cambria Math"/>
+                  <w:sz w:val="20"/>
+                  <w:szCs w:val="20"/>
+                </w:rPr>
+              </m:ctrlPr>
+            </m:dPr>
+            <m:e>
+              <m:r>
+                <w:rPr>
+                  <w:rFonts w:ascii="Cambria Math" w:hAnsi="Cambria Math"/>
+                  <w:sz w:val="20"/>
+                  <w:szCs w:val="20"/>
+                </w:rPr>
+                <m:t>t</m:t>
+              </m:r>
+            </m:e>
+          </m:d>
+          <m:r>
+            <w:rPr>
+              <w:rFonts w:ascii="Cambria Math" w:hAnsi="Cambria Math"/>
+              <w:sz w:val="20"/>
+              <w:szCs w:val="20"/>
+            </w:rPr>
+            <m:t>=</m:t>
+          </m:r>
+          <m:f>
+            <m:fPr>
+              <m:ctrlPr>
+                <w:rPr>
+                  <w:rFonts w:ascii="Cambria Math" w:hAnsi="Cambria Math"/>
+                  <w:sz w:val="20"/>
+                  <w:szCs w:val="20"/>
+                </w:rPr>
+              </m:ctrlPr>
+            </m:fPr>
+            <m:num>
+              <m:r>
+                <w:rPr>
+                  <w:rFonts w:ascii="Cambria Math" w:hAnsi="Cambria Math"/>
+                  <w:sz w:val="20"/>
+                  <w:szCs w:val="20"/>
+                </w:rPr>
+                <m:t>n</m:t>
+              </m:r>
+              <m:d>
+                <m:dPr>
+                  <m:ctrlPr>
+                    <w:rPr>
+                      <w:rFonts w:ascii="Cambria Math" w:hAnsi="Cambria Math"/>
+                      <w:sz w:val="20"/>
+                      <w:szCs w:val="20"/>
+                    </w:rPr>
+                  </m:ctrlPr>
+                </m:dPr>
+                <m:e>
+                  <m:r>
+                    <w:rPr>
+                      <w:rFonts w:ascii="Cambria Math" w:hAnsi="Cambria Math"/>
+                      <w:sz w:val="20"/>
+                      <w:szCs w:val="20"/>
+                    </w:rPr>
+                    <m:t>t</m:t>
+                  </m:r>
+                </m:e>
+              </m:d>
+            </m:num>
+            <m:den>
+              <m:r>
+                <w:rPr>
+                  <w:rFonts w:ascii="Cambria Math" w:hAnsi="Cambria Math"/>
+                  <w:sz w:val="20"/>
+                  <w:szCs w:val="20"/>
+                </w:rPr>
+                <m:t>V</m:t>
+              </m:r>
+              <m:d>
+                <m:dPr>
+                  <m:ctrlPr>
+                    <w:rPr>
+                      <w:rFonts w:ascii="Cambria Math" w:hAnsi="Cambria Math"/>
+                      <w:sz w:val="20"/>
+                      <w:szCs w:val="20"/>
+                    </w:rPr>
+                  </m:ctrlPr>
+                </m:dPr>
+                <m:e>
+                  <m:r>
+                    <w:rPr>
+                      <w:rFonts w:ascii="Cambria Math" w:hAnsi="Cambria Math"/>
+                      <w:sz w:val="20"/>
+                      <w:szCs w:val="20"/>
+                    </w:rPr>
+                    <m:t>t</m:t>
+                  </m:r>
+                </m:e>
+              </m:d>
+            </m:den>
+          </m:f>
+          <m:r>
+            <w:rPr>
+              <w:rFonts w:ascii="Cambria Math" w:hAnsi="Cambria Math"/>
+              <w:sz w:val="20"/>
+              <w:szCs w:val="20"/>
+            </w:rPr>
+            <m:t>=</m:t>
+          </m:r>
+          <m:f>
+            <m:fPr>
+              <m:ctrlPr>
+                <w:rPr>
+                  <w:rFonts w:ascii="Cambria Math" w:hAnsi="Cambria Math"/>
+                  <w:sz w:val="20"/>
+                  <w:szCs w:val="20"/>
+                </w:rPr>
+              </m:ctrlPr>
+            </m:fPr>
+            <m:num>
+              <m:r>
+                <w:rPr>
+                  <w:rFonts w:ascii="Cambria Math" w:hAnsi="Cambria Math"/>
+                  <w:sz w:val="20"/>
+                  <w:szCs w:val="20"/>
+                </w:rPr>
+                <m:t>P</m:t>
+              </m:r>
+              <m:d>
+                <m:dPr>
+                  <m:ctrlPr>
+                    <w:rPr>
+                      <w:rFonts w:ascii="Cambria Math" w:hAnsi="Cambria Math"/>
+                      <w:sz w:val="20"/>
+                      <w:szCs w:val="20"/>
+                    </w:rPr>
+                  </m:ctrlPr>
+                </m:dPr>
+                <m:e>
+                  <m:r>
+                    <w:rPr>
+                      <w:rFonts w:ascii="Cambria Math" w:hAnsi="Cambria Math"/>
+                      <w:sz w:val="20"/>
+                      <w:szCs w:val="20"/>
+                    </w:rPr>
+                    <m:t>t</m:t>
+                  </m:r>
+                </m:e>
+              </m:d>
+            </m:num>
+            <m:den>
+              <m:r>
+                <w:rPr>
+                  <w:rFonts w:ascii="Cambria Math" w:hAnsi="Cambria Math"/>
+                  <w:sz w:val="20"/>
+                  <w:szCs w:val="20"/>
+                </w:rPr>
+                <m:t>RT</m:t>
+              </m:r>
+              <m:d>
+                <m:dPr>
+                  <m:ctrlPr>
+                    <w:rPr>
+                      <w:rFonts w:ascii="Cambria Math" w:hAnsi="Cambria Math"/>
+                      <w:sz w:val="20"/>
+                      <w:szCs w:val="20"/>
+                    </w:rPr>
+                  </m:ctrlPr>
+                </m:dPr>
+                <m:e>
+                  <m:r>
+                    <w:rPr>
+                      <w:rFonts w:ascii="Cambria Math" w:hAnsi="Cambria Math"/>
+                      <w:sz w:val="20"/>
+                      <w:szCs w:val="20"/>
+                    </w:rPr>
+                    <m:t>t</m:t>
+                  </m:r>
+                </m:e>
+              </m:d>
+            </m:den>
+          </m:f>
+        </m:oMath>
+      </m:oMathPara>
+    </w:p>
+    <w:p>
+      <w:pPr>
+        <w:rPr>
+          <w:rFonts w:hint="eastAsia"/>
+          <w:sz w:val="20"/>
+          <w:szCs w:val="20"/>
+        </w:rPr>
+      </w:pPr>
+      <w:r>
+        <w:rPr>
+          <w:rFonts w:hint="eastAsia"/>
+          <w:sz w:val="20"/>
+          <w:szCs w:val="20"/>
+        </w:rPr>
+        <w:t xml:space="preserve">이다. </w:t>
+      </w:r>
+      <w:r>
+        <w:rPr>
+          <w:rFonts w:hint="eastAsia"/>
+          <w:sz w:val="20"/>
+          <w:szCs w:val="20"/>
+        </w:rPr>
+        <w:t xml:space="preserve">이 때, 외부 기체의 유입을 고려하면 알짜 유출은 내부 압력 대신 압력 차 </w:t>
+      </w:r>
+      <m:oMath>
+        <m:r>
+          <m:rPr>
+            <m:sty m:val="p"/>
+          </m:rPr>
+          <w:rPr>
+            <w:rFonts w:ascii="Cambria Math" w:hAnsi="Cambria Math"/>
+            <w:sz w:val="20"/>
+            <w:szCs w:val="20"/>
+          </w:rPr>
+          <m:t>Δ</m:t>
+        </m:r>
+        <m:r>
+          <w:rPr>
+            <w:rFonts w:ascii="Cambria Math" w:hAnsi="Cambria Math"/>
+            <w:sz w:val="20"/>
+            <w:szCs w:val="20"/>
+          </w:rPr>
+          <m:t>P</m:t>
+        </m:r>
+      </m:oMath>
+      <w:r>
+        <w:rPr>
+          <w:rFonts w:hint="eastAsia"/>
+          <w:sz w:val="20"/>
+          <w:szCs w:val="20"/>
+        </w:rPr>
+        <w:t xml:space="preserve">에 비례한다고 근사할 수 있다. </w:t>
+      </w:r>
+    </w:p>
+    <w:p>
+      <w:pPr>
+        <w:rPr>
+          <w:sz w:val="20"/>
+          <w:szCs w:val="20"/>
+        </w:rPr>
+      </w:pPr>
+      <m:oMathPara>
+        <m:oMath>
+          <m:f>
+            <m:fPr>
+              <m:ctrlPr>
+                <w:rPr>
+                  <w:rFonts w:ascii="Cambria Math" w:hAnsi="Cambria Math"/>
+                  <w:sz w:val="20"/>
+                  <w:szCs w:val="20"/>
+                </w:rPr>
+              </m:ctrlPr>
+            </m:fPr>
+            <m:num>
+              <m:r>
+                <w:rPr>
+                  <w:rFonts w:ascii="Cambria Math" w:hAnsi="Cambria Math"/>
+                  <w:sz w:val="20"/>
+                  <w:szCs w:val="20"/>
+                </w:rPr>
+                <m:t>dn</m:t>
+              </m:r>
+            </m:num>
+            <m:den>
+              <m:r>
+                <w:rPr>
+                  <w:rFonts w:ascii="Cambria Math" w:hAnsi="Cambria Math"/>
+                  <w:sz w:val="20"/>
+                  <w:szCs w:val="20"/>
+                </w:rPr>
+                <m:t>dt</m:t>
+              </m:r>
+            </m:den>
+          </m:f>
+          <m:r>
+            <w:rPr>
+              <w:rFonts w:ascii="Cambria Math" w:hAnsi="Cambria Math"/>
+              <w:sz w:val="20"/>
+              <w:szCs w:val="20"/>
+            </w:rPr>
+            <m:t>=-A</m:t>
+          </m:r>
+          <m:f>
+            <m:fPr>
+              <m:ctrlPr>
+                <w:rPr>
+                  <w:rFonts w:ascii="Cambria Math" w:hAnsi="Cambria Math"/>
+                  <w:sz w:val="20"/>
+                  <w:szCs w:val="20"/>
+                </w:rPr>
+              </m:ctrlPr>
+            </m:fPr>
+            <m:num>
+              <m:r>
+                <w:rPr>
+                  <w:rFonts w:ascii="Cambria Math" w:hAnsi="Cambria Math"/>
+                  <w:sz w:val="20"/>
+                  <w:szCs w:val="20"/>
+                </w:rPr>
+                <m:t>dx</m:t>
+              </m:r>
+            </m:num>
+            <m:den>
+              <m:r>
+                <w:rPr>
+                  <w:rFonts w:ascii="Cambria Math" w:hAnsi="Cambria Math"/>
+                  <w:sz w:val="20"/>
+                  <w:szCs w:val="20"/>
+                </w:rPr>
+                <m:t>dt</m:t>
+              </m:r>
+            </m:den>
+          </m:f>
+          <m:f>
+            <m:fPr>
+              <m:ctrlPr>
+                <w:rPr>
+                  <w:rFonts w:ascii="Cambria Math" w:hAnsi="Cambria Math"/>
+                  <w:sz w:val="20"/>
+                  <w:szCs w:val="20"/>
+                </w:rPr>
+              </m:ctrlPr>
+            </m:fPr>
+            <m:num>
+              <m:r>
+                <w:rPr>
+                  <w:rFonts w:ascii="Cambria Math" w:hAnsi="Cambria Math"/>
+                  <w:sz w:val="20"/>
+                  <w:szCs w:val="20"/>
+                </w:rPr>
+                <m:t>∆P</m:t>
+              </m:r>
+              <m:d>
+                <m:dPr>
+                  <m:ctrlPr>
+                    <w:rPr>
+                      <w:rFonts w:ascii="Cambria Math" w:hAnsi="Cambria Math"/>
+                      <w:sz w:val="20"/>
+                      <w:szCs w:val="20"/>
+                    </w:rPr>
+                  </m:ctrlPr>
+                </m:dPr>
+                <m:e>
+                  <m:r>
+                    <w:rPr>
+                      <w:rFonts w:ascii="Cambria Math" w:hAnsi="Cambria Math"/>
+                      <w:sz w:val="20"/>
+                      <w:szCs w:val="20"/>
+                    </w:rPr>
+                    <m:t>t</m:t>
+                  </m:r>
+                </m:e>
+              </m:d>
+            </m:num>
+            <m:den>
+              <m:r>
+                <w:rPr>
+                  <w:rFonts w:ascii="Cambria Math" w:hAnsi="Cambria Math"/>
+                  <w:sz w:val="20"/>
+                  <w:szCs w:val="20"/>
+                </w:rPr>
+                <m:t>RT</m:t>
+              </m:r>
+              <m:d>
+                <m:dPr>
+                  <m:ctrlPr>
+                    <w:rPr>
+                      <w:rFonts w:ascii="Cambria Math" w:hAnsi="Cambria Math"/>
+                      <w:sz w:val="20"/>
+                      <w:szCs w:val="20"/>
+                    </w:rPr>
+                  </m:ctrlPr>
+                </m:dPr>
+                <m:e>
+                  <m:r>
+                    <w:rPr>
+                      <w:rFonts w:ascii="Cambria Math" w:hAnsi="Cambria Math"/>
+                      <w:sz w:val="20"/>
+                      <w:szCs w:val="20"/>
+                    </w:rPr>
+                    <m:t>t</m:t>
+                  </m:r>
+                </m:e>
+              </m:d>
+            </m:den>
+          </m:f>
+        </m:oMath>
+      </m:oMathPara>
+    </w:p>
+    <w:p>
+      <w:pPr>
+        <w:rPr>
+          <w:sz w:val="20"/>
+          <w:szCs w:val="20"/>
+        </w:rPr>
+      </w:pPr>
+      <m:oMathPara>
+        <m:oMath>
+          <m:r>
+            <w:rPr>
+              <w:rFonts w:ascii="Cambria Math" w:hAnsi="Cambria Math"/>
+              <w:sz w:val="20"/>
+              <w:szCs w:val="20"/>
+            </w:rPr>
+            <m:t>n</m:t>
+          </m:r>
+          <m:d>
+            <m:dPr>
+              <m:ctrlPr>
+                <w:rPr>
+                  <w:rFonts w:ascii="Cambria Math" w:hAnsi="Cambria Math"/>
+                  <w:sz w:val="20"/>
+                  <w:szCs w:val="20"/>
+                </w:rPr>
+              </m:ctrlPr>
+            </m:dPr>
+            <m:e>
+              <m:r>
+                <w:rPr>
+                  <w:rFonts w:ascii="Cambria Math" w:hAnsi="Cambria Math"/>
+                  <w:sz w:val="20"/>
+                  <w:szCs w:val="20"/>
+                </w:rPr>
+                <m:t>t</m:t>
+              </m:r>
+            </m:e>
+          </m:d>
+          <m:r>
+            <w:rPr>
+              <w:rFonts w:ascii="Cambria Math" w:hAnsi="Cambria Math"/>
+              <w:sz w:val="20"/>
+              <w:szCs w:val="20"/>
+            </w:rPr>
+            <m:t>=n</m:t>
+          </m:r>
+          <m:d>
+            <m:dPr>
+              <m:ctrlPr>
+                <w:rPr>
+                  <w:rFonts w:ascii="Cambria Math" w:hAnsi="Cambria Math"/>
+                  <w:sz w:val="20"/>
+                  <w:szCs w:val="20"/>
+                </w:rPr>
+              </m:ctrlPr>
+            </m:dPr>
+            <m:e>
+              <m:r>
+                <w:rPr>
+                  <w:rFonts w:ascii="Cambria Math" w:hAnsi="Cambria Math"/>
+                  <w:sz w:val="20"/>
+                  <w:szCs w:val="20"/>
+                </w:rPr>
+                <m:t>0</m:t>
+              </m:r>
+            </m:e>
+          </m:d>
+          <m:r>
+            <w:rPr>
+              <w:rFonts w:ascii="Cambria Math" w:hAnsi="Cambria Math"/>
+              <w:sz w:val="20"/>
+              <w:szCs w:val="20"/>
+            </w:rPr>
+            <m:t>+</m:t>
+          </m:r>
+          <m:nary>
+            <m:naryPr>
+              <m:limLoc m:val="subSup"/>
+              <m:ctrlPr>
+                <w:rPr>
+                  <w:rFonts w:ascii="Cambria Math" w:hAnsi="Cambria Math"/>
+                  <w:sz w:val="20"/>
+                  <w:szCs w:val="20"/>
+                </w:rPr>
+              </m:ctrlPr>
+            </m:naryPr>
+            <m:sub>
+              <m:r>
+                <w:rPr>
+                  <w:rFonts w:ascii="Cambria Math" w:hAnsi="Cambria Math"/>
+                  <w:sz w:val="20"/>
+                  <w:szCs w:val="20"/>
+                </w:rPr>
+                <m:t>0</m:t>
+              </m:r>
+            </m:sub>
+            <m:sup>
+              <m:r>
+                <w:rPr>
+                  <w:rFonts w:ascii="Cambria Math" w:hAnsi="Cambria Math"/>
+                  <w:sz w:val="20"/>
+                  <w:szCs w:val="20"/>
+                </w:rPr>
+                <m:t>t</m:t>
+              </m:r>
+            </m:sup>
+            <m:e>
+              <m:d>
+                <m:dPr>
+                  <m:ctrlPr>
+                    <w:rPr>
+                      <w:rFonts w:ascii="Cambria Math" w:hAnsi="Cambria Math"/>
+                      <w:sz w:val="20"/>
+                      <w:szCs w:val="20"/>
+                    </w:rPr>
+                  </m:ctrlPr>
+                </m:dPr>
+                <m:e>
+                  <m:r>
+                    <w:rPr>
+                      <w:rFonts w:ascii="Cambria Math" w:hAnsi="Cambria Math"/>
+                      <w:sz w:val="20"/>
+                      <w:szCs w:val="20"/>
+                    </w:rPr>
+                    <m:t>-A</m:t>
+                  </m:r>
+                </m:e>
+              </m:d>
+            </m:e>
+          </m:nary>
+          <m:r>
+            <w:rPr>
+              <w:rFonts w:ascii="Cambria Math" w:hAnsi="Cambria Math"/>
+              <w:sz w:val="20"/>
+              <w:szCs w:val="20"/>
+            </w:rPr>
+            <m:t>v(t')</m:t>
+          </m:r>
+          <m:f>
+            <m:fPr>
+              <m:ctrlPr>
+                <w:rPr>
+                  <w:rFonts w:ascii="Cambria Math" w:hAnsi="Cambria Math"/>
+                  <w:sz w:val="20"/>
+                  <w:szCs w:val="20"/>
+                </w:rPr>
+              </m:ctrlPr>
+            </m:fPr>
+            <m:num>
+              <m:r>
+                <w:rPr>
+                  <w:rFonts w:ascii="Cambria Math" w:hAnsi="Cambria Math"/>
+                  <w:sz w:val="20"/>
+                  <w:szCs w:val="20"/>
+                </w:rPr>
+                <m:t>ΔP</m:t>
+              </m:r>
+              <m:d>
+                <m:dPr>
+                  <m:ctrlPr>
+                    <w:rPr>
+                      <w:rFonts w:ascii="Cambria Math" w:hAnsi="Cambria Math"/>
+                      <w:sz w:val="20"/>
+                      <w:szCs w:val="20"/>
+                    </w:rPr>
+                  </m:ctrlPr>
+                </m:dPr>
+                <m:e>
+                  <m:r>
+                    <w:rPr>
+                      <w:rFonts w:ascii="Cambria Math" w:hAnsi="Cambria Math"/>
+                      <w:sz w:val="20"/>
+                      <w:szCs w:val="20"/>
+                    </w:rPr>
+                    <m:t>t'</m:t>
+                  </m:r>
+                </m:e>
+              </m:d>
+            </m:num>
+            <m:den>
+              <m:r>
+                <w:rPr>
+                  <w:rFonts w:ascii="Cambria Math" w:hAnsi="Cambria Math"/>
+                  <w:sz w:val="20"/>
+                  <w:szCs w:val="20"/>
+                </w:rPr>
+                <m:t>RT</m:t>
+              </m:r>
+              <m:d>
+                <m:dPr>
+                  <m:ctrlPr>
+                    <w:rPr>
+                      <w:rFonts w:ascii="Cambria Math" w:hAnsi="Cambria Math"/>
+                      <w:sz w:val="20"/>
+                      <w:szCs w:val="20"/>
+                    </w:rPr>
+                  </m:ctrlPr>
+                </m:dPr>
+                <m:e>
+                  <m:r>
+                    <w:rPr>
+                      <w:rFonts w:ascii="Cambria Math" w:hAnsi="Cambria Math"/>
+                      <w:sz w:val="20"/>
+                      <w:szCs w:val="20"/>
+                    </w:rPr>
+                    <m:t>t'</m:t>
+                  </m:r>
+                </m:e>
+              </m:d>
+            </m:den>
+          </m:f>
+          <m:r>
+            <w:rPr>
+              <w:rFonts w:ascii="Cambria Math" w:hAnsi="Cambria Math"/>
+              <w:sz w:val="20"/>
+              <w:szCs w:val="20"/>
+            </w:rPr>
+            <m:t>dt'</m:t>
+          </m:r>
+        </m:oMath>
+      </m:oMathPara>
+    </w:p>
+    <w:p>
+      <w:pPr>
+        <w:rPr>
+          <w:sz w:val="20"/>
+          <w:szCs w:val="20"/>
+        </w:rPr>
+      </w:pPr>
+      <w:r>
+        <w:rPr>
+          <w:rFonts w:hint="eastAsia"/>
+          <w:sz w:val="20"/>
+          <w:szCs w:val="20"/>
+        </w:rPr>
+        <w:t xml:space="preserve">이다. 이 때, v는 기체 입자의 평균적인 </w:t>
+      </w:r>
+      <w:proofErr w:type="spellStart"/>
+      <w:r>
+        <w:rPr>
+          <w:rFonts w:hint="eastAsia"/>
+          <w:sz w:val="20"/>
+          <w:szCs w:val="20"/>
+        </w:rPr>
+        <w:t>이동속도이</w:t>
+      </w:r>
+      <w:r>
+        <w:rPr>
+          <w:rFonts w:hint="eastAsia"/>
+          <w:sz w:val="20"/>
+          <w:szCs w:val="20"/>
+        </w:rPr>
+        <w:t>고</w:t>
+      </w:r>
+      <w:proofErr w:type="spellEnd"/>
+      <w:r>
+        <w:rPr>
+          <w:rFonts w:hint="eastAsia"/>
+          <w:sz w:val="20"/>
+          <w:szCs w:val="20"/>
+        </w:rPr>
+        <w:t xml:space="preserve">, </w:t>
+      </w:r>
+      <m:oMath>
+        <m:r>
+          <m:rPr>
+            <m:sty m:val="p"/>
+          </m:rPr>
+          <w:rPr>
+            <w:rFonts w:ascii="Cambria Math" w:hAnsi="Cambria Math"/>
+            <w:sz w:val="20"/>
+            <w:szCs w:val="20"/>
+          </w:rPr>
+          <m:t>Δ</m:t>
+        </m:r>
+        <m:r>
+          <w:rPr>
+            <w:rFonts w:ascii="Cambria Math" w:hAnsi="Cambria Math"/>
+            <w:sz w:val="20"/>
+            <w:szCs w:val="20"/>
+          </w:rPr>
+          <m:t>P</m:t>
+        </m:r>
+        <m:d>
+          <m:dPr>
+            <m:ctrlPr>
+              <w:rPr>
+                <w:rFonts w:ascii="Cambria Math" w:hAnsi="Cambria Math"/>
+                <w:sz w:val="20"/>
+                <w:szCs w:val="20"/>
+              </w:rPr>
+            </m:ctrlPr>
+          </m:dPr>
+          <m:e>
+            <m:r>
+              <w:rPr>
+                <w:rFonts w:ascii="Cambria Math" w:hAnsi="Cambria Math"/>
+                <w:sz w:val="20"/>
+                <w:szCs w:val="20"/>
+              </w:rPr>
+              <m:t>t'</m:t>
+            </m:r>
+          </m:e>
+        </m:d>
+      </m:oMath>
+      <w:r>
+        <w:rPr>
+          <w:rFonts w:hint="eastAsia"/>
+          <w:sz w:val="20"/>
+          <w:szCs w:val="20"/>
+        </w:rPr>
+        <w:t>는 내부와 외부 압력의 차이이다</w:t>
+      </w:r>
+      <w:r>
+        <w:rPr>
+          <w:rFonts w:hint="eastAsia"/>
+          <w:sz w:val="20"/>
+          <w:szCs w:val="20"/>
+        </w:rPr>
+        <w:t>.</w:t>
+      </w:r>
+      <w:r>
+        <w:rPr>
+          <w:rFonts w:hint="eastAsia"/>
+          <w:sz w:val="20"/>
+          <w:szCs w:val="20"/>
+        </w:rPr>
+        <w:t xml:space="preserve"> 외부에서 들어오는 공기를 고려한 것이다.</w:t>
+      </w:r>
+      <w:r>
+        <w:rPr>
+          <w:rFonts w:hint="eastAsia"/>
+          <w:sz w:val="20"/>
+          <w:szCs w:val="20"/>
+        </w:rPr>
+        <w:t xml:space="preserve"> 즉, </w:t>
+      </w:r>
+      <m:oMath>
+        <m:r>
+          <w:rPr>
+            <w:rFonts w:ascii="Cambria Math" w:hAnsi="Cambria Math"/>
+            <w:sz w:val="20"/>
+            <w:szCs w:val="20"/>
+          </w:rPr>
+          <m:t>∆</m:t>
+        </m:r>
+      </m:oMath>
+      <w:r>
+        <w:rPr>
+          <w:rFonts w:hint="eastAsia"/>
+          <w:sz w:val="20"/>
+          <w:szCs w:val="20"/>
+        </w:rPr>
+        <w:t xml:space="preserve">P가 커질수록, 기체 입자 개수의 변화량은 커진다. 그리고, 이 실험에서 어떠한 냉각원이나 열원과 끊임없이 기체가 열평형을 이루기에 T(t)는 크게 바뀌지 않는, 거의 등온과정에 가까운 시스템인 때가 있다고 볼 수 있다. 즉, 공기 </w:t>
+      </w:r>
+      <w:proofErr w:type="spellStart"/>
+      <w:r>
+        <w:rPr>
+          <w:rFonts w:hint="eastAsia"/>
+          <w:sz w:val="20"/>
+          <w:szCs w:val="20"/>
+        </w:rPr>
+        <w:t>체임버를</w:t>
+      </w:r>
+      <w:proofErr w:type="spellEnd"/>
+      <w:r>
+        <w:rPr>
+          <w:rFonts w:hint="eastAsia"/>
+          <w:sz w:val="20"/>
+          <w:szCs w:val="20"/>
+        </w:rPr>
+        <w:t xml:space="preserve"> 뜨거</w:t>
+      </w:r>
+      <w:r>
+        <w:rPr>
+          <w:rFonts w:hint="eastAsia"/>
+          <w:sz w:val="20"/>
+          <w:szCs w:val="20"/>
+        </w:rPr>
+        <w:lastRenderedPageBreak/>
+        <w:t xml:space="preserve">운 물에 넣고, 짧은 시간 안에 열평형을 이루었을 때, </w:t>
+      </w:r>
+      <w:r>
+        <w:rPr>
+          <w:rFonts w:hint="eastAsia"/>
+          <w:sz w:val="20"/>
+          <w:szCs w:val="20"/>
+        </w:rPr>
+        <w:t>기체가 팽창해 피스톤이 질량추를 들어올렸고, 이는 압력이 일을 한</w:t>
+      </w:r>
+      <w:r>
+        <w:rPr>
+          <w:rFonts w:hint="eastAsia"/>
+          <w:sz w:val="20"/>
+          <w:szCs w:val="20"/>
+        </w:rPr>
+        <w:t>다.</w:t>
+      </w:r>
+      <w:r>
+        <w:rPr>
+          <w:rFonts w:hint="eastAsia"/>
+          <w:sz w:val="20"/>
+          <w:szCs w:val="20"/>
+        </w:rPr>
+        <w:t xml:space="preserve"> </w:t>
+      </w:r>
+      <w:r>
+        <w:rPr>
+          <w:rFonts w:hint="eastAsia"/>
+          <w:sz w:val="20"/>
+          <w:szCs w:val="20"/>
+        </w:rPr>
+        <w:t xml:space="preserve">이 때 가열과 추의 무게에 의해 </w:t>
+      </w:r>
+      <w:r>
+        <w:rPr>
+          <w:rFonts w:hint="eastAsia"/>
+          <w:sz w:val="20"/>
+          <w:szCs w:val="20"/>
+        </w:rPr>
+        <w:t>압력이 기존보다 커</w:t>
+      </w:r>
+      <w:r>
+        <w:rPr>
+          <w:rFonts w:hint="eastAsia"/>
+          <w:sz w:val="20"/>
+          <w:szCs w:val="20"/>
+        </w:rPr>
+        <w:t>져</w:t>
+      </w:r>
+      <w:r>
+        <w:rPr>
+          <w:rFonts w:hint="eastAsia"/>
+          <w:sz w:val="20"/>
+          <w:szCs w:val="20"/>
+        </w:rPr>
+        <w:t xml:space="preserve"> </w:t>
+      </w:r>
+      <w:r>
+        <w:rPr>
+          <w:rFonts w:hint="eastAsia"/>
+          <w:sz w:val="20"/>
+          <w:szCs w:val="20"/>
+        </w:rPr>
+        <w:t>많</w:t>
+      </w:r>
+      <w:r>
+        <w:rPr>
+          <w:rFonts w:hint="eastAsia"/>
+          <w:sz w:val="20"/>
+          <w:szCs w:val="20"/>
+        </w:rPr>
+        <w:t>은 기체가 구멍 밖으로 나</w:t>
+      </w:r>
+      <w:r>
+        <w:rPr>
+          <w:rFonts w:hint="eastAsia"/>
+          <w:sz w:val="20"/>
+          <w:szCs w:val="20"/>
+        </w:rPr>
+        <w:t>간다는</w:t>
+      </w:r>
+      <w:r>
+        <w:rPr>
+          <w:rFonts w:hint="eastAsia"/>
+          <w:sz w:val="20"/>
+          <w:szCs w:val="20"/>
+        </w:rPr>
+        <w:t xml:space="preserve"> 것을 알 수 있다. </w:t>
+      </w:r>
+    </w:p>
+    <w:p>
+      <w:pPr>
+        <w:rPr>
+          <w:sz w:val="20"/>
+          <w:szCs w:val="20"/>
+        </w:rPr>
+      </w:pPr>
+      <w:r>
+        <w:rPr>
+          <w:rFonts w:hint="eastAsia"/>
+          <w:sz w:val="20"/>
+          <w:szCs w:val="20"/>
+        </w:rPr>
+        <w:t xml:space="preserve"> 이 이론은 데이터로도 뒷받침될 수 있다. 측정된 n의 값을 확인해보면 압력이 대기압과 유사한 d-&gt;a</w:t>
+      </w:r>
+      <w:r>
+        <w:rPr>
+          <w:sz w:val="20"/>
+          <w:szCs w:val="20"/>
+        </w:rPr>
+        <w:t>’</w:t>
+      </w:r>
+      <w:r>
+        <w:rPr>
+          <w:rFonts w:hint="eastAsia"/>
+          <w:sz w:val="20"/>
+          <w:szCs w:val="20"/>
+        </w:rPr>
+        <w:t>를 제외하고는 모두 n이 줄고, d-&gt;a</w:t>
+      </w:r>
+      <w:r>
+        <w:rPr>
+          <w:sz w:val="20"/>
+          <w:szCs w:val="20"/>
+        </w:rPr>
+        <w:t>’</w:t>
+      </w:r>
+      <w:r>
+        <w:rPr>
+          <w:rFonts w:hint="eastAsia"/>
+          <w:sz w:val="20"/>
+          <w:szCs w:val="20"/>
+        </w:rPr>
+        <w:t xml:space="preserve">만 n이 살짝 늘어난다. 즉, 높은 압력을 가질 때 더 많은 기체가 유출된다는 사실을 생각할 수 있다. </w:t>
+      </w:r>
+    </w:p>
+    <w:p>
+      <w:pPr>
+        <w:rPr>
+          <w:sz w:val="20"/>
+          <w:szCs w:val="20"/>
+        </w:rPr>
+      </w:pPr>
+      <w:r>
+        <w:rPr>
+          <w:rFonts w:hint="eastAsia"/>
+          <w:sz w:val="20"/>
+          <w:szCs w:val="20"/>
+        </w:rPr>
+        <w:t xml:space="preserve"> 실험의 결과를 보면, d 상태에서 a</w:t>
+      </w:r>
+      <w:r>
+        <w:rPr>
+          <w:sz w:val="20"/>
+          <w:szCs w:val="20"/>
+        </w:rPr>
+        <w:t>’</w:t>
+      </w:r>
+      <w:r>
+        <w:rPr>
+          <w:rFonts w:hint="eastAsia"/>
+          <w:sz w:val="20"/>
+          <w:szCs w:val="20"/>
+        </w:rPr>
+        <w:t xml:space="preserve">상태로 갈 때, </w:t>
+      </w:r>
+      <w:r>
+        <w:rPr>
+          <w:rFonts w:hint="eastAsia"/>
+          <w:sz w:val="20"/>
+          <w:szCs w:val="20"/>
+        </w:rPr>
+        <w:t xml:space="preserve">이미 앞선 과정에서 </w:t>
+      </w:r>
+      <w:r>
+        <w:rPr>
+          <w:rFonts w:hint="eastAsia"/>
+          <w:sz w:val="20"/>
+          <w:szCs w:val="20"/>
+        </w:rPr>
+        <w:t xml:space="preserve">기체가 많이 빠져나가 부피가 처음보다 작아지는 것을 볼 수 있다. </w:t>
+      </w:r>
+      <w:r>
+        <w:rPr>
+          <w:rFonts w:hint="eastAsia"/>
+          <w:sz w:val="20"/>
+          <w:szCs w:val="20"/>
+        </w:rPr>
+        <w:t xml:space="preserve">부피가 처음보다 </w:t>
+      </w:r>
+      <w:proofErr w:type="spellStart"/>
+      <w:r>
+        <w:rPr>
+          <w:rFonts w:hint="eastAsia"/>
+          <w:sz w:val="20"/>
+          <w:szCs w:val="20"/>
+        </w:rPr>
+        <w:t>작아지기에</w:t>
+      </w:r>
+      <w:proofErr w:type="spellEnd"/>
+      <w:r>
+        <w:rPr>
+          <w:rFonts w:hint="eastAsia"/>
+          <w:sz w:val="20"/>
+          <w:szCs w:val="20"/>
+        </w:rPr>
+        <w:t>, P-V 평면상에서의 d-&gt;a</w:t>
+      </w:r>
+      <w:r>
+        <w:rPr>
+          <w:sz w:val="20"/>
+          <w:szCs w:val="20"/>
+        </w:rPr>
+        <w:t>’</w:t>
+      </w:r>
+      <w:r>
+        <w:rPr>
+          <w:rFonts w:hint="eastAsia"/>
+          <w:sz w:val="20"/>
+          <w:szCs w:val="20"/>
+        </w:rPr>
+        <w:t xml:space="preserve"> 경로의 길이가 길어진다. 이 때, &lt;figure 3.1&gt;에 직관적으로 표현되진 않았지만, 압력이 거의 변하지 않는 동안 부피는 상당히 많이 변한다. 그렇기에, </w:t>
+      </w:r>
+      <w:r>
+        <w:rPr>
+          <w:rFonts w:hint="eastAsia"/>
+          <w:sz w:val="20"/>
+          <w:szCs w:val="20"/>
+        </w:rPr>
+        <w:t xml:space="preserve">전체 일이 음수가 될 수 있다. </w:t>
+      </w:r>
+    </w:p>
+    <w:p>
+      <w:pPr>
+        <w:rPr>
+          <w:sz w:val="20"/>
+          <w:szCs w:val="20"/>
+        </w:rPr>
+      </w:pPr>
+      <w:r>
+        <w:rPr>
+          <w:rFonts w:hint="eastAsia"/>
+          <w:sz w:val="20"/>
+          <w:szCs w:val="20"/>
+        </w:rPr>
+        <w:t xml:space="preserve"> 이 실험을 개선하기 위해 연속적인 부피, 온도, 압력의 측정을 도입하면 더욱 세밀한 정량적인 계산이 가능해질 것이다. 온도와 압력은 센서를 통해 쉽게 연속적인 값을 측정할 수 있고, 부피는 카메라를 이용해 연속적으로 측정할 수 있다. </w:t>
+      </w:r>
+    </w:p>
+    <w:p>
+      <w:pPr>
+        <w:rPr>
+          <w:sz w:val="20"/>
+          <w:szCs w:val="20"/>
+        </w:rPr>
+      </w:pPr>
+      <w:r>
+        <w:rPr>
+          <w:rFonts w:hint="eastAsia"/>
+          <w:sz w:val="20"/>
+          <w:szCs w:val="20"/>
+        </w:rPr>
+        <w:t xml:space="preserve"> 또한, 기체 유출이 발생할 것으로 의심되는 구멍을 찾아 막아버리거나, 사전에 기체 유출을 거의 다 차단하고, 실린더 자체의 외부와의 열교환을 줄인 더욱 좋은 실험 장비를 이용하면 실험 목표를 더욱 성공적으로 달성할 수 있다. </w:t>
       </w:r>
     </w:p>
     <w:sectPr>
